--- a/index.docx
+++ b/index.docx
@@ -15,7 +15,7 @@
         <w:pStyle w:val="Subtitle"/>
       </w:pPr>
       <w:r>
-        <w:t xml:space="preserve">A comparative study of 25 European democracies</w:t>
+        <w:t xml:space="preserve">Conceptualization, measurement, and scope conditions in 25 European democracies</w:t>
       </w:r>
     </w:p>
     <w:p>
@@ -39,7 +39,7 @@
         <w:pStyle w:val="Date"/>
       </w:pPr>
       <w:r>
-        <w:t xml:space="preserve">January 27, 2026</w:t>
+        <w:t xml:space="preserve">January 30, 2026</w:t>
       </w:r>
     </w:p>
     <w:p>
@@ -55,7 +55,7 @@
         <w:pStyle w:val="Abstract"/>
       </w:pPr>
       <w:r>
-        <w:t xml:space="preserve">Space for an abstract.</w:t>
+        <w:t xml:space="preserve">Draft – framing and roadmap notes.</w:t>
       </w:r>
     </w:p>
     <w:p>
@@ -63,24 +63,7 @@
         <w:pStyle w:val="FirstParagraph"/>
       </w:pPr>
       <w:r>
-        <w:t xml:space="preserve">We term identifiers, non-identifiers, and non-partisans.</w:t>
-      </w:r>
-    </w:p>
-    <w:bookmarkStart w:id="20" w:name="roadmap"/>
-    <w:p>
-      <w:pPr>
-        <w:pStyle w:val="Heading2"/>
-      </w:pPr>
-      <w:r>
-        <w:t xml:space="preserve">1 Roadmap</w:t>
-      </w:r>
-    </w:p>
-    <w:p>
-      <w:pPr>
-        <w:pStyle w:val="FirstParagraph"/>
-      </w:pPr>
-      <w:r>
-        <w:t xml:space="preserve">This study examines variation in affective polarization (AP) along</w:t>
+        <w:t xml:space="preserve">We distinguish between</w:t>
       </w:r>
       <w:r>
         <w:t xml:space="preserve"> </w:t>
@@ -90,14 +73,207 @@
           <w:b/>
           <w:bCs/>
         </w:rPr>
-        <w:t xml:space="preserve">three analytically distinct dimensions</w:t>
-      </w:r>
-      <w:r>
-        <w:t xml:space="preserve">:</w:t>
-      </w:r>
-    </w:p>
-    <w:p>
-      <w:pPr>
+        <w:t xml:space="preserve">explicit identifiers</w:t>
+      </w:r>
+      <w:r>
+        <w:t xml:space="preserve">,</w:t>
+      </w:r>
+      <w:r>
+        <w:t xml:space="preserve"> </w:t>
+      </w:r>
+      <w:r>
+        <w:rPr>
+          <w:b/>
+          <w:bCs/>
+        </w:rPr>
+        <w:t xml:space="preserve">implicit partisans (vote-based)</w:t>
+      </w:r>
+      <w:r>
+        <w:t xml:space="preserve">, and</w:t>
+      </w:r>
+      <w:r>
+        <w:t xml:space="preserve"> </w:t>
+      </w:r>
+      <w:r>
+        <w:rPr>
+          <w:b/>
+          <w:bCs/>
+        </w:rPr>
+        <w:t xml:space="preserve">non-partisans</w:t>
+      </w:r>
+      <w:r>
+        <w:t xml:space="preserve">.</w:t>
+      </w:r>
+    </w:p>
+    <w:p>
+      <w:pPr>
+        <w:pStyle w:val="BodyText"/>
+      </w:pPr>
+      <w:r>
+        <w:t xml:space="preserve">The core claim of the paper is that</w:t>
+      </w:r>
+      <w:r>
+        <w:t xml:space="preserve"> </w:t>
+      </w:r>
+      <w:r>
+        <w:rPr>
+          <w:i/>
+          <w:iCs/>
+        </w:rPr>
+        <w:t xml:space="preserve">observed levels and cross-national patterns of affective polarization (AP) depend systematically on how partisanship and polarization are conceptualized and measured</w:t>
+      </w:r>
+      <w:r>
+        <w:t xml:space="preserve"> </w:t>
+      </w:r>
+      <w:r>
+        <w:t xml:space="preserve">in multi-party systems.</w:t>
+      </w:r>
+    </w:p>
+    <w:bookmarkStart w:id="20" w:name="data-and-empirical-domain"/>
+    <w:p>
+      <w:pPr>
+        <w:pStyle w:val="Heading2"/>
+      </w:pPr>
+      <w:r>
+        <w:t xml:space="preserve">1 Data and empirical domain</w:t>
+      </w:r>
+    </w:p>
+    <w:p>
+      <w:pPr>
+        <w:pStyle w:val="FirstParagraph"/>
+      </w:pPr>
+      <w:r>
+        <w:t xml:space="preserve">We use data from</w:t>
+      </w:r>
+      <w:r>
+        <w:t xml:space="preserve"> </w:t>
+      </w:r>
+      <w:r>
+        <w:t xml:space="preserve">Hahm, Hilpert, and König (</w:t>
+      </w:r>
+      <w:hyperlink w:anchor="ref-hahm2024divided">
+        <w:r>
+          <w:rPr>
+            <w:rStyle w:val="Hyperlink"/>
+          </w:rPr>
+          <w:t xml:space="preserve">2024</w:t>
+        </w:r>
+      </w:hyperlink>
+      <w:r>
+        <w:t xml:space="preserve">)</w:t>
+      </w:r>
+      <w:r>
+        <w:t xml:space="preserve">, collected in</w:t>
+      </w:r>
+      <w:r>
+        <w:t xml:space="preserve"> </w:t>
+      </w:r>
+      <w:r>
+        <w:rPr>
+          <w:b/>
+          <w:bCs/>
+        </w:rPr>
+        <w:t xml:space="preserve">2019</w:t>
+      </w:r>
+      <w:r>
+        <w:t xml:space="preserve"> </w:t>
+      </w:r>
+      <w:r>
+        <w:t xml:space="preserve">in 25 European democracies (all EU member states at the time except Luxembourg and Malta, plus the UK).</w:t>
+      </w:r>
+    </w:p>
+    <w:p>
+      <w:pPr>
+        <w:pStyle w:val="BodyText"/>
+      </w:pPr>
+      <w:r>
+        <w:t xml:space="preserve">The dataset has been used to study partyism and coalition partnership dynamics (e.g., APSR article based on the same project), but our contribution differs in focus:</w:t>
+      </w:r>
+      <w:r>
+        <w:br/>
+      </w:r>
+      <w:r>
+        <w:t xml:space="preserve">we center on</w:t>
+      </w:r>
+      <w:r>
+        <w:t xml:space="preserve"> </w:t>
+      </w:r>
+      <w:r>
+        <w:rPr>
+          <w:b/>
+          <w:bCs/>
+        </w:rPr>
+        <w:t xml:space="preserve">conceptualization, measurement, and comparative scope conditions of affective polarization</w:t>
+      </w:r>
+      <w:r>
+        <w:t xml:space="preserve"> </w:t>
+      </w:r>
+      <w:r>
+        <w:t xml:space="preserve">rather than coalition alignment or generalized partyism.</w:t>
+      </w:r>
+    </w:p>
+    <w:p>
+      <w:pPr>
+        <w:pStyle w:val="BodyText"/>
+      </w:pPr>
+      <w:r>
+        <w:t xml:space="preserve">Temporal limitation:</w:t>
+      </w:r>
+      <w:r>
+        <w:t xml:space="preserve"> </w:t>
+      </w:r>
+      <w:r>
+        <w:t xml:space="preserve">- Data stem from a single cross-sectional wave (2019).</w:t>
+      </w:r>
+      <w:r>
+        <w:br/>
+      </w:r>
+      <w:r>
+        <w:t xml:space="preserve">- Findings do not capture post-2019 developments (e.g., pandemic politics, recent electoral realignments).</w:t>
+      </w:r>
+    </w:p>
+    <w:bookmarkEnd w:id="20"/>
+    <w:bookmarkStart w:id="21" w:name="X675051a3366ff4300ccb2921171a3668d908594"/>
+    <w:p>
+      <w:pPr>
+        <w:pStyle w:val="Heading2"/>
+      </w:pPr>
+      <w:r>
+        <w:t xml:space="preserve">2 Framing: Conceptual proliferation in comparative AP research</w:t>
+      </w:r>
+    </w:p>
+    <w:p>
+      <w:pPr>
+        <w:pStyle w:val="FirstParagraph"/>
+      </w:pPr>
+      <w:r>
+        <w:t xml:space="preserve">Affective polarization has become central in political science and is increasingly studied in</w:t>
+      </w:r>
+      <w:r>
+        <w:t xml:space="preserve"> </w:t>
+      </w:r>
+      <w:r>
+        <w:rPr>
+          <w:b/>
+          <w:bCs/>
+        </w:rPr>
+        <w:t xml:space="preserve">comparative multi-party systems</w:t>
+      </w:r>
+      <w:r>
+        <w:t xml:space="preserve">. This expansion raises conceptual and methodological questions.</w:t>
+      </w:r>
+    </w:p>
+    <w:p>
+      <w:pPr>
+        <w:pStyle w:val="BodyText"/>
+      </w:pPr>
+      <w:r>
+        <w:t xml:space="preserve">Recent work distinguishes between:</w:t>
+      </w:r>
+    </w:p>
+    <w:p>
+      <w:pPr>
+        <w:pStyle w:val="Compact"/>
         <w:numPr>
           <w:ilvl w:val="0"/>
           <w:numId w:val="1001"/>
@@ -108,249 +284,111 @@
           <w:b/>
           <w:bCs/>
         </w:rPr>
-        <w:t xml:space="preserve">Operationalization of partisanship</w:t>
-      </w:r>
-      <w:r>
-        <w:br/>
-      </w:r>
-      <w:r>
-        <w:t xml:space="preserve">Ingroup defined via</w:t>
-      </w:r>
-      <w:r>
-        <w:t xml:space="preserve"> </w:t>
-      </w:r>
+        <w:t xml:space="preserve">Ideological vs. ideational polarization</w:t>
+      </w:r>
+    </w:p>
+    <w:p>
+      <w:pPr>
+        <w:pStyle w:val="Compact"/>
+        <w:numPr>
+          <w:ilvl w:val="0"/>
+          <w:numId w:val="1001"/>
+        </w:numPr>
+      </w:pPr>
       <w:r>
         <w:rPr>
           <w:b/>
           <w:bCs/>
         </w:rPr>
-        <w:t xml:space="preserve">explicit partisan attachment</w:t>
-      </w:r>
-      <w:r>
-        <w:t xml:space="preserve"> </w:t>
-      </w:r>
-      <w:r>
-        <w:t xml:space="preserve">(identity-based) versus</w:t>
-      </w:r>
-      <w:r>
-        <w:t xml:space="preserve"> </w:t>
-      </w:r>
+        <w:t xml:space="preserve">Identity-based vs. attitude-based affective polarization</w:t>
+      </w:r>
+    </w:p>
+    <w:p>
+      <w:pPr>
+        <w:pStyle w:val="Compact"/>
+        <w:numPr>
+          <w:ilvl w:val="0"/>
+          <w:numId w:val="1001"/>
+        </w:numPr>
+      </w:pPr>
       <w:r>
         <w:rPr>
           <w:b/>
           <w:bCs/>
         </w:rPr>
-        <w:t xml:space="preserve">vote intention/choice</w:t>
+        <w:t xml:space="preserve">Targets of affect</w:t>
       </w:r>
       <w:r>
         <w:t xml:space="preserve"> </w:t>
       </w:r>
       <w:r>
-        <w:t xml:space="preserve">(behavioral anchoring)</w:t>
-      </w:r>
-    </w:p>
-    <w:p>
-      <w:pPr>
-        <w:numPr>
-          <w:ilvl w:val="0"/>
-          <w:numId w:val="1001"/>
-        </w:numPr>
-      </w:pPr>
-      <w:r>
-        <w:rPr>
-          <w:b/>
-          <w:bCs/>
-        </w:rPr>
-        <w:t xml:space="preserve">Measurement of polarization</w:t>
-      </w:r>
-      <w:r>
-        <w:br/>
-      </w:r>
-      <w:r>
-        <w:rPr>
-          <w:b/>
-          <w:bCs/>
-        </w:rPr>
-        <w:t xml:space="preserve">Attitudinal polarization</w:t>
+        <w:t xml:space="preserve">(</w:t>
+      </w:r>
+      <w:hyperlink w:anchor="ref-areal2024verticalvshorizontal">
+        <w:r>
+          <w:rPr>
+            <w:rStyle w:val="Hyperlink"/>
+          </w:rPr>
+          <w:t xml:space="preserve">Areal and Harteveld 2024</w:t>
+        </w:r>
+      </w:hyperlink>
+      <w:r>
+        <w:t xml:space="preserve">;</w:t>
       </w:r>
       <w:r>
         <w:t xml:space="preserve"> </w:t>
       </w:r>
-      <w:r>
-        <w:t xml:space="preserve">(thermometer-based measures) versus</w:t>
+      <w:hyperlink w:anchor="ref-rollicke2023polarisation">
+        <w:r>
+          <w:rPr>
+            <w:rStyle w:val="Hyperlink"/>
+          </w:rPr>
+          <w:t xml:space="preserve">Röllicke 2023</w:t>
+        </w:r>
+      </w:hyperlink>
+      <w:r>
+        <w:t xml:space="preserve">;</w:t>
       </w:r>
       <w:r>
         <w:t xml:space="preserve"> </w:t>
       </w:r>
-      <w:r>
-        <w:rPr>
-          <w:b/>
-          <w:bCs/>
-        </w:rPr>
-        <w:t xml:space="preserve">behavioral polarization</w:t>
-      </w:r>
-      <w:r>
-        <w:t xml:space="preserve"> </w:t>
-      </w:r>
-      <w:r>
-        <w:t xml:space="preserve">(conjoint outcomes)</w:t>
-      </w:r>
-    </w:p>
-    <w:p>
-      <w:pPr>
-        <w:numPr>
-          <w:ilvl w:val="0"/>
-          <w:numId w:val="1001"/>
-        </w:numPr>
-      </w:pPr>
-      <w:r>
-        <w:rPr>
-          <w:b/>
-          <w:bCs/>
-        </w:rPr>
-        <w:t xml:space="preserve">External validity and scope conditions</w:t>
-      </w:r>
-      <w:r>
-        <w:br/>
-      </w:r>
-      <w:r>
-        <w:t xml:space="preserve">Cross-national variation in the prevalence and distribution of partisan types across European democracies</w:t>
-      </w:r>
-    </w:p>
-    <w:p>
-      <w:r>
-        <w:pict>
-          <v:rect style="width:0;height:1.5pt" o:hralign="center" o:hrstd="t" o:hr="t"/>
-        </w:pict>
-      </w:r>
-    </w:p>
-    <w:bookmarkEnd w:id="20"/>
-    <w:bookmarkStart w:id="28" w:name="empirical-strategy"/>
-    <w:p>
-      <w:pPr>
-        <w:pStyle w:val="Heading2"/>
-      </w:pPr>
-      <w:r>
-        <w:t xml:space="preserve">2 Empirical strategy</w:t>
-      </w:r>
-    </w:p>
-    <w:bookmarkStart w:id="21" w:name="aggregate-european-level-patterns"/>
-    <w:p>
-      <w:pPr>
-        <w:pStyle w:val="Heading3"/>
-      </w:pPr>
-      <w:r>
-        <w:t xml:space="preserve">2.1 1. Aggregate (European-level) patterns</w:t>
-      </w:r>
-    </w:p>
-    <w:p>
-      <w:pPr>
-        <w:pStyle w:val="FirstParagraph"/>
-      </w:pPr>
-      <w:r>
-        <w:t xml:space="preserve">First, we establish</w:t>
-      </w:r>
-      <w:r>
-        <w:t xml:space="preserve"> </w:t>
-      </w:r>
-      <w:r>
-        <w:rPr>
-          <w:b/>
-          <w:bCs/>
-        </w:rPr>
-        <w:t xml:space="preserve">European-level benchmarks</w:t>
-      </w:r>
-      <w:r>
-        <w:t xml:space="preserve"> </w:t>
-      </w:r>
-      <w:r>
-        <w:t xml:space="preserve">of affective polarization, conditioning on</w:t>
-      </w:r>
-      <w:r>
-        <w:t xml:space="preserve"> </w:t>
-      </w:r>
-      <w:r>
-        <w:rPr>
-          <w:b/>
-          <w:bCs/>
-        </w:rPr>
-        <w:t xml:space="preserve">partisan status</w:t>
-      </w:r>
-      <w:r>
-        <w:t xml:space="preserve"> </w:t>
-      </w:r>
-      <w:r>
-        <w:t xml:space="preserve">and</w:t>
-      </w:r>
-      <w:r>
-        <w:t xml:space="preserve"> </w:t>
-      </w:r>
-      <w:r>
-        <w:rPr>
-          <w:b/>
-          <w:bCs/>
-        </w:rPr>
-        <w:t xml:space="preserve">measurement strategy</w:t>
-      </w:r>
-      <w:r>
-        <w:t xml:space="preserve">.</w:t>
+      <w:hyperlink w:anchor="ref-reiljan2024patterns">
+        <w:r>
+          <w:rPr>
+            <w:rStyle w:val="Hyperlink"/>
+          </w:rPr>
+          <w:t xml:space="preserve">Reiljan et al. 2024</w:t>
+        </w:r>
+      </w:hyperlink>
+      <w:r>
+        <w:t xml:space="preserve">)</w:t>
+      </w:r>
+      <w:r>
+        <w:t xml:space="preserve">:</w:t>
       </w:r>
     </w:p>
     <w:p>
       <w:pPr>
         <w:pStyle w:val="Compact"/>
         <w:numPr>
-          <w:ilvl w:val="0"/>
+          <w:ilvl w:val="1"/>
           <w:numId w:val="1002"/>
         </w:numPr>
       </w:pPr>
       <w:r>
-        <w:t xml:space="preserve">Outcome: Affective polarization</w:t>
-      </w:r>
-      <w:r>
-        <w:br/>
+        <w:t xml:space="preserve">Vertical/political (toward political elites (LAP) / parties (PAP))</w:t>
       </w:r>
     </w:p>
     <w:p>
       <w:pPr>
         <w:pStyle w:val="Compact"/>
         <w:numPr>
-          <w:ilvl w:val="0"/>
+          <w:ilvl w:val="1"/>
           <w:numId w:val="1002"/>
         </w:numPr>
       </w:pPr>
       <w:r>
-        <w:t xml:space="preserve">X-axis: Magnitude of AP</w:t>
-      </w:r>
-      <w:r>
-        <w:br/>
-      </w:r>
-    </w:p>
-    <w:p>
-      <w:pPr>
-        <w:pStyle w:val="Compact"/>
-        <w:numPr>
-          <w:ilvl w:val="0"/>
-          <w:numId w:val="1002"/>
-        </w:numPr>
-      </w:pPr>
-      <w:r>
-        <w:t xml:space="preserve">Y-axis: Measurement type (API, Wagner MD, CJ-based AP)</w:t>
-      </w:r>
-      <w:r>
-        <w:br/>
-      </w:r>
-    </w:p>
-    <w:p>
-      <w:pPr>
-        <w:pStyle w:val="Compact"/>
-        <w:numPr>
-          <w:ilvl w:val="0"/>
-          <w:numId w:val="1002"/>
-        </w:numPr>
-      </w:pPr>
-      <w:r>
-        <w:t xml:space="preserve">Shape / color: Partisan type (explicit partisan, implicit partisan, nonpartisan)</w:t>
+        <w:t xml:space="preserve">Horizontal/social (toward fellow citizens / partisans)</w:t>
       </w:r>
     </w:p>
     <w:p>
@@ -358,14 +396,7 @@
         <w:pStyle w:val="FirstParagraph"/>
       </w:pPr>
       <w:r>
-        <w:rPr>
-          <w:b/>
-          <w:bCs/>
-        </w:rPr>
-        <w:t xml:space="preserve">Measurement logic</w:t>
-      </w:r>
-      <w:r>
-        <w:t xml:space="preserve">:</w:t>
+        <w:t xml:space="preserve">In multi-party systems, additional choices matter:</w:t>
       </w:r>
     </w:p>
     <w:p>
@@ -381,61 +412,13 @@
           <w:b/>
           <w:bCs/>
         </w:rPr>
-        <w:t xml:space="preserve">API and CJ-based AP</w:t>
-      </w:r>
-      <w:r>
-        <w:t xml:space="preserve"> </w:t>
-      </w:r>
-      <w:r>
-        <w:t xml:space="preserve">rely on</w:t>
-      </w:r>
-      <w:r>
-        <w:t xml:space="preserve"> </w:t>
-      </w:r>
-      <w:r>
-        <w:rPr>
-          <w:i/>
-          <w:iCs/>
-        </w:rPr>
-        <w:t xml:space="preserve">identity-based ingroup–outgroup definitions</w:t>
-      </w:r>
-      <w:r>
-        <w:t xml:space="preserve"> </w:t>
-      </w:r>
-      <w:r>
-        <w:t xml:space="preserve">and allow direct comparison between</w:t>
-      </w:r>
-      <w:r>
-        <w:t xml:space="preserve"> </w:t>
-      </w:r>
-      <w:r>
-        <w:rPr>
-          <w:b/>
-          <w:bCs/>
-        </w:rPr>
-        <w:t xml:space="preserve">attitudinal</w:t>
-      </w:r>
-      <w:r>
-        <w:t xml:space="preserve"> </w:t>
-      </w:r>
-      <w:r>
-        <w:t xml:space="preserve">and</w:t>
-      </w:r>
-      <w:r>
-        <w:t xml:space="preserve"> </w:t>
-      </w:r>
-      <w:r>
-        <w:rPr>
-          <w:b/>
-          <w:bCs/>
-        </w:rPr>
-        <w:t xml:space="preserve">behavioral</w:t>
-      </w:r>
-      <w:r>
-        <w:t xml:space="preserve"> </w:t>
-      </w:r>
-      <w:r>
-        <w:t xml:space="preserve">polarization.</w:t>
+        <w:t xml:space="preserve">Ingroup identification</w:t>
+      </w:r>
+      <w:r>
+        <w:t xml:space="preserve">: explicit identification vs. vote intention/choice</w:t>
+      </w:r>
+      <w:r>
+        <w:br/>
       </w:r>
     </w:p>
     <w:p>
@@ -451,13 +434,219 @@
           <w:b/>
           <w:bCs/>
         </w:rPr>
-        <w:t xml:space="preserve">Wagner’s measures</w:t>
+        <w:t xml:space="preserve">Outgroup construction</w:t>
+      </w:r>
+      <w:r>
+        <w:t xml:space="preserve">: all parties vs. most distant party</w:t>
+      </w:r>
+      <w:r>
+        <w:br/>
+      </w:r>
+    </w:p>
+    <w:p>
+      <w:pPr>
+        <w:pStyle w:val="Compact"/>
+        <w:numPr>
+          <w:ilvl w:val="0"/>
+          <w:numId w:val="1003"/>
+        </w:numPr>
+      </w:pPr>
+      <w:r>
+        <w:rPr>
+          <w:b/>
+          <w:bCs/>
+        </w:rPr>
+        <w:t xml:space="preserve">Weighting by party size</w:t>
+      </w:r>
+      <w:r>
+        <w:br/>
+      </w:r>
+    </w:p>
+    <w:p>
+      <w:pPr>
+        <w:pStyle w:val="Compact"/>
+        <w:numPr>
+          <w:ilvl w:val="0"/>
+          <w:numId w:val="1003"/>
+        </w:numPr>
+      </w:pPr>
+      <w:r>
+        <w:t xml:space="preserve">Inclusion (or exclusion) of</w:t>
       </w:r>
       <w:r>
         <w:t xml:space="preserve"> </w:t>
       </w:r>
       <w:r>
-        <w:t xml:space="preserve">capture</w:t>
+        <w:rPr>
+          <w:b/>
+          <w:bCs/>
+        </w:rPr>
+        <w:t xml:space="preserve">non-partisans</w:t>
+      </w:r>
+    </w:p>
+    <w:p>
+      <w:pPr>
+        <w:pStyle w:val="FirstParagraph"/>
+      </w:pPr>
+      <w:r>
+        <w:t xml:space="preserve">Comparative research has rarely examined how these design choices affect:</w:t>
+      </w:r>
+      <w:r>
+        <w:t xml:space="preserve"> </w:t>
+      </w:r>
+      <w:r>
+        <w:t xml:space="preserve">- the magnitude of AP,</w:t>
+      </w:r>
+      <w:r>
+        <w:t xml:space="preserve"> </w:t>
+      </w:r>
+      <w:r>
+        <w:t xml:space="preserve">- cross-country rankings,</w:t>
+      </w:r>
+      <w:r>
+        <w:t xml:space="preserve"> </w:t>
+      </w:r>
+      <w:r>
+        <w:t xml:space="preserve">- and substantive inferences about democratic implications.</w:t>
+      </w:r>
+    </w:p>
+    <w:p>
+      <w:pPr>
+        <w:pStyle w:val="BodyText"/>
+      </w:pPr>
+      <w:r>
+        <w:t xml:space="preserve">This is our entry point.</w:t>
+      </w:r>
+    </w:p>
+    <w:bookmarkEnd w:id="21"/>
+    <w:bookmarkStart w:id="22" w:name="analytical-separation-of-components"/>
+    <w:p>
+      <w:pPr>
+        <w:pStyle w:val="Heading2"/>
+      </w:pPr>
+      <w:r>
+        <w:t xml:space="preserve">3 Analytical separation of components</w:t>
+      </w:r>
+    </w:p>
+    <w:p>
+      <w:pPr>
+        <w:pStyle w:val="FirstParagraph"/>
+      </w:pPr>
+      <w:r>
+        <w:t xml:space="preserve">We proceed in three conceptually distinct steps:</w:t>
+      </w:r>
+    </w:p>
+    <w:p>
+      <w:pPr>
+        <w:numPr>
+          <w:ilvl w:val="0"/>
+          <w:numId w:val="1004"/>
+        </w:numPr>
+      </w:pPr>
+      <w:r>
+        <w:rPr>
+          <w:b/>
+          <w:bCs/>
+        </w:rPr>
+        <w:t xml:space="preserve">Thermometer-based AP (attitudinal; vertical; party-targeted)</w:t>
+      </w:r>
+      <w:r>
+        <w:br/>
+      </w:r>
+      <w:r>
+        <w:t xml:space="preserve">→ Used to illustrate how operationalization choices affect comparative inference in multi-party systems.</w:t>
+      </w:r>
+    </w:p>
+    <w:p>
+      <w:pPr>
+        <w:numPr>
+          <w:ilvl w:val="0"/>
+          <w:numId w:val="1004"/>
+        </w:numPr>
+      </w:pPr>
+      <w:r>
+        <w:rPr>
+          <w:b/>
+          <w:bCs/>
+        </w:rPr>
+        <w:t xml:space="preserve">Behavioral AP (conjoint; horizontal; citizen-targeted)</w:t>
+      </w:r>
+      <w:r>
+        <w:br/>
+      </w:r>
+      <w:r>
+        <w:t xml:space="preserve">→ Estimated via solidarity and trust games.</w:t>
+      </w:r>
+      <w:r>
+        <w:br/>
+      </w:r>
+      <w:r>
+        <w:t xml:space="preserve">→ Presented as behavioral consequences of partisan boundaries.</w:t>
+      </w:r>
+    </w:p>
+    <w:p>
+      <w:pPr>
+        <w:numPr>
+          <w:ilvl w:val="0"/>
+          <w:numId w:val="1004"/>
+        </w:numPr>
+      </w:pPr>
+      <w:r>
+        <w:rPr>
+          <w:b/>
+          <w:bCs/>
+        </w:rPr>
+        <w:t xml:space="preserve">Comparative scope and composition</w:t>
+      </w:r>
+      <w:r>
+        <w:br/>
+      </w:r>
+      <w:r>
+        <w:t xml:space="preserve">→ How the distribution of partisan types across 25 democracies conditions aggregate AP.</w:t>
+      </w:r>
+    </w:p>
+    <w:p>
+      <w:pPr>
+        <w:pStyle w:val="FirstParagraph"/>
+      </w:pPr>
+      <w:r>
+        <w:t xml:space="preserve">We explicitly separate thermometer and game results to avoid conflating:</w:t>
+      </w:r>
+      <w:r>
+        <w:t xml:space="preserve"> </w:t>
+      </w:r>
+      <w:r>
+        <w:t xml:space="preserve">- concept,</w:t>
+      </w:r>
+      <w:r>
+        <w:t xml:space="preserve"> </w:t>
+      </w:r>
+      <w:r>
+        <w:t xml:space="preserve">- measurement,</w:t>
+      </w:r>
+      <w:r>
+        <w:t xml:space="preserve"> </w:t>
+      </w:r>
+      <w:r>
+        <w:t xml:space="preserve">- and behavioral manifestation.</w:t>
+      </w:r>
+    </w:p>
+    <w:bookmarkEnd w:id="22"/>
+    <w:bookmarkStart w:id="30" w:name="X220c1d0c804491a932c5f3f1056976391e9c10f"/>
+    <w:p>
+      <w:pPr>
+        <w:pStyle w:val="Heading2"/>
+      </w:pPr>
+      <w:r>
+        <w:t xml:space="preserve">4 Part I – Thermometer-based affective polarization</w:t>
+      </w:r>
+    </w:p>
+    <w:p>
+      <w:pPr>
+        <w:pStyle w:val="FirstParagraph"/>
+      </w:pPr>
+      <w:r>
+        <w:t xml:space="preserve">This section uses</w:t>
       </w:r>
       <w:r>
         <w:t xml:space="preserve"> </w:t>
@@ -467,83 +656,18 @@
           <w:i/>
           <w:iCs/>
         </w:rPr>
-        <w:t xml:space="preserve">perceived system-level affective differentiation</w:t>
-      </w:r>
-      <w:r>
-        <w:t xml:space="preserve"> </w:t>
-      </w:r>
-      <w:r>
-        <w:t xml:space="preserve">and uniquely allow inclusion of</w:t>
-      </w:r>
-      <w:r>
-        <w:t xml:space="preserve"> </w:t>
-      </w:r>
-      <w:r>
-        <w:rPr>
-          <w:b/>
-          <w:bCs/>
-        </w:rPr>
-        <w:t xml:space="preserve">nonpartisans</w:t>
-      </w:r>
-      <w:r>
-        <w:t xml:space="preserve">, providing a non-partisan baseline against which partisan polarization can be evaluated.</w:t>
-      </w:r>
-    </w:p>
-    <w:p>
-      <w:pPr>
-        <w:pStyle w:val="FirstParagraph"/>
-      </w:pPr>
-      <w:r>
-        <w:t xml:space="preserve">This step clarifies whether differences across partisan types reflect:</w:t>
-      </w:r>
-      <w:r>
-        <w:t xml:space="preserve"> </w:t>
-      </w:r>
-      <w:r>
-        <w:t xml:space="preserve">- ingroup bias,</w:t>
-      </w:r>
-      <w:r>
-        <w:t xml:space="preserve"> </w:t>
-      </w:r>
-      <w:r>
-        <w:t xml:space="preserve">- behavioral discrimination,</w:t>
-      </w:r>
-      <w:r>
-        <w:t xml:space="preserve"> </w:t>
-      </w:r>
-      <w:r>
-        <w:t xml:space="preserve">- or broader differences in perceived affective structure.</w:t>
-      </w:r>
-    </w:p>
-    <w:bookmarkEnd w:id="21"/>
-    <w:bookmarkStart w:id="27" w:name="X7f4dfdfe832d32631af53e5d36bd3ba710f7248"/>
-    <w:p>
-      <w:pPr>
-        <w:pStyle w:val="Heading3"/>
-      </w:pPr>
-      <w:r>
-        <w:t xml:space="preserve">2.2 2. Comparative analysis: cross-national variation</w:t>
-      </w:r>
-    </w:p>
-    <w:p>
-      <w:pPr>
-        <w:pStyle w:val="FirstParagraph"/>
-      </w:pPr>
-      <w:r>
-        <w:t xml:space="preserve">Second, we examine how these patterns</w:t>
-      </w:r>
-      <w:r>
-        <w:t xml:space="preserve"> </w:t>
-      </w:r>
-      <w:r>
-        <w:rPr>
-          <w:b/>
-          <w:bCs/>
-        </w:rPr>
-        <w:t xml:space="preserve">vary across countries</w:t>
+        <w:t xml:space="preserve">only party-targeted thermometer items</w:t>
       </w:r>
       <w:r>
         <w:t xml:space="preserve">.</w:t>
+      </w:r>
+    </w:p>
+    <w:p>
+      <w:pPr>
+        <w:pStyle w:val="BodyText"/>
+      </w:pPr>
+      <w:r>
+        <w:t xml:space="preserve">Key limitation:</w:t>
       </w:r>
     </w:p>
     <w:p>
@@ -551,14 +675,11 @@
         <w:pStyle w:val="Compact"/>
         <w:numPr>
           <w:ilvl w:val="0"/>
-          <w:numId w:val="1004"/>
+          <w:numId w:val="1005"/>
         </w:numPr>
       </w:pPr>
       <w:r>
-        <w:t xml:space="preserve">Compare the magnitude and dispersion of AP by partisan type within countries</w:t>
-      </w:r>
-      <w:r>
-        <w:br/>
+        <w:t xml:space="preserve">No direct measure of affect toward fellow citizens.</w:t>
       </w:r>
     </w:p>
     <w:p>
@@ -566,14 +687,28 @@
         <w:pStyle w:val="Compact"/>
         <w:numPr>
           <w:ilvl w:val="0"/>
-          <w:numId w:val="1004"/>
+          <w:numId w:val="1005"/>
         </w:numPr>
       </w:pPr>
       <w:r>
-        <w:t xml:space="preserve">Assess whether identity-based and system-level polarization align or diverge cross-nationally</w:t>
-      </w:r>
-      <w:r>
-        <w:br/>
+        <w:t xml:space="preserve">Thus: vertical (party) rather than horizontal (citizen) AP.</w:t>
+      </w:r>
+    </w:p>
+    <w:bookmarkStart w:id="23" w:name="roadmap-for-this-section"/>
+    <w:p>
+      <w:pPr>
+        <w:pStyle w:val="Heading3"/>
+      </w:pPr>
+      <w:r>
+        <w:t xml:space="preserve">4.1 Roadmap for this section</w:t>
+      </w:r>
+    </w:p>
+    <w:p>
+      <w:pPr>
+        <w:pStyle w:val="FirstParagraph"/>
+      </w:pPr>
+      <w:r>
+        <w:t xml:space="preserve">We demonstrate how AP estimates change depending on:</w:t>
       </w:r>
     </w:p>
     <w:p>
@@ -581,27 +716,107 @@
         <w:pStyle w:val="Compact"/>
         <w:numPr>
           <w:ilvl w:val="0"/>
-          <w:numId w:val="1004"/>
+          <w:numId w:val="1006"/>
         </w:numPr>
       </w:pPr>
       <w:r>
-        <w:t xml:space="preserve">Evaluate how the</w:t>
+        <w:t xml:space="preserve">Explicit vs. implicit ingroup definition</w:t>
+      </w:r>
+      <w:r>
+        <w:br/>
+      </w:r>
+    </w:p>
+    <w:p>
+      <w:pPr>
+        <w:pStyle w:val="Compact"/>
+        <w:numPr>
+          <w:ilvl w:val="0"/>
+          <w:numId w:val="1006"/>
+        </w:numPr>
+      </w:pPr>
+      <w:r>
+        <w:t xml:space="preserve">Inclusion vs. exclusion of non-partisans</w:t>
+      </w:r>
+      <w:r>
+        <w:br/>
+      </w:r>
+    </w:p>
+    <w:p>
+      <w:pPr>
+        <w:pStyle w:val="Compact"/>
+        <w:numPr>
+          <w:ilvl w:val="0"/>
+          <w:numId w:val="1006"/>
+        </w:numPr>
+      </w:pPr>
+      <w:r>
+        <w:t xml:space="preserve">Alternative aggregation and weighting strategies</w:t>
+      </w:r>
+    </w:p>
+    <w:p>
+      <w:pPr>
+        <w:pStyle w:val="FirstParagraph"/>
+      </w:pPr>
+      <w:r>
+        <w:t xml:space="preserve">Main goal:</w:t>
       </w:r>
       <w:r>
         <w:t xml:space="preserve"> </w:t>
       </w:r>
       <w:r>
+        <w:t xml:space="preserve">Show that in multi-party systems, the</w:t>
+      </w:r>
+      <w:r>
+        <w:t xml:space="preserve"> </w:t>
+      </w:r>
+      <w:r>
         <w:rPr>
-          <w:b/>
-          <w:bCs/>
+          <w:i/>
+          <w:iCs/>
         </w:rPr>
-        <w:t xml:space="preserve">distribution of partisan types</w:t>
+        <w:t xml:space="preserve">choice of operationalization</w:t>
       </w:r>
       <w:r>
         <w:t xml:space="preserve"> </w:t>
       </w:r>
       <w:r>
-        <w:t xml:space="preserve">conditions observed levels of affective polarization</w:t>
+        <w:t xml:space="preserve">meaningfully affects:</w:t>
+      </w:r>
+    </w:p>
+    <w:p>
+      <w:pPr>
+        <w:pStyle w:val="Compact"/>
+        <w:numPr>
+          <w:ilvl w:val="0"/>
+          <w:numId w:val="1007"/>
+        </w:numPr>
+      </w:pPr>
+      <w:r>
+        <w:t xml:space="preserve">effect sizes,</w:t>
+      </w:r>
+    </w:p>
+    <w:p>
+      <w:pPr>
+        <w:pStyle w:val="Compact"/>
+        <w:numPr>
+          <w:ilvl w:val="0"/>
+          <w:numId w:val="1007"/>
+        </w:numPr>
+      </w:pPr>
+      <w:r>
+        <w:t xml:space="preserve">country rankings,</w:t>
+      </w:r>
+    </w:p>
+    <w:p>
+      <w:pPr>
+        <w:pStyle w:val="Compact"/>
+        <w:numPr>
+          <w:ilvl w:val="0"/>
+          <w:numId w:val="1007"/>
+        </w:numPr>
+      </w:pPr>
+      <w:r>
+        <w:t xml:space="preserve">dispersion across countries.</w:t>
       </w:r>
     </w:p>
     <w:p>
@@ -609,23 +824,135 @@
         <w:pStyle w:val="FirstParagraph"/>
       </w:pPr>
       <w:r>
-        <w:t xml:space="preserve">This step establishes the</w:t>
+        <w:t xml:space="preserve">This directly addresses open questions about the transferability of U.S.-centric AP concepts to fragmented party systems.</w:t>
+      </w:r>
+    </w:p>
+    <w:bookmarkEnd w:id="23"/>
+    <w:bookmarkStart w:id="29" w:name="Xc3a51d338db49e07d276fd235f5879aa62fa9a3"/>
+    <w:p>
+      <w:pPr>
+        <w:pStyle w:val="Heading3"/>
+      </w:pPr>
+      <w:r>
+        <w:t xml:space="preserve">4.2 Comparative composition of partisan types (idea notes)</w:t>
+      </w:r>
+    </w:p>
+    <w:p>
+      <w:pPr>
+        <w:pStyle w:val="FirstParagraph"/>
+      </w:pPr>
+      <w:r>
+        <w:t xml:space="preserve">The share of:</w:t>
+      </w:r>
+    </w:p>
+    <w:p>
+      <w:pPr>
+        <w:pStyle w:val="Compact"/>
+        <w:numPr>
+          <w:ilvl w:val="0"/>
+          <w:numId w:val="1008"/>
+        </w:numPr>
+      </w:pPr>
+      <w:r>
+        <w:t xml:space="preserve">explicit identifiers,</w:t>
+      </w:r>
+    </w:p>
+    <w:p>
+      <w:pPr>
+        <w:pStyle w:val="Compact"/>
+        <w:numPr>
+          <w:ilvl w:val="0"/>
+          <w:numId w:val="1008"/>
+        </w:numPr>
+      </w:pPr>
+      <w:r>
+        <w:t xml:space="preserve">implicit (vote-based) partisans,</w:t>
+      </w:r>
+    </w:p>
+    <w:p>
+      <w:pPr>
+        <w:pStyle w:val="Compact"/>
+        <w:numPr>
+          <w:ilvl w:val="0"/>
+          <w:numId w:val="1008"/>
+        </w:numPr>
+      </w:pPr>
+      <w:r>
+        <w:t xml:space="preserve">non-partisans,</w:t>
+      </w:r>
+    </w:p>
+    <w:p>
+      <w:pPr>
+        <w:pStyle w:val="FirstParagraph"/>
+      </w:pPr>
+      <w:r>
+        <w:t xml:space="preserve">varies substantially across countries.</w:t>
+      </w:r>
+    </w:p>
+    <w:p>
+      <w:pPr>
+        <w:pStyle w:val="BodyText"/>
+      </w:pPr>
+      <w:r>
+        <w:t xml:space="preserve">Loose idea for theoretical anchoring:</w:t>
+      </w:r>
+    </w:p>
+    <w:p>
+      <w:pPr>
+        <w:pStyle w:val="Compact"/>
+        <w:numPr>
+          <w:ilvl w:val="0"/>
+          <w:numId w:val="1009"/>
+        </w:numPr>
+      </w:pPr>
+      <w:r>
+        <w:t xml:space="preserve">Link variation to classic work on partisan dealignment in Europe</w:t>
+      </w:r>
+    </w:p>
+    <w:p>
+      <w:pPr>
+        <w:pStyle w:val="Compact"/>
+        <w:numPr>
+          <w:ilvl w:val="0"/>
+          <w:numId w:val="1009"/>
+        </w:numPr>
+      </w:pPr>
+      <w:r>
+        <w:t xml:space="preserve">Consider long-term differences in party system institutionalization and partisan attachment</w:t>
+      </w:r>
+    </w:p>
+    <w:p>
+      <w:pPr>
+        <w:pStyle w:val="Compact"/>
+        <w:numPr>
+          <w:ilvl w:val="0"/>
+          <w:numId w:val="1009"/>
+        </w:numPr>
+      </w:pPr>
+      <w:r>
+        <w:t xml:space="preserve">Connect to literature on party identification decline and electoral volatility in Europe.</w:t>
+      </w:r>
+    </w:p>
+    <w:p>
+      <w:pPr>
+        <w:pStyle w:val="FirstParagraph"/>
+      </w:pPr>
+      <w:r>
+        <w:t xml:space="preserve">Potential implication:</w:t>
       </w:r>
       <w:r>
         <w:t xml:space="preserve"> </w:t>
       </w:r>
       <w:r>
-        <w:rPr>
-          <w:b/>
-          <w:bCs/>
-        </w:rPr>
-        <w:t xml:space="preserve">external validity</w:t>
-      </w:r>
-      <w:r>
-        <w:t xml:space="preserve"> </w:t>
-      </w:r>
-      <w:r>
-        <w:t xml:space="preserve">of the individual-level findings and identifies contextual heterogeneity across European party systems.</w:t>
+        <w:t xml:space="preserve">Countries with weak partisan identities may mechanically display lower identity-based AP but not necessarily lower behavioral discrimination.</w:t>
+      </w:r>
+    </w:p>
+    <w:p>
+      <w:pPr>
+        <w:pStyle w:val="BodyText"/>
+      </w:pPr>
+      <w:r>
+        <w:t xml:space="preserve">This section remains exploratory and descriptive but could situate our compositional findings in broader comparative political culture debates.</w:t>
       </w:r>
     </w:p>
     <w:tbl>
@@ -641,7 +968,7 @@
       <w:tr>
         <w:tc>
           <w:tcPr/>
-          <w:bookmarkStart w:id="25" w:name="fig-impl-expl-distribution"/>
+          <w:bookmarkStart w:id="27" w:name="fig-impl-expl-distribution"/>
           <w:p>
             <w:pPr>
               <w:pStyle w:val="Compact"/>
@@ -652,18 +979,18 @@
                 <wp:inline>
                   <wp:extent cx="5334000" cy="3810000"/>
                   <wp:effectExtent b="0" l="0" r="0" t="0"/>
-                  <wp:docPr descr="" title="" id="23" name="Picture"/>
+                  <wp:docPr descr="" title="" id="25" name="Picture"/>
                   <a:graphic>
                     <a:graphicData uri="http://schemas.openxmlformats.org/drawingml/2006/picture">
                       <pic:pic>
                         <pic:nvPicPr>
-                          <pic:cNvPr descr="index_files/figure-docx/code-03_explanal-3.1_descr_anal-fig-impl-expl-distribution-output-1.png" id="24" name="Picture"/>
+                          <pic:cNvPr descr="index_files/figure-docx/code-03_explanal-3.1_descr_anal-fig-impl-expl-distribution-output-1.png" id="26" name="Picture"/>
                           <pic:cNvPicPr>
                             <a:picLocks noChangeArrowheads="1" noChangeAspect="1"/>
                           </pic:cNvPicPr>
                         </pic:nvPicPr>
                         <pic:blipFill>
-                          <a:blip r:embed="rId22"/>
+                          <a:blip r:embed="rId24"/>
                           <a:stretch>
                             <a:fillRect/>
                           </a:stretch>
@@ -816,7 +1143,7 @@
               <w:t xml:space="preserve">respondents each (detailed numbers are reported in appendix section X).</w:t>
             </w:r>
           </w:p>
-          <w:bookmarkEnd w:id="25"/>
+          <w:bookmarkEnd w:id="27"/>
         </w:tc>
       </w:tr>
     </w:tbl>
@@ -836,7 +1163,7 @@
         </w:rPr>
         <w:t xml:space="preserve"> </w:t>
       </w:r>
-      <w:hyperlink r:id="rId26">
+      <w:hyperlink r:id="rId28">
         <w:r>
           <w:rPr>
             <w:rStyle w:val="Hyperlink"/>
@@ -846,15 +1173,15 @@
         </w:r>
       </w:hyperlink>
     </w:p>
-    <w:bookmarkEnd w:id="27"/>
-    <w:bookmarkEnd w:id="28"/>
-    <w:bookmarkStart w:id="29" w:name="data"/>
+    <w:bookmarkEnd w:id="29"/>
+    <w:bookmarkEnd w:id="30"/>
+    <w:bookmarkStart w:id="31" w:name="Xb6d25733a08779015f8747db2a0c2cccbdd4803"/>
     <w:p>
       <w:pPr>
         <w:pStyle w:val="Heading2"/>
       </w:pPr>
       <w:r>
-        <w:t xml:space="preserve">3 Data</w:t>
+        <w:t xml:space="preserve">5 Part II – Behavioral polarization as consequences</w:t>
       </w:r>
     </w:p>
     <w:p>
@@ -862,37 +1189,161 @@
         <w:pStyle w:val="FirstParagraph"/>
       </w:pPr>
       <w:r>
-        <w:t xml:space="preserve">We use data from</w:t>
+        <w:t xml:space="preserve">We present the conjoint results separately from thermometer analyses.</w:t>
+      </w:r>
+    </w:p>
+    <w:p>
+      <w:pPr>
+        <w:pStyle w:val="BodyText"/>
+      </w:pPr>
+      <w:r>
+        <w:t xml:space="preserve">Conceptual shift:</w:t>
       </w:r>
       <w:r>
         <w:t xml:space="preserve"> </w:t>
       </w:r>
       <w:r>
-        <w:t xml:space="preserve">Hahm, Hilpert, and König (</w:t>
-      </w:r>
-      <w:hyperlink w:anchor="ref-hahm2024divided">
-        <w:r>
-          <w:rPr>
-            <w:rStyle w:val="Hyperlink"/>
-          </w:rPr>
-          <w:t xml:space="preserve">2024</w:t>
-        </w:r>
-      </w:hyperlink>
-      <w:r>
-        <w:t xml:space="preserve">)</w:t>
+        <w:t xml:space="preserve">- From</w:t>
+      </w:r>
+      <w:r>
+        <w:t xml:space="preserve"> </w:t>
+      </w:r>
+      <w:r>
+        <w:rPr>
+          <w:b/>
+          <w:bCs/>
+        </w:rPr>
+        <w:t xml:space="preserve">attitudinal differentiation toward parties (vertical)</w:t>
+      </w:r>
+      <w:r>
+        <w:br/>
+      </w:r>
+      <w:r>
+        <w:t xml:space="preserve">to</w:t>
+      </w:r>
+      <w:r>
+        <w:br/>
+      </w:r>
+      <w:r>
+        <w:t xml:space="preserve">-</w:t>
+      </w:r>
+      <w:r>
+        <w:t xml:space="preserve"> </w:t>
+      </w:r>
+      <w:r>
+        <w:rPr>
+          <w:b/>
+          <w:bCs/>
+        </w:rPr>
+        <w:t xml:space="preserve">Behavioral discrimination toward fellow citizens (horizontal)</w:t>
       </w:r>
       <w:r>
         <w:t xml:space="preserve">.</w:t>
       </w:r>
     </w:p>
-    <w:bookmarkEnd w:id="29"/>
-    <w:bookmarkStart w:id="30" w:name="measurement"/>
+    <w:p>
+      <w:pPr>
+        <w:pStyle w:val="BodyText"/>
+      </w:pPr>
+      <w:r>
+        <w:t xml:space="preserve">Outcomes:</w:t>
+      </w:r>
+    </w:p>
+    <w:p>
+      <w:pPr>
+        <w:pStyle w:val="Compact"/>
+        <w:numPr>
+          <w:ilvl w:val="0"/>
+          <w:numId w:val="1010"/>
+        </w:numPr>
+      </w:pPr>
+      <w:r>
+        <w:t xml:space="preserve">Solidarity allocations (dictator game logic)</w:t>
+      </w:r>
+    </w:p>
+    <w:p>
+      <w:pPr>
+        <w:pStyle w:val="Compact"/>
+        <w:numPr>
+          <w:ilvl w:val="0"/>
+          <w:numId w:val="1010"/>
+        </w:numPr>
+      </w:pPr>
+      <w:r>
+        <w:t xml:space="preserve">Trust allocations (trust game logic)</w:t>
+      </w:r>
+    </w:p>
+    <w:p>
+      <w:pPr>
+        <w:pStyle w:val="FirstParagraph"/>
+      </w:pPr>
+      <w:r>
+        <w:t xml:space="preserve">Here, affective polarization manifests as:</w:t>
+      </w:r>
+      <w:r>
+        <w:t xml:space="preserve"> </w:t>
+      </w:r>
+      <w:r>
+        <w:t xml:space="preserve">- Differential allocation toward co-partisans vs. out-partisans.</w:t>
+      </w:r>
+    </w:p>
+    <w:p>
+      <w:pPr>
+        <w:pStyle w:val="BodyText"/>
+      </w:pPr>
+      <w:r>
+        <w:t xml:space="preserve">We treat these as</w:t>
+      </w:r>
+      <w:r>
+        <w:t xml:space="preserve"> </w:t>
+      </w:r>
+      <w:r>
+        <w:rPr>
+          <w:b/>
+          <w:bCs/>
+        </w:rPr>
+        <w:t xml:space="preserve">behavioral consequences of partisan boundaries</w:t>
+      </w:r>
+      <w:r>
+        <w:t xml:space="preserve">, rather than as alternative scaling of thermometer AP.</w:t>
+      </w:r>
+    </w:p>
+    <w:p>
+      <w:pPr>
+        <w:pStyle w:val="BodyText"/>
+      </w:pPr>
+      <w:r>
+        <w:t xml:space="preserve">Open conceptual question:</w:t>
+      </w:r>
+      <w:r>
+        <w:t xml:space="preserve"> </w:t>
+      </w:r>
+      <w:r>
+        <w:t xml:space="preserve">To what extent do attitudinal (vertical) and behavioral (horizontal) AP align within and across countries?</w:t>
+      </w:r>
+    </w:p>
+    <w:p>
+      <w:pPr>
+        <w:pStyle w:val="BodyText"/>
+      </w:pPr>
+      <w:r>
+        <w:t xml:space="preserve">Possible empirical extension:</w:t>
+      </w:r>
+      <w:r>
+        <w:t xml:space="preserve"> </w:t>
+      </w:r>
+      <w:r>
+        <w:t xml:space="preserve">- Estimate correlation between country-level attitudinal AP and behavioral AP (posterior correlation).</w:t>
+      </w:r>
+    </w:p>
+    <w:bookmarkEnd w:id="31"/>
+    <w:bookmarkStart w:id="37" w:name="X65dd7f67a7f47592f297e2f02bd0417421a6cd3"/>
     <w:p>
       <w:pPr>
         <w:pStyle w:val="Heading2"/>
       </w:pPr>
       <w:r>
-        <w:t xml:space="preserve">4 Measurement</w:t>
+        <w:t xml:space="preserve">6 Muslimhood, partisan interaction, and sorting (targeted extension)</w:t>
       </w:r>
     </w:p>
     <w:p>
@@ -900,7 +1351,89 @@
         <w:pStyle w:val="FirstParagraph"/>
       </w:pPr>
       <w:r>
-        <w:t xml:space="preserve">We compare several measurement strategies frequently employed in the context of multi-party systems.</w:t>
+        <w:t xml:space="preserve">The religion attribute in the conjoint is</w:t>
+      </w:r>
+      <w:r>
+        <w:t xml:space="preserve"> </w:t>
+      </w:r>
+      <w:r>
+        <w:rPr>
+          <w:b/>
+          <w:bCs/>
+        </w:rPr>
+        <w:t xml:space="preserve">uniformly randomized</w:t>
+      </w:r>
+      <w:r>
+        <w:t xml:space="preserve"> </w:t>
+      </w:r>
+      <w:r>
+        <w:t xml:space="preserve">across:</w:t>
+      </w:r>
+    </w:p>
+    <w:p>
+      <w:pPr>
+        <w:pStyle w:val="Compact"/>
+        <w:numPr>
+          <w:ilvl w:val="0"/>
+          <w:numId w:val="1011"/>
+        </w:numPr>
+      </w:pPr>
+      <w:r>
+        <w:t xml:space="preserve">Muslim</w:t>
+      </w:r>
+      <w:r>
+        <w:br/>
+      </w:r>
+    </w:p>
+    <w:p>
+      <w:pPr>
+        <w:pStyle w:val="Compact"/>
+        <w:numPr>
+          <w:ilvl w:val="0"/>
+          <w:numId w:val="1011"/>
+        </w:numPr>
+      </w:pPr>
+      <w:r>
+        <w:t xml:space="preserve">Christian</w:t>
+      </w:r>
+      <w:r>
+        <w:br/>
+      </w:r>
+    </w:p>
+    <w:p>
+      <w:pPr>
+        <w:pStyle w:val="Compact"/>
+        <w:numPr>
+          <w:ilvl w:val="0"/>
+          <w:numId w:val="1011"/>
+        </w:numPr>
+      </w:pPr>
+      <w:r>
+        <w:t xml:space="preserve">Non-religious</w:t>
+      </w:r>
+    </w:p>
+    <w:p>
+      <w:pPr>
+        <w:pStyle w:val="FirstParagraph"/>
+      </w:pPr>
+      <w:r>
+        <w:t xml:space="preserve">Thus, estimates assume</w:t>
+      </w:r>
+      <w:r>
+        <w:t xml:space="preserve"> </w:t>
+      </w:r>
+      <w:r>
+        <w:rPr>
+          <w:b/>
+          <w:bCs/>
+        </w:rPr>
+        <w:t xml:space="preserve">no religious sorting</w:t>
+      </w:r>
+      <w:r>
+        <w:t xml:space="preserve"> </w:t>
+      </w:r>
+      <w:r>
+        <w:t xml:space="preserve">in exposure.</w:t>
       </w:r>
     </w:p>
     <w:p>
@@ -908,17 +1441,156 @@
         <w:pStyle w:val="BodyText"/>
       </w:pPr>
       <w:r>
-        <w:t xml:space="preserve">For our behavioral experiment, we conceptually follow Reiljan’s API</w:t>
-      </w:r>
-    </w:p>
-    <w:bookmarkEnd w:id="30"/>
-    <w:bookmarkStart w:id="36" w:name="results"/>
-    <w:p>
-      <w:pPr>
-        <w:pStyle w:val="Heading2"/>
-      </w:pPr>
-      <w:r>
-        <w:t xml:space="preserve">5 Results</w:t>
+        <w:t xml:space="preserve">Exploratory results (note to be formalized):</w:t>
+      </w:r>
+    </w:p>
+    <w:p>
+      <w:pPr>
+        <w:pStyle w:val="Compact"/>
+        <w:numPr>
+          <w:ilvl w:val="0"/>
+          <w:numId w:val="1012"/>
+        </w:numPr>
+      </w:pPr>
+      <w:r>
+        <w:t xml:space="preserve">Muslim co-partisans receive fewer tokens than Christian or non-religious co-partisans.</w:t>
+      </w:r>
+    </w:p>
+    <w:p>
+      <w:pPr>
+        <w:pStyle w:val="Compact"/>
+        <w:numPr>
+          <w:ilvl w:val="0"/>
+          <w:numId w:val="1012"/>
+        </w:numPr>
+      </w:pPr>
+      <w:r>
+        <w:t xml:space="preserve">Muslim out-partisans receive fewer tokens than Christian or non-religious out-partisans.</w:t>
+      </w:r>
+    </w:p>
+    <w:p>
+      <w:pPr>
+        <w:pStyle w:val="Compact"/>
+        <w:numPr>
+          <w:ilvl w:val="0"/>
+          <w:numId w:val="1012"/>
+        </w:numPr>
+      </w:pPr>
+      <w:r>
+        <w:t xml:space="preserve">The penalty is larger within the co-partisan condition than within the out-partisan condition.</w:t>
+      </w:r>
+    </w:p>
+    <w:p>
+      <w:pPr>
+        <w:pStyle w:val="Compact"/>
+        <w:numPr>
+          <w:ilvl w:val="0"/>
+          <w:numId w:val="1012"/>
+        </w:numPr>
+      </w:pPr>
+      <w:r>
+        <w:t xml:space="preserve">Interaction effects are therefore</w:t>
+      </w:r>
+      <w:r>
+        <w:t xml:space="preserve"> </w:t>
+      </w:r>
+      <w:r>
+        <w:rPr>
+          <w:b/>
+          <w:bCs/>
+        </w:rPr>
+        <w:t xml:space="preserve">asymmetric</w:t>
+      </w:r>
+      <w:r>
+        <w:t xml:space="preserve">, not uniform across partisan categories.</w:t>
+      </w:r>
+    </w:p>
+    <w:p>
+      <w:pPr>
+        <w:pStyle w:val="FirstParagraph"/>
+      </w:pPr>
+      <w:r>
+        <w:t xml:space="preserve">Two implications:</w:t>
+      </w:r>
+    </w:p>
+    <w:p>
+      <w:pPr>
+        <w:numPr>
+          <w:ilvl w:val="0"/>
+          <w:numId w:val="1013"/>
+        </w:numPr>
+      </w:pPr>
+      <w:r>
+        <w:rPr>
+          <w:b/>
+          <w:bCs/>
+        </w:rPr>
+        <w:t xml:space="preserve">Theoretical</w:t>
+      </w:r>
+      <w:r>
+        <w:t xml:space="preserve">:</w:t>
+      </w:r>
+      <w:r>
+        <w:br/>
+      </w:r>
+      <w:r>
+        <w:t xml:space="preserve">One should not assume symmetric sorting or interaction effects between partisan and religious identities.</w:t>
+      </w:r>
+      <w:r>
+        <w:br/>
+      </w:r>
+      <w:r>
+        <w:t xml:space="preserve">Minority attributes may condition in-group favoritism differently than out-group derogation.</w:t>
+      </w:r>
+    </w:p>
+    <w:p>
+      <w:pPr>
+        <w:numPr>
+          <w:ilvl w:val="0"/>
+          <w:numId w:val="1013"/>
+        </w:numPr>
+      </w:pPr>
+      <w:r>
+        <w:rPr>
+          <w:b/>
+          <w:bCs/>
+        </w:rPr>
+        <w:t xml:space="preserve">External validity</w:t>
+      </w:r>
+      <w:r>
+        <w:t xml:space="preserve">:</w:t>
+      </w:r>
+      <w:r>
+        <w:br/>
+      </w:r>
+      <w:r>
+        <w:t xml:space="preserve">Because religion is uniformly distributed by design, real-world exposure patterns (where Muslim citizens are not evenly distributed across partisan categories) are not reflected.</w:t>
+      </w:r>
+    </w:p>
+    <w:p>
+      <w:pPr>
+        <w:pStyle w:val="FirstParagraph"/>
+      </w:pPr>
+      <w:r>
+        <w:t xml:space="preserve">Possible extension:</w:t>
+      </w:r>
+      <w:r>
+        <w:t xml:space="preserve"> </w:t>
+      </w:r>
+      <w:r>
+        <w:t xml:space="preserve">- Incorporate prior information about realistic joint distributions of religion × partisanship to simulate more externally valid scenarios.</w:t>
+      </w:r>
+      <w:r>
+        <w:t xml:space="preserve"> </w:t>
+      </w:r>
+      <w:r>
+        <w:t xml:space="preserve">- Use the uniform design as a benchmark (</w:t>
+      </w:r>
+      <w:r>
+        <w:t xml:space="preserve">“no-sorting counterfactual”</w:t>
+      </w:r>
+      <w:r>
+        <w:t xml:space="preserve">) against which realistic sorting patterns could be contrasted.</w:t>
       </w:r>
     </w:p>
     <w:tbl>
@@ -934,7 +1606,7 @@
       <w:tr>
         <w:tc>
           <w:tcPr/>
-          <w:bookmarkStart w:id="34" w:name="fig-eu25-ap-comparison"/>
+          <w:bookmarkStart w:id="35" w:name="fig-eu25-ap-comparison"/>
           <w:p>
             <w:pPr>
               <w:pStyle w:val="Compact"/>
@@ -945,18 +1617,18 @@
                 <wp:inline>
                   <wp:extent cx="5334000" cy="3810000"/>
                   <wp:effectExtent b="0" l="0" r="0" t="0"/>
-                  <wp:docPr descr="" title="" id="32" name="Picture"/>
+                  <wp:docPr descr="" title="" id="33" name="Picture"/>
                   <a:graphic>
                     <a:graphicData uri="http://schemas.openxmlformats.org/drawingml/2006/picture">
                       <pic:pic>
                         <pic:nvPicPr>
-                          <pic:cNvPr descr="index_files/figure-docx/code-03_explanal-3.2_ap_measures-fig-eu25-ap-comparison-output-1.png" id="33" name="Picture"/>
+                          <pic:cNvPr descr="index_files/figure-docx/code-03_explanal-3.2_ap_measures-fig-eu25-ap-comparison-output-1.png" id="34" name="Picture"/>
                           <pic:cNvPicPr>
                             <a:picLocks noChangeArrowheads="1" noChangeAspect="1"/>
                           </pic:cNvPicPr>
                         </pic:nvPicPr>
                         <pic:blipFill>
-                          <a:blip r:embed="rId31"/>
+                          <a:blip r:embed="rId32"/>
                           <a:stretch>
                             <a:fillRect/>
                           </a:stretch>
@@ -1039,7 +1711,7 @@
               <w:t xml:space="preserve">metrics, capturing the root mean square distance from the most-liked party and the overall standard deviation of party evaluations, respectively. All estimates are weighted by party vote shares within each country to reflect national party system compositions and then averaged across 25 European countries. To ensure comparability, attitudinal thermometer scores (originally 0–100) have been rescaled to a 0–10 range to match the behavioral token scale. Explicit partisans are those reporting a psychological attachment to a party; Implicit partisans are those denying attachment but reporting a vote choice; Total represents all individuals with a partisan anchor; and Non-Partisans represent respondents without a reported party anchor. Error bars indicate 95% confidence intervals based on cross-national variance.</w:t>
             </w:r>
           </w:p>
-          <w:bookmarkEnd w:id="34"/>
+          <w:bookmarkEnd w:id="35"/>
         </w:tc>
       </w:tr>
     </w:tbl>
@@ -1059,7 +1731,7 @@
         </w:rPr>
         <w:t xml:space="preserve"> </w:t>
       </w:r>
-      <w:hyperlink r:id="rId35">
+      <w:hyperlink r:id="rId36">
         <w:r>
           <w:rPr>
             <w:rStyle w:val="Hyperlink"/>
@@ -1069,14 +1741,14 @@
         </w:r>
       </w:hyperlink>
     </w:p>
-    <w:bookmarkEnd w:id="36"/>
-    <w:bookmarkStart w:id="37" w:name="limitations"/>
+    <w:bookmarkEnd w:id="37"/>
+    <w:bookmarkStart w:id="38" w:name="modeling-strategy-note"/>
     <w:p>
       <w:pPr>
         <w:pStyle w:val="Heading2"/>
       </w:pPr>
       <w:r>
-        <w:t xml:space="preserve">6 Limitations</w:t>
+        <w:t xml:space="preserve">7 Modeling strategy (note)</w:t>
       </w:r>
     </w:p>
     <w:p>
@@ -1084,7 +1756,294 @@
         <w:pStyle w:val="FirstParagraph"/>
       </w:pPr>
       <w:r>
-        <w:t xml:space="preserve">Our findings remain limited due to the cross-national nature of our data.</w:t>
+        <w:t xml:space="preserve">Planned approach:</w:t>
+      </w:r>
+    </w:p>
+    <w:p>
+      <w:pPr>
+        <w:pStyle w:val="Compact"/>
+        <w:numPr>
+          <w:ilvl w:val="0"/>
+          <w:numId w:val="1014"/>
+        </w:numPr>
+      </w:pPr>
+      <w:r>
+        <w:t xml:space="preserve">Hierarchical (partial pooling) estimation for country-level quantities.</w:t>
+      </w:r>
+    </w:p>
+    <w:p>
+      <w:pPr>
+        <w:pStyle w:val="Compact"/>
+        <w:numPr>
+          <w:ilvl w:val="0"/>
+          <w:numId w:val="1014"/>
+        </w:numPr>
+      </w:pPr>
+      <w:r>
+        <w:t xml:space="preserve">EU-level benchmarks derived via marginalization over country-level posteriors.</w:t>
+      </w:r>
+    </w:p>
+    <w:p>
+      <w:pPr>
+        <w:pStyle w:val="Compact"/>
+        <w:numPr>
+          <w:ilvl w:val="0"/>
+          <w:numId w:val="1014"/>
+        </w:numPr>
+      </w:pPr>
+      <w:r>
+        <w:t xml:space="preserve">Report standardized or scale-relative effects (thermometer vs. token scales not directly comparable).</w:t>
+      </w:r>
+    </w:p>
+    <w:p>
+      <w:pPr>
+        <w:pStyle w:val="FirstParagraph"/>
+      </w:pPr>
+      <w:r>
+        <w:t xml:space="preserve">Potential extension:</w:t>
+      </w:r>
+      <w:r>
+        <w:t xml:space="preserve"> </w:t>
+      </w:r>
+      <w:r>
+        <w:t xml:space="preserve">- Estimate posterior correlation between country-level attitudinal AP and behavioral AP.</w:t>
+      </w:r>
+    </w:p>
+    <w:p>
+      <w:r>
+        <w:pict>
+          <v:rect style="width:0;height:1.5pt" o:hralign="center" o:hrstd="t" o:hr="t"/>
+        </w:pict>
+      </w:r>
+    </w:p>
+    <w:bookmarkEnd w:id="38"/>
+    <w:bookmarkStart w:id="39" w:name="limitations-draft-notes"/>
+    <w:p>
+      <w:pPr>
+        <w:pStyle w:val="Heading2"/>
+      </w:pPr>
+      <w:r>
+        <w:t xml:space="preserve">8 Limitations (draft notes)</w:t>
+      </w:r>
+    </w:p>
+    <w:p>
+      <w:pPr>
+        <w:numPr>
+          <w:ilvl w:val="0"/>
+          <w:numId w:val="1015"/>
+        </w:numPr>
+      </w:pPr>
+      <w:r>
+        <w:rPr>
+          <w:b/>
+          <w:bCs/>
+        </w:rPr>
+        <w:t xml:space="preserve">Party-targeted thermometers only</w:t>
+      </w:r>
+      <w:r>
+        <w:br/>
+      </w:r>
+      <w:r>
+        <w:t xml:space="preserve">→ No direct citizen-targeted affect measure in the attitudinal section.</w:t>
+      </w:r>
+    </w:p>
+    <w:p>
+      <w:pPr>
+        <w:numPr>
+          <w:ilvl w:val="0"/>
+          <w:numId w:val="1015"/>
+        </w:numPr>
+      </w:pPr>
+      <w:r>
+        <w:rPr>
+          <w:b/>
+          <w:bCs/>
+        </w:rPr>
+        <w:t xml:space="preserve">Weighting by party size</w:t>
+      </w:r>
+      <w:r>
+        <w:br/>
+      </w:r>
+      <w:r>
+        <w:t xml:space="preserve">Assumes encounter probability proportional to electoral share.</w:t>
+      </w:r>
+      <w:r>
+        <w:br/>
+      </w:r>
+      <w:r>
+        <w:t xml:space="preserve">Social visibility may violate this (e.g., radical challenger parties).</w:t>
+      </w:r>
+    </w:p>
+    <w:p>
+      <w:pPr>
+        <w:numPr>
+          <w:ilvl w:val="0"/>
+          <w:numId w:val="1015"/>
+        </w:numPr>
+      </w:pPr>
+      <w:r>
+        <w:rPr>
+          <w:b/>
+          <w:bCs/>
+        </w:rPr>
+        <w:t xml:space="preserve">Uniform conjoint distribution</w:t>
+      </w:r>
+      <w:r>
+        <w:br/>
+      </w:r>
+      <w:r>
+        <w:t xml:space="preserve">No endogenous religious sorting; real-world joint distributions may differ.</w:t>
+      </w:r>
+    </w:p>
+    <w:p>
+      <w:pPr>
+        <w:numPr>
+          <w:ilvl w:val="0"/>
+          <w:numId w:val="1015"/>
+        </w:numPr>
+      </w:pPr>
+      <w:r>
+        <w:rPr>
+          <w:b/>
+          <w:bCs/>
+        </w:rPr>
+        <w:t xml:space="preserve">Cross-sectional design (2019)</w:t>
+      </w:r>
+      <w:r>
+        <w:br/>
+      </w:r>
+      <w:r>
+        <w:t xml:space="preserve">Results capture a specific pre-pandemic political context.</w:t>
+      </w:r>
+      <w:r>
+        <w:br/>
+      </w:r>
+      <w:r>
+        <w:t xml:space="preserve">No dynamic inference about temporal change.</w:t>
+      </w:r>
+    </w:p>
+    <w:p>
+      <w:r>
+        <w:pict>
+          <v:rect style="width:0;height:1.5pt" o:hralign="center" o:hrstd="t" o:hr="t"/>
+        </w:pict>
+      </w:r>
+    </w:p>
+    <w:bookmarkEnd w:id="39"/>
+    <w:bookmarkStart w:id="40" w:name="contribution-working-formulation"/>
+    <w:p>
+      <w:pPr>
+        <w:pStyle w:val="Heading2"/>
+      </w:pPr>
+      <w:r>
+        <w:t xml:space="preserve">9 Contribution (working formulation)</w:t>
+      </w:r>
+    </w:p>
+    <w:p>
+      <w:pPr>
+        <w:pStyle w:val="FirstParagraph"/>
+      </w:pPr>
+      <w:r>
+        <w:t xml:space="preserve">In comparative multi-party systems:</w:t>
+      </w:r>
+    </w:p>
+    <w:p>
+      <w:pPr>
+        <w:pStyle w:val="Compact"/>
+        <w:numPr>
+          <w:ilvl w:val="0"/>
+          <w:numId w:val="1016"/>
+        </w:numPr>
+      </w:pPr>
+      <w:r>
+        <w:t xml:space="preserve">Affective polarization is not a single quantity.</w:t>
+      </w:r>
+    </w:p>
+    <w:p>
+      <w:pPr>
+        <w:pStyle w:val="Compact"/>
+        <w:numPr>
+          <w:ilvl w:val="0"/>
+          <w:numId w:val="1016"/>
+        </w:numPr>
+      </w:pPr>
+      <w:r>
+        <w:t xml:space="preserve">Its magnitude and cross-national configuration depend on:</w:t>
+      </w:r>
+    </w:p>
+    <w:p>
+      <w:pPr>
+        <w:pStyle w:val="Compact"/>
+        <w:numPr>
+          <w:ilvl w:val="1"/>
+          <w:numId w:val="1017"/>
+        </w:numPr>
+      </w:pPr>
+      <w:r>
+        <w:t xml:space="preserve">ingroup definition,</w:t>
+      </w:r>
+    </w:p>
+    <w:p>
+      <w:pPr>
+        <w:pStyle w:val="Compact"/>
+        <w:numPr>
+          <w:ilvl w:val="1"/>
+          <w:numId w:val="1017"/>
+        </w:numPr>
+      </w:pPr>
+      <w:r>
+        <w:t xml:space="preserve">inclusion of non-partisans,</w:t>
+      </w:r>
+    </w:p>
+    <w:p>
+      <w:pPr>
+        <w:pStyle w:val="Compact"/>
+        <w:numPr>
+          <w:ilvl w:val="1"/>
+          <w:numId w:val="1017"/>
+        </w:numPr>
+      </w:pPr>
+      <w:r>
+        <w:t xml:space="preserve">aggregation rules,</w:t>
+      </w:r>
+    </w:p>
+    <w:p>
+      <w:pPr>
+        <w:pStyle w:val="Compact"/>
+        <w:numPr>
+          <w:ilvl w:val="1"/>
+          <w:numId w:val="1017"/>
+        </w:numPr>
+      </w:pPr>
+      <w:r>
+        <w:t xml:space="preserve">and whether polarization is conceptualized vertically or horizontally.</w:t>
+      </w:r>
+    </w:p>
+    <w:p>
+      <w:pPr>
+        <w:pStyle w:val="FirstParagraph"/>
+      </w:pPr>
+      <w:r>
+        <w:t xml:space="preserve">Rather than asking only</w:t>
+      </w:r>
+      <w:r>
+        <w:t xml:space="preserve"> </w:t>
+      </w:r>
+      <w:r>
+        <w:rPr>
+          <w:i/>
+          <w:iCs/>
+        </w:rPr>
+        <w:t xml:space="preserve">“How polarized are European democracies?”</w:t>
+      </w:r>
+      <w:r>
+        <w:t xml:space="preserve">,</w:t>
+      </w:r>
+      <w:r>
+        <w:br/>
+      </w:r>
+      <w:r>
+        <w:t xml:space="preserve">we ask:</w:t>
       </w:r>
     </w:p>
     <w:p>
@@ -1092,21 +2051,71 @@
         <w:pStyle w:val="BodyText"/>
       </w:pPr>
       <w:r>
-        <w:t xml:space="preserve">When weighting affective polarization by party size to estimate country — or Europe-level scores, this procedure implicitly assumes that the probability of any individual encountering and correctly identifying another partisan is proportional to the size of parties’ electorates. In practice, structural factors may violate this assumption: for example, partisans of smaller or more radical challenger parties may be more salient or more easily recognized, such that their social visibility exceeds their electoral share. Consequently, weighted estimates may over- or understate true horizontal affective polarization in contexts where partisan recognition is systematically biased.</w:t>
-      </w:r>
-    </w:p>
-    <w:bookmarkEnd w:id="37"/>
-    <w:bookmarkStart w:id="45" w:name="references"/>
+        <w:rPr>
+          <w:b/>
+          <w:bCs/>
+        </w:rPr>
+        <w:t xml:space="preserve">How does conceptualization reshape what, and even who, we observe as polarized in multi-party contexts?</w:t>
+      </w:r>
+    </w:p>
+    <w:bookmarkEnd w:id="40"/>
+    <w:bookmarkStart w:id="54" w:name="references"/>
     <w:p>
       <w:pPr>
         <w:pStyle w:val="Heading2"/>
       </w:pPr>
       <w:r>
-        <w:t xml:space="preserve">7 References</w:t>
-      </w:r>
-    </w:p>
-    <w:bookmarkStart w:id="44" w:name="refs"/>
-    <w:bookmarkStart w:id="39" w:name="ref-hahm2024divided"/>
+        <w:t xml:space="preserve">10 References</w:t>
+      </w:r>
+    </w:p>
+    <w:bookmarkStart w:id="53" w:name="refs"/>
+    <w:bookmarkStart w:id="42" w:name="ref-areal2024verticalvshorizontal"/>
+    <w:p>
+      <w:pPr>
+        <w:pStyle w:val="Bibliography"/>
+      </w:pPr>
+      <w:r>
+        <w:t xml:space="preserve">Areal, J., and E. Harteveld. 2024.</w:t>
+      </w:r>
+      <w:r>
+        <w:t xml:space="preserve"> </w:t>
+      </w:r>
+      <w:r>
+        <w:t xml:space="preserve">“Vertical Vs Horizontal Affective Polarization: Disentangling Feelings Towards Elites and Voters.”</w:t>
+      </w:r>
+      <w:r>
+        <w:t xml:space="preserve"> </w:t>
+      </w:r>
+      <w:r>
+        <w:rPr>
+          <w:i/>
+          <w:iCs/>
+        </w:rPr>
+        <w:t xml:space="preserve">Electoral Studies</w:t>
+      </w:r>
+      <w:r>
+        <w:t xml:space="preserve"> </w:t>
+      </w:r>
+      <w:r>
+        <w:t xml:space="preserve">90.</w:t>
+      </w:r>
+      <w:r>
+        <w:t xml:space="preserve"> </w:t>
+      </w:r>
+      <w:hyperlink r:id="rId41">
+        <w:r>
+          <w:rPr>
+            <w:rStyle w:val="Hyperlink"/>
+          </w:rPr>
+          <w:t xml:space="preserve">https://doi.org/10.1016/j.electstud.2024.102814</w:t>
+        </w:r>
+      </w:hyperlink>
+      <w:r>
+        <w:t xml:space="preserve">.</w:t>
+      </w:r>
+    </w:p>
+    <w:bookmarkEnd w:id="42"/>
+    <w:bookmarkStart w:id="44" w:name="ref-hahm2024divided"/>
     <w:p>
       <w:pPr>
         <w:pStyle w:val="Bibliography"/>
@@ -1139,7 +2148,7 @@
       <w:r>
         <w:t xml:space="preserve"> </w:t>
       </w:r>
-      <w:hyperlink r:id="rId38">
+      <w:hyperlink r:id="rId43">
         <w:r>
           <w:rPr>
             <w:rStyle w:val="Hyperlink"/>
@@ -1151,8 +2160,8 @@
         <w:t xml:space="preserve">.</w:t>
       </w:r>
     </w:p>
-    <w:bookmarkEnd w:id="39"/>
-    <w:bookmarkStart w:id="41" w:name="ref-reiljan2020fear"/>
+    <w:bookmarkEnd w:id="44"/>
+    <w:bookmarkStart w:id="46" w:name="ref-reiljan2020fear"/>
     <w:p>
       <w:pPr>
         <w:pStyle w:val="Bibliography"/>
@@ -1191,7 +2200,7 @@
       <w:r>
         <w:t xml:space="preserve"> </w:t>
       </w:r>
-      <w:hyperlink r:id="rId40">
+      <w:hyperlink r:id="rId45">
         <w:r>
           <w:rPr>
             <w:rStyle w:val="Hyperlink"/>
@@ -1203,20 +2212,66 @@
         <w:t xml:space="preserve">.</w:t>
       </w:r>
     </w:p>
-    <w:bookmarkEnd w:id="41"/>
-    <w:bookmarkStart w:id="43" w:name="ref-wagner2021affective"/>
+    <w:bookmarkEnd w:id="46"/>
+    <w:bookmarkStart w:id="48" w:name="ref-reiljan2024patterns"/>
     <w:p>
       <w:pPr>
         <w:pStyle w:val="Bibliography"/>
       </w:pPr>
       <w:r>
-        <w:t xml:space="preserve">Wagner, Markus. 2021.</w:t>
+        <w:t xml:space="preserve">Reiljan, Andres, Diego Garzia, Frederico Ferreira Da Silva, and Alexander H Trechsel. 2024.</w:t>
       </w:r>
       <w:r>
         <w:t xml:space="preserve"> </w:t>
       </w:r>
       <w:r>
-        <w:t xml:space="preserve">“Affective Polarization in Multiparty Systems.”</w:t>
+        <w:t xml:space="preserve">“Patterns of Affective Polarization Toward Parties and Leaders Across the Democratic World.”</w:t>
+      </w:r>
+      <w:r>
+        <w:t xml:space="preserve"> </w:t>
+      </w:r>
+      <w:r>
+        <w:rPr>
+          <w:i/>
+          <w:iCs/>
+        </w:rPr>
+        <w:t xml:space="preserve">American Political Science Review</w:t>
+      </w:r>
+      <w:r>
+        <w:t xml:space="preserve"> </w:t>
+      </w:r>
+      <w:r>
+        <w:t xml:space="preserve">118 (2): 654–70.</w:t>
+      </w:r>
+      <w:r>
+        <w:t xml:space="preserve"> </w:t>
+      </w:r>
+      <w:hyperlink r:id="rId47">
+        <w:r>
+          <w:rPr>
+            <w:rStyle w:val="Hyperlink"/>
+          </w:rPr>
+          <w:t xml:space="preserve">https://doi.org/10.1017/S0003055423000485</w:t>
+        </w:r>
+      </w:hyperlink>
+      <w:r>
+        <w:t xml:space="preserve">.</w:t>
+      </w:r>
+    </w:p>
+    <w:bookmarkEnd w:id="48"/>
+    <w:bookmarkStart w:id="50" w:name="ref-rollicke2023polarisation"/>
+    <w:p>
+      <w:pPr>
+        <w:pStyle w:val="Bibliography"/>
+      </w:pPr>
+      <w:r>
+        <w:t xml:space="preserve">Röllicke, L. 2023.</w:t>
+      </w:r>
+      <w:r>
+        <w:t xml:space="preserve"> </w:t>
+      </w:r>
+      <w:r>
+        <w:t xml:space="preserve">“Polarisation, Identity and Affect - Conceptualising Affective Polarisation in Multi-Party Systems.”</w:t>
       </w:r>
       <w:r>
         <w:t xml:space="preserve"> </w:t>
@@ -1232,12 +2287,58 @@
         <w:t xml:space="preserve"> </w:t>
       </w:r>
       <w:r>
+        <w:t xml:space="preserve">85.</w:t>
+      </w:r>
+      <w:r>
+        <w:t xml:space="preserve"> </w:t>
+      </w:r>
+      <w:hyperlink r:id="rId49">
+        <w:r>
+          <w:rPr>
+            <w:rStyle w:val="Hyperlink"/>
+          </w:rPr>
+          <w:t xml:space="preserve">https://doi.org/10.1016/j.electstud.2023.102655</w:t>
+        </w:r>
+      </w:hyperlink>
+      <w:r>
+        <w:t xml:space="preserve">.</w:t>
+      </w:r>
+    </w:p>
+    <w:bookmarkEnd w:id="50"/>
+    <w:bookmarkStart w:id="52" w:name="ref-wagner2021affective"/>
+    <w:p>
+      <w:pPr>
+        <w:pStyle w:val="Bibliography"/>
+      </w:pPr>
+      <w:r>
+        <w:t xml:space="preserve">Wagner, Markus. 2021.</w:t>
+      </w:r>
+      <w:r>
+        <w:t xml:space="preserve"> </w:t>
+      </w:r>
+      <w:r>
+        <w:t xml:space="preserve">“Affective Polarization in Multiparty Systems.”</w:t>
+      </w:r>
+      <w:r>
+        <w:t xml:space="preserve"> </w:t>
+      </w:r>
+      <w:r>
+        <w:rPr>
+          <w:i/>
+          <w:iCs/>
+        </w:rPr>
+        <w:t xml:space="preserve">Electoral Studies</w:t>
+      </w:r>
+      <w:r>
+        <w:t xml:space="preserve"> </w:t>
+      </w:r>
+      <w:r>
         <w:t xml:space="preserve">69: 102199.</w:t>
       </w:r>
       <w:r>
         <w:t xml:space="preserve"> </w:t>
       </w:r>
-      <w:hyperlink r:id="rId42">
+      <w:hyperlink r:id="rId51">
         <w:r>
           <w:rPr>
             <w:rStyle w:val="Hyperlink"/>
@@ -1249,25 +2350,25 @@
         <w:t xml:space="preserve">.</w:t>
       </w:r>
     </w:p>
-    <w:bookmarkEnd w:id="43"/>
-    <w:bookmarkEnd w:id="44"/>
-    <w:bookmarkEnd w:id="45"/>
-    <w:bookmarkStart w:id="71" w:name="appendix"/>
+    <w:bookmarkEnd w:id="52"/>
+    <w:bookmarkEnd w:id="53"/>
+    <w:bookmarkEnd w:id="54"/>
+    <w:bookmarkStart w:id="80" w:name="appendix"/>
     <w:p>
       <w:pPr>
         <w:pStyle w:val="Heading2"/>
       </w:pPr>
       <w:r>
-        <w:t xml:space="preserve">8 Appendix</w:t>
-      </w:r>
-    </w:p>
-    <w:bookmarkStart w:id="52" w:name="sample-descriptives"/>
+        <w:t xml:space="preserve">11 Appendix</w:t>
+      </w:r>
+    </w:p>
+    <w:bookmarkStart w:id="61" w:name="sample-descriptives"/>
     <w:p>
       <w:pPr>
         <w:pStyle w:val="Heading3"/>
       </w:pPr>
       <w:r>
-        <w:t xml:space="preserve">8.1 Sample descriptives</w:t>
+        <w:t xml:space="preserve">11.1 Sample descriptives</w:t>
       </w:r>
     </w:p>
     <w:tbl>
@@ -1283,7 +2384,7 @@
       <w:tr>
         <w:tc>
           <w:tcPr/>
-          <w:bookmarkStart w:id="46" w:name="tbl-nresp-country"/>
+          <w:bookmarkStart w:id="55" w:name="tbl-nresp-country"/>
           <w:p>
             <w:pPr>
               <w:jc w:val="center"/>
@@ -2419,7 +3520,7 @@
               </w:tc>
             </w:tr>
           </w:tbl>
-          <w:bookmarkEnd w:id="46"/>
+          <w:bookmarkEnd w:id="55"/>
           <w:p/>
         </w:tc>
       </w:tr>
@@ -2440,7 +3541,7 @@
         </w:rPr>
         <w:t xml:space="preserve"> </w:t>
       </w:r>
-      <w:hyperlink r:id="rId47">
+      <w:hyperlink r:id="rId56">
         <w:r>
           <w:rPr>
             <w:rStyle w:val="Hyperlink"/>
@@ -2463,7 +3564,7 @@
       <w:tr>
         <w:tc>
           <w:tcPr/>
-          <w:bookmarkStart w:id="48" w:name="tbl-nresp-country-gender"/>
+          <w:bookmarkStart w:id="57" w:name="tbl-nresp-country-gender"/>
           <w:p>
             <w:pPr>
               <w:jc w:val="center"/>
@@ -3951,7 +5052,7 @@
               </w:tc>
             </w:tr>
           </w:tbl>
-          <w:bookmarkEnd w:id="48"/>
+          <w:bookmarkEnd w:id="57"/>
           <w:p/>
         </w:tc>
       </w:tr>
@@ -3972,7 +5073,7 @@
         </w:rPr>
         <w:t xml:space="preserve"> </w:t>
       </w:r>
-      <w:hyperlink r:id="rId49">
+      <w:hyperlink r:id="rId58">
         <w:r>
           <w:rPr>
             <w:rStyle w:val="Hyperlink"/>
@@ -3995,7 +5096,7 @@
       <w:tr>
         <w:tc>
           <w:tcPr/>
-          <w:bookmarkStart w:id="50" w:name="tbl-nresp-country-agegroup"/>
+          <w:bookmarkStart w:id="59" w:name="tbl-nresp-country-agegroup"/>
           <w:p>
             <w:pPr>
               <w:jc w:val="center"/>
@@ -6736,7 +7837,7 @@
               </w:tc>
             </w:tr>
           </w:tbl>
-          <w:bookmarkEnd w:id="50"/>
+          <w:bookmarkEnd w:id="59"/>
           <w:p/>
         </w:tc>
       </w:tr>
@@ -6757,7 +7858,7 @@
         </w:rPr>
         <w:t xml:space="preserve"> </w:t>
       </w:r>
-      <w:hyperlink r:id="rId51">
+      <w:hyperlink r:id="rId60">
         <w:r>
           <w:rPr>
             <w:rStyle w:val="Hyperlink"/>
@@ -6767,14 +7868,14 @@
         </w:r>
       </w:hyperlink>
     </w:p>
-    <w:bookmarkEnd w:id="52"/>
-    <w:bookmarkStart w:id="57" w:name="experimental-setup"/>
+    <w:bookmarkEnd w:id="61"/>
+    <w:bookmarkStart w:id="66" w:name="experimental-setup"/>
     <w:p>
       <w:pPr>
         <w:pStyle w:val="Heading3"/>
       </w:pPr>
       <w:r>
-        <w:t xml:space="preserve">8.2 Experimental setup</w:t>
+        <w:t xml:space="preserve">11.2 Experimental setup</w:t>
       </w:r>
     </w:p>
     <w:p>
@@ -7062,7 +8163,7 @@
       <w:tr>
         <w:tc>
           <w:tcPr/>
-          <w:bookmarkStart w:id="56" w:name="fig-example-profile"/>
+          <w:bookmarkStart w:id="65" w:name="fig-example-profile"/>
           <w:p>
             <w:pPr>
               <w:pStyle w:val="Compact"/>
@@ -7073,18 +8174,18 @@
                 <wp:inline>
                   <wp:extent cx="4458846" cy="3911430"/>
                   <wp:effectExtent b="0" l="0" r="0" t="0"/>
-                  <wp:docPr descr="" title="" id="54" name="Picture"/>
+                  <wp:docPr descr="" title="" id="63" name="Picture"/>
                   <a:graphic>
                     <a:graphicData uri="http://schemas.openxmlformats.org/drawingml/2006/picture">
                       <pic:pic>
                         <pic:nvPicPr>
-                          <pic:cNvPr descr="images/cj-example-profile.png" id="55" name="Picture"/>
+                          <pic:cNvPr descr="images/cj-example-profile.png" id="64" name="Picture"/>
                           <pic:cNvPicPr>
                             <a:picLocks noChangeArrowheads="1" noChangeAspect="1"/>
                           </pic:cNvPicPr>
                         </pic:nvPicPr>
                         <pic:blipFill>
-                          <a:blip r:embed="rId53"/>
+                          <a:blip r:embed="rId62"/>
                           <a:stretch>
                             <a:fillRect/>
                           </a:stretch>
@@ -7124,18 +8225,18 @@
               <w:t xml:space="preserve">Figure 3: Example of potential co-player profile.</w:t>
             </w:r>
           </w:p>
-          <w:bookmarkEnd w:id="56"/>
+          <w:bookmarkEnd w:id="65"/>
         </w:tc>
       </w:tr>
     </w:tbl>
-    <w:bookmarkEnd w:id="57"/>
-    <w:bookmarkStart w:id="63" w:name="distribution-of-y"/>
+    <w:bookmarkEnd w:id="66"/>
+    <w:bookmarkStart w:id="72" w:name="distribution-of-y"/>
     <w:p>
       <w:pPr>
         <w:pStyle w:val="Heading3"/>
       </w:pPr>
       <w:r>
-        <w:t xml:space="preserve">8.3 Distribution of Y</w:t>
+        <w:t xml:space="preserve">11.3 Distribution of Y</w:t>
       </w:r>
     </w:p>
     <w:tbl>
@@ -7151,7 +8252,7 @@
       <w:tr>
         <w:tc>
           <w:tcPr/>
-          <w:bookmarkStart w:id="61" w:name="fig-distr-y"/>
+          <w:bookmarkStart w:id="70" w:name="fig-distr-y"/>
           <w:p>
             <w:pPr>
               <w:pStyle w:val="Compact"/>
@@ -7162,18 +8263,18 @@
                 <wp:inline>
                   <wp:extent cx="5334000" cy="3810000"/>
                   <wp:effectExtent b="0" l="0" r="0" t="0"/>
-                  <wp:docPr descr="" title="" id="59" name="Picture"/>
+                  <wp:docPr descr="" title="" id="68" name="Picture"/>
                   <a:graphic>
                     <a:graphicData uri="http://schemas.openxmlformats.org/drawingml/2006/picture">
                       <pic:pic>
                         <pic:nvPicPr>
-                          <pic:cNvPr descr="index_files/figure-docx/code-03_explanal-3.1_descr_anal-fig-distr-y-output-2.png" id="60" name="Picture"/>
+                          <pic:cNvPr descr="index_files/figure-docx/code-03_explanal-3.1_descr_anal-fig-distr-y-output-2.png" id="69" name="Picture"/>
                           <pic:cNvPicPr>
                             <a:picLocks noChangeArrowheads="1" noChangeAspect="1"/>
                           </pic:cNvPicPr>
                         </pic:nvPicPr>
                         <pic:blipFill>
-                          <a:blip r:embed="rId58"/>
+                          <a:blip r:embed="rId67"/>
                           <a:stretch>
                             <a:fillRect/>
                           </a:stretch>
@@ -7384,7 +8485,7 @@
               </m:r>
             </m:oMath>
           </w:p>
-          <w:bookmarkEnd w:id="61"/>
+          <w:bookmarkEnd w:id="70"/>
         </w:tc>
       </w:tr>
     </w:tbl>
@@ -7404,7 +8505,7 @@
         </w:rPr>
         <w:t xml:space="preserve"> </w:t>
       </w:r>
-      <w:hyperlink r:id="rId62">
+      <w:hyperlink r:id="rId71">
         <w:r>
           <w:rPr>
             <w:rStyle w:val="Hyperlink"/>
@@ -7414,14 +8515,14 @@
         </w:r>
       </w:hyperlink>
     </w:p>
-    <w:bookmarkEnd w:id="63"/>
-    <w:bookmarkStart w:id="66" w:name="distribution-of-t-and-r"/>
+    <w:bookmarkEnd w:id="72"/>
+    <w:bookmarkStart w:id="75" w:name="distribution-of-t-and-r"/>
     <w:p>
       <w:pPr>
         <w:pStyle w:val="Heading3"/>
       </w:pPr>
       <w:r>
-        <w:t xml:space="preserve">8.4 Distribution of T and R</w:t>
+        <w:t xml:space="preserve">11.4 Distribution of T and R</w:t>
       </w:r>
     </w:p>
     <w:tbl>
@@ -7437,7 +8538,7 @@
       <w:tr>
         <w:tc>
           <w:tcPr/>
-          <w:bookmarkStart w:id="64" w:name="tbl-t-r-distr"/>
+          <w:bookmarkStart w:id="73" w:name="tbl-t-r-distr"/>
           <w:p>
             <w:pPr>
               <w:jc w:val="center"/>
@@ -7629,7 +8730,7 @@
               </w:tc>
             </w:tr>
           </w:tbl>
-          <w:bookmarkEnd w:id="64"/>
+          <w:bookmarkEnd w:id="73"/>
           <w:p/>
         </w:tc>
       </w:tr>
@@ -7650,7 +8751,7 @@
         </w:rPr>
         <w:t xml:space="preserve"> </w:t>
       </w:r>
-      <w:hyperlink r:id="rId65">
+      <w:hyperlink r:id="rId74">
         <w:r>
           <w:rPr>
             <w:rStyle w:val="Hyperlink"/>
@@ -7660,14 +8761,14 @@
         </w:r>
       </w:hyperlink>
     </w:p>
-    <w:bookmarkEnd w:id="66"/>
-    <w:bookmarkStart w:id="69" w:name="distribution-of-covariates-by-t"/>
+    <w:bookmarkEnd w:id="75"/>
+    <w:bookmarkStart w:id="78" w:name="distribution-of-covariates-by-t"/>
     <w:p>
       <w:pPr>
         <w:pStyle w:val="Heading3"/>
       </w:pPr>
       <w:r>
-        <w:t xml:space="preserve">8.5 Distribution of Covariates by T</w:t>
+        <w:t xml:space="preserve">11.5 Distribution of Covariates by T</w:t>
       </w:r>
     </w:p>
     <w:tbl>
@@ -7683,7 +8784,7 @@
       <w:tr>
         <w:tc>
           <w:tcPr/>
-          <w:bookmarkStart w:id="67" w:name="tbl-covariate-distr"/>
+          <w:bookmarkStart w:id="76" w:name="tbl-covariate-distr"/>
           <w:p>
             <w:pPr>
               <w:jc w:val="center"/>
@@ -9675,7 +10776,7 @@
               </w:tc>
             </w:tr>
           </w:tbl>
-          <w:bookmarkEnd w:id="67"/>
+          <w:bookmarkEnd w:id="76"/>
           <w:p/>
         </w:tc>
       </w:tr>
@@ -9696,7 +10797,7 @@
         </w:rPr>
         <w:t xml:space="preserve"> </w:t>
       </w:r>
-      <w:hyperlink r:id="rId68">
+      <w:hyperlink r:id="rId77">
         <w:r>
           <w:rPr>
             <w:rStyle w:val="Hyperlink"/>
@@ -9706,200 +10807,18 @@
         </w:r>
       </w:hyperlink>
     </w:p>
-    <w:bookmarkEnd w:id="69"/>
-    <w:bookmarkStart w:id="70" w:name="robustness"/>
+    <w:bookmarkEnd w:id="78"/>
+    <w:bookmarkStart w:id="79" w:name="robustness"/>
     <w:p>
       <w:pPr>
         <w:pStyle w:val="Heading3"/>
       </w:pPr>
       <w:r>
-        <w:t xml:space="preserve">8.6 Robustness</w:t>
-      </w:r>
-    </w:p>
-    <w:bookmarkEnd w:id="70"/>
-    <w:bookmarkEnd w:id="71"/>
-    <w:bookmarkStart w:id="72" w:name="Xf938f7a034e9b39da784faab40d2050327a2fbb"/>
-    <w:p>
-      <w:pPr>
-        <w:pStyle w:val="Heading2"/>
-      </w:pPr>
-      <w:r>
-        <w:t xml:space="preserve">Eidesstattliche Erklärung – Statutory Declaration</w:t>
-      </w:r>
-    </w:p>
-    <w:p>
-      <w:pPr>
-        <w:pStyle w:val="FirstParagraph"/>
-      </w:pPr>
-      <w:r>
-        <w:t xml:space="preserve">Hiermit versichere ich, dass diese Arbeit von mir persönlich verfasst ist</w:t>
-      </w:r>
-      <w:r>
-        <w:t xml:space="preserve"> </w:t>
-      </w:r>
-      <w:r>
-        <w:t xml:space="preserve">und dass ich keinerlei fremde Hilfe in Anspruch genommen habe. Ebenso</w:t>
-      </w:r>
-      <w:r>
-        <w:t xml:space="preserve"> </w:t>
-      </w:r>
-      <w:r>
-        <w:t xml:space="preserve">versichere ich, dass diese Arbeit oder Teile daraus weder von mir selbst</w:t>
-      </w:r>
-      <w:r>
-        <w:t xml:space="preserve"> </w:t>
-      </w:r>
-      <w:r>
-        <w:t xml:space="preserve">noch von anderen als Leistungsnachweise andernorts eingereicht wurden.</w:t>
-      </w:r>
-      <w:r>
-        <w:t xml:space="preserve"> </w:t>
-      </w:r>
-      <w:r>
-        <w:t xml:space="preserve">Wörtliche oder sinngemäße Übernahmen aus anderen Schriften und</w:t>
-      </w:r>
-      <w:r>
-        <w:t xml:space="preserve"> </w:t>
-      </w:r>
-      <w:r>
-        <w:t xml:space="preserve">Veröffentlichungen in gedruckter oder elektronischer Form sind</w:t>
-      </w:r>
-      <w:r>
-        <w:t xml:space="preserve"> </w:t>
-      </w:r>
-      <w:r>
-        <w:t xml:space="preserve">gekennzeichnet. Sämtliche Sekundärliteratur und sonstige Quellen sind</w:t>
-      </w:r>
-      <w:r>
-        <w:t xml:space="preserve"> </w:t>
-      </w:r>
-      <w:r>
-        <w:t xml:space="preserve">nachgewiesen und in der Bibliographie aufgeführt. Das Gleiche gilt für</w:t>
-      </w:r>
-      <w:r>
-        <w:t xml:space="preserve"> </w:t>
-      </w:r>
-      <w:r>
-        <w:t xml:space="preserve">graphische Darstellungen und Bilder sowie für alle Internet-Quellen. Ich</w:t>
-      </w:r>
-      <w:r>
-        <w:t xml:space="preserve"> </w:t>
-      </w:r>
-      <w:r>
-        <w:t xml:space="preserve">bin ferner damit einverstanden, dass meine Arbeit zum Zwecke eines</w:t>
-      </w:r>
-      <w:r>
-        <w:t xml:space="preserve"> </w:t>
-      </w:r>
-      <w:r>
-        <w:t xml:space="preserve">Plagiatsabgleichs in elektronischer Form anonymisiert versendet und</w:t>
-      </w:r>
-      <w:r>
-        <w:t xml:space="preserve"> </w:t>
-      </w:r>
-      <w:r>
-        <w:t xml:space="preserve">gespeichert werden kann. Mir ist bekannt, dass von der Korrektur der</w:t>
-      </w:r>
-      <w:r>
-        <w:t xml:space="preserve"> </w:t>
-      </w:r>
-      <w:r>
-        <w:t xml:space="preserve">Arbeit abgesehen und die Prüfungsleistung mit „nicht ausreichend“</w:t>
-      </w:r>
-      <w:r>
-        <w:t xml:space="preserve"> </w:t>
-      </w:r>
-      <w:r>
-        <w:t xml:space="preserve">bewertet werden kann, wenn die Erklärung nicht erteilt wird.</w:t>
-      </w:r>
-    </w:p>
-    <w:p>
-      <w:pPr>
-        <w:pStyle w:val="BodyText"/>
-      </w:pPr>
-      <w:r>
-        <w:t xml:space="preserve">I hereby declare that the paper presented is my own work and that I have</w:t>
-      </w:r>
-      <w:r>
-        <w:t xml:space="preserve"> </w:t>
-      </w:r>
-      <w:r>
-        <w:t xml:space="preserve">not called upon the help of a third party. In addition, I affirm that neither I</w:t>
-      </w:r>
-      <w:r>
-        <w:t xml:space="preserve"> </w:t>
-      </w:r>
-      <w:r>
-        <w:t xml:space="preserve">nor anybody else has submitted this paper or parts of it to obtain credits</w:t>
-      </w:r>
-      <w:r>
-        <w:t xml:space="preserve"> </w:t>
-      </w:r>
-      <w:r>
-        <w:t xml:space="preserve">elsewhere before. I have clearly marked and acknowledged all quotations</w:t>
-      </w:r>
-      <w:r>
-        <w:t xml:space="preserve"> </w:t>
-      </w:r>
-      <w:r>
-        <w:t xml:space="preserve">or references that have been taken from the works of other. All secondary</w:t>
-      </w:r>
-      <w:r>
-        <w:t xml:space="preserve"> </w:t>
-      </w:r>
-      <w:r>
-        <w:t xml:space="preserve">literature and other sources are marked and listed in the bibliography. The</w:t>
-      </w:r>
-      <w:r>
-        <w:t xml:space="preserve"> </w:t>
-      </w:r>
-      <w:r>
-        <w:t xml:space="preserve">same applies to all charts, diagrams and illustrations as well as to all Internet</w:t>
-      </w:r>
-      <w:r>
-        <w:t xml:space="preserve"> </w:t>
-      </w:r>
-      <w:r>
-        <w:t xml:space="preserve">sources. Moreover, I consent to my paper being electronically stores and</w:t>
-      </w:r>
-      <w:r>
-        <w:t xml:space="preserve"> </w:t>
-      </w:r>
-      <w:r>
-        <w:t xml:space="preserve">sent anonymously in order to be checked for plagiarism. I am aware that</w:t>
-      </w:r>
-      <w:r>
-        <w:t xml:space="preserve"> </w:t>
-      </w:r>
-      <w:r>
-        <w:t xml:space="preserve">the paper cannot be evaluated and may be graded</w:t>
-      </w:r>
-      <w:r>
-        <w:t xml:space="preserve"> </w:t>
-      </w:r>
-      <w:r>
-        <w:t xml:space="preserve">“failed”</w:t>
-      </w:r>
-      <w:r>
-        <w:t xml:space="preserve"> </w:t>
-      </w:r>
-      <w:r>
-        <w:t xml:space="preserve">(</w:t>
-      </w:r>
-      <w:r>
-        <w:t xml:space="preserve">“nicht</w:t>
-      </w:r>
-      <w:r>
-        <w:t xml:space="preserve"> </w:t>
-      </w:r>
-      <w:r>
-        <w:t xml:space="preserve">ausreichend”</w:t>
-      </w:r>
-      <w:r>
-        <w:t xml:space="preserve">) if the declaration is not made.</w:t>
-      </w:r>
-    </w:p>
-    <w:bookmarkEnd w:id="72"/>
+        <w:t xml:space="preserve">11.6 Robustness</w:t>
+      </w:r>
+    </w:p>
+    <w:bookmarkEnd w:id="79"/>
+    <w:bookmarkEnd w:id="80"/>
     <w:sectPr>
       <w:footnotePr>
         <w:numRestart w:val="eachSect"/>
@@ -10010,6 +10929,109 @@
       </w:pPr>
     </w:lvl>
   </w:abstractNum>
+  <w:abstractNum w:abstractNumId="991">
+    <w:nsid w:val="0000A991"/>
+    <w:multiLevelType w:val="multilevel"/>
+    <w:lvl w:ilvl="0">
+      <w:numFmt w:val="bullet"/>
+      <w:lvlText w:val=""/>
+      <w:lvlJc w:val="left"/>
+      <w:pPr>
+        <w:ind w:left="720" w:hanging="360"/>
+      </w:pPr>
+      <w:rPr>
+        <w:rFonts w:ascii="Symbol" w:hAnsi="Symbol" w:cs="Symbol" w:hint="default"/>
+      </w:rPr>
+    </w:lvl>
+    <w:lvl w:ilvl="1">
+      <w:numFmt w:val="bullet"/>
+      <w:lvlText w:val="o"/>
+      <w:lvlJc w:val="left"/>
+      <w:pPr>
+        <w:ind w:left="1440" w:hanging="360"/>
+      </w:pPr>
+      <w:rPr>
+        <w:rFonts w:ascii="Courier New" w:hAnsi="Courier New" w:cs="Courier New" w:hint="default"/>
+      </w:rPr>
+    </w:lvl>
+    <w:lvl w:ilvl="2">
+      <w:numFmt w:val="bullet"/>
+      <w:lvlText w:val=""/>
+      <w:lvlJc w:val="left"/>
+      <w:pPr>
+        <w:ind w:left="2160" w:hanging="360"/>
+      </w:pPr>
+      <w:rPr>
+        <w:rFonts w:ascii="Wingdings" w:hAnsi="Wingdings" w:cs="Wingdings" w:hint="default"/>
+      </w:rPr>
+    </w:lvl>
+    <w:lvl w:ilvl="3">
+      <w:numFmt w:val="bullet"/>
+      <w:lvlText w:val=""/>
+      <w:lvlJc w:val="left"/>
+      <w:pPr>
+        <w:ind w:left="2880" w:hanging="360"/>
+      </w:pPr>
+      <w:rPr>
+        <w:rFonts w:ascii="Symbol" w:hAnsi="Symbol" w:cs="Symbol" w:hint="default"/>
+      </w:rPr>
+    </w:lvl>
+    <w:lvl w:ilvl="4">
+      <w:numFmt w:val="bullet"/>
+      <w:lvlText w:val="o"/>
+      <w:lvlJc w:val="left"/>
+      <w:pPr>
+        <w:ind w:left="3600" w:hanging="360"/>
+      </w:pPr>
+      <w:rPr>
+        <w:rFonts w:ascii="Courier New" w:hAnsi="Courier New" w:cs="Courier New" w:hint="default"/>
+      </w:rPr>
+    </w:lvl>
+    <w:lvl w:ilvl="5">
+      <w:numFmt w:val="bullet"/>
+      <w:lvlText w:val=""/>
+      <w:lvlJc w:val="left"/>
+      <w:pPr>
+        <w:ind w:left="4320" w:hanging="360"/>
+      </w:pPr>
+      <w:rPr>
+        <w:rFonts w:ascii="Wingdings" w:hAnsi="Wingdings" w:cs="Wingdings" w:hint="default"/>
+      </w:rPr>
+    </w:lvl>
+    <w:lvl w:ilvl="6">
+      <w:numFmt w:val="bullet"/>
+      <w:lvlText w:val=""/>
+      <w:lvlJc w:val="left"/>
+      <w:pPr>
+        <w:ind w:left="5040" w:hanging="360"/>
+      </w:pPr>
+      <w:rPr>
+        <w:rFonts w:ascii="Symbol" w:hAnsi="Symbol" w:cs="Symbol" w:hint="default"/>
+      </w:rPr>
+    </w:lvl>
+    <w:lvl w:ilvl="7">
+      <w:numFmt w:val="bullet"/>
+      <w:lvlText w:val="o"/>
+      <w:lvlJc w:val="left"/>
+      <w:pPr>
+        <w:ind w:left="5760" w:hanging="360"/>
+      </w:pPr>
+      <w:rPr>
+        <w:rFonts w:ascii="Courier New" w:hAnsi="Courier New" w:cs="Courier New" w:hint="default"/>
+      </w:rPr>
+    </w:lvl>
+    <w:lvl w:ilvl="8">
+      <w:numFmt w:val="bullet"/>
+      <w:lvlText w:val=""/>
+      <w:lvlJc w:val="left"/>
+      <w:pPr>
+        <w:ind w:left="6480" w:hanging="360"/>
+      </w:pPr>
+      <w:rPr>
+        <w:rFonts w:ascii="Wingdings" w:hAnsi="Wingdings" w:cs="Wingdings" w:hint="default"/>
+      </w:rPr>
+    </w:lvl>
+  </w:abstractNum>
   <w:abstractNum w:abstractNumId="99411">
     <w:nsid w:val="00A99411"/>
     <w:multiLevelType w:val="multilevel"/>
@@ -10095,113 +11117,19 @@
       </w:pPr>
     </w:lvl>
   </w:abstractNum>
-  <w:abstractNum w:abstractNumId="991">
-    <w:nsid w:val="0000A991"/>
-    <w:multiLevelType w:val="multilevel"/>
-    <w:lvl w:ilvl="0">
-      <w:numFmt w:val="bullet"/>
-      <w:lvlText w:val=""/>
-      <w:lvlJc w:val="left"/>
-      <w:pPr>
-        <w:ind w:left="720" w:hanging="360"/>
-      </w:pPr>
-      <w:rPr>
-        <w:rFonts w:ascii="Symbol" w:hAnsi="Symbol" w:cs="Symbol" w:hint="default"/>
-      </w:rPr>
-    </w:lvl>
-    <w:lvl w:ilvl="1">
-      <w:numFmt w:val="bullet"/>
-      <w:lvlText w:val="o"/>
-      <w:lvlJc w:val="left"/>
-      <w:pPr>
-        <w:ind w:left="1440" w:hanging="360"/>
-      </w:pPr>
-      <w:rPr>
-        <w:rFonts w:ascii="Courier New" w:hAnsi="Courier New" w:cs="Courier New" w:hint="default"/>
-      </w:rPr>
-    </w:lvl>
-    <w:lvl w:ilvl="2">
-      <w:numFmt w:val="bullet"/>
-      <w:lvlText w:val=""/>
-      <w:lvlJc w:val="left"/>
-      <w:pPr>
-        <w:ind w:left="2160" w:hanging="360"/>
-      </w:pPr>
-      <w:rPr>
-        <w:rFonts w:ascii="Wingdings" w:hAnsi="Wingdings" w:cs="Wingdings" w:hint="default"/>
-      </w:rPr>
-    </w:lvl>
-    <w:lvl w:ilvl="3">
-      <w:numFmt w:val="bullet"/>
-      <w:lvlText w:val=""/>
-      <w:lvlJc w:val="left"/>
-      <w:pPr>
-        <w:ind w:left="2880" w:hanging="360"/>
-      </w:pPr>
-      <w:rPr>
-        <w:rFonts w:ascii="Symbol" w:hAnsi="Symbol" w:cs="Symbol" w:hint="default"/>
-      </w:rPr>
-    </w:lvl>
-    <w:lvl w:ilvl="4">
-      <w:numFmt w:val="bullet"/>
-      <w:lvlText w:val="o"/>
-      <w:lvlJc w:val="left"/>
-      <w:pPr>
-        <w:ind w:left="3600" w:hanging="360"/>
-      </w:pPr>
-      <w:rPr>
-        <w:rFonts w:ascii="Courier New" w:hAnsi="Courier New" w:cs="Courier New" w:hint="default"/>
-      </w:rPr>
-    </w:lvl>
-    <w:lvl w:ilvl="5">
-      <w:numFmt w:val="bullet"/>
-      <w:lvlText w:val=""/>
-      <w:lvlJc w:val="left"/>
-      <w:pPr>
-        <w:ind w:left="4320" w:hanging="360"/>
-      </w:pPr>
-      <w:rPr>
-        <w:rFonts w:ascii="Wingdings" w:hAnsi="Wingdings" w:cs="Wingdings" w:hint="default"/>
-      </w:rPr>
-    </w:lvl>
-    <w:lvl w:ilvl="6">
-      <w:numFmt w:val="bullet"/>
-      <w:lvlText w:val=""/>
-      <w:lvlJc w:val="left"/>
-      <w:pPr>
-        <w:ind w:left="5040" w:hanging="360"/>
-      </w:pPr>
-      <w:rPr>
-        <w:rFonts w:ascii="Symbol" w:hAnsi="Symbol" w:cs="Symbol" w:hint="default"/>
-      </w:rPr>
-    </w:lvl>
-    <w:lvl w:ilvl="7">
-      <w:numFmt w:val="bullet"/>
-      <w:lvlText w:val="o"/>
-      <w:lvlJc w:val="left"/>
-      <w:pPr>
-        <w:ind w:left="5760" w:hanging="360"/>
-      </w:pPr>
-      <w:rPr>
-        <w:rFonts w:ascii="Courier New" w:hAnsi="Courier New" w:cs="Courier New" w:hint="default"/>
-      </w:rPr>
-    </w:lvl>
-    <w:lvl w:ilvl="8">
-      <w:numFmt w:val="bullet"/>
-      <w:lvlText w:val=""/>
-      <w:lvlJc w:val="left"/>
-      <w:pPr>
-        <w:ind w:left="6480" w:hanging="360"/>
-      </w:pPr>
-      <w:rPr>
-        <w:rFonts w:ascii="Wingdings" w:hAnsi="Wingdings" w:cs="Wingdings" w:hint="default"/>
-      </w:rPr>
-    </w:lvl>
-  </w:abstractNum>
   <w:num w:numId="1000">
     <w:abstractNumId w:val="990"/>
   </w:num>
   <w:num w:numId="1001">
+    <w:abstractNumId w:val="991"/>
+  </w:num>
+  <w:num w:numId="1002">
+    <w:abstractNumId w:val="991"/>
+  </w:num>
+  <w:num w:numId="1003">
+    <w:abstractNumId w:val="991"/>
+  </w:num>
+  <w:num w:numId="1004">
     <w:abstractNumId w:val="99411"/>
     <w:lvlOverride w:ilvl="0">
       <w:startOverride w:val="1"/>
@@ -10231,13 +11159,97 @@
       <w:startOverride w:val="1"/>
     </w:lvlOverride>
   </w:num>
-  <w:num w:numId="1002">
+  <w:num w:numId="1005">
     <w:abstractNumId w:val="991"/>
   </w:num>
-  <w:num w:numId="1003">
+  <w:num w:numId="1006">
     <w:abstractNumId w:val="991"/>
   </w:num>
-  <w:num w:numId="1004">
+  <w:num w:numId="1007">
+    <w:abstractNumId w:val="991"/>
+  </w:num>
+  <w:num w:numId="1008">
+    <w:abstractNumId w:val="991"/>
+  </w:num>
+  <w:num w:numId="1009">
+    <w:abstractNumId w:val="991"/>
+  </w:num>
+  <w:num w:numId="1010">
+    <w:abstractNumId w:val="991"/>
+  </w:num>
+  <w:num w:numId="1011">
+    <w:abstractNumId w:val="991"/>
+  </w:num>
+  <w:num w:numId="1012">
+    <w:abstractNumId w:val="991"/>
+  </w:num>
+  <w:num w:numId="1013">
+    <w:abstractNumId w:val="99411"/>
+    <w:lvlOverride w:ilvl="0">
+      <w:startOverride w:val="1"/>
+    </w:lvlOverride>
+    <w:lvlOverride w:ilvl="1">
+      <w:startOverride w:val="1"/>
+    </w:lvlOverride>
+    <w:lvlOverride w:ilvl="2">
+      <w:startOverride w:val="1"/>
+    </w:lvlOverride>
+    <w:lvlOverride w:ilvl="3">
+      <w:startOverride w:val="1"/>
+    </w:lvlOverride>
+    <w:lvlOverride w:ilvl="4">
+      <w:startOverride w:val="1"/>
+    </w:lvlOverride>
+    <w:lvlOverride w:ilvl="5">
+      <w:startOverride w:val="1"/>
+    </w:lvlOverride>
+    <w:lvlOverride w:ilvl="6">
+      <w:startOverride w:val="1"/>
+    </w:lvlOverride>
+    <w:lvlOverride w:ilvl="7">
+      <w:startOverride w:val="1"/>
+    </w:lvlOverride>
+    <w:lvlOverride w:ilvl="8">
+      <w:startOverride w:val="1"/>
+    </w:lvlOverride>
+  </w:num>
+  <w:num w:numId="1014">
+    <w:abstractNumId w:val="991"/>
+  </w:num>
+  <w:num w:numId="1015">
+    <w:abstractNumId w:val="99411"/>
+    <w:lvlOverride w:ilvl="0">
+      <w:startOverride w:val="1"/>
+    </w:lvlOverride>
+    <w:lvlOverride w:ilvl="1">
+      <w:startOverride w:val="1"/>
+    </w:lvlOverride>
+    <w:lvlOverride w:ilvl="2">
+      <w:startOverride w:val="1"/>
+    </w:lvlOverride>
+    <w:lvlOverride w:ilvl="3">
+      <w:startOverride w:val="1"/>
+    </w:lvlOverride>
+    <w:lvlOverride w:ilvl="4">
+      <w:startOverride w:val="1"/>
+    </w:lvlOverride>
+    <w:lvlOverride w:ilvl="5">
+      <w:startOverride w:val="1"/>
+    </w:lvlOverride>
+    <w:lvlOverride w:ilvl="6">
+      <w:startOverride w:val="1"/>
+    </w:lvlOverride>
+    <w:lvlOverride w:ilvl="7">
+      <w:startOverride w:val="1"/>
+    </w:lvlOverride>
+    <w:lvlOverride w:ilvl="8">
+      <w:startOverride w:val="1"/>
+    </w:lvlOverride>
+  </w:num>
+  <w:num w:numId="1016">
+    <w:abstractNumId w:val="991"/>
+  </w:num>
+  <w:num w:numId="1017">
     <w:abstractNumId w:val="991"/>
   </w:num>
 </w:numbering>

--- a/index.docx
+++ b/index.docx
@@ -55,7 +55,7 @@
         <w:pStyle w:val="Abstract"/>
       </w:pPr>
       <w:r>
-        <w:t xml:space="preserve">Draft – framing and roadmap notes.</w:t>
+        <w:t xml:space="preserve">DRAFT: Work in progress. Please do not cite or circulate without the author’s permission. Current status: framing and roadmap notes.</w:t>
       </w:r>
     </w:p>
     <w:p>

--- a/index.docx
+++ b/index.docx
@@ -219,17 +219,32 @@
       <w:r>
         <w:t xml:space="preserve">Temporal limitation:</w:t>
       </w:r>
-      <w:r>
-        <w:t xml:space="preserve"> </w:t>
-      </w:r>
-      <w:r>
-        <w:t xml:space="preserve">- Data stem from a single cross-sectional wave (2019).</w:t>
+    </w:p>
+    <w:p>
+      <w:pPr>
+        <w:pStyle w:val="Compact"/>
+        <w:numPr>
+          <w:ilvl w:val="0"/>
+          <w:numId w:val="1001"/>
+        </w:numPr>
+      </w:pPr>
+      <w:r>
+        <w:t xml:space="preserve">Data stem from a two cross-sectional waves (2019).</w:t>
       </w:r>
       <w:r>
         <w:br/>
       </w:r>
-      <w:r>
-        <w:t xml:space="preserve">- Findings do not capture post-2019 developments (e.g., pandemic politics, recent electoral realignments).</w:t>
+    </w:p>
+    <w:p>
+      <w:pPr>
+        <w:pStyle w:val="Compact"/>
+        <w:numPr>
+          <w:ilvl w:val="0"/>
+          <w:numId w:val="1001"/>
+        </w:numPr>
+      </w:pPr>
+      <w:r>
+        <w:t xml:space="preserve">Findings do not capture post-2019 developments (e.g., pandemic politics, recent electoral realignments).</w:t>
       </w:r>
     </w:p>
     <w:bookmarkEnd w:id="20"/>
@@ -276,7 +291,7 @@
         <w:pStyle w:val="Compact"/>
         <w:numPr>
           <w:ilvl w:val="0"/>
-          <w:numId w:val="1001"/>
+          <w:numId w:val="1002"/>
         </w:numPr>
       </w:pPr>
       <w:r>
@@ -292,7 +307,7 @@
         <w:pStyle w:val="Compact"/>
         <w:numPr>
           <w:ilvl w:val="0"/>
-          <w:numId w:val="1001"/>
+          <w:numId w:val="1002"/>
         </w:numPr>
       </w:pPr>
       <w:r>
@@ -308,7 +323,7 @@
         <w:pStyle w:val="Compact"/>
         <w:numPr>
           <w:ilvl w:val="0"/>
-          <w:numId w:val="1001"/>
+          <w:numId w:val="1002"/>
         </w:numPr>
       </w:pPr>
       <w:r>
@@ -372,7 +387,7 @@
         <w:pStyle w:val="Compact"/>
         <w:numPr>
           <w:ilvl w:val="1"/>
-          <w:numId w:val="1002"/>
+          <w:numId w:val="1003"/>
         </w:numPr>
       </w:pPr>
       <w:r>
@@ -384,7 +399,7 @@
         <w:pStyle w:val="Compact"/>
         <w:numPr>
           <w:ilvl w:val="1"/>
-          <w:numId w:val="1002"/>
+          <w:numId w:val="1003"/>
         </w:numPr>
       </w:pPr>
       <w:r>
@@ -404,7 +419,7 @@
         <w:pStyle w:val="Compact"/>
         <w:numPr>
           <w:ilvl w:val="0"/>
-          <w:numId w:val="1003"/>
+          <w:numId w:val="1004"/>
         </w:numPr>
       </w:pPr>
       <w:r>
@@ -426,7 +441,7 @@
         <w:pStyle w:val="Compact"/>
         <w:numPr>
           <w:ilvl w:val="0"/>
-          <w:numId w:val="1003"/>
+          <w:numId w:val="1004"/>
         </w:numPr>
       </w:pPr>
       <w:r>
@@ -448,7 +463,7 @@
         <w:pStyle w:val="Compact"/>
         <w:numPr>
           <w:ilvl w:val="0"/>
-          <w:numId w:val="1003"/>
+          <w:numId w:val="1004"/>
         </w:numPr>
       </w:pPr>
       <w:r>
@@ -467,7 +482,7 @@
         <w:pStyle w:val="Compact"/>
         <w:numPr>
           <w:ilvl w:val="0"/>
-          <w:numId w:val="1003"/>
+          <w:numId w:val="1004"/>
         </w:numPr>
       </w:pPr>
       <w:r>
@@ -491,28 +506,46 @@
       <w:r>
         <w:t xml:space="preserve">Comparative research has rarely examined how these design choices affect:</w:t>
       </w:r>
-      <w:r>
-        <w:t xml:space="preserve"> </w:t>
-      </w:r>
-      <w:r>
-        <w:t xml:space="preserve">- the magnitude of AP,</w:t>
-      </w:r>
-      <w:r>
-        <w:t xml:space="preserve"> </w:t>
-      </w:r>
-      <w:r>
-        <w:t xml:space="preserve">- cross-country rankings,</w:t>
-      </w:r>
-      <w:r>
-        <w:t xml:space="preserve"> </w:t>
-      </w:r>
-      <w:r>
-        <w:t xml:space="preserve">- and substantive inferences about democratic implications.</w:t>
-      </w:r>
-    </w:p>
-    <w:p>
-      <w:pPr>
-        <w:pStyle w:val="BodyText"/>
+    </w:p>
+    <w:p>
+      <w:pPr>
+        <w:pStyle w:val="Compact"/>
+        <w:numPr>
+          <w:ilvl w:val="0"/>
+          <w:numId w:val="1005"/>
+        </w:numPr>
+      </w:pPr>
+      <w:r>
+        <w:t xml:space="preserve">the magnitude of AP,</w:t>
+      </w:r>
+    </w:p>
+    <w:p>
+      <w:pPr>
+        <w:pStyle w:val="Compact"/>
+        <w:numPr>
+          <w:ilvl w:val="0"/>
+          <w:numId w:val="1005"/>
+        </w:numPr>
+      </w:pPr>
+      <w:r>
+        <w:t xml:space="preserve">cross-country rankings,</w:t>
+      </w:r>
+    </w:p>
+    <w:p>
+      <w:pPr>
+        <w:pStyle w:val="Compact"/>
+        <w:numPr>
+          <w:ilvl w:val="0"/>
+          <w:numId w:val="1005"/>
+        </w:numPr>
+      </w:pPr>
+      <w:r>
+        <w:t xml:space="preserve">and substantive inferences about democratic implications.</w:t>
+      </w:r>
+    </w:p>
+    <w:p>
+      <w:pPr>
+        <w:pStyle w:val="FirstParagraph"/>
       </w:pPr>
       <w:r>
         <w:t xml:space="preserve">This is our entry point.</w:t>
@@ -540,7 +573,7 @@
       <w:pPr>
         <w:numPr>
           <w:ilvl w:val="0"/>
-          <w:numId w:val="1004"/>
+          <w:numId w:val="1006"/>
         </w:numPr>
       </w:pPr>
       <w:r>
@@ -561,7 +594,7 @@
       <w:pPr>
         <w:numPr>
           <w:ilvl w:val="0"/>
-          <w:numId w:val="1004"/>
+          <w:numId w:val="1006"/>
         </w:numPr>
       </w:pPr>
       <w:r>
@@ -588,7 +621,7 @@
       <w:pPr>
         <w:numPr>
           <w:ilvl w:val="0"/>
-          <w:numId w:val="1004"/>
+          <w:numId w:val="1006"/>
         </w:numPr>
       </w:pPr>
       <w:r>
@@ -612,23 +645,41 @@
       <w:r>
         <w:t xml:space="preserve">We explicitly separate thermometer and game results to avoid conflating:</w:t>
       </w:r>
-      <w:r>
-        <w:t xml:space="preserve"> </w:t>
-      </w:r>
-      <w:r>
-        <w:t xml:space="preserve">- concept,</w:t>
-      </w:r>
-      <w:r>
-        <w:t xml:space="preserve"> </w:t>
-      </w:r>
-      <w:r>
-        <w:t xml:space="preserve">- measurement,</w:t>
-      </w:r>
-      <w:r>
-        <w:t xml:space="preserve"> </w:t>
-      </w:r>
-      <w:r>
-        <w:t xml:space="preserve">- and behavioral manifestation.</w:t>
+    </w:p>
+    <w:p>
+      <w:pPr>
+        <w:pStyle w:val="Compact"/>
+        <w:numPr>
+          <w:ilvl w:val="0"/>
+          <w:numId w:val="1007"/>
+        </w:numPr>
+      </w:pPr>
+      <w:r>
+        <w:t xml:space="preserve">concept,</w:t>
+      </w:r>
+    </w:p>
+    <w:p>
+      <w:pPr>
+        <w:pStyle w:val="Compact"/>
+        <w:numPr>
+          <w:ilvl w:val="0"/>
+          <w:numId w:val="1007"/>
+        </w:numPr>
+      </w:pPr>
+      <w:r>
+        <w:t xml:space="preserve">measurement,</w:t>
+      </w:r>
+    </w:p>
+    <w:p>
+      <w:pPr>
+        <w:pStyle w:val="Compact"/>
+        <w:numPr>
+          <w:ilvl w:val="0"/>
+          <w:numId w:val="1007"/>
+        </w:numPr>
+      </w:pPr>
+      <w:r>
+        <w:t xml:space="preserve">and behavioral manifestation.</w:t>
       </w:r>
     </w:p>
     <w:bookmarkEnd w:id="22"/>
@@ -675,7 +726,7 @@
         <w:pStyle w:val="Compact"/>
         <w:numPr>
           <w:ilvl w:val="0"/>
-          <w:numId w:val="1005"/>
+          <w:numId w:val="1008"/>
         </w:numPr>
       </w:pPr>
       <w:r>
@@ -687,7 +738,7 @@
         <w:pStyle w:val="Compact"/>
         <w:numPr>
           <w:ilvl w:val="0"/>
-          <w:numId w:val="1005"/>
+          <w:numId w:val="1008"/>
         </w:numPr>
       </w:pPr>
       <w:r>
@@ -716,7 +767,7 @@
         <w:pStyle w:val="Compact"/>
         <w:numPr>
           <w:ilvl w:val="0"/>
-          <w:numId w:val="1006"/>
+          <w:numId w:val="1009"/>
         </w:numPr>
       </w:pPr>
       <w:r>
@@ -731,7 +782,7 @@
         <w:pStyle w:val="Compact"/>
         <w:numPr>
           <w:ilvl w:val="0"/>
-          <w:numId w:val="1006"/>
+          <w:numId w:val="1009"/>
         </w:numPr>
       </w:pPr>
       <w:r>
@@ -746,7 +797,7 @@
         <w:pStyle w:val="Compact"/>
         <w:numPr>
           <w:ilvl w:val="0"/>
-          <w:numId w:val="1006"/>
+          <w:numId w:val="1009"/>
         </w:numPr>
       </w:pPr>
       <w:r>
@@ -788,7 +839,7 @@
         <w:pStyle w:val="Compact"/>
         <w:numPr>
           <w:ilvl w:val="0"/>
-          <w:numId w:val="1007"/>
+          <w:numId w:val="1010"/>
         </w:numPr>
       </w:pPr>
       <w:r>
@@ -800,7 +851,7 @@
         <w:pStyle w:val="Compact"/>
         <w:numPr>
           <w:ilvl w:val="0"/>
-          <w:numId w:val="1007"/>
+          <w:numId w:val="1010"/>
         </w:numPr>
       </w:pPr>
       <w:r>
@@ -812,7 +863,7 @@
         <w:pStyle w:val="Compact"/>
         <w:numPr>
           <w:ilvl w:val="0"/>
-          <w:numId w:val="1007"/>
+          <w:numId w:val="1010"/>
         </w:numPr>
       </w:pPr>
       <w:r>
@@ -850,7 +901,7 @@
         <w:pStyle w:val="Compact"/>
         <w:numPr>
           <w:ilvl w:val="0"/>
-          <w:numId w:val="1008"/>
+          <w:numId w:val="1011"/>
         </w:numPr>
       </w:pPr>
       <w:r>
@@ -862,7 +913,7 @@
         <w:pStyle w:val="Compact"/>
         <w:numPr>
           <w:ilvl w:val="0"/>
-          <w:numId w:val="1008"/>
+          <w:numId w:val="1011"/>
         </w:numPr>
       </w:pPr>
       <w:r>
@@ -874,7 +925,7 @@
         <w:pStyle w:val="Compact"/>
         <w:numPr>
           <w:ilvl w:val="0"/>
-          <w:numId w:val="1008"/>
+          <w:numId w:val="1011"/>
         </w:numPr>
       </w:pPr>
       <w:r>
@@ -902,7 +953,7 @@
         <w:pStyle w:val="Compact"/>
         <w:numPr>
           <w:ilvl w:val="0"/>
-          <w:numId w:val="1009"/>
+          <w:numId w:val="1012"/>
         </w:numPr>
       </w:pPr>
       <w:r>
@@ -914,7 +965,7 @@
         <w:pStyle w:val="Compact"/>
         <w:numPr>
           <w:ilvl w:val="0"/>
-          <w:numId w:val="1009"/>
+          <w:numId w:val="1012"/>
         </w:numPr>
       </w:pPr>
       <w:r>
@@ -926,7 +977,7 @@
         <w:pStyle w:val="Compact"/>
         <w:numPr>
           <w:ilvl w:val="0"/>
-          <w:numId w:val="1009"/>
+          <w:numId w:val="1012"/>
         </w:numPr>
       </w:pPr>
       <w:r>
@@ -1199,11 +1250,17 @@
       <w:r>
         <w:t xml:space="preserve">Conceptual shift:</w:t>
       </w:r>
-      <w:r>
-        <w:t xml:space="preserve"> </w:t>
-      </w:r>
-      <w:r>
-        <w:t xml:space="preserve">- From</w:t>
+    </w:p>
+    <w:p>
+      <w:pPr>
+        <w:pStyle w:val="Compact"/>
+        <w:numPr>
+          <w:ilvl w:val="0"/>
+          <w:numId w:val="1013"/>
+        </w:numPr>
+      </w:pPr>
+      <w:r>
+        <w:t xml:space="preserve">From</w:t>
       </w:r>
       <w:r>
         <w:t xml:space="preserve"> </w:t>
@@ -1224,12 +1281,15 @@
       <w:r>
         <w:br/>
       </w:r>
-      <w:r>
-        <w:t xml:space="preserve">-</w:t>
-      </w:r>
-      <w:r>
-        <w:t xml:space="preserve"> </w:t>
-      </w:r>
+    </w:p>
+    <w:p>
+      <w:pPr>
+        <w:pStyle w:val="Compact"/>
+        <w:numPr>
+          <w:ilvl w:val="0"/>
+          <w:numId w:val="1013"/>
+        </w:numPr>
+      </w:pPr>
       <w:r>
         <w:rPr>
           <w:b/>
@@ -1243,7 +1303,7 @@
     </w:p>
     <w:p>
       <w:pPr>
-        <w:pStyle w:val="BodyText"/>
+        <w:pStyle w:val="FirstParagraph"/>
       </w:pPr>
       <w:r>
         <w:t xml:space="preserve">Outcomes:</w:t>
@@ -1254,7 +1314,7 @@
         <w:pStyle w:val="Compact"/>
         <w:numPr>
           <w:ilvl w:val="0"/>
-          <w:numId w:val="1010"/>
+          <w:numId w:val="1014"/>
         </w:numPr>
       </w:pPr>
       <w:r>
@@ -1266,7 +1326,7 @@
         <w:pStyle w:val="Compact"/>
         <w:numPr>
           <w:ilvl w:val="0"/>
-          <w:numId w:val="1010"/>
+          <w:numId w:val="1014"/>
         </w:numPr>
       </w:pPr>
       <w:r>
@@ -1280,16 +1340,22 @@
       <w:r>
         <w:t xml:space="preserve">Here, affective polarization manifests as:</w:t>
       </w:r>
-      <w:r>
-        <w:t xml:space="preserve"> </w:t>
-      </w:r>
-      <w:r>
-        <w:t xml:space="preserve">- Differential allocation toward co-partisans vs. out-partisans.</w:t>
-      </w:r>
-    </w:p>
-    <w:p>
-      <w:pPr>
-        <w:pStyle w:val="BodyText"/>
+    </w:p>
+    <w:p>
+      <w:pPr>
+        <w:pStyle w:val="Compact"/>
+        <w:numPr>
+          <w:ilvl w:val="0"/>
+          <w:numId w:val="1015"/>
+        </w:numPr>
+      </w:pPr>
+      <w:r>
+        <w:t xml:space="preserve">Differential allocation toward co-partisans vs. out-partisans.</w:t>
+      </w:r>
+    </w:p>
+    <w:p>
+      <w:pPr>
+        <w:pStyle w:val="FirstParagraph"/>
       </w:pPr>
       <w:r>
         <w:t xml:space="preserve">We treat these as</w:t>
@@ -1329,11 +1395,17 @@
       <w:r>
         <w:t xml:space="preserve">Possible empirical extension:</w:t>
       </w:r>
-      <w:r>
-        <w:t xml:space="preserve"> </w:t>
-      </w:r>
-      <w:r>
-        <w:t xml:space="preserve">- Estimate correlation between country-level attitudinal AP and behavioral AP (posterior correlation).</w:t>
+    </w:p>
+    <w:p>
+      <w:pPr>
+        <w:pStyle w:val="Compact"/>
+        <w:numPr>
+          <w:ilvl w:val="0"/>
+          <w:numId w:val="1016"/>
+        </w:numPr>
+      </w:pPr>
+      <w:r>
+        <w:t xml:space="preserve">Estimate correlation between country-level attitudinal AP and behavioral AP (posterior correlation).</w:t>
       </w:r>
     </w:p>
     <w:bookmarkEnd w:id="31"/>
@@ -1375,7 +1447,7 @@
         <w:pStyle w:val="Compact"/>
         <w:numPr>
           <w:ilvl w:val="0"/>
-          <w:numId w:val="1011"/>
+          <w:numId w:val="1017"/>
         </w:numPr>
       </w:pPr>
       <w:r>
@@ -1390,7 +1462,7 @@
         <w:pStyle w:val="Compact"/>
         <w:numPr>
           <w:ilvl w:val="0"/>
-          <w:numId w:val="1011"/>
+          <w:numId w:val="1017"/>
         </w:numPr>
       </w:pPr>
       <w:r>
@@ -1405,7 +1477,7 @@
         <w:pStyle w:val="Compact"/>
         <w:numPr>
           <w:ilvl w:val="0"/>
-          <w:numId w:val="1011"/>
+          <w:numId w:val="1017"/>
         </w:numPr>
       </w:pPr>
       <w:r>
@@ -1449,7 +1521,7 @@
         <w:pStyle w:val="Compact"/>
         <w:numPr>
           <w:ilvl w:val="0"/>
-          <w:numId w:val="1012"/>
+          <w:numId w:val="1018"/>
         </w:numPr>
       </w:pPr>
       <w:r>
@@ -1461,7 +1533,7 @@
         <w:pStyle w:val="Compact"/>
         <w:numPr>
           <w:ilvl w:val="0"/>
-          <w:numId w:val="1012"/>
+          <w:numId w:val="1018"/>
         </w:numPr>
       </w:pPr>
       <w:r>
@@ -1473,7 +1545,7 @@
         <w:pStyle w:val="Compact"/>
         <w:numPr>
           <w:ilvl w:val="0"/>
-          <w:numId w:val="1012"/>
+          <w:numId w:val="1018"/>
         </w:numPr>
       </w:pPr>
       <w:r>
@@ -1485,7 +1557,7 @@
         <w:pStyle w:val="Compact"/>
         <w:numPr>
           <w:ilvl w:val="0"/>
-          <w:numId w:val="1012"/>
+          <w:numId w:val="1018"/>
         </w:numPr>
       </w:pPr>
       <w:r>
@@ -1517,7 +1589,7 @@
       <w:pPr>
         <w:numPr>
           <w:ilvl w:val="0"/>
-          <w:numId w:val="1013"/>
+          <w:numId w:val="1019"/>
         </w:numPr>
       </w:pPr>
       <w:r>
@@ -1547,7 +1619,7 @@
       <w:pPr>
         <w:numPr>
           <w:ilvl w:val="0"/>
-          <w:numId w:val="1013"/>
+          <w:numId w:val="1019"/>
         </w:numPr>
       </w:pPr>
       <w:r>
@@ -1574,17 +1646,29 @@
       <w:r>
         <w:t xml:space="preserve">Possible extension:</w:t>
       </w:r>
-      <w:r>
-        <w:t xml:space="preserve"> </w:t>
-      </w:r>
-      <w:r>
-        <w:t xml:space="preserve">- Incorporate prior information about realistic joint distributions of religion × partisanship to simulate more externally valid scenarios.</w:t>
-      </w:r>
-      <w:r>
-        <w:t xml:space="preserve"> </w:t>
-      </w:r>
-      <w:r>
-        <w:t xml:space="preserve">- Use the uniform design as a benchmark (</w:t>
+    </w:p>
+    <w:p>
+      <w:pPr>
+        <w:pStyle w:val="Compact"/>
+        <w:numPr>
+          <w:ilvl w:val="0"/>
+          <w:numId w:val="1020"/>
+        </w:numPr>
+      </w:pPr>
+      <w:r>
+        <w:t xml:space="preserve">Incorporate prior information about realistic joint distributions of religion × partisanship to simulate more externally valid scenarios.</w:t>
+      </w:r>
+    </w:p>
+    <w:p>
+      <w:pPr>
+        <w:pStyle w:val="Compact"/>
+        <w:numPr>
+          <w:ilvl w:val="0"/>
+          <w:numId w:val="1020"/>
+        </w:numPr>
+      </w:pPr>
+      <w:r>
+        <w:t xml:space="preserve">Use the uniform design as a benchmark (</w:t>
       </w:r>
       <w:r>
         <w:t xml:space="preserve">“no-sorting counterfactual”</w:t>
@@ -1764,7 +1848,7 @@
         <w:pStyle w:val="Compact"/>
         <w:numPr>
           <w:ilvl w:val="0"/>
-          <w:numId w:val="1014"/>
+          <w:numId w:val="1021"/>
         </w:numPr>
       </w:pPr>
       <w:r>
@@ -1776,7 +1860,7 @@
         <w:pStyle w:val="Compact"/>
         <w:numPr>
           <w:ilvl w:val="0"/>
-          <w:numId w:val="1014"/>
+          <w:numId w:val="1021"/>
         </w:numPr>
       </w:pPr>
       <w:r>
@@ -1788,7 +1872,7 @@
         <w:pStyle w:val="Compact"/>
         <w:numPr>
           <w:ilvl w:val="0"/>
-          <w:numId w:val="1014"/>
+          <w:numId w:val="1021"/>
         </w:numPr>
       </w:pPr>
       <w:r>
@@ -1802,11 +1886,17 @@
       <w:r>
         <w:t xml:space="preserve">Potential extension:</w:t>
       </w:r>
-      <w:r>
-        <w:t xml:space="preserve"> </w:t>
-      </w:r>
-      <w:r>
-        <w:t xml:space="preserve">- Estimate posterior correlation between country-level attitudinal AP and behavioral AP.</w:t>
+    </w:p>
+    <w:p>
+      <w:pPr>
+        <w:pStyle w:val="Compact"/>
+        <w:numPr>
+          <w:ilvl w:val="0"/>
+          <w:numId w:val="1022"/>
+        </w:numPr>
+      </w:pPr>
+      <w:r>
+        <w:t xml:space="preserve">Estimate posterior correlation between country-level attitudinal AP and behavioral AP.</w:t>
       </w:r>
     </w:p>
     <w:p>
@@ -1830,7 +1920,7 @@
       <w:pPr>
         <w:numPr>
           <w:ilvl w:val="0"/>
-          <w:numId w:val="1015"/>
+          <w:numId w:val="1023"/>
         </w:numPr>
       </w:pPr>
       <w:r>
@@ -1851,7 +1941,7 @@
       <w:pPr>
         <w:numPr>
           <w:ilvl w:val="0"/>
-          <w:numId w:val="1015"/>
+          <w:numId w:val="1023"/>
         </w:numPr>
       </w:pPr>
       <w:r>
@@ -1878,7 +1968,7 @@
       <w:pPr>
         <w:numPr>
           <w:ilvl w:val="0"/>
-          <w:numId w:val="1015"/>
+          <w:numId w:val="1023"/>
         </w:numPr>
       </w:pPr>
       <w:r>
@@ -1899,7 +1989,7 @@
       <w:pPr>
         <w:numPr>
           <w:ilvl w:val="0"/>
-          <w:numId w:val="1015"/>
+          <w:numId w:val="1023"/>
         </w:numPr>
       </w:pPr>
       <w:r>
@@ -1952,7 +2042,7 @@
         <w:pStyle w:val="Compact"/>
         <w:numPr>
           <w:ilvl w:val="0"/>
-          <w:numId w:val="1016"/>
+          <w:numId w:val="1024"/>
         </w:numPr>
       </w:pPr>
       <w:r>
@@ -1964,7 +2054,7 @@
         <w:pStyle w:val="Compact"/>
         <w:numPr>
           <w:ilvl w:val="0"/>
-          <w:numId w:val="1016"/>
+          <w:numId w:val="1024"/>
         </w:numPr>
       </w:pPr>
       <w:r>
@@ -1976,7 +2066,7 @@
         <w:pStyle w:val="Compact"/>
         <w:numPr>
           <w:ilvl w:val="1"/>
-          <w:numId w:val="1017"/>
+          <w:numId w:val="1025"/>
         </w:numPr>
       </w:pPr>
       <w:r>
@@ -1988,7 +2078,7 @@
         <w:pStyle w:val="Compact"/>
         <w:numPr>
           <w:ilvl w:val="1"/>
-          <w:numId w:val="1017"/>
+          <w:numId w:val="1025"/>
         </w:numPr>
       </w:pPr>
       <w:r>
@@ -2000,7 +2090,7 @@
         <w:pStyle w:val="Compact"/>
         <w:numPr>
           <w:ilvl w:val="1"/>
-          <w:numId w:val="1017"/>
+          <w:numId w:val="1025"/>
         </w:numPr>
       </w:pPr>
       <w:r>
@@ -2012,7 +2102,7 @@
         <w:pStyle w:val="Compact"/>
         <w:numPr>
           <w:ilvl w:val="1"/>
-          <w:numId w:val="1017"/>
+          <w:numId w:val="1025"/>
         </w:numPr>
       </w:pPr>
       <w:r>
@@ -11130,6 +11220,12 @@
     <w:abstractNumId w:val="991"/>
   </w:num>
   <w:num w:numId="1004">
+    <w:abstractNumId w:val="991"/>
+  </w:num>
+  <w:num w:numId="1005">
+    <w:abstractNumId w:val="991"/>
+  </w:num>
+  <w:num w:numId="1006">
     <w:abstractNumId w:val="99411"/>
     <w:lvlOverride w:ilvl="0">
       <w:startOverride w:val="1"/>
@@ -11159,12 +11255,6 @@
       <w:startOverride w:val="1"/>
     </w:lvlOverride>
   </w:num>
-  <w:num w:numId="1005">
-    <w:abstractNumId w:val="991"/>
-  </w:num>
-  <w:num w:numId="1006">
-    <w:abstractNumId w:val="991"/>
-  </w:num>
   <w:num w:numId="1007">
     <w:abstractNumId w:val="991"/>
   </w:num>
@@ -11184,6 +11274,24 @@
     <w:abstractNumId w:val="991"/>
   </w:num>
   <w:num w:numId="1013">
+    <w:abstractNumId w:val="991"/>
+  </w:num>
+  <w:num w:numId="1014">
+    <w:abstractNumId w:val="991"/>
+  </w:num>
+  <w:num w:numId="1015">
+    <w:abstractNumId w:val="991"/>
+  </w:num>
+  <w:num w:numId="1016">
+    <w:abstractNumId w:val="991"/>
+  </w:num>
+  <w:num w:numId="1017">
+    <w:abstractNumId w:val="991"/>
+  </w:num>
+  <w:num w:numId="1018">
+    <w:abstractNumId w:val="991"/>
+  </w:num>
+  <w:num w:numId="1019">
     <w:abstractNumId w:val="99411"/>
     <w:lvlOverride w:ilvl="0">
       <w:startOverride w:val="1"/>
@@ -11213,10 +11321,16 @@
       <w:startOverride w:val="1"/>
     </w:lvlOverride>
   </w:num>
-  <w:num w:numId="1014">
+  <w:num w:numId="1020">
     <w:abstractNumId w:val="991"/>
   </w:num>
-  <w:num w:numId="1015">
+  <w:num w:numId="1021">
+    <w:abstractNumId w:val="991"/>
+  </w:num>
+  <w:num w:numId="1022">
+    <w:abstractNumId w:val="991"/>
+  </w:num>
+  <w:num w:numId="1023">
     <w:abstractNumId w:val="99411"/>
     <w:lvlOverride w:ilvl="0">
       <w:startOverride w:val="1"/>
@@ -11246,10 +11360,10 @@
       <w:startOverride w:val="1"/>
     </w:lvlOverride>
   </w:num>
-  <w:num w:numId="1016">
+  <w:num w:numId="1024">
     <w:abstractNumId w:val="991"/>
   </w:num>
-  <w:num w:numId="1017">
+  <w:num w:numId="1025">
     <w:abstractNumId w:val="991"/>
   </w:num>
 </w:numbering>

--- a/index.docx
+++ b/index.docx
@@ -39,7 +39,7 @@
         <w:pStyle w:val="Date"/>
       </w:pPr>
       <w:r>
-        <w:t xml:space="preserve">January 30, 2026</w:t>
+        <w:t xml:space="preserve">February 2, 2026</w:t>
       </w:r>
     </w:p>
     <w:p>

--- a/index.docx
+++ b/index.docx
@@ -7,7 +7,7 @@
         <w:pStyle w:val="Title"/>
       </w:pPr>
       <w:r>
-        <w:t xml:space="preserve">How does partisan type influence affective polarization?</w:t>
+        <w:t xml:space="preserve">How does partisan attachement influence affective polarization?</w:t>
       </w:r>
     </w:p>
     <w:p>
@@ -39,7 +39,7 @@
         <w:pStyle w:val="Date"/>
       </w:pPr>
       <w:r>
-        <w:t xml:space="preserve">February 2, 2026</w:t>
+        <w:t xml:space="preserve">February 10, 2026</w:t>
       </w:r>
     </w:p>
     <w:p>
@@ -58,59 +58,140 @@
         <w:t xml:space="preserve">DRAFT: Work in progress. Please do not cite or circulate without the author’s permission. Current status: framing and roadmap notes.</w:t>
       </w:r>
     </w:p>
+    <w:bookmarkStart w:id="20" w:name="introduction"/>
     <w:p>
       <w:pPr>
-        <w:pStyle w:val="FirstParagraph"/>
-      </w:pPr>
-      <w:r>
-        <w:t xml:space="preserve">We distinguish between</w:t>
-      </w:r>
-      <w:r>
-        <w:t xml:space="preserve"> </w:t>
-      </w:r>
-      <w:r>
-        <w:rPr>
-          <w:b/>
-          <w:bCs/>
-        </w:rPr>
-        <w:t xml:space="preserve">explicit identifiers</w:t>
-      </w:r>
-      <w:r>
-        <w:t xml:space="preserve">,</w:t>
-      </w:r>
-      <w:r>
-        <w:t xml:space="preserve"> </w:t>
-      </w:r>
-      <w:r>
-        <w:rPr>
-          <w:b/>
-          <w:bCs/>
-        </w:rPr>
-        <w:t xml:space="preserve">implicit partisans (vote-based)</w:t>
-      </w:r>
-      <w:r>
-        <w:t xml:space="preserve">, and</w:t>
-      </w:r>
-      <w:r>
-        <w:t xml:space="preserve"> </w:t>
-      </w:r>
-      <w:r>
-        <w:rPr>
-          <w:b/>
-          <w:bCs/>
-        </w:rPr>
-        <w:t xml:space="preserve">non-partisans</w:t>
-      </w:r>
-      <w:r>
-        <w:t xml:space="preserve">.</w:t>
+        <w:pStyle w:val="Heading2"/>
+      </w:pPr>
+      <w:r>
+        <w:t xml:space="preserve">1 Introduction</w:t>
       </w:r>
     </w:p>
     <w:p>
       <w:pPr>
-        <w:pStyle w:val="BodyText"/>
-      </w:pPr>
-      <w:r>
-        <w:t xml:space="preserve">The core claim of the paper is that</w:t>
+        <w:numPr>
+          <w:ilvl w:val="0"/>
+          <w:numId w:val="1001"/>
+        </w:numPr>
+      </w:pPr>
+      <w:r>
+        <w:t xml:space="preserve">Affective polarization is a phenomenon that has received enormous prominence among political science since</w:t>
+      </w:r>
+      <w:r>
+        <w:t xml:space="preserve"> </w:t>
+      </w:r>
+      <w:r>
+        <w:t xml:space="preserve">Iyengar, Sood, and Lelkes (</w:t>
+      </w:r>
+      <w:hyperlink w:anchor="ref-iyengar2012affect">
+        <w:r>
+          <w:rPr>
+            <w:rStyle w:val="Hyperlink"/>
+          </w:rPr>
+          <w:t xml:space="preserve">2012</w:t>
+        </w:r>
+      </w:hyperlink>
+      <w:r>
+        <w:t xml:space="preserve">)</w:t>
+      </w:r>
+      <w:r>
+        <w:t xml:space="preserve"> </w:t>
+      </w:r>
+      <w:r>
+        <w:t xml:space="preserve">seminal paper</w:t>
+      </w:r>
+    </w:p>
+    <w:p>
+      <w:pPr>
+        <w:numPr>
+          <w:ilvl w:val="0"/>
+          <w:numId w:val="1001"/>
+        </w:numPr>
+      </w:pPr>
+      <w:r>
+        <w:t xml:space="preserve">This surge has stipulated various theoretical, conceptual and measurement debates</w:t>
+      </w:r>
+    </w:p>
+    <w:p>
+      <w:pPr>
+        <w:numPr>
+          <w:ilvl w:val="0"/>
+          <w:numId w:val="1001"/>
+        </w:numPr>
+      </w:pPr>
+      <w:r>
+        <w:t xml:space="preserve">Traditionally originating in the American two-party context, comparative scholars increasingly focussed on transferring insights and approaches to multiparty systems, whose party system structures complicates both theorizing and empirically investigating AP</w:t>
+      </w:r>
+    </w:p>
+    <w:p>
+      <w:pPr>
+        <w:numPr>
+          <w:ilvl w:val="0"/>
+          <w:numId w:val="1001"/>
+        </w:numPr>
+      </w:pPr>
+      <w:r>
+        <w:t xml:space="preserve">Basic AP in 2012:</w:t>
+      </w:r>
+    </w:p>
+    <w:p>
+      <w:pPr>
+        <w:pStyle w:val="Compact"/>
+        <w:numPr>
+          <w:ilvl w:val="1"/>
+          <w:numId w:val="1002"/>
+        </w:numPr>
+      </w:pPr>
+      <w:r>
+        <w:t xml:space="preserve">introduces distinction between ideological and affective polarization</w:t>
+      </w:r>
+    </w:p>
+    <w:p>
+      <w:pPr>
+        <w:pStyle w:val="Compact"/>
+        <w:numPr>
+          <w:ilvl w:val="1"/>
+          <w:numId w:val="1002"/>
+        </w:numPr>
+      </w:pPr>
+      <w:r>
+        <w:t xml:space="preserve">ingroup love and outgroup hate in partisan / political contexts</w:t>
+      </w:r>
+    </w:p>
+    <w:p>
+      <w:pPr>
+        <w:pStyle w:val="Compact"/>
+        <w:numPr>
+          <w:ilvl w:val="1"/>
+          <w:numId w:val="1002"/>
+        </w:numPr>
+      </w:pPr>
+      <w:r>
+        <w:t xml:space="preserve">US: two parties -&gt; partisan ingroup / outgroup distinction easy</w:t>
+      </w:r>
+    </w:p>
+    <w:p>
+      <w:pPr>
+        <w:pStyle w:val="Compact"/>
+        <w:numPr>
+          <w:ilvl w:val="1"/>
+          <w:numId w:val="1002"/>
+        </w:numPr>
+      </w:pPr>
+      <w:r>
+        <w:t xml:space="preserve">ambiguities:</w:t>
+      </w:r>
+    </w:p>
+    <w:p>
+      <w:pPr>
+        <w:pStyle w:val="Compact"/>
+        <w:numPr>
+          <w:ilvl w:val="2"/>
+          <w:numId w:val="1003"/>
+        </w:numPr>
+      </w:pPr>
+      <w:r>
+        <w:t xml:space="preserve">polarization as</w:t>
       </w:r>
       <w:r>
         <w:t xml:space="preserve"> </w:t>
@@ -120,780 +201,339 @@
           <w:i/>
           <w:iCs/>
         </w:rPr>
-        <w:t xml:space="preserve">observed levels and cross-national patterns of affective polarization (AP) depend systematically on how partisanship and polarization are conceptualized and measured</w:t>
+        <w:t xml:space="preserve">state</w:t>
       </w:r>
       <w:r>
         <w:t xml:space="preserve"> </w:t>
       </w:r>
       <w:r>
-        <w:t xml:space="preserve">in multi-party systems.</w:t>
-      </w:r>
-    </w:p>
-    <w:bookmarkStart w:id="20" w:name="data-and-empirical-domain"/>
-    <w:p>
-      <w:pPr>
-        <w:pStyle w:val="Heading2"/>
-      </w:pPr>
-      <w:r>
-        <w:t xml:space="preserve">1 Data and empirical domain</w:t>
+        <w:t xml:space="preserve">(levels of AP) or</w:t>
+      </w:r>
+      <w:r>
+        <w:t xml:space="preserve"> </w:t>
+      </w:r>
+      <w:r>
+        <w:rPr>
+          <w:i/>
+          <w:iCs/>
+        </w:rPr>
+        <w:t xml:space="preserve">process</w:t>
+      </w:r>
+      <w:r>
+        <w:t xml:space="preserve"> </w:t>
+      </w:r>
+      <w:r>
+        <w:t xml:space="preserve">(trends of AP)?</w:t>
       </w:r>
     </w:p>
     <w:p>
       <w:pPr>
-        <w:pStyle w:val="FirstParagraph"/>
-      </w:pPr>
-      <w:r>
-        <w:t xml:space="preserve">We use data from</w:t>
+        <w:pStyle w:val="Compact"/>
+        <w:numPr>
+          <w:ilvl w:val="2"/>
+          <w:numId w:val="1003"/>
+        </w:numPr>
+      </w:pPr>
+      <w:r>
+        <w:t xml:space="preserve">normative implications: early research posited negative implications for democracy, recent studies question this simple association</w:t>
+      </w:r>
+    </w:p>
+    <w:p>
+      <w:pPr>
+        <w:numPr>
+          <w:ilvl w:val="0"/>
+          <w:numId w:val="1001"/>
+        </w:numPr>
+      </w:pPr>
+      <w:r>
+        <w:t xml:space="preserve">Refinements since:</w:t>
+      </w:r>
+    </w:p>
+    <w:p>
+      <w:pPr>
+        <w:pStyle w:val="Compact"/>
+        <w:numPr>
+          <w:ilvl w:val="1"/>
+          <w:numId w:val="1004"/>
+        </w:numPr>
+      </w:pPr>
+      <w:r>
+        <w:t xml:space="preserve">differentiating the targets of AP: horizontal or social AP (among citizens) vs vertical or political AP (toward parties (PAP) or party leaders (LAP))</w:t>
+      </w:r>
+    </w:p>
+    <w:p>
+      <w:pPr>
+        <w:pStyle w:val="Compact"/>
+        <w:numPr>
+          <w:ilvl w:val="1"/>
+          <w:numId w:val="1004"/>
+        </w:numPr>
+      </w:pPr>
+      <w:r>
+        <w:t xml:space="preserve">differentiating attitudinal/expressive AP (e.g. thermoscores) and behavioral AP (e.g. Trust Games)</w:t>
+      </w:r>
+    </w:p>
+    <w:p>
+      <w:pPr>
+        <w:pStyle w:val="Compact"/>
+        <w:numPr>
+          <w:ilvl w:val="1"/>
+          <w:numId w:val="1004"/>
+        </w:numPr>
+      </w:pPr>
+      <w:r>
+        <w:t xml:space="preserve">conceptual and measurement closely related:</w:t>
+      </w:r>
+    </w:p>
+    <w:p>
+      <w:pPr>
+        <w:pStyle w:val="Compact"/>
+        <w:numPr>
+          <w:ilvl w:val="2"/>
+          <w:numId w:val="1005"/>
+        </w:numPr>
+      </w:pPr>
+      <w:r>
+        <w:t xml:space="preserve">how to define ingroup(s), one or multiple?</w:t>
+      </w:r>
+    </w:p>
+    <w:p>
+      <w:pPr>
+        <w:pStyle w:val="Compact"/>
+        <w:numPr>
+          <w:ilvl w:val="3"/>
+          <w:numId w:val="1006"/>
+        </w:numPr>
+      </w:pPr>
+      <w:r>
+        <w:t xml:space="preserve">how to</w:t>
       </w:r>
       <w:r>
         <w:t xml:space="preserve"> </w:t>
       </w:r>
       <w:r>
-        <w:t xml:space="preserve">Hahm, Hilpert, and König (</w:t>
-      </w:r>
-      <w:hyperlink w:anchor="ref-hahm2024divided">
+        <w:rPr>
+          <w:i/>
+          <w:iCs/>
+        </w:rPr>
+        <w:t xml:space="preserve">code</w:t>
+      </w:r>
+      <w:r>
+        <w:t xml:space="preserve"> </w:t>
+      </w:r>
+      <w:r>
+        <w:t xml:space="preserve">ingroup(s)? Identity/attachement vs (rep.) vote choice?</w:t>
+      </w:r>
+    </w:p>
+    <w:p>
+      <w:pPr>
+        <w:pStyle w:val="Compact"/>
+        <w:numPr>
+          <w:ilvl w:val="2"/>
+          <w:numId w:val="1005"/>
+        </w:numPr>
+      </w:pPr>
+      <w:r>
+        <w:t xml:space="preserve">how to define outgroup(s), least liked or average across outgroups?</w:t>
+      </w:r>
+    </w:p>
+    <w:p>
+      <w:pPr>
+        <w:pStyle w:val="Compact"/>
+        <w:numPr>
+          <w:ilvl w:val="2"/>
+          <w:numId w:val="1005"/>
+        </w:numPr>
+      </w:pPr>
+      <w:r>
+        <w:t xml:space="preserve">inclusion or exclusion of non-partisans</w:t>
+      </w:r>
+    </w:p>
+    <w:p>
+      <w:pPr>
+        <w:pStyle w:val="Compact"/>
+        <w:numPr>
+          <w:ilvl w:val="2"/>
+          <w:numId w:val="1005"/>
+        </w:numPr>
+      </w:pPr>
+      <w:r>
+        <w:t xml:space="preserve">in comparative literature, three main approaches have mostly been applied to measure AP with thermometer ratings:</w:t>
+      </w:r>
+    </w:p>
+    <w:p>
+      <w:pPr>
+        <w:pStyle w:val="Compact"/>
+        <w:numPr>
+          <w:ilvl w:val="3"/>
+          <w:numId w:val="1007"/>
+        </w:numPr>
+      </w:pPr>
+      <w:r>
+        <w:t xml:space="preserve">Reiljan (</w:t>
+      </w:r>
+      <w:hyperlink w:anchor="ref-reiljan2020fear">
         <w:r>
           <w:rPr>
             <w:rStyle w:val="Hyperlink"/>
           </w:rPr>
-          <w:t xml:space="preserve">2024</w:t>
+          <w:t xml:space="preserve">2020</w:t>
         </w:r>
       </w:hyperlink>
       <w:r>
         <w:t xml:space="preserve">)</w:t>
       </w:r>
       <w:r>
-        <w:t xml:space="preserve">, collected in</w:t>
-      </w:r>
-      <w:r>
-        <w:t xml:space="preserve"> </w:t>
-      </w:r>
-      <w:r>
-        <w:rPr>
-          <w:b/>
-          <w:bCs/>
-        </w:rPr>
-        <w:t xml:space="preserve">2019</w:t>
-      </w:r>
-      <w:r>
-        <w:t xml:space="preserve"> </w:t>
-      </w:r>
-      <w:r>
-        <w:t xml:space="preserve">in 25 European democracies (all EU member states at the time except Luxembourg and Malta, plus the UK).</w:t>
+        <w:t xml:space="preserve">’s AP index, which assignes an ingroup and averages across all outgroups, the difference constituting the AP quantity</w:t>
       </w:r>
     </w:p>
     <w:p>
       <w:pPr>
-        <w:pStyle w:val="BodyText"/>
-      </w:pPr>
-      <w:r>
-        <w:t xml:space="preserve">The dataset has been used to study partyism and coalition partnership dynamics (e.g., APSR article based on the same project), but our contribution differs in focus:</w:t>
-      </w:r>
-      <w:r>
-        <w:br/>
-      </w:r>
-      <w:r>
-        <w:t xml:space="preserve">we center on</w:t>
+        <w:pStyle w:val="Compact"/>
+        <w:numPr>
+          <w:ilvl w:val="3"/>
+          <w:numId w:val="1007"/>
+        </w:numPr>
+      </w:pPr>
+      <w:r>
+        <w:t xml:space="preserve">Wagner (</w:t>
+      </w:r>
+      <w:hyperlink w:anchor="ref-wagner2021affective">
+        <w:r>
+          <w:rPr>
+            <w:rStyle w:val="Hyperlink"/>
+          </w:rPr>
+          <w:t xml:space="preserve">2021</w:t>
+        </w:r>
+      </w:hyperlink>
+      <w:r>
+        <w:t xml:space="preserve">)</w:t>
       </w:r>
       <w:r>
         <w:t xml:space="preserve"> </w:t>
       </w:r>
       <w:r>
-        <w:rPr>
-          <w:b/>
-          <w:bCs/>
-        </w:rPr>
-        <w:t xml:space="preserve">conceptualization, measurement, and comparative scope conditions of affective polarization</w:t>
-      </w:r>
-      <w:r>
-        <w:t xml:space="preserve"> </w:t>
-      </w:r>
-      <w:r>
-        <w:t xml:space="preserve">rather than coalition alignment or generalized partyism.</w:t>
+        <w:t xml:space="preserve">mean distance from most liked party</w:t>
       </w:r>
     </w:p>
     <w:p>
       <w:pPr>
-        <w:pStyle w:val="BodyText"/>
-      </w:pPr>
-      <w:r>
-        <w:t xml:space="preserve">Temporal limitation:</w:t>
+        <w:pStyle w:val="Compact"/>
+        <w:numPr>
+          <w:ilvl w:val="3"/>
+          <w:numId w:val="1007"/>
+        </w:numPr>
+      </w:pPr>
+      <w:r>
+        <w:t xml:space="preserve">Wagner (</w:t>
+      </w:r>
+      <w:hyperlink w:anchor="ref-wagner2021affective">
+        <w:r>
+          <w:rPr>
+            <w:rStyle w:val="Hyperlink"/>
+          </w:rPr>
+          <w:t xml:space="preserve">2021</w:t>
+        </w:r>
+      </w:hyperlink>
+      <w:r>
+        <w:t xml:space="preserve">)</w:t>
+      </w:r>
+      <w:r>
+        <w:t xml:space="preserve">’s average spread of scores</w:t>
       </w:r>
     </w:p>
     <w:p>
       <w:pPr>
-        <w:pStyle w:val="Compact"/>
         <w:numPr>
           <w:ilvl w:val="0"/>
           <w:numId w:val="1001"/>
         </w:numPr>
       </w:pPr>
       <w:r>
-        <w:t xml:space="preserve">Data stem from a two cross-sectional waves (2019).</w:t>
-      </w:r>
-      <w:r>
-        <w:br/>
+        <w:t xml:space="preserve">Problems/Implications Extending it to multiparty systems:</w:t>
       </w:r>
     </w:p>
     <w:p>
       <w:pPr>
         <w:pStyle w:val="Compact"/>
+        <w:numPr>
+          <w:ilvl w:val="1"/>
+          <w:numId w:val="1008"/>
+        </w:numPr>
+      </w:pPr>
+      <w:r>
+        <w:t xml:space="preserve">Lack of systematic study of implications of measurement / conceptual choices for studying AP in comparative multi-party settings</w:t>
+      </w:r>
+    </w:p>
+    <w:p>
+      <w:pPr>
+        <w:pStyle w:val="Compact"/>
+        <w:numPr>
+          <w:ilvl w:val="1"/>
+          <w:numId w:val="1008"/>
+        </w:numPr>
+      </w:pPr>
+      <w:r>
+        <w:t xml:space="preserve">We address this gap leveraging a cross-sectional survey experiment fieldes in 25 European multiparty democracies</w:t>
+      </w:r>
+    </w:p>
+    <w:p>
+      <w:pPr>
+        <w:pStyle w:val="Compact"/>
+        <w:numPr>
+          <w:ilvl w:val="1"/>
+          <w:numId w:val="1008"/>
+        </w:numPr>
+      </w:pPr>
+      <w:r>
+        <w:t xml:space="preserve">Focus on:</w:t>
+      </w:r>
+    </w:p>
+    <w:p>
+      <w:pPr>
+        <w:pStyle w:val="Compact"/>
+        <w:numPr>
+          <w:ilvl w:val="2"/>
+          <w:numId w:val="1009"/>
+        </w:numPr>
+      </w:pPr>
+      <w:r>
+        <w:t xml:space="preserve">Operationalization of partisans:</w:t>
+      </w:r>
+    </w:p>
+    <w:p>
+      <w:pPr>
+        <w:pStyle w:val="Compact"/>
+        <w:numPr>
+          <w:ilvl w:val="3"/>
+          <w:numId w:val="1010"/>
+        </w:numPr>
+      </w:pPr>
+      <w:r>
+        <w:t xml:space="preserve">how do AP estimates differ between respondents that report to feel attached to a party (explicit partisans) compared to those that neglegted such an attachement, yet still reported a vote choice (implicit partisans)?</w:t>
+      </w:r>
+    </w:p>
+    <w:p>
+      <w:pPr>
+        <w:pStyle w:val="Compact"/>
+        <w:numPr>
+          <w:ilvl w:val="3"/>
+          <w:numId w:val="1010"/>
+        </w:numPr>
+      </w:pPr>
+      <w:r>
+        <w:t xml:space="preserve">how do the distribution of implicit/explicit partisans vary across countries -&gt; cross-national variation imply differential consequences of partisan operationalization for external validity of study, as partisan sample my or may not be representative population of interest</w:t>
+      </w:r>
+    </w:p>
+    <w:p>
+      <w:pPr>
         <w:numPr>
           <w:ilvl w:val="0"/>
           <w:numId w:val="1001"/>
         </w:numPr>
       </w:pPr>
       <w:r>
-        <w:t xml:space="preserve">Findings do not capture post-2019 developments (e.g., pandemic politics, recent electoral realignments).</w:t>
-      </w:r>
-    </w:p>
-    <w:bookmarkEnd w:id="20"/>
-    <w:bookmarkStart w:id="21" w:name="X675051a3366ff4300ccb2921171a3668d908594"/>
-    <w:p>
-      <w:pPr>
-        <w:pStyle w:val="Heading2"/>
-      </w:pPr>
-      <w:r>
-        <w:t xml:space="preserve">2 Framing: Conceptual proliferation in comparative AP research</w:t>
-      </w:r>
-    </w:p>
-    <w:p>
-      <w:pPr>
-        <w:pStyle w:val="FirstParagraph"/>
-      </w:pPr>
-      <w:r>
-        <w:t xml:space="preserve">Affective polarization has become central in political science and is increasingly studied in</w:t>
-      </w:r>
-      <w:r>
-        <w:t xml:space="preserve"> </w:t>
-      </w:r>
-      <w:r>
-        <w:rPr>
-          <w:b/>
-          <w:bCs/>
-        </w:rPr>
-        <w:t xml:space="preserve">comparative multi-party systems</w:t>
-      </w:r>
-      <w:r>
-        <w:t xml:space="preserve">. This expansion raises conceptual and methodological questions.</w:t>
-      </w:r>
-    </w:p>
-    <w:p>
-      <w:pPr>
-        <w:pStyle w:val="BodyText"/>
-      </w:pPr>
-      <w:r>
-        <w:t xml:space="preserve">Recent work distinguishes between:</w:t>
-      </w:r>
-    </w:p>
-    <w:p>
-      <w:pPr>
-        <w:pStyle w:val="Compact"/>
-        <w:numPr>
-          <w:ilvl w:val="0"/>
-          <w:numId w:val="1002"/>
-        </w:numPr>
-      </w:pPr>
-      <w:r>
-        <w:rPr>
-          <w:b/>
-          <w:bCs/>
-        </w:rPr>
-        <w:t xml:space="preserve">Ideological vs. ideational polarization</w:t>
-      </w:r>
-    </w:p>
-    <w:p>
-      <w:pPr>
-        <w:pStyle w:val="Compact"/>
-        <w:numPr>
-          <w:ilvl w:val="0"/>
-          <w:numId w:val="1002"/>
-        </w:numPr>
-      </w:pPr>
-      <w:r>
-        <w:rPr>
-          <w:b/>
-          <w:bCs/>
-        </w:rPr>
-        <w:t xml:space="preserve">Identity-based vs. attitude-based affective polarization</w:t>
-      </w:r>
-    </w:p>
-    <w:p>
-      <w:pPr>
-        <w:pStyle w:val="Compact"/>
-        <w:numPr>
-          <w:ilvl w:val="0"/>
-          <w:numId w:val="1002"/>
-        </w:numPr>
-      </w:pPr>
-      <w:r>
-        <w:rPr>
-          <w:b/>
-          <w:bCs/>
-        </w:rPr>
-        <w:t xml:space="preserve">Targets of affect</w:t>
-      </w:r>
-      <w:r>
-        <w:t xml:space="preserve"> </w:t>
-      </w:r>
-      <w:r>
-        <w:t xml:space="preserve">(</w:t>
-      </w:r>
-      <w:hyperlink w:anchor="ref-areal2024verticalvshorizontal">
-        <w:r>
-          <w:rPr>
-            <w:rStyle w:val="Hyperlink"/>
-          </w:rPr>
-          <w:t xml:space="preserve">Areal and Harteveld 2024</w:t>
-        </w:r>
-      </w:hyperlink>
-      <w:r>
-        <w:t xml:space="preserve">;</w:t>
-      </w:r>
-      <w:r>
-        <w:t xml:space="preserve"> </w:t>
-      </w:r>
-      <w:hyperlink w:anchor="ref-rollicke2023polarisation">
-        <w:r>
-          <w:rPr>
-            <w:rStyle w:val="Hyperlink"/>
-          </w:rPr>
-          <w:t xml:space="preserve">Röllicke 2023</w:t>
-        </w:r>
-      </w:hyperlink>
-      <w:r>
-        <w:t xml:space="preserve">;</w:t>
-      </w:r>
-      <w:r>
-        <w:t xml:space="preserve"> </w:t>
-      </w:r>
-      <w:hyperlink w:anchor="ref-reiljan2024patterns">
-        <w:r>
-          <w:rPr>
-            <w:rStyle w:val="Hyperlink"/>
-          </w:rPr>
-          <w:t xml:space="preserve">Reiljan et al. 2024</w:t>
-        </w:r>
-      </w:hyperlink>
-      <w:r>
-        <w:t xml:space="preserve">)</w:t>
-      </w:r>
-      <w:r>
-        <w:t xml:space="preserve">:</w:t>
-      </w:r>
-    </w:p>
-    <w:p>
-      <w:pPr>
-        <w:pStyle w:val="Compact"/>
-        <w:numPr>
-          <w:ilvl w:val="1"/>
-          <w:numId w:val="1003"/>
-        </w:numPr>
-      </w:pPr>
-      <w:r>
-        <w:t xml:space="preserve">Vertical/political (toward political elites (LAP) / parties (PAP))</w:t>
-      </w:r>
-    </w:p>
-    <w:p>
-      <w:pPr>
-        <w:pStyle w:val="Compact"/>
-        <w:numPr>
-          <w:ilvl w:val="1"/>
-          <w:numId w:val="1003"/>
-        </w:numPr>
-      </w:pPr>
-      <w:r>
-        <w:t xml:space="preserve">Horizontal/social (toward fellow citizens / partisans)</w:t>
-      </w:r>
-    </w:p>
-    <w:p>
-      <w:pPr>
-        <w:pStyle w:val="FirstParagraph"/>
-      </w:pPr>
-      <w:r>
-        <w:t xml:space="preserve">In multi-party systems, additional choices matter:</w:t>
-      </w:r>
-    </w:p>
-    <w:p>
-      <w:pPr>
-        <w:pStyle w:val="Compact"/>
-        <w:numPr>
-          <w:ilvl w:val="0"/>
-          <w:numId w:val="1004"/>
-        </w:numPr>
-      </w:pPr>
-      <w:r>
-        <w:rPr>
-          <w:b/>
-          <w:bCs/>
-        </w:rPr>
-        <w:t xml:space="preserve">Ingroup identification</w:t>
-      </w:r>
-      <w:r>
-        <w:t xml:space="preserve">: explicit identification vs. vote intention/choice</w:t>
-      </w:r>
-      <w:r>
-        <w:br/>
-      </w:r>
-    </w:p>
-    <w:p>
-      <w:pPr>
-        <w:pStyle w:val="Compact"/>
-        <w:numPr>
-          <w:ilvl w:val="0"/>
-          <w:numId w:val="1004"/>
-        </w:numPr>
-      </w:pPr>
-      <w:r>
-        <w:rPr>
-          <w:b/>
-          <w:bCs/>
-        </w:rPr>
-        <w:t xml:space="preserve">Outgroup construction</w:t>
-      </w:r>
-      <w:r>
-        <w:t xml:space="preserve">: all parties vs. most distant party</w:t>
-      </w:r>
-      <w:r>
-        <w:br/>
-      </w:r>
-    </w:p>
-    <w:p>
-      <w:pPr>
-        <w:pStyle w:val="Compact"/>
-        <w:numPr>
-          <w:ilvl w:val="0"/>
-          <w:numId w:val="1004"/>
-        </w:numPr>
-      </w:pPr>
-      <w:r>
-        <w:rPr>
-          <w:b/>
-          <w:bCs/>
-        </w:rPr>
-        <w:t xml:space="preserve">Weighting by party size</w:t>
-      </w:r>
-      <w:r>
-        <w:br/>
-      </w:r>
-    </w:p>
-    <w:p>
-      <w:pPr>
-        <w:pStyle w:val="Compact"/>
-        <w:numPr>
-          <w:ilvl w:val="0"/>
-          <w:numId w:val="1004"/>
-        </w:numPr>
-      </w:pPr>
-      <w:r>
-        <w:t xml:space="preserve">Inclusion (or exclusion) of</w:t>
-      </w:r>
-      <w:r>
-        <w:t xml:space="preserve"> </w:t>
-      </w:r>
-      <w:r>
-        <w:rPr>
-          <w:b/>
-          <w:bCs/>
-        </w:rPr>
-        <w:t xml:space="preserve">non-partisans</w:t>
-      </w:r>
-    </w:p>
-    <w:p>
-      <w:pPr>
-        <w:pStyle w:val="FirstParagraph"/>
-      </w:pPr>
-      <w:r>
-        <w:t xml:space="preserve">Comparative research has rarely examined how these design choices affect:</w:t>
-      </w:r>
-    </w:p>
-    <w:p>
-      <w:pPr>
-        <w:pStyle w:val="Compact"/>
-        <w:numPr>
-          <w:ilvl w:val="0"/>
-          <w:numId w:val="1005"/>
-        </w:numPr>
-      </w:pPr>
-      <w:r>
-        <w:t xml:space="preserve">the magnitude of AP,</w:t>
-      </w:r>
-    </w:p>
-    <w:p>
-      <w:pPr>
-        <w:pStyle w:val="Compact"/>
-        <w:numPr>
-          <w:ilvl w:val="0"/>
-          <w:numId w:val="1005"/>
-        </w:numPr>
-      </w:pPr>
-      <w:r>
-        <w:t xml:space="preserve">cross-country rankings,</w:t>
-      </w:r>
-    </w:p>
-    <w:p>
-      <w:pPr>
-        <w:pStyle w:val="Compact"/>
-        <w:numPr>
-          <w:ilvl w:val="0"/>
-          <w:numId w:val="1005"/>
-        </w:numPr>
-      </w:pPr>
-      <w:r>
-        <w:t xml:space="preserve">and substantive inferences about democratic implications.</w:t>
-      </w:r>
-    </w:p>
-    <w:p>
-      <w:pPr>
-        <w:pStyle w:val="FirstParagraph"/>
-      </w:pPr>
-      <w:r>
-        <w:t xml:space="preserve">This is our entry point.</w:t>
-      </w:r>
-    </w:p>
-    <w:bookmarkEnd w:id="21"/>
-    <w:bookmarkStart w:id="22" w:name="analytical-separation-of-components"/>
-    <w:p>
-      <w:pPr>
-        <w:pStyle w:val="Heading2"/>
-      </w:pPr>
-      <w:r>
-        <w:t xml:space="preserve">3 Analytical separation of components</w:t>
-      </w:r>
-    </w:p>
-    <w:p>
-      <w:pPr>
-        <w:pStyle w:val="FirstParagraph"/>
-      </w:pPr>
-      <w:r>
-        <w:t xml:space="preserve">We proceed in three conceptually distinct steps:</w:t>
-      </w:r>
-    </w:p>
-    <w:p>
-      <w:pPr>
-        <w:numPr>
-          <w:ilvl w:val="0"/>
-          <w:numId w:val="1006"/>
-        </w:numPr>
-      </w:pPr>
-      <w:r>
-        <w:rPr>
-          <w:b/>
-          <w:bCs/>
-        </w:rPr>
-        <w:t xml:space="preserve">Thermometer-based AP (attitudinal; vertical; party-targeted)</w:t>
-      </w:r>
-      <w:r>
-        <w:br/>
-      </w:r>
-      <w:r>
-        <w:t xml:space="preserve">→ Used to illustrate how operationalization choices affect comparative inference in multi-party systems.</w:t>
-      </w:r>
-    </w:p>
-    <w:p>
-      <w:pPr>
-        <w:numPr>
-          <w:ilvl w:val="0"/>
-          <w:numId w:val="1006"/>
-        </w:numPr>
-      </w:pPr>
-      <w:r>
-        <w:rPr>
-          <w:b/>
-          <w:bCs/>
-        </w:rPr>
-        <w:t xml:space="preserve">Behavioral AP (conjoint; horizontal; citizen-targeted)</w:t>
-      </w:r>
-      <w:r>
-        <w:br/>
-      </w:r>
-      <w:r>
-        <w:t xml:space="preserve">→ Estimated via solidarity and trust games.</w:t>
-      </w:r>
-      <w:r>
-        <w:br/>
-      </w:r>
-      <w:r>
-        <w:t xml:space="preserve">→ Presented as behavioral consequences of partisan boundaries.</w:t>
-      </w:r>
-    </w:p>
-    <w:p>
-      <w:pPr>
-        <w:numPr>
-          <w:ilvl w:val="0"/>
-          <w:numId w:val="1006"/>
-        </w:numPr>
-      </w:pPr>
-      <w:r>
-        <w:rPr>
-          <w:b/>
-          <w:bCs/>
-        </w:rPr>
-        <w:t xml:space="preserve">Comparative scope and composition</w:t>
-      </w:r>
-      <w:r>
-        <w:br/>
-      </w:r>
-      <w:r>
-        <w:t xml:space="preserve">→ How the distribution of partisan types across 25 democracies conditions aggregate AP.</w:t>
-      </w:r>
-    </w:p>
-    <w:p>
-      <w:pPr>
-        <w:pStyle w:val="FirstParagraph"/>
-      </w:pPr>
-      <w:r>
-        <w:t xml:space="preserve">We explicitly separate thermometer and game results to avoid conflating:</w:t>
-      </w:r>
-    </w:p>
-    <w:p>
-      <w:pPr>
-        <w:pStyle w:val="Compact"/>
-        <w:numPr>
-          <w:ilvl w:val="0"/>
-          <w:numId w:val="1007"/>
-        </w:numPr>
-      </w:pPr>
-      <w:r>
-        <w:t xml:space="preserve">concept,</w:t>
-      </w:r>
-    </w:p>
-    <w:p>
-      <w:pPr>
-        <w:pStyle w:val="Compact"/>
-        <w:numPr>
-          <w:ilvl w:val="0"/>
-          <w:numId w:val="1007"/>
-        </w:numPr>
-      </w:pPr>
-      <w:r>
-        <w:t xml:space="preserve">measurement,</w:t>
-      </w:r>
-    </w:p>
-    <w:p>
-      <w:pPr>
-        <w:pStyle w:val="Compact"/>
-        <w:numPr>
-          <w:ilvl w:val="0"/>
-          <w:numId w:val="1007"/>
-        </w:numPr>
-      </w:pPr>
-      <w:r>
-        <w:t xml:space="preserve">and behavioral manifestation.</w:t>
-      </w:r>
-    </w:p>
-    <w:bookmarkEnd w:id="22"/>
-    <w:bookmarkStart w:id="30" w:name="X220c1d0c804491a932c5f3f1056976391e9c10f"/>
-    <w:p>
-      <w:pPr>
-        <w:pStyle w:val="Heading2"/>
-      </w:pPr>
-      <w:r>
-        <w:t xml:space="preserve">4 Part I – Thermometer-based affective polarization</w:t>
-      </w:r>
-    </w:p>
-    <w:p>
-      <w:pPr>
-        <w:pStyle w:val="FirstParagraph"/>
-      </w:pPr>
-      <w:r>
-        <w:t xml:space="preserve">This section uses</w:t>
-      </w:r>
-      <w:r>
-        <w:t xml:space="preserve"> </w:t>
-      </w:r>
-      <w:r>
-        <w:rPr>
-          <w:i/>
-          <w:iCs/>
-        </w:rPr>
-        <w:t xml:space="preserve">only party-targeted thermometer items</w:t>
-      </w:r>
-      <w:r>
-        <w:t xml:space="preserve">.</w:t>
-      </w:r>
-    </w:p>
-    <w:p>
-      <w:pPr>
-        <w:pStyle w:val="BodyText"/>
-      </w:pPr>
-      <w:r>
-        <w:t xml:space="preserve">Key limitation:</w:t>
-      </w:r>
-    </w:p>
-    <w:p>
-      <w:pPr>
-        <w:pStyle w:val="Compact"/>
-        <w:numPr>
-          <w:ilvl w:val="0"/>
-          <w:numId w:val="1008"/>
-        </w:numPr>
-      </w:pPr>
-      <w:r>
-        <w:t xml:space="preserve">No direct measure of affect toward fellow citizens.</w:t>
-      </w:r>
-    </w:p>
-    <w:p>
-      <w:pPr>
-        <w:pStyle w:val="Compact"/>
-        <w:numPr>
-          <w:ilvl w:val="0"/>
-          <w:numId w:val="1008"/>
-        </w:numPr>
-      </w:pPr>
-      <w:r>
-        <w:t xml:space="preserve">Thus: vertical (party) rather than horizontal (citizen) AP.</w:t>
-      </w:r>
-    </w:p>
-    <w:bookmarkStart w:id="23" w:name="roadmap-for-this-section"/>
-    <w:p>
-      <w:pPr>
-        <w:pStyle w:val="Heading3"/>
-      </w:pPr>
-      <w:r>
-        <w:t xml:space="preserve">4.1 Roadmap for this section</w:t>
-      </w:r>
-    </w:p>
-    <w:p>
-      <w:pPr>
-        <w:pStyle w:val="FirstParagraph"/>
-      </w:pPr>
-      <w:r>
-        <w:t xml:space="preserve">We demonstrate how AP estimates change depending on:</w:t>
-      </w:r>
-    </w:p>
-    <w:p>
-      <w:pPr>
-        <w:pStyle w:val="Compact"/>
-        <w:numPr>
-          <w:ilvl w:val="0"/>
-          <w:numId w:val="1009"/>
-        </w:numPr>
-      </w:pPr>
-      <w:r>
-        <w:t xml:space="preserve">Explicit vs. implicit ingroup definition</w:t>
-      </w:r>
-      <w:r>
-        <w:br/>
-      </w:r>
-    </w:p>
-    <w:p>
-      <w:pPr>
-        <w:pStyle w:val="Compact"/>
-        <w:numPr>
-          <w:ilvl w:val="0"/>
-          <w:numId w:val="1009"/>
-        </w:numPr>
-      </w:pPr>
-      <w:r>
-        <w:t xml:space="preserve">Inclusion vs. exclusion of non-partisans</w:t>
-      </w:r>
-      <w:r>
-        <w:br/>
-      </w:r>
-    </w:p>
-    <w:p>
-      <w:pPr>
-        <w:pStyle w:val="Compact"/>
-        <w:numPr>
-          <w:ilvl w:val="0"/>
-          <w:numId w:val="1009"/>
-        </w:numPr>
-      </w:pPr>
-      <w:r>
-        <w:t xml:space="preserve">Alternative aggregation and weighting strategies</w:t>
-      </w:r>
-    </w:p>
-    <w:p>
-      <w:pPr>
-        <w:pStyle w:val="FirstParagraph"/>
-      </w:pPr>
-      <w:r>
-        <w:t xml:space="preserve">Main goal:</w:t>
-      </w:r>
-      <w:r>
-        <w:t xml:space="preserve"> </w:t>
-      </w:r>
-      <w:r>
-        <w:t xml:space="preserve">Show that in multi-party systems, the</w:t>
-      </w:r>
-      <w:r>
-        <w:t xml:space="preserve"> </w:t>
-      </w:r>
-      <w:r>
-        <w:rPr>
-          <w:i/>
-          <w:iCs/>
-        </w:rPr>
-        <w:t xml:space="preserve">choice of operationalization</w:t>
-      </w:r>
-      <w:r>
-        <w:t xml:space="preserve"> </w:t>
-      </w:r>
-      <w:r>
-        <w:t xml:space="preserve">meaningfully affects:</w:t>
-      </w:r>
-    </w:p>
-    <w:p>
-      <w:pPr>
-        <w:pStyle w:val="Compact"/>
-        <w:numPr>
-          <w:ilvl w:val="0"/>
-          <w:numId w:val="1010"/>
-        </w:numPr>
-      </w:pPr>
-      <w:r>
-        <w:t xml:space="preserve">effect sizes,</w:t>
-      </w:r>
-    </w:p>
-    <w:p>
-      <w:pPr>
-        <w:pStyle w:val="Compact"/>
-        <w:numPr>
-          <w:ilvl w:val="0"/>
-          <w:numId w:val="1010"/>
-        </w:numPr>
-      </w:pPr>
-      <w:r>
-        <w:t xml:space="preserve">country rankings,</w:t>
-      </w:r>
-    </w:p>
-    <w:p>
-      <w:pPr>
-        <w:pStyle w:val="Compact"/>
-        <w:numPr>
-          <w:ilvl w:val="0"/>
-          <w:numId w:val="1010"/>
-        </w:numPr>
-      </w:pPr>
-      <w:r>
-        <w:t xml:space="preserve">dispersion across countries.</w:t>
-      </w:r>
-    </w:p>
-    <w:p>
-      <w:pPr>
-        <w:pStyle w:val="FirstParagraph"/>
-      </w:pPr>
-      <w:r>
-        <w:t xml:space="preserve">This directly addresses open questions about the transferability of U.S.-centric AP concepts to fragmented party systems.</w:t>
-      </w:r>
-    </w:p>
-    <w:bookmarkEnd w:id="23"/>
-    <w:bookmarkStart w:id="29" w:name="Xc3a51d338db49e07d276fd235f5879aa62fa9a3"/>
-    <w:p>
-      <w:pPr>
-        <w:pStyle w:val="Heading3"/>
-      </w:pPr>
-      <w:r>
-        <w:t xml:space="preserve">4.2 Comparative composition of partisan types (idea notes)</w:t>
-      </w:r>
-    </w:p>
-    <w:p>
-      <w:pPr>
-        <w:pStyle w:val="FirstParagraph"/>
-      </w:pPr>
-      <w:r>
-        <w:t xml:space="preserve">The share of:</w:t>
+        <w:t xml:space="preserve">Study proceeds in three substudies / analyses:</w:t>
       </w:r>
     </w:p>
     <w:p>
@@ -905,7 +545,7 @@
         </w:numPr>
       </w:pPr>
       <w:r>
-        <w:t xml:space="preserve">explicit identifiers,</w:t>
+        <w:t xml:space="preserve">Analysis of Thermometer Items (attitudinal, vertical, party-targeted) -&gt; how does measurement and conceptualization influence the resulting estimates of AP?</w:t>
       </w:r>
     </w:p>
     <w:p>
@@ -917,7 +557,7 @@
         </w:numPr>
       </w:pPr>
       <w:r>
-        <w:t xml:space="preserve">implicit (vote-based) partisans,</w:t>
+        <w:t xml:space="preserve">Analysis of Behavioral Consequences (behavioral, horizontal, citizen-targeted conjoint scenario) -&gt; how does measurement and conceptualization influence the behavioral consequences of AP?</w:t>
       </w:r>
     </w:p>
     <w:p>
@@ -929,7 +569,29 @@
         </w:numPr>
       </w:pPr>
       <w:r>
-        <w:t xml:space="preserve">non-partisans,</w:t>
+        <w:t xml:space="preserve">Analysis of AP Sorting with Muslim attribute -&gt; how does partisan AP interact with other salient group identities? Muslimhood as salient out-group feature in European societies -&gt; conjoint experiment: assumes uniform distribution -&gt; unrealistic but interesting (if</w:t>
+      </w:r>
+      <w:r>
+        <w:t xml:space="preserve"> </w:t>
+      </w:r>
+      <w:r>
+        <w:t xml:space="preserve">“Muslim”</w:t>
+      </w:r>
+      <w:r>
+        <w:t xml:space="preserve"> </w:t>
+      </w:r>
+      <w:r>
+        <w:t xml:space="preserve">feature uniformly distributed, AP asymetrically affected -&gt; social identity complexity, interactions can be asymmetric) -&gt; use empirical distribution of Muslim partisan respondents -&gt; AP x Muslim estimate in sorted scenario</w:t>
+      </w:r>
+    </w:p>
+    <w:bookmarkEnd w:id="20"/>
+    <w:bookmarkStart w:id="21" w:name="theory"/>
+    <w:p>
+      <w:pPr>
+        <w:pStyle w:val="Heading2"/>
+      </w:pPr>
+      <w:r>
+        <w:t xml:space="preserve">2 Theory</w:t>
       </w:r>
     </w:p>
     <w:p>
@@ -937,7 +599,7 @@
         <w:pStyle w:val="FirstParagraph"/>
       </w:pPr>
       <w:r>
-        <w:t xml:space="preserve">varies substantially across countries.</w:t>
+        <w:t xml:space="preserve">The central reseach question is: How do conceptual and measurement choices condition our understanding of AP in multiparty democracies?</w:t>
       </w:r>
     </w:p>
     <w:p>
@@ -945,65 +607,64 @@
         <w:pStyle w:val="BodyText"/>
       </w:pPr>
       <w:r>
-        <w:t xml:space="preserve">Loose idea for theoretical anchoring:</w:t>
+        <w:t xml:space="preserve">We proceed in steps. In our first study</w:t>
+      </w:r>
+    </w:p>
+    <w:bookmarkEnd w:id="21"/>
+    <w:bookmarkStart w:id="24" w:name="research-design"/>
+    <w:p>
+      <w:pPr>
+        <w:pStyle w:val="Heading2"/>
+      </w:pPr>
+      <w:r>
+        <w:t xml:space="preserve">3 Research Design</w:t>
+      </w:r>
+    </w:p>
+    <w:bookmarkStart w:id="22" w:name="data"/>
+    <w:p>
+      <w:pPr>
+        <w:pStyle w:val="Heading3"/>
+      </w:pPr>
+      <w:r>
+        <w:t xml:space="preserve">3.1 Data</w:t>
+      </w:r>
+    </w:p>
+    <w:bookmarkEnd w:id="22"/>
+    <w:bookmarkStart w:id="23" w:name="empirical-strategy"/>
+    <w:p>
+      <w:pPr>
+        <w:pStyle w:val="Heading3"/>
+      </w:pPr>
+      <w:r>
+        <w:t xml:space="preserve">3.2 Empirical Strategy</w:t>
+      </w:r>
+    </w:p>
+    <w:bookmarkEnd w:id="23"/>
+    <w:bookmarkEnd w:id="24"/>
+    <w:bookmarkStart w:id="53" w:name="results"/>
+    <w:p>
+      <w:pPr>
+        <w:pStyle w:val="Heading2"/>
+      </w:pPr>
+      <w:r>
+        <w:t xml:space="preserve">4 Results</w:t>
+      </w:r>
+    </w:p>
+    <w:bookmarkStart w:id="40" w:name="X3b7d27c075bd352502cce7eafe6d8de83a0b055"/>
+    <w:p>
+      <w:pPr>
+        <w:pStyle w:val="Heading3"/>
+      </w:pPr>
+      <w:r>
+        <w:t xml:space="preserve">4.1 Study 1: Operationalizing Attitudinal Affective Polarization in Multiparty Systems</w:t>
       </w:r>
     </w:p>
     <w:p>
       <w:pPr>
-        <w:pStyle w:val="Compact"/>
-        <w:numPr>
-          <w:ilvl w:val="0"/>
-          <w:numId w:val="1012"/>
-        </w:numPr>
-      </w:pPr>
-      <w:r>
-        <w:t xml:space="preserve">Link variation to classic work on partisan dealignment in Europe</w:t>
-      </w:r>
-    </w:p>
-    <w:p>
-      <w:pPr>
-        <w:pStyle w:val="Compact"/>
-        <w:numPr>
-          <w:ilvl w:val="0"/>
-          <w:numId w:val="1012"/>
-        </w:numPr>
-      </w:pPr>
-      <w:r>
-        <w:t xml:space="preserve">Consider long-term differences in party system institutionalization and partisan attachment</w:t>
-      </w:r>
-    </w:p>
-    <w:p>
-      <w:pPr>
-        <w:pStyle w:val="Compact"/>
-        <w:numPr>
-          <w:ilvl w:val="0"/>
-          <w:numId w:val="1012"/>
-        </w:numPr>
-      </w:pPr>
-      <w:r>
-        <w:t xml:space="preserve">Connect to literature on party identification decline and electoral volatility in Europe.</w:t>
-      </w:r>
-    </w:p>
-    <w:p>
-      <w:pPr>
         <w:pStyle w:val="FirstParagraph"/>
       </w:pPr>
       <w:r>
-        <w:t xml:space="preserve">Potential implication:</w:t>
-      </w:r>
-      <w:r>
-        <w:t xml:space="preserve"> </w:t>
-      </w:r>
-      <w:r>
-        <w:t xml:space="preserve">Countries with weak partisan identities may mechanically display lower identity-based AP but not necessarily lower behavioral discrimination.</w:t>
-      </w:r>
-    </w:p>
-    <w:p>
-      <w:pPr>
-        <w:pStyle w:val="BodyText"/>
-      </w:pPr>
-      <w:r>
-        <w:t xml:space="preserve">This section remains exploratory and descriptive but could situate our compositional findings in broader comparative political culture debates.</w:t>
+        <w:t xml:space="preserve">RQ: How do alternative operationalizations of partisanship and thermometer-based indices affect estimates of attitudinal AP?</w:t>
       </w:r>
     </w:p>
     <w:tbl>
@@ -1019,7 +680,7 @@
       <w:tr>
         <w:tc>
           <w:tcPr/>
-          <w:bookmarkStart w:id="27" w:name="fig-impl-expl-distribution"/>
+          <w:bookmarkStart w:id="28" w:name="fig-impl-expl-distribution"/>
           <w:p>
             <w:pPr>
               <w:pStyle w:val="Compact"/>
@@ -1030,18 +691,18 @@
                 <wp:inline>
                   <wp:extent cx="5334000" cy="3810000"/>
                   <wp:effectExtent b="0" l="0" r="0" t="0"/>
-                  <wp:docPr descr="" title="" id="25" name="Picture"/>
+                  <wp:docPr descr="" title="" id="26" name="Picture"/>
                   <a:graphic>
                     <a:graphicData uri="http://schemas.openxmlformats.org/drawingml/2006/picture">
                       <pic:pic>
                         <pic:nvPicPr>
-                          <pic:cNvPr descr="index_files/figure-docx/code-03_explanal-3.1_descr_anal-fig-impl-expl-distribution-output-1.png" id="26" name="Picture"/>
+                          <pic:cNvPr descr="index_files/figure-docx/code-03_explanal-3.1_descr_anal-fig-impl-expl-distribution-output-1.png" id="27" name="Picture"/>
                           <pic:cNvPicPr>
                             <a:picLocks noChangeArrowheads="1" noChangeAspect="1"/>
                           </pic:cNvPicPr>
                         </pic:nvPicPr>
                         <pic:blipFill>
-                          <a:blip r:embed="rId24"/>
+                          <a:blip r:embed="rId25"/>
                           <a:stretch>
                             <a:fillRect/>
                           </a:stretch>
@@ -1073,7 +734,7 @@
               <w:jc w:val="center"/>
             </w:pPr>
             <w:pPr>
-              <w:jc w:val="start"/>
+              <w:jc w:val="left"/>
               <w:spacing w:before="200"/>
               <w:pStyle w:val="ImageCaption"/>
             </w:pPr>
@@ -1194,7 +855,7 @@
               <w:t xml:space="preserve">respondents each (detailed numbers are reported in appendix section X).</w:t>
             </w:r>
           </w:p>
-          <w:bookmarkEnd w:id="27"/>
+          <w:bookmarkEnd w:id="28"/>
         </w:tc>
       </w:tr>
     </w:tbl>
@@ -1214,7 +875,7 @@
         </w:rPr>
         <w:t xml:space="preserve"> </w:t>
       </w:r>
-      <w:hyperlink r:id="rId28">
+      <w:hyperlink r:id="rId29">
         <w:r>
           <w:rPr>
             <w:rStyle w:val="Hyperlink"/>
@@ -1224,23 +885,20 @@
         </w:r>
       </w:hyperlink>
     </w:p>
-    <w:bookmarkEnd w:id="29"/>
-    <w:bookmarkEnd w:id="30"/>
-    <w:bookmarkStart w:id="31" w:name="Xb6d25733a08779015f8747db2a0c2cccbdd4803"/>
     <w:p>
       <w:pPr>
-        <w:pStyle w:val="Heading2"/>
-      </w:pPr>
-      <w:r>
-        <w:t xml:space="preserve">5 Part II – Behavioral polarization as consequences</w:t>
+        <w:pStyle w:val="BodyText"/>
+      </w:pPr>
+      <w:r>
+        <w:t xml:space="preserve">-&gt; Distribution of reported attachement (explicit types) or partisan composition varies susbtantially across countries</w:t>
       </w:r>
     </w:p>
     <w:p>
       <w:pPr>
-        <w:pStyle w:val="FirstParagraph"/>
-      </w:pPr>
-      <w:r>
-        <w:t xml:space="preserve">We present the conjoint results separately from thermometer analyses.</w:t>
+        <w:pStyle w:val="BodyText"/>
+      </w:pPr>
+      <w:r>
+        <w:t xml:space="preserve">-&gt; share of explicit partisans varies from ~85% in Denmark to ~41% in Latvia</w:t>
       </w:r>
     </w:p>
     <w:p>
@@ -1248,433 +906,15 @@
         <w:pStyle w:val="BodyText"/>
       </w:pPr>
       <w:r>
-        <w:t xml:space="preserve">Conceptual shift:</w:t>
+        <w:t xml:space="preserve">-&gt; share of implicit partisans varies from ~41% in Latvia to 8% in Denmark</w:t>
       </w:r>
     </w:p>
     <w:p>
       <w:pPr>
-        <w:pStyle w:val="Compact"/>
-        <w:numPr>
-          <w:ilvl w:val="0"/>
-          <w:numId w:val="1013"/>
-        </w:numPr>
-      </w:pPr>
-      <w:r>
-        <w:t xml:space="preserve">From</w:t>
-      </w:r>
-      <w:r>
-        <w:t xml:space="preserve"> </w:t>
-      </w:r>
-      <w:r>
-        <w:rPr>
-          <w:b/>
-          <w:bCs/>
-        </w:rPr>
-        <w:t xml:space="preserve">attitudinal differentiation toward parties (vertical)</w:t>
-      </w:r>
-      <w:r>
-        <w:br/>
-      </w:r>
-      <w:r>
-        <w:t xml:space="preserve">to</w:t>
-      </w:r>
-      <w:r>
-        <w:br/>
-      </w:r>
-    </w:p>
-    <w:p>
-      <w:pPr>
-        <w:pStyle w:val="Compact"/>
-        <w:numPr>
-          <w:ilvl w:val="0"/>
-          <w:numId w:val="1013"/>
-        </w:numPr>
-      </w:pPr>
-      <w:r>
-        <w:rPr>
-          <w:b/>
-          <w:bCs/>
-        </w:rPr>
-        <w:t xml:space="preserve">Behavioral discrimination toward fellow citizens (horizontal)</w:t>
-      </w:r>
-      <w:r>
-        <w:t xml:space="preserve">.</w:t>
-      </w:r>
-    </w:p>
-    <w:p>
-      <w:pPr>
-        <w:pStyle w:val="FirstParagraph"/>
-      </w:pPr>
-      <w:r>
-        <w:t xml:space="preserve">Outcomes:</w:t>
-      </w:r>
-    </w:p>
-    <w:p>
-      <w:pPr>
-        <w:pStyle w:val="Compact"/>
-        <w:numPr>
-          <w:ilvl w:val="0"/>
-          <w:numId w:val="1014"/>
-        </w:numPr>
-      </w:pPr>
-      <w:r>
-        <w:t xml:space="preserve">Solidarity allocations (dictator game logic)</w:t>
-      </w:r>
-    </w:p>
-    <w:p>
-      <w:pPr>
-        <w:pStyle w:val="Compact"/>
-        <w:numPr>
-          <w:ilvl w:val="0"/>
-          <w:numId w:val="1014"/>
-        </w:numPr>
-      </w:pPr>
-      <w:r>
-        <w:t xml:space="preserve">Trust allocations (trust game logic)</w:t>
-      </w:r>
-    </w:p>
-    <w:p>
-      <w:pPr>
-        <w:pStyle w:val="FirstParagraph"/>
-      </w:pPr>
-      <w:r>
-        <w:t xml:space="preserve">Here, affective polarization manifests as:</w:t>
-      </w:r>
-    </w:p>
-    <w:p>
-      <w:pPr>
-        <w:pStyle w:val="Compact"/>
-        <w:numPr>
-          <w:ilvl w:val="0"/>
-          <w:numId w:val="1015"/>
-        </w:numPr>
-      </w:pPr>
-      <w:r>
-        <w:t xml:space="preserve">Differential allocation toward co-partisans vs. out-partisans.</w:t>
-      </w:r>
-    </w:p>
-    <w:p>
-      <w:pPr>
-        <w:pStyle w:val="FirstParagraph"/>
-      </w:pPr>
-      <w:r>
-        <w:t xml:space="preserve">We treat these as</w:t>
-      </w:r>
-      <w:r>
-        <w:t xml:space="preserve"> </w:t>
-      </w:r>
-      <w:r>
-        <w:rPr>
-          <w:b/>
-          <w:bCs/>
-        </w:rPr>
-        <w:t xml:space="preserve">behavioral consequences of partisan boundaries</w:t>
-      </w:r>
-      <w:r>
-        <w:t xml:space="preserve">, rather than as alternative scaling of thermometer AP.</w:t>
-      </w:r>
-    </w:p>
-    <w:p>
-      <w:pPr>
         <w:pStyle w:val="BodyText"/>
       </w:pPr>
       <w:r>
-        <w:t xml:space="preserve">Open conceptual question:</w:t>
-      </w:r>
-      <w:r>
-        <w:t xml:space="preserve"> </w:t>
-      </w:r>
-      <w:r>
-        <w:t xml:space="preserve">To what extent do attitudinal (vertical) and behavioral (horizontal) AP align within and across countries?</w:t>
-      </w:r>
-    </w:p>
-    <w:p>
-      <w:pPr>
-        <w:pStyle w:val="BodyText"/>
-      </w:pPr>
-      <w:r>
-        <w:t xml:space="preserve">Possible empirical extension:</w:t>
-      </w:r>
-    </w:p>
-    <w:p>
-      <w:pPr>
-        <w:pStyle w:val="Compact"/>
-        <w:numPr>
-          <w:ilvl w:val="0"/>
-          <w:numId w:val="1016"/>
-        </w:numPr>
-      </w:pPr>
-      <w:r>
-        <w:t xml:space="preserve">Estimate correlation between country-level attitudinal AP and behavioral AP (posterior correlation).</w:t>
-      </w:r>
-    </w:p>
-    <w:bookmarkEnd w:id="31"/>
-    <w:bookmarkStart w:id="37" w:name="X65dd7f67a7f47592f297e2f02bd0417421a6cd3"/>
-    <w:p>
-      <w:pPr>
-        <w:pStyle w:val="Heading2"/>
-      </w:pPr>
-      <w:r>
-        <w:t xml:space="preserve">6 Muslimhood, partisan interaction, and sorting (targeted extension)</w:t>
-      </w:r>
-    </w:p>
-    <w:p>
-      <w:pPr>
-        <w:pStyle w:val="FirstParagraph"/>
-      </w:pPr>
-      <w:r>
-        <w:t xml:space="preserve">The religion attribute in the conjoint is</w:t>
-      </w:r>
-      <w:r>
-        <w:t xml:space="preserve"> </w:t>
-      </w:r>
-      <w:r>
-        <w:rPr>
-          <w:b/>
-          <w:bCs/>
-        </w:rPr>
-        <w:t xml:space="preserve">uniformly randomized</w:t>
-      </w:r>
-      <w:r>
-        <w:t xml:space="preserve"> </w:t>
-      </w:r>
-      <w:r>
-        <w:t xml:space="preserve">across:</w:t>
-      </w:r>
-    </w:p>
-    <w:p>
-      <w:pPr>
-        <w:pStyle w:val="Compact"/>
-        <w:numPr>
-          <w:ilvl w:val="0"/>
-          <w:numId w:val="1017"/>
-        </w:numPr>
-      </w:pPr>
-      <w:r>
-        <w:t xml:space="preserve">Muslim</w:t>
-      </w:r>
-      <w:r>
-        <w:br/>
-      </w:r>
-    </w:p>
-    <w:p>
-      <w:pPr>
-        <w:pStyle w:val="Compact"/>
-        <w:numPr>
-          <w:ilvl w:val="0"/>
-          <w:numId w:val="1017"/>
-        </w:numPr>
-      </w:pPr>
-      <w:r>
-        <w:t xml:space="preserve">Christian</w:t>
-      </w:r>
-      <w:r>
-        <w:br/>
-      </w:r>
-    </w:p>
-    <w:p>
-      <w:pPr>
-        <w:pStyle w:val="Compact"/>
-        <w:numPr>
-          <w:ilvl w:val="0"/>
-          <w:numId w:val="1017"/>
-        </w:numPr>
-      </w:pPr>
-      <w:r>
-        <w:t xml:space="preserve">Non-religious</w:t>
-      </w:r>
-    </w:p>
-    <w:p>
-      <w:pPr>
-        <w:pStyle w:val="FirstParagraph"/>
-      </w:pPr>
-      <w:r>
-        <w:t xml:space="preserve">Thus, estimates assume</w:t>
-      </w:r>
-      <w:r>
-        <w:t xml:space="preserve"> </w:t>
-      </w:r>
-      <w:r>
-        <w:rPr>
-          <w:b/>
-          <w:bCs/>
-        </w:rPr>
-        <w:t xml:space="preserve">no religious sorting</w:t>
-      </w:r>
-      <w:r>
-        <w:t xml:space="preserve"> </w:t>
-      </w:r>
-      <w:r>
-        <w:t xml:space="preserve">in exposure.</w:t>
-      </w:r>
-    </w:p>
-    <w:p>
-      <w:pPr>
-        <w:pStyle w:val="BodyText"/>
-      </w:pPr>
-      <w:r>
-        <w:t xml:space="preserve">Exploratory results (note to be formalized):</w:t>
-      </w:r>
-    </w:p>
-    <w:p>
-      <w:pPr>
-        <w:pStyle w:val="Compact"/>
-        <w:numPr>
-          <w:ilvl w:val="0"/>
-          <w:numId w:val="1018"/>
-        </w:numPr>
-      </w:pPr>
-      <w:r>
-        <w:t xml:space="preserve">Muslim co-partisans receive fewer tokens than Christian or non-religious co-partisans.</w:t>
-      </w:r>
-    </w:p>
-    <w:p>
-      <w:pPr>
-        <w:pStyle w:val="Compact"/>
-        <w:numPr>
-          <w:ilvl w:val="0"/>
-          <w:numId w:val="1018"/>
-        </w:numPr>
-      </w:pPr>
-      <w:r>
-        <w:t xml:space="preserve">Muslim out-partisans receive fewer tokens than Christian or non-religious out-partisans.</w:t>
-      </w:r>
-    </w:p>
-    <w:p>
-      <w:pPr>
-        <w:pStyle w:val="Compact"/>
-        <w:numPr>
-          <w:ilvl w:val="0"/>
-          <w:numId w:val="1018"/>
-        </w:numPr>
-      </w:pPr>
-      <w:r>
-        <w:t xml:space="preserve">The penalty is larger within the co-partisan condition than within the out-partisan condition.</w:t>
-      </w:r>
-    </w:p>
-    <w:p>
-      <w:pPr>
-        <w:pStyle w:val="Compact"/>
-        <w:numPr>
-          <w:ilvl w:val="0"/>
-          <w:numId w:val="1018"/>
-        </w:numPr>
-      </w:pPr>
-      <w:r>
-        <w:t xml:space="preserve">Interaction effects are therefore</w:t>
-      </w:r>
-      <w:r>
-        <w:t xml:space="preserve"> </w:t>
-      </w:r>
-      <w:r>
-        <w:rPr>
-          <w:b/>
-          <w:bCs/>
-        </w:rPr>
-        <w:t xml:space="preserve">asymmetric</w:t>
-      </w:r>
-      <w:r>
-        <w:t xml:space="preserve">, not uniform across partisan categories.</w:t>
-      </w:r>
-    </w:p>
-    <w:p>
-      <w:pPr>
-        <w:pStyle w:val="FirstParagraph"/>
-      </w:pPr>
-      <w:r>
-        <w:t xml:space="preserve">Two implications:</w:t>
-      </w:r>
-    </w:p>
-    <w:p>
-      <w:pPr>
-        <w:numPr>
-          <w:ilvl w:val="0"/>
-          <w:numId w:val="1019"/>
-        </w:numPr>
-      </w:pPr>
-      <w:r>
-        <w:rPr>
-          <w:b/>
-          <w:bCs/>
-        </w:rPr>
-        <w:t xml:space="preserve">Theoretical</w:t>
-      </w:r>
-      <w:r>
-        <w:t xml:space="preserve">:</w:t>
-      </w:r>
-      <w:r>
-        <w:br/>
-      </w:r>
-      <w:r>
-        <w:t xml:space="preserve">One should not assume symmetric sorting or interaction effects between partisan and religious identities.</w:t>
-      </w:r>
-      <w:r>
-        <w:br/>
-      </w:r>
-      <w:r>
-        <w:t xml:space="preserve">Minority attributes may condition in-group favoritism differently than out-group derogation.</w:t>
-      </w:r>
-    </w:p>
-    <w:p>
-      <w:pPr>
-        <w:numPr>
-          <w:ilvl w:val="0"/>
-          <w:numId w:val="1019"/>
-        </w:numPr>
-      </w:pPr>
-      <w:r>
-        <w:rPr>
-          <w:b/>
-          <w:bCs/>
-        </w:rPr>
-        <w:t xml:space="preserve">External validity</w:t>
-      </w:r>
-      <w:r>
-        <w:t xml:space="preserve">:</w:t>
-      </w:r>
-      <w:r>
-        <w:br/>
-      </w:r>
-      <w:r>
-        <w:t xml:space="preserve">Because religion is uniformly distributed by design, real-world exposure patterns (where Muslim citizens are not evenly distributed across partisan categories) are not reflected.</w:t>
-      </w:r>
-    </w:p>
-    <w:p>
-      <w:pPr>
-        <w:pStyle w:val="FirstParagraph"/>
-      </w:pPr>
-      <w:r>
-        <w:t xml:space="preserve">Possible extension:</w:t>
-      </w:r>
-    </w:p>
-    <w:p>
-      <w:pPr>
-        <w:pStyle w:val="Compact"/>
-        <w:numPr>
-          <w:ilvl w:val="0"/>
-          <w:numId w:val="1020"/>
-        </w:numPr>
-      </w:pPr>
-      <w:r>
-        <w:t xml:space="preserve">Incorporate prior information about realistic joint distributions of religion × partisanship to simulate more externally valid scenarios.</w:t>
-      </w:r>
-    </w:p>
-    <w:p>
-      <w:pPr>
-        <w:pStyle w:val="Compact"/>
-        <w:numPr>
-          <w:ilvl w:val="0"/>
-          <w:numId w:val="1020"/>
-        </w:numPr>
-      </w:pPr>
-      <w:r>
-        <w:t xml:space="preserve">Use the uniform design as a benchmark (</w:t>
-      </w:r>
-      <w:r>
-        <w:t xml:space="preserve">“no-sorting counterfactual”</w:t>
-      </w:r>
-      <w:r>
-        <w:t xml:space="preserve">) against which realistic sorting patterns could be contrasted.</w:t>
+        <w:t xml:space="preserve">-&gt; share of non-partisans varies from 23% in Croatia to 6% in Estonia</w:t>
       </w:r>
     </w:p>
     <w:tbl>
@@ -1690,7 +930,7 @@
       <w:tr>
         <w:tc>
           <w:tcPr/>
-          <w:bookmarkStart w:id="35" w:name="fig-eu25-ap-comparison"/>
+          <w:bookmarkStart w:id="33" w:name="fig-eu25-ap-comparison-thermo"/>
           <w:p>
             <w:pPr>
               <w:pStyle w:val="Compact"/>
@@ -1701,18 +941,18 @@
                 <wp:inline>
                   <wp:extent cx="5334000" cy="3810000"/>
                   <wp:effectExtent b="0" l="0" r="0" t="0"/>
-                  <wp:docPr descr="" title="" id="33" name="Picture"/>
+                  <wp:docPr descr="" title="" id="31" name="Picture"/>
                   <a:graphic>
                     <a:graphicData uri="http://schemas.openxmlformats.org/drawingml/2006/picture">
                       <pic:pic>
                         <pic:nvPicPr>
-                          <pic:cNvPr descr="index_files/figure-docx/code-03_explanal-3.2_ap_measures-fig-eu25-ap-comparison-output-1.png" id="34" name="Picture"/>
+                          <pic:cNvPr descr="index_files/figure-docx/code-03_explanal-3.2_ap_measures-fig-eu25-ap-comparison-thermo-output-1.png" id="32" name="Picture"/>
                           <pic:cNvPicPr>
                             <a:picLocks noChangeArrowheads="1" noChangeAspect="1"/>
                           </pic:cNvPicPr>
                         </pic:nvPicPr>
                         <pic:blipFill>
-                          <a:blip r:embed="rId32"/>
+                          <a:blip r:embed="rId30"/>
                           <a:stretch>
                             <a:fillRect/>
                           </a:stretch>
@@ -1744,12 +984,12 @@
               <w:jc w:val="center"/>
             </w:pPr>
             <w:pPr>
-              <w:jc w:val="start"/>
+              <w:jc w:val="left"/>
               <w:spacing w:before="200"/>
               <w:pStyle w:val="ImageCaption"/>
             </w:pPr>
             <w:r>
-              <w:t xml:space="preserve">Figure 2: Comparison of Behavioral and Attitudinal Affective Polarization in the EU25. This figure displays aggregated affective polarization (AP) scores across four different operationalizations, categorized by partisan attachment type. Behavioral API (Token) measures the difference in expected token allocations between co-partisans and out-partisans in a conjoint game. Attitudinal API represents</w:t>
+              <w:t xml:space="preserve">Figure 2: Attitudinal Affective Polarization in the EU25. This figure displays aggregated attitudinal AP scores across three operationalizations, categorized by partisan attachement type. API follows</w:t>
             </w:r>
             <w:r>
               <w:t xml:space="preserve"> </w:t>
@@ -1769,7 +1009,7 @@
               <w:t xml:space="preserve">)</w:t>
             </w:r>
             <w:r>
-              <w:t xml:space="preserve">’s index, calculated as the distance between in-group and average out-group thermometer scores. Attitudinal Distance and Spread follow</w:t>
+              <w:t xml:space="preserve">’s and is calculated as the distance between in-group and average out-group feeling thermometer scores. Distance and Spread follow</w:t>
             </w:r>
             <w:r>
               <w:t xml:space="preserve"> </w:t>
@@ -1789,13 +1029,10 @@
               <w:t xml:space="preserve">)</w:t>
             </w:r>
             <w:r>
-              <w:t xml:space="preserve"> </w:t>
-            </w:r>
-            <w:r>
-              <w:t xml:space="preserve">metrics, capturing the root mean square distance from the most-liked party and the overall standard deviation of party evaluations, respectively. All estimates are weighted by party vote shares within each country to reflect national party system compositions and then averaged across 25 European countries. To ensure comparability, attitudinal thermometer scores (originally 0–100) have been rescaled to a 0–10 range to match the behavioral token scale. Explicit partisans are those reporting a psychological attachment to a party; Implicit partisans are those denying attachment but reporting a vote choice; Total represents all individuals with a partisan anchor; and Non-Partisans represent respondents without a reported party anchor. Error bars indicate 95% confidence intervals based on cross-national variance.</w:t>
+              <w:t xml:space="preserve">, capturing the root mean square distance from the most-liked party and the overall standard deviation of party evaluations, respectively. All estimates are weighted by party vote shares within each country to reflect national party system compositions and then averaged across 25 European countries. [OLD: To ensure comparability across measures, thermometer scores (originally 0–100) are rescaled to a 0–10 range]. Explicit partisans are respondents reporting a psychological attachment to a party; Implicit partisans are those denying partisan attachment but reporting a vote choice; Total includes all individuals with a partisan anchor; and Non-Partisans are respondents without a reported party anchor. Error bars indicate 95% confidence intervals based on cross-national variance.</w:t>
             </w:r>
           </w:p>
-          <w:bookmarkEnd w:id="35"/>
+          <w:bookmarkEnd w:id="33"/>
         </w:tc>
       </w:tr>
     </w:tbl>
@@ -1815,7 +1052,7 @@
         </w:rPr>
         <w:t xml:space="preserve"> </w:t>
       </w:r>
-      <w:hyperlink r:id="rId36">
+      <w:hyperlink r:id="rId34">
         <w:r>
           <w:rPr>
             <w:rStyle w:val="Hyperlink"/>
@@ -1825,640 +1062,24 @@
         </w:r>
       </w:hyperlink>
     </w:p>
-    <w:bookmarkEnd w:id="37"/>
-    <w:bookmarkStart w:id="38" w:name="modeling-strategy-note"/>
     <w:p>
       <w:pPr>
-        <w:pStyle w:val="Heading2"/>
-      </w:pPr>
-      <w:r>
-        <w:t xml:space="preserve">7 Modeling strategy (note)</w:t>
-      </w:r>
-    </w:p>
-    <w:p>
-      <w:pPr>
-        <w:pStyle w:val="FirstParagraph"/>
-      </w:pPr>
-      <w:r>
-        <w:t xml:space="preserve">Planned approach:</w:t>
-      </w:r>
-    </w:p>
-    <w:p>
-      <w:pPr>
-        <w:pStyle w:val="Compact"/>
-        <w:numPr>
-          <w:ilvl w:val="0"/>
-          <w:numId w:val="1021"/>
-        </w:numPr>
-      </w:pPr>
-      <w:r>
-        <w:t xml:space="preserve">Hierarchical (partial pooling) estimation for country-level quantities.</w:t>
-      </w:r>
-    </w:p>
-    <w:p>
-      <w:pPr>
-        <w:pStyle w:val="Compact"/>
-        <w:numPr>
-          <w:ilvl w:val="0"/>
-          <w:numId w:val="1021"/>
-        </w:numPr>
-      </w:pPr>
-      <w:r>
-        <w:t xml:space="preserve">EU-level benchmarks derived via marginalization over country-level posteriors.</w:t>
-      </w:r>
-    </w:p>
-    <w:p>
-      <w:pPr>
-        <w:pStyle w:val="Compact"/>
-        <w:numPr>
-          <w:ilvl w:val="0"/>
-          <w:numId w:val="1021"/>
-        </w:numPr>
-      </w:pPr>
-      <w:r>
-        <w:t xml:space="preserve">Report standardized or scale-relative effects (thermometer vs. token scales not directly comparable).</w:t>
-      </w:r>
-    </w:p>
-    <w:p>
-      <w:pPr>
-        <w:pStyle w:val="FirstParagraph"/>
-      </w:pPr>
-      <w:r>
-        <w:t xml:space="preserve">Potential extension:</w:t>
-      </w:r>
-    </w:p>
-    <w:p>
-      <w:pPr>
-        <w:pStyle w:val="Compact"/>
-        <w:numPr>
-          <w:ilvl w:val="0"/>
-          <w:numId w:val="1022"/>
-        </w:numPr>
-      </w:pPr>
-      <w:r>
-        <w:t xml:space="preserve">Estimate posterior correlation between country-level attitudinal AP and behavioral AP.</w:t>
-      </w:r>
-    </w:p>
-    <w:p>
-      <w:r>
-        <w:pict>
-          <v:rect style="width:0;height:1.5pt" o:hralign="center" o:hrstd="t" o:hr="t"/>
-        </w:pict>
-      </w:r>
-    </w:p>
-    <w:bookmarkEnd w:id="38"/>
-    <w:bookmarkStart w:id="39" w:name="limitations-draft-notes"/>
-    <w:p>
-      <w:pPr>
-        <w:pStyle w:val="Heading2"/>
-      </w:pPr>
-      <w:r>
-        <w:t xml:space="preserve">8 Limitations (draft notes)</w:t>
-      </w:r>
-    </w:p>
-    <w:p>
-      <w:pPr>
-        <w:numPr>
-          <w:ilvl w:val="0"/>
-          <w:numId w:val="1023"/>
-        </w:numPr>
-      </w:pPr>
-      <w:r>
-        <w:rPr>
-          <w:b/>
-          <w:bCs/>
-        </w:rPr>
-        <w:t xml:space="preserve">Party-targeted thermometers only</w:t>
-      </w:r>
-      <w:r>
-        <w:br/>
-      </w:r>
-      <w:r>
-        <w:t xml:space="preserve">→ No direct citizen-targeted affect measure in the attitudinal section.</w:t>
-      </w:r>
-    </w:p>
-    <w:p>
-      <w:pPr>
-        <w:numPr>
-          <w:ilvl w:val="0"/>
-          <w:numId w:val="1023"/>
-        </w:numPr>
-      </w:pPr>
-      <w:r>
-        <w:rPr>
-          <w:b/>
-          <w:bCs/>
-        </w:rPr>
-        <w:t xml:space="preserve">Weighting by party size</w:t>
-      </w:r>
-      <w:r>
-        <w:br/>
-      </w:r>
-      <w:r>
-        <w:t xml:space="preserve">Assumes encounter probability proportional to electoral share.</w:t>
-      </w:r>
-      <w:r>
-        <w:br/>
-      </w:r>
-      <w:r>
-        <w:t xml:space="preserve">Social visibility may violate this (e.g., radical challenger parties).</w:t>
-      </w:r>
-    </w:p>
-    <w:p>
-      <w:pPr>
-        <w:numPr>
-          <w:ilvl w:val="0"/>
-          <w:numId w:val="1023"/>
-        </w:numPr>
-      </w:pPr>
-      <w:r>
-        <w:rPr>
-          <w:b/>
-          <w:bCs/>
-        </w:rPr>
-        <w:t xml:space="preserve">Uniform conjoint distribution</w:t>
-      </w:r>
-      <w:r>
-        <w:br/>
-      </w:r>
-      <w:r>
-        <w:t xml:space="preserve">No endogenous religious sorting; real-world joint distributions may differ.</w:t>
-      </w:r>
-    </w:p>
-    <w:p>
-      <w:pPr>
-        <w:numPr>
-          <w:ilvl w:val="0"/>
-          <w:numId w:val="1023"/>
-        </w:numPr>
-      </w:pPr>
-      <w:r>
-        <w:rPr>
-          <w:b/>
-          <w:bCs/>
-        </w:rPr>
-        <w:t xml:space="preserve">Cross-sectional design (2019)</w:t>
-      </w:r>
-      <w:r>
-        <w:br/>
-      </w:r>
-      <w:r>
-        <w:t xml:space="preserve">Results capture a specific pre-pandemic political context.</w:t>
-      </w:r>
-      <w:r>
-        <w:br/>
-      </w:r>
-      <w:r>
-        <w:t xml:space="preserve">No dynamic inference about temporal change.</w:t>
-      </w:r>
-    </w:p>
-    <w:p>
-      <w:r>
-        <w:pict>
-          <v:rect style="width:0;height:1.5pt" o:hralign="center" o:hrstd="t" o:hr="t"/>
-        </w:pict>
-      </w:r>
-    </w:p>
-    <w:bookmarkEnd w:id="39"/>
-    <w:bookmarkStart w:id="40" w:name="contribution-working-formulation"/>
-    <w:p>
-      <w:pPr>
-        <w:pStyle w:val="Heading2"/>
-      </w:pPr>
-      <w:r>
-        <w:t xml:space="preserve">9 Contribution (working formulation)</w:t>
-      </w:r>
-    </w:p>
-    <w:p>
-      <w:pPr>
-        <w:pStyle w:val="FirstParagraph"/>
-      </w:pPr>
-      <w:r>
-        <w:t xml:space="preserve">In comparative multi-party systems:</w:t>
-      </w:r>
-    </w:p>
-    <w:p>
-      <w:pPr>
-        <w:pStyle w:val="Compact"/>
-        <w:numPr>
-          <w:ilvl w:val="0"/>
-          <w:numId w:val="1024"/>
-        </w:numPr>
-      </w:pPr>
-      <w:r>
-        <w:t xml:space="preserve">Affective polarization is not a single quantity.</w:t>
-      </w:r>
-    </w:p>
-    <w:p>
-      <w:pPr>
-        <w:pStyle w:val="Compact"/>
-        <w:numPr>
-          <w:ilvl w:val="0"/>
-          <w:numId w:val="1024"/>
-        </w:numPr>
-      </w:pPr>
-      <w:r>
-        <w:t xml:space="preserve">Its magnitude and cross-national configuration depend on:</w:t>
-      </w:r>
-    </w:p>
-    <w:p>
-      <w:pPr>
-        <w:pStyle w:val="Compact"/>
-        <w:numPr>
-          <w:ilvl w:val="1"/>
-          <w:numId w:val="1025"/>
-        </w:numPr>
-      </w:pPr>
-      <w:r>
-        <w:t xml:space="preserve">ingroup definition,</w:t>
-      </w:r>
-    </w:p>
-    <w:p>
-      <w:pPr>
-        <w:pStyle w:val="Compact"/>
-        <w:numPr>
-          <w:ilvl w:val="1"/>
-          <w:numId w:val="1025"/>
-        </w:numPr>
-      </w:pPr>
-      <w:r>
-        <w:t xml:space="preserve">inclusion of non-partisans,</w:t>
-      </w:r>
-    </w:p>
-    <w:p>
-      <w:pPr>
-        <w:pStyle w:val="Compact"/>
-        <w:numPr>
-          <w:ilvl w:val="1"/>
-          <w:numId w:val="1025"/>
-        </w:numPr>
-      </w:pPr>
-      <w:r>
-        <w:t xml:space="preserve">aggregation rules,</w:t>
-      </w:r>
-    </w:p>
-    <w:p>
-      <w:pPr>
-        <w:pStyle w:val="Compact"/>
-        <w:numPr>
-          <w:ilvl w:val="1"/>
-          <w:numId w:val="1025"/>
-        </w:numPr>
-      </w:pPr>
-      <w:r>
-        <w:t xml:space="preserve">and whether polarization is conceptualized vertically or horizontally.</w:t>
-      </w:r>
-    </w:p>
-    <w:p>
-      <w:pPr>
-        <w:pStyle w:val="FirstParagraph"/>
-      </w:pPr>
-      <w:r>
-        <w:t xml:space="preserve">Rather than asking only</w:t>
+        <w:pStyle w:val="BodyText"/>
+      </w:pPr>
+      <w:r>
+        <w:t xml:space="preserve">-&gt; across measures, explicit partisans systematically higher AP than implicit</w:t>
       </w:r>
       <w:r>
         <w:t xml:space="preserve"> </w:t>
       </w:r>
       <w:r>
-        <w:rPr>
-          <w:i/>
-          <w:iCs/>
-        </w:rPr>
-        <w:t xml:space="preserve">“How polarized are European democracies?”</w:t>
-      </w:r>
-      <w:r>
-        <w:t xml:space="preserve">,</w:t>
-      </w:r>
-      <w:r>
-        <w:br/>
-      </w:r>
-      <w:r>
-        <w:t xml:space="preserve">we ask:</w:t>
-      </w:r>
-    </w:p>
-    <w:p>
-      <w:pPr>
-        <w:pStyle w:val="BodyText"/>
-      </w:pPr>
-      <w:r>
-        <w:rPr>
-          <w:b/>
-          <w:bCs/>
-        </w:rPr>
-        <w:t xml:space="preserve">How does conceptualization reshape what, and even who, we observe as polarized in multi-party contexts?</w:t>
-      </w:r>
-    </w:p>
-    <w:bookmarkEnd w:id="40"/>
-    <w:bookmarkStart w:id="54" w:name="references"/>
-    <w:p>
-      <w:pPr>
-        <w:pStyle w:val="Heading2"/>
-      </w:pPr>
-      <w:r>
-        <w:t xml:space="preserve">10 References</w:t>
-      </w:r>
-    </w:p>
-    <w:bookmarkStart w:id="53" w:name="refs"/>
-    <w:bookmarkStart w:id="42" w:name="ref-areal2024verticalvshorizontal"/>
-    <w:p>
-      <w:pPr>
-        <w:pStyle w:val="Bibliography"/>
-      </w:pPr>
-      <w:r>
-        <w:t xml:space="preserve">Areal, J., and E. Harteveld. 2024.</w:t>
+        <w:t xml:space="preserve">-&gt; Non-partisans (which can be included in Wagner measures) systematically less polarized</w:t>
       </w:r>
       <w:r>
         <w:t xml:space="preserve"> </w:t>
       </w:r>
       <w:r>
-        <w:t xml:space="preserve">“Vertical Vs Horizontal Affective Polarization: Disentangling Feelings Towards Elites and Voters.”</w:t>
-      </w:r>
-      <w:r>
-        <w:t xml:space="preserve"> </w:t>
-      </w:r>
-      <w:r>
-        <w:rPr>
-          <w:i/>
-          <w:iCs/>
-        </w:rPr>
-        <w:t xml:space="preserve">Electoral Studies</w:t>
-      </w:r>
-      <w:r>
-        <w:t xml:space="preserve"> </w:t>
-      </w:r>
-      <w:r>
-        <w:t xml:space="preserve">90.</w:t>
-      </w:r>
-      <w:r>
-        <w:t xml:space="preserve"> </w:t>
-      </w:r>
-      <w:hyperlink r:id="rId41">
-        <w:r>
-          <w:rPr>
-            <w:rStyle w:val="Hyperlink"/>
-          </w:rPr>
-          <w:t xml:space="preserve">https://doi.org/10.1016/j.electstud.2024.102814</w:t>
-        </w:r>
-      </w:hyperlink>
-      <w:r>
-        <w:t xml:space="preserve">.</w:t>
-      </w:r>
-    </w:p>
-    <w:bookmarkEnd w:id="42"/>
-    <w:bookmarkStart w:id="44" w:name="ref-hahm2024divided"/>
-    <w:p>
-      <w:pPr>
-        <w:pStyle w:val="Bibliography"/>
-      </w:pPr>
-      <w:r>
-        <w:t xml:space="preserve">Hahm, Hyeonho, David Hilpert, and Thomas König. 2024.</w:t>
-      </w:r>
-      <w:r>
-        <w:t xml:space="preserve"> </w:t>
-      </w:r>
-      <w:r>
-        <w:t xml:space="preserve">“Divided We Unite: The Nature of Partyism and the Role of Coalition Partnership in Europe.”</w:t>
-      </w:r>
-      <w:r>
-        <w:t xml:space="preserve"> </w:t>
-      </w:r>
-      <w:r>
-        <w:rPr>
-          <w:i/>
-          <w:iCs/>
-        </w:rPr>
-        <w:t xml:space="preserve">American Political Science Review</w:t>
-      </w:r>
-      <w:r>
-        <w:t xml:space="preserve"> </w:t>
-      </w:r>
-      <w:r>
-        <w:t xml:space="preserve">118 (1): 69–87.</w:t>
-      </w:r>
-      <w:r>
-        <w:t xml:space="preserve"> </w:t>
-      </w:r>
-      <w:hyperlink r:id="rId43">
-        <w:r>
-          <w:rPr>
-            <w:rStyle w:val="Hyperlink"/>
-          </w:rPr>
-          <w:t xml:space="preserve">https://doi.org/10.1017/S0003055423000266</w:t>
-        </w:r>
-      </w:hyperlink>
-      <w:r>
-        <w:t xml:space="preserve">.</w:t>
-      </w:r>
-    </w:p>
-    <w:bookmarkEnd w:id="44"/>
-    <w:bookmarkStart w:id="46" w:name="ref-reiljan2020fear"/>
-    <w:p>
-      <w:pPr>
-        <w:pStyle w:val="Bibliography"/>
-      </w:pPr>
-      <w:r>
-        <w:t xml:space="preserve">Reiljan, Andres. 2020.</w:t>
-      </w:r>
-      <w:r>
-        <w:t xml:space="preserve"> </w:t>
-      </w:r>
-      <w:r>
-        <w:t xml:space="preserve">“</w:t>
-      </w:r>
-      <w:r>
-        <w:t xml:space="preserve">‘Fear and Loathing Across Party Lines’</w:t>
-      </w:r>
-      <w:r>
-        <w:t xml:space="preserve">(also) in Europe: Affective Polarisation in European Party Systems.”</w:t>
-      </w:r>
-      <w:r>
-        <w:t xml:space="preserve"> </w:t>
-      </w:r>
-      <w:r>
-        <w:rPr>
-          <w:i/>
-          <w:iCs/>
-        </w:rPr>
-        <w:t xml:space="preserve">European Journal of Political Research</w:t>
-      </w:r>
-      <w:r>
-        <w:t xml:space="preserve"> </w:t>
-      </w:r>
-      <w:r>
-        <w:t xml:space="preserve">59 (2): 376–96.</w:t>
-      </w:r>
-      <w:r>
-        <w:t xml:space="preserve"> </w:t>
-      </w:r>
-      <w:hyperlink r:id="rId45">
-        <w:r>
-          <w:rPr>
-            <w:rStyle w:val="Hyperlink"/>
-          </w:rPr>
-          <w:t xml:space="preserve">https://doi.org/10.1111/1475-6765.12351</w:t>
-        </w:r>
-      </w:hyperlink>
-      <w:r>
-        <w:t xml:space="preserve">.</w:t>
-      </w:r>
-    </w:p>
-    <w:bookmarkEnd w:id="46"/>
-    <w:bookmarkStart w:id="48" w:name="ref-reiljan2024patterns"/>
-    <w:p>
-      <w:pPr>
-        <w:pStyle w:val="Bibliography"/>
-      </w:pPr>
-      <w:r>
-        <w:t xml:space="preserve">Reiljan, Andres, Diego Garzia, Frederico Ferreira Da Silva, and Alexander H Trechsel. 2024.</w:t>
-      </w:r>
-      <w:r>
-        <w:t xml:space="preserve"> </w:t>
-      </w:r>
-      <w:r>
-        <w:t xml:space="preserve">“Patterns of Affective Polarization Toward Parties and Leaders Across the Democratic World.”</w:t>
-      </w:r>
-      <w:r>
-        <w:t xml:space="preserve"> </w:t>
-      </w:r>
-      <w:r>
-        <w:rPr>
-          <w:i/>
-          <w:iCs/>
-        </w:rPr>
-        <w:t xml:space="preserve">American Political Science Review</w:t>
-      </w:r>
-      <w:r>
-        <w:t xml:space="preserve"> </w:t>
-      </w:r>
-      <w:r>
-        <w:t xml:space="preserve">118 (2): 654–70.</w:t>
-      </w:r>
-      <w:r>
-        <w:t xml:space="preserve"> </w:t>
-      </w:r>
-      <w:hyperlink r:id="rId47">
-        <w:r>
-          <w:rPr>
-            <w:rStyle w:val="Hyperlink"/>
-          </w:rPr>
-          <w:t xml:space="preserve">https://doi.org/10.1017/S0003055423000485</w:t>
-        </w:r>
-      </w:hyperlink>
-      <w:r>
-        <w:t xml:space="preserve">.</w:t>
-      </w:r>
-    </w:p>
-    <w:bookmarkEnd w:id="48"/>
-    <w:bookmarkStart w:id="50" w:name="ref-rollicke2023polarisation"/>
-    <w:p>
-      <w:pPr>
-        <w:pStyle w:val="Bibliography"/>
-      </w:pPr>
-      <w:r>
-        <w:t xml:space="preserve">Röllicke, L. 2023.</w:t>
-      </w:r>
-      <w:r>
-        <w:t xml:space="preserve"> </w:t>
-      </w:r>
-      <w:r>
-        <w:t xml:space="preserve">“Polarisation, Identity and Affect - Conceptualising Affective Polarisation in Multi-Party Systems.”</w:t>
-      </w:r>
-      <w:r>
-        <w:t xml:space="preserve"> </w:t>
-      </w:r>
-      <w:r>
-        <w:rPr>
-          <w:i/>
-          <w:iCs/>
-        </w:rPr>
-        <w:t xml:space="preserve">Electoral Studies</w:t>
-      </w:r>
-      <w:r>
-        <w:t xml:space="preserve"> </w:t>
-      </w:r>
-      <w:r>
-        <w:t xml:space="preserve">85.</w:t>
-      </w:r>
-      <w:r>
-        <w:t xml:space="preserve"> </w:t>
-      </w:r>
-      <w:hyperlink r:id="rId49">
-        <w:r>
-          <w:rPr>
-            <w:rStyle w:val="Hyperlink"/>
-          </w:rPr>
-          <w:t xml:space="preserve">https://doi.org/10.1016/j.electstud.2023.102655</w:t>
-        </w:r>
-      </w:hyperlink>
-      <w:r>
-        <w:t xml:space="preserve">.</w:t>
-      </w:r>
-    </w:p>
-    <w:bookmarkEnd w:id="50"/>
-    <w:bookmarkStart w:id="52" w:name="ref-wagner2021affective"/>
-    <w:p>
-      <w:pPr>
-        <w:pStyle w:val="Bibliography"/>
-      </w:pPr>
-      <w:r>
-        <w:t xml:space="preserve">Wagner, Markus. 2021.</w:t>
-      </w:r>
-      <w:r>
-        <w:t xml:space="preserve"> </w:t>
-      </w:r>
-      <w:r>
-        <w:t xml:space="preserve">“Affective Polarization in Multiparty Systems.”</w:t>
-      </w:r>
-      <w:r>
-        <w:t xml:space="preserve"> </w:t>
-      </w:r>
-      <w:r>
-        <w:rPr>
-          <w:i/>
-          <w:iCs/>
-        </w:rPr>
-        <w:t xml:space="preserve">Electoral Studies</w:t>
-      </w:r>
-      <w:r>
-        <w:t xml:space="preserve"> </w:t>
-      </w:r>
-      <w:r>
-        <w:t xml:space="preserve">69: 102199.</w:t>
-      </w:r>
-      <w:r>
-        <w:t xml:space="preserve"> </w:t>
-      </w:r>
-      <w:hyperlink r:id="rId51">
-        <w:r>
-          <w:rPr>
-            <w:rStyle w:val="Hyperlink"/>
-          </w:rPr>
-          <w:t xml:space="preserve">https://doi.org/10.1016/j.electstud.2020.102199</w:t>
-        </w:r>
-      </w:hyperlink>
-      <w:r>
-        <w:t xml:space="preserve">.</w:t>
-      </w:r>
-    </w:p>
-    <w:bookmarkEnd w:id="52"/>
-    <w:bookmarkEnd w:id="53"/>
-    <w:bookmarkEnd w:id="54"/>
-    <w:bookmarkStart w:id="80" w:name="appendix"/>
-    <w:p>
-      <w:pPr>
-        <w:pStyle w:val="Heading2"/>
-      </w:pPr>
-      <w:r>
-        <w:t xml:space="preserve">11 Appendix</w:t>
-      </w:r>
-    </w:p>
-    <w:bookmarkStart w:id="61" w:name="sample-descriptives"/>
-    <w:p>
-      <w:pPr>
-        <w:pStyle w:val="Heading3"/>
-      </w:pPr>
-      <w:r>
-        <w:t xml:space="preserve">11.1 Sample descriptives</w:t>
+        <w:t xml:space="preserve">-&gt; restricting sample to explicit partisans (identifiers) yields higher aggregate AP</w:t>
       </w:r>
     </w:p>
     <w:tbl>
@@ -2474,13 +1095,806 @@
       <w:tr>
         <w:tc>
           <w:tcPr/>
-          <w:bookmarkStart w:id="55" w:name="tbl-nresp-country"/>
+          <w:bookmarkStart w:id="38" w:name="fig-country-ap-comparison-thermo"/>
+          <w:p>
+            <w:pPr>
+              <w:pStyle w:val="Compact"/>
+              <w:jc w:val="center"/>
+            </w:pPr>
+            <w:r>
+              <w:drawing>
+                <wp:inline>
+                  <wp:extent cx="5334000" cy="7620000"/>
+                  <wp:effectExtent b="0" l="0" r="0" t="0"/>
+                  <wp:docPr descr="" title="" id="36" name="Picture"/>
+                  <a:graphic>
+                    <a:graphicData uri="http://schemas.openxmlformats.org/drawingml/2006/picture">
+                      <pic:pic>
+                        <pic:nvPicPr>
+                          <pic:cNvPr descr="index_files/figure-docx/code-03_explanal-3.2_ap_measures-fig-country-ap-comparison-thermo-output-1.png" id="37" name="Picture"/>
+                          <pic:cNvPicPr>
+                            <a:picLocks noChangeArrowheads="1" noChangeAspect="1"/>
+                          </pic:cNvPicPr>
+                        </pic:nvPicPr>
+                        <pic:blipFill>
+                          <a:blip r:embed="rId35"/>
+                          <a:stretch>
+                            <a:fillRect/>
+                          </a:stretch>
+                        </pic:blipFill>
+                        <pic:spPr bwMode="auto">
+                          <a:xfrm>
+                            <a:off x="0" y="0"/>
+                            <a:ext cx="5334000" cy="7620000"/>
+                          </a:xfrm>
+                          <a:prstGeom prst="rect">
+                            <a:avLst/>
+                          </a:prstGeom>
+                          <a:noFill/>
+                          <a:ln w="9525">
+                            <a:noFill/>
+                            <a:headEnd/>
+                            <a:tailEnd/>
+                          </a:ln>
+                        </pic:spPr>
+                      </pic:pic>
+                    </a:graphicData>
+                  </a:graphic>
+                </wp:inline>
+              </w:drawing>
+            </w:r>
+          </w:p>
           <w:p>
             <w:pPr>
               <w:jc w:val="center"/>
             </w:pPr>
             <w:pPr>
-              <w:jc w:val="start"/>
+              <w:jc w:val="left"/>
+              <w:spacing w:before="200"/>
+              <w:pStyle w:val="ImageCaption"/>
+            </w:pPr>
+            <w:r>
+              <w:t xml:space="preserve">Figure 3: Attitudinal Affective Polarization across European Countries.This figure displays country-specific estimates of attitudinal affective polarization (AP) across three operationalizations and partisan attachment types. Attitudinal API follows</w:t>
+            </w:r>
+            <w:r>
+              <w:t xml:space="preserve"> </w:t>
+            </w:r>
+            <w:r>
+              <w:t xml:space="preserve">Reiljan (</w:t>
+            </w:r>
+            <w:hyperlink w:anchor="ref-reiljan2020fear">
+              <w:r>
+                <w:rPr>
+                  <w:rStyle w:val="Hyperlink"/>
+                </w:rPr>
+                <w:t xml:space="preserve">2020</w:t>
+              </w:r>
+            </w:hyperlink>
+            <w:r>
+              <w:t xml:space="preserve">)</w:t>
+            </w:r>
+            <w:r>
+              <w:t xml:space="preserve"> </w:t>
+            </w:r>
+            <w:r>
+              <w:t xml:space="preserve">and is calculated as the distance between in-group and average out-group feeling thermometer scores. Attitudinal Distance and Spread follow wagner2021affective, capturing the root mean square distance from the most-liked party and the overall standard deviation of party evaluations, respectively. Estimates are calculated separately for each country and weighted by party vote shares to reflect national party system compositions. Thermometer scores (originally 0–100) are rescaled to a 0–10 range to ensure comparability across measures. Explicit partisans are respondents reporting a psychological attachment to a party; Implicit partisans are those denying partisan attachment but reporting a vote choice; Total includes all individuals with a partisan anchor; and Non-Partisans are respondents without a reported party anchor. Error bars indicate 95% confidence intervals.</w:t>
+            </w:r>
+          </w:p>
+          <w:bookmarkEnd w:id="38"/>
+        </w:tc>
+      </w:tr>
+    </w:tbl>
+    <w:p>
+      <w:pPr>
+        <w:pStyle w:val="BodyText"/>
+      </w:pPr>
+      <w:r>
+        <w:rPr>
+          <w:vertAlign w:val="subscript"/>
+        </w:rPr>
+        <w:t xml:space="preserve">Source:</w:t>
+      </w:r>
+      <w:r>
+        <w:rPr>
+          <w:vertAlign w:val="subscript"/>
+        </w:rPr>
+        <w:t xml:space="preserve"> </w:t>
+      </w:r>
+      <w:hyperlink r:id="rId39">
+        <w:r>
+          <w:rPr>
+            <w:rStyle w:val="Hyperlink"/>
+            <w:vertAlign w:val="subscript"/>
+          </w:rPr>
+          <w:t xml:space="preserve">Code Notebook 3.2</w:t>
+        </w:r>
+      </w:hyperlink>
+    </w:p>
+    <w:bookmarkEnd w:id="40"/>
+    <w:bookmarkStart w:id="51" w:name="X9189fc9941e55df3275ac937975eaef6c598b70"/>
+    <w:p>
+      <w:pPr>
+        <w:pStyle w:val="Heading3"/>
+      </w:pPr>
+      <w:r>
+        <w:t xml:space="preserve">4.2 Study 2: Behavioral Consequences of Affective Polarization</w:t>
+      </w:r>
+    </w:p>
+    <w:p>
+      <w:pPr>
+        <w:pStyle w:val="FirstParagraph"/>
+      </w:pPr>
+      <w:r>
+        <w:t xml:space="preserve">RQ: Do these operational differences alter the observed behavioral consequences of polarization?</w:t>
+      </w:r>
+    </w:p>
+    <w:tbl>
+      <w:tblPr>
+        <w:tblStyle w:val="Table"/>
+        <w:tblW w:type="pct" w:w="5000"/>
+        <w:tblLayout w:type="fixed"/>
+        <w:tblLook w:firstRow="0" w:lastRow="0" w:firstColumn="0" w:lastColumn="0" w:noHBand="0" w:noVBand="0" w:val="0000"/>
+      </w:tblPr>
+      <w:tblGrid>
+        <w:gridCol w:w="7920"/>
+      </w:tblGrid>
+      <w:tr>
+        <w:tc>
+          <w:tcPr/>
+          <w:bookmarkStart w:id="44" w:name="fig-eu25-ap-comparison-cj"/>
+          <w:p>
+            <w:pPr>
+              <w:pStyle w:val="Compact"/>
+              <w:jc w:val="center"/>
+            </w:pPr>
+            <w:r>
+              <w:drawing>
+                <wp:inline>
+                  <wp:extent cx="5334000" cy="3810000"/>
+                  <wp:effectExtent b="0" l="0" r="0" t="0"/>
+                  <wp:docPr descr="" title="" id="42" name="Picture"/>
+                  <a:graphic>
+                    <a:graphicData uri="http://schemas.openxmlformats.org/drawingml/2006/picture">
+                      <pic:pic>
+                        <pic:nvPicPr>
+                          <pic:cNvPr descr="index_files/figure-docx/code-03_explanal-3.2_ap_measures-fig-eu25-ap-comparison-cj-output-1.png" id="43" name="Picture"/>
+                          <pic:cNvPicPr>
+                            <a:picLocks noChangeArrowheads="1" noChangeAspect="1"/>
+                          </pic:cNvPicPr>
+                        </pic:nvPicPr>
+                        <pic:blipFill>
+                          <a:blip r:embed="rId41"/>
+                          <a:stretch>
+                            <a:fillRect/>
+                          </a:stretch>
+                        </pic:blipFill>
+                        <pic:spPr bwMode="auto">
+                          <a:xfrm>
+                            <a:off x="0" y="0"/>
+                            <a:ext cx="5334000" cy="3810000"/>
+                          </a:xfrm>
+                          <a:prstGeom prst="rect">
+                            <a:avLst/>
+                          </a:prstGeom>
+                          <a:noFill/>
+                          <a:ln w="9525">
+                            <a:noFill/>
+                            <a:headEnd/>
+                            <a:tailEnd/>
+                          </a:ln>
+                        </pic:spPr>
+                      </pic:pic>
+                    </a:graphicData>
+                  </a:graphic>
+                </wp:inline>
+              </w:drawing>
+            </w:r>
+          </w:p>
+          <w:p>
+            <w:pPr>
+              <w:jc w:val="center"/>
+            </w:pPr>
+            <w:pPr>
+              <w:jc w:val="left"/>
+              <w:spacing w:before="200"/>
+              <w:pStyle w:val="ImageCaption"/>
+            </w:pPr>
+            <w:r>
+              <w:t xml:space="preserve">Figure 4: Behavioral Affective Polarization in the EU25. This figure displays aggregated behavioral affective polarization (AP) scores across partisan attachment types. Behavioral API (Token) measures the difference in expected token allocations between co-partisans and out-partisans in a conjoint allocation game. All estimates are weighted by party vote shares within each country to reflect national party system compositions and then averaged across 25 European countries. Explicit partisans are respondents reporting a psychological attachment to a party; Implicit partisans are those denying partisan attachment but reporting a vote choice; Total includes all individuals with a partisan anchor; and Non-Partisans are respondents without a reported party anchor. Error bars indicate 95% confidence intervals based on cross-national variance.</w:t>
+            </w:r>
+          </w:p>
+          <w:bookmarkEnd w:id="44"/>
+        </w:tc>
+      </w:tr>
+    </w:tbl>
+    <w:p>
+      <w:pPr>
+        <w:pStyle w:val="BodyText"/>
+      </w:pPr>
+      <w:r>
+        <w:rPr>
+          <w:vertAlign w:val="subscript"/>
+        </w:rPr>
+        <w:t xml:space="preserve">Source:</w:t>
+      </w:r>
+      <w:r>
+        <w:rPr>
+          <w:vertAlign w:val="subscript"/>
+        </w:rPr>
+        <w:t xml:space="preserve"> </w:t>
+      </w:r>
+      <w:hyperlink r:id="rId45">
+        <w:r>
+          <w:rPr>
+            <w:rStyle w:val="Hyperlink"/>
+            <w:vertAlign w:val="subscript"/>
+          </w:rPr>
+          <w:t xml:space="preserve">Code Notebook 3.2</w:t>
+        </w:r>
+      </w:hyperlink>
+    </w:p>
+    <w:tbl>
+      <w:tblPr>
+        <w:tblStyle w:val="Table"/>
+        <w:tblW w:type="pct" w:w="5000"/>
+        <w:tblLayout w:type="fixed"/>
+        <w:tblLook w:firstRow="0" w:lastRow="0" w:firstColumn="0" w:lastColumn="0" w:noHBand="0" w:noVBand="0" w:val="0000"/>
+      </w:tblPr>
+      <w:tblGrid>
+        <w:gridCol w:w="7920"/>
+      </w:tblGrid>
+      <w:tr>
+        <w:tc>
+          <w:tcPr/>
+          <w:bookmarkStart w:id="49" w:name="fig-country-ap-comparison-cj"/>
+          <w:p>
+            <w:pPr>
+              <w:pStyle w:val="Compact"/>
+              <w:jc w:val="center"/>
+            </w:pPr>
+            <w:r>
+              <w:drawing>
+                <wp:inline>
+                  <wp:extent cx="5334000" cy="7620000"/>
+                  <wp:effectExtent b="0" l="0" r="0" t="0"/>
+                  <wp:docPr descr="" title="" id="47" name="Picture"/>
+                  <a:graphic>
+                    <a:graphicData uri="http://schemas.openxmlformats.org/drawingml/2006/picture">
+                      <pic:pic>
+                        <pic:nvPicPr>
+                          <pic:cNvPr descr="index_files/figure-docx/code-03_explanal-3.2_ap_measures-fig-country-ap-comparison-cj-output-1.png" id="48" name="Picture"/>
+                          <pic:cNvPicPr>
+                            <a:picLocks noChangeArrowheads="1" noChangeAspect="1"/>
+                          </pic:cNvPicPr>
+                        </pic:nvPicPr>
+                        <pic:blipFill>
+                          <a:blip r:embed="rId46"/>
+                          <a:stretch>
+                            <a:fillRect/>
+                          </a:stretch>
+                        </pic:blipFill>
+                        <pic:spPr bwMode="auto">
+                          <a:xfrm>
+                            <a:off x="0" y="0"/>
+                            <a:ext cx="5334000" cy="7620000"/>
+                          </a:xfrm>
+                          <a:prstGeom prst="rect">
+                            <a:avLst/>
+                          </a:prstGeom>
+                          <a:noFill/>
+                          <a:ln w="9525">
+                            <a:noFill/>
+                            <a:headEnd/>
+                            <a:tailEnd/>
+                          </a:ln>
+                        </pic:spPr>
+                      </pic:pic>
+                    </a:graphicData>
+                  </a:graphic>
+                </wp:inline>
+              </w:drawing>
+            </w:r>
+          </w:p>
+          <w:p>
+            <w:pPr>
+              <w:jc w:val="center"/>
+            </w:pPr>
+            <w:pPr>
+              <w:jc w:val="left"/>
+              <w:spacing w:before="200"/>
+              <w:pStyle w:val="ImageCaption"/>
+            </w:pPr>
+            <w:r>
+              <w:t xml:space="preserve">Figure 5: Behavioral Affective Polarization across European Countries. This figure displays country-specific estimates of behavioral affective polarization (AP) across partisan attachment types. Behavioral API (Token) measures the difference in expected token allocations between co-partisans and out-partisans in a conjoint allocation game. Estimates are calculated separately for each country and weighted by party vote shares to reflect national party system compositions. Explicit partisans are respondents reporting a psychological attachment to a party; Implicit partisans are those denying partisan attachment but reporting a vote choice; Total includes all individuals with a partisan anchor; and Non-Partisans are respondents without a reported party anchor. Error bars indicate 95% confidence intervals.</w:t>
+            </w:r>
+          </w:p>
+          <w:bookmarkEnd w:id="49"/>
+        </w:tc>
+      </w:tr>
+    </w:tbl>
+    <w:p>
+      <w:pPr>
+        <w:pStyle w:val="BodyText"/>
+      </w:pPr>
+      <w:r>
+        <w:rPr>
+          <w:vertAlign w:val="subscript"/>
+        </w:rPr>
+        <w:t xml:space="preserve">Source:</w:t>
+      </w:r>
+      <w:r>
+        <w:rPr>
+          <w:vertAlign w:val="subscript"/>
+        </w:rPr>
+        <w:t xml:space="preserve"> </w:t>
+      </w:r>
+      <w:hyperlink r:id="rId50">
+        <w:r>
+          <w:rPr>
+            <w:rStyle w:val="Hyperlink"/>
+            <w:vertAlign w:val="subscript"/>
+          </w:rPr>
+          <w:t xml:space="preserve">Code Notebook 3.2</w:t>
+        </w:r>
+      </w:hyperlink>
+    </w:p>
+    <w:bookmarkEnd w:id="51"/>
+    <w:bookmarkStart w:id="52" w:name="X399b37a81a1844f8e183b1acf2c34bc6e9de330"/>
+    <w:p>
+      <w:pPr>
+        <w:pStyle w:val="Heading3"/>
+      </w:pPr>
+      <w:r>
+        <w:t xml:space="preserve">4.3 Study 3: Partisan Sorting and Muslim Outgroup Salience</w:t>
+      </w:r>
+    </w:p>
+    <w:p>
+      <w:pPr>
+        <w:pStyle w:val="FirstParagraph"/>
+      </w:pPr>
+      <w:r>
+        <w:t xml:space="preserve">How does partisan affective polarization interact with salient outgroup identities – specifically Muslimhood – to structure patterns of political sorting?</w:t>
+      </w:r>
+    </w:p>
+    <w:bookmarkEnd w:id="52"/>
+    <w:bookmarkEnd w:id="53"/>
+    <w:bookmarkStart w:id="54" w:name="limitations"/>
+    <w:p>
+      <w:pPr>
+        <w:pStyle w:val="Heading2"/>
+      </w:pPr>
+      <w:r>
+        <w:t xml:space="preserve">5 Limitations</w:t>
+      </w:r>
+    </w:p>
+    <w:p>
+      <w:pPr>
+        <w:pStyle w:val="Compact"/>
+        <w:numPr>
+          <w:ilvl w:val="0"/>
+          <w:numId w:val="1012"/>
+        </w:numPr>
+      </w:pPr>
+      <w:r>
+        <w:t xml:space="preserve">Party-targeted attitudinal measures only</w:t>
+      </w:r>
+    </w:p>
+    <w:p>
+      <w:pPr>
+        <w:pStyle w:val="FirstParagraph"/>
+      </w:pPr>
+      <w:r>
+        <w:t xml:space="preserve">The attitudinal analysis relies exclusively on party-targeted thermometer ratings. It does not include direct citizen-targeted affect measures, limiting conclusions about horizontal affective polarization at the attitudinal level.</w:t>
+      </w:r>
+    </w:p>
+    <w:p>
+      <w:pPr>
+        <w:pStyle w:val="Compact"/>
+        <w:numPr>
+          <w:ilvl w:val="0"/>
+          <w:numId w:val="1013"/>
+        </w:numPr>
+      </w:pPr>
+      <w:r>
+        <w:t xml:space="preserve">Assumption underlying party-size weighting</w:t>
+      </w:r>
+    </w:p>
+    <w:p>
+      <w:pPr>
+        <w:pStyle w:val="FirstParagraph"/>
+      </w:pPr>
+      <w:r>
+        <w:t xml:space="preserve">Weighting by electoral party size—common in the literature—implicitly assumes that the probability of encountering partisans is proportional to vote share. This may not hold if certain parties (e.g., radical challenger parties) are socially more or less visible than their electoral strength suggests.</w:t>
+      </w:r>
+    </w:p>
+    <w:p>
+      <w:pPr>
+        <w:pStyle w:val="Compact"/>
+        <w:numPr>
+          <w:ilvl w:val="0"/>
+          <w:numId w:val="1014"/>
+        </w:numPr>
+      </w:pPr>
+      <w:r>
+        <w:t xml:space="preserve">Cross-sectional design (2019)</w:t>
+      </w:r>
+    </w:p>
+    <w:p>
+      <w:pPr>
+        <w:pStyle w:val="FirstParagraph"/>
+      </w:pPr>
+      <w:r>
+        <w:t xml:space="preserve">The data capture a specific pre-pandemic political context and allow inference only about the level (state) of affective polarization at that point in time. The design does not permit conclusions about temporal dynamics or trends.</w:t>
+      </w:r>
+    </w:p>
+    <w:p>
+      <w:pPr>
+        <w:pStyle w:val="Compact"/>
+        <w:numPr>
+          <w:ilvl w:val="0"/>
+          <w:numId w:val="1015"/>
+        </w:numPr>
+      </w:pPr>
+      <w:r>
+        <w:t xml:space="preserve">External validity of the experimental setting</w:t>
+      </w:r>
+    </w:p>
+    <w:p>
+      <w:pPr>
+        <w:pStyle w:val="FirstParagraph"/>
+      </w:pPr>
+      <w:r>
+        <w:t xml:space="preserve">Although the conjoint experiment approximates horizontal, citizen-level interactions, it remains an artificial setting. In real-world encounters, identities are rarely presented as explicit labels. Instead, they are inferred through cues and cognitive processes. This limits the direct generalizability of experimentally induced identity effects to everyday social interactions.</w:t>
+      </w:r>
+    </w:p>
+    <w:bookmarkEnd w:id="54"/>
+    <w:bookmarkStart w:id="55" w:name="conclusion"/>
+    <w:p>
+      <w:pPr>
+        <w:pStyle w:val="Heading2"/>
+      </w:pPr>
+      <w:r>
+        <w:t xml:space="preserve">6 Conclusion</w:t>
+      </w:r>
+    </w:p>
+    <w:p>
+      <w:pPr>
+        <w:pStyle w:val="FirstParagraph"/>
+      </w:pPr>
+      <w:r>
+        <w:t xml:space="preserve">(Preliminary thoughts)</w:t>
+      </w:r>
+      <w:r>
+        <w:t xml:space="preserve"> </w:t>
+      </w:r>
+      <w:r>
+        <w:t xml:space="preserve">In comparative multi-party systems:</w:t>
+      </w:r>
+    </w:p>
+    <w:p>
+      <w:pPr>
+        <w:pStyle w:val="Compact"/>
+        <w:numPr>
+          <w:ilvl w:val="0"/>
+          <w:numId w:val="1016"/>
+        </w:numPr>
+      </w:pPr>
+      <w:r>
+        <w:t xml:space="preserve">Affective polarization is not a single quantity.</w:t>
+      </w:r>
+    </w:p>
+    <w:p>
+      <w:pPr>
+        <w:pStyle w:val="Compact"/>
+        <w:numPr>
+          <w:ilvl w:val="0"/>
+          <w:numId w:val="1016"/>
+        </w:numPr>
+      </w:pPr>
+      <w:r>
+        <w:t xml:space="preserve">Its magnitude and cross-national configuration depend on:</w:t>
+      </w:r>
+      <w:r>
+        <w:t xml:space="preserve"> </w:t>
+      </w:r>
+      <w:r>
+        <w:t xml:space="preserve">- measurement instrument (attitudinal/behavioral)</w:t>
+      </w:r>
+      <w:r>
+        <w:t xml:space="preserve"> </w:t>
+      </w:r>
+      <w:r>
+        <w:t xml:space="preserve">- ingroup definition (implicit/explicit/all),</w:t>
+      </w:r>
+      <w:r>
+        <w:t xml:space="preserve"> </w:t>
+      </w:r>
+      <w:r>
+        <w:t xml:space="preserve">- inclusion of non-partisans,</w:t>
+      </w:r>
+      <w:r>
+        <w:t xml:space="preserve"> </w:t>
+      </w:r>
+      <w:r>
+        <w:t xml:space="preserve">- and whether polarization is conceptualized vertically or horizontally.</w:t>
+      </w:r>
+    </w:p>
+    <w:p>
+      <w:pPr>
+        <w:pStyle w:val="FirstParagraph"/>
+      </w:pPr>
+      <w:r>
+        <w:t xml:space="preserve">Rather than asking only</w:t>
+      </w:r>
+      <w:r>
+        <w:t xml:space="preserve"> </w:t>
+      </w:r>
+      <w:r>
+        <w:rPr>
+          <w:i/>
+          <w:iCs/>
+        </w:rPr>
+        <w:t xml:space="preserve">“How polarized are European democracies?”</w:t>
+      </w:r>
+      <w:r>
+        <w:t xml:space="preserve">,</w:t>
+      </w:r>
+      <w:r>
+        <w:br/>
+      </w:r>
+      <w:r>
+        <w:t xml:space="preserve">we ask:</w:t>
+      </w:r>
+    </w:p>
+    <w:p>
+      <w:pPr>
+        <w:pStyle w:val="BodyText"/>
+      </w:pPr>
+      <w:r>
+        <w:t xml:space="preserve">How does conceptualization reshape what, and even who, we observe as polarized in multi-party contexts?</w:t>
+      </w:r>
+    </w:p>
+    <w:bookmarkEnd w:id="55"/>
+    <w:bookmarkStart w:id="65" w:name="references"/>
+    <w:p>
+      <w:pPr>
+        <w:pStyle w:val="Heading2"/>
+      </w:pPr>
+      <w:r>
+        <w:t xml:space="preserve">7 References</w:t>
+      </w:r>
+    </w:p>
+    <w:bookmarkStart w:id="64" w:name="refs"/>
+    <w:bookmarkStart w:id="57" w:name="ref-hahm2024divided"/>
+    <w:p>
+      <w:pPr>
+        <w:pStyle w:val="Bibliography"/>
+      </w:pPr>
+      <w:r>
+        <w:t xml:space="preserve">Hahm, Hyeonho, David Hilpert, and Thomas König. 2024.</w:t>
+      </w:r>
+      <w:r>
+        <w:t xml:space="preserve"> </w:t>
+      </w:r>
+      <w:r>
+        <w:t xml:space="preserve">“Divided We Unite: The Nature of Partyism and the Role of Coalition Partnership in Europe.”</w:t>
+      </w:r>
+      <w:r>
+        <w:t xml:space="preserve"> </w:t>
+      </w:r>
+      <w:r>
+        <w:rPr>
+          <w:i/>
+          <w:iCs/>
+        </w:rPr>
+        <w:t xml:space="preserve">American Political Science Review</w:t>
+      </w:r>
+      <w:r>
+        <w:t xml:space="preserve"> </w:t>
+      </w:r>
+      <w:r>
+        <w:t xml:space="preserve">118 (1): 69–87.</w:t>
+      </w:r>
+      <w:r>
+        <w:t xml:space="preserve"> </w:t>
+      </w:r>
+      <w:hyperlink r:id="rId56">
+        <w:r>
+          <w:rPr>
+            <w:rStyle w:val="Hyperlink"/>
+          </w:rPr>
+          <w:t xml:space="preserve">https://doi.org/10.1017/S0003055423000266</w:t>
+        </w:r>
+      </w:hyperlink>
+      <w:r>
+        <w:t xml:space="preserve">.</w:t>
+      </w:r>
+    </w:p>
+    <w:bookmarkEnd w:id="57"/>
+    <w:bookmarkStart w:id="59" w:name="ref-iyengar2012affect"/>
+    <w:p>
+      <w:pPr>
+        <w:pStyle w:val="Bibliography"/>
+      </w:pPr>
+      <w:r>
+        <w:t xml:space="preserve">Iyengar, Shanto, Gaurav Sood, and Yphtach Lelkes. 2012.</w:t>
+      </w:r>
+      <w:r>
+        <w:t xml:space="preserve"> </w:t>
+      </w:r>
+      <w:r>
+        <w:t xml:space="preserve">“Affect, Not Ideology: A Social Identity Perspective on Polarization.”</w:t>
+      </w:r>
+      <w:r>
+        <w:t xml:space="preserve"> </w:t>
+      </w:r>
+      <w:r>
+        <w:rPr>
+          <w:i/>
+          <w:iCs/>
+        </w:rPr>
+        <w:t xml:space="preserve">Public Opinion Quarterly</w:t>
+      </w:r>
+      <w:r>
+        <w:t xml:space="preserve"> </w:t>
+      </w:r>
+      <w:r>
+        <w:t xml:space="preserve">76 (3): 405–31.</w:t>
+      </w:r>
+      <w:r>
+        <w:t xml:space="preserve"> </w:t>
+      </w:r>
+      <w:hyperlink r:id="rId58">
+        <w:r>
+          <w:rPr>
+            <w:rStyle w:val="Hyperlink"/>
+          </w:rPr>
+          <w:t xml:space="preserve">https://doi.org/10.1093/poq/nfs038</w:t>
+        </w:r>
+      </w:hyperlink>
+      <w:r>
+        <w:t xml:space="preserve">.</w:t>
+      </w:r>
+    </w:p>
+    <w:bookmarkEnd w:id="59"/>
+    <w:bookmarkStart w:id="61" w:name="ref-reiljan2020fear"/>
+    <w:p>
+      <w:pPr>
+        <w:pStyle w:val="Bibliography"/>
+      </w:pPr>
+      <w:r>
+        <w:t xml:space="preserve">Reiljan, Andres. 2020.</w:t>
+      </w:r>
+      <w:r>
+        <w:t xml:space="preserve"> </w:t>
+      </w:r>
+      <w:r>
+        <w:t xml:space="preserve">“</w:t>
+      </w:r>
+      <w:r>
+        <w:t xml:space="preserve">‘Fear and Loathing Across Party Lines’</w:t>
+      </w:r>
+      <w:r>
+        <w:t xml:space="preserve">(also) in Europe: Affective Polarisation in European Party Systems.”</w:t>
+      </w:r>
+      <w:r>
+        <w:t xml:space="preserve"> </w:t>
+      </w:r>
+      <w:r>
+        <w:rPr>
+          <w:i/>
+          <w:iCs/>
+        </w:rPr>
+        <w:t xml:space="preserve">European Journal of Political Research</w:t>
+      </w:r>
+      <w:r>
+        <w:t xml:space="preserve"> </w:t>
+      </w:r>
+      <w:r>
+        <w:t xml:space="preserve">59 (2): 376–96.</w:t>
+      </w:r>
+      <w:r>
+        <w:t xml:space="preserve"> </w:t>
+      </w:r>
+      <w:hyperlink r:id="rId60">
+        <w:r>
+          <w:rPr>
+            <w:rStyle w:val="Hyperlink"/>
+          </w:rPr>
+          <w:t xml:space="preserve">https://doi.org/10.1111/1475-6765.12351</w:t>
+        </w:r>
+      </w:hyperlink>
+      <w:r>
+        <w:t xml:space="preserve">.</w:t>
+      </w:r>
+    </w:p>
+    <w:bookmarkEnd w:id="61"/>
+    <w:bookmarkStart w:id="63" w:name="ref-wagner2021affective"/>
+    <w:p>
+      <w:pPr>
+        <w:pStyle w:val="Bibliography"/>
+      </w:pPr>
+      <w:r>
+        <w:t xml:space="preserve">Wagner, Markus. 2021.</w:t>
+      </w:r>
+      <w:r>
+        <w:t xml:space="preserve"> </w:t>
+      </w:r>
+      <w:r>
+        <w:t xml:space="preserve">“Affective Polarization in Multiparty Systems.”</w:t>
+      </w:r>
+      <w:r>
+        <w:t xml:space="preserve"> </w:t>
+      </w:r>
+      <w:r>
+        <w:rPr>
+          <w:i/>
+          <w:iCs/>
+        </w:rPr>
+        <w:t xml:space="preserve">Electoral Studies</w:t>
+      </w:r>
+      <w:r>
+        <w:t xml:space="preserve"> </w:t>
+      </w:r>
+      <w:r>
+        <w:t xml:space="preserve">69: 102199.</w:t>
+      </w:r>
+      <w:r>
+        <w:t xml:space="preserve"> </w:t>
+      </w:r>
+      <w:hyperlink r:id="rId62">
+        <w:r>
+          <w:rPr>
+            <w:rStyle w:val="Hyperlink"/>
+          </w:rPr>
+          <w:t xml:space="preserve">https://doi.org/10.1016/j.electstud.2020.102199</w:t>
+        </w:r>
+      </w:hyperlink>
+      <w:r>
+        <w:t xml:space="preserve">.</w:t>
+      </w:r>
+    </w:p>
+    <w:bookmarkEnd w:id="63"/>
+    <w:bookmarkEnd w:id="64"/>
+    <w:bookmarkEnd w:id="65"/>
+    <w:bookmarkStart w:id="91" w:name="appendix"/>
+    <w:p>
+      <w:pPr>
+        <w:pStyle w:val="Heading2"/>
+      </w:pPr>
+      <w:r>
+        <w:t xml:space="preserve">8 Appendix</w:t>
+      </w:r>
+    </w:p>
+    <w:bookmarkStart w:id="72" w:name="sample-descriptives"/>
+    <w:p>
+      <w:pPr>
+        <w:pStyle w:val="Heading3"/>
+      </w:pPr>
+      <w:r>
+        <w:t xml:space="preserve">8.1 Sample descriptives</w:t>
+      </w:r>
+    </w:p>
+    <w:tbl>
+      <w:tblPr>
+        <w:tblStyle w:val="Table"/>
+        <w:tblW w:type="pct" w:w="5000"/>
+        <w:tblLayout w:type="fixed"/>
+        <w:tblLook w:firstRow="0" w:lastRow="0" w:firstColumn="0" w:lastColumn="0" w:noHBand="0" w:noVBand="0" w:val="0000"/>
+      </w:tblPr>
+      <w:tblGrid>
+        <w:gridCol w:w="7920"/>
+      </w:tblGrid>
+      <w:tr>
+        <w:tc>
+          <w:tcPr/>
+          <w:bookmarkStart w:id="66" w:name="tbl-nresp-country"/>
+          <w:p>
+            <w:pPr>
+              <w:jc w:val="center"/>
+            </w:pPr>
+            <w:pPr>
+              <w:jc w:val="left"/>
               <w:spacing w:before="200"/>
               <w:pStyle w:val="ImageCaption"/>
             </w:pPr>
@@ -3610,7 +3024,7 @@
               </w:tc>
             </w:tr>
           </w:tbl>
-          <w:bookmarkEnd w:id="55"/>
+          <w:bookmarkEnd w:id="66"/>
           <w:p/>
         </w:tc>
       </w:tr>
@@ -3631,7 +3045,7 @@
         </w:rPr>
         <w:t xml:space="preserve"> </w:t>
       </w:r>
-      <w:hyperlink r:id="rId56">
+      <w:hyperlink r:id="rId67">
         <w:r>
           <w:rPr>
             <w:rStyle w:val="Hyperlink"/>
@@ -3654,13 +3068,13 @@
       <w:tr>
         <w:tc>
           <w:tcPr/>
-          <w:bookmarkStart w:id="57" w:name="tbl-nresp-country-gender"/>
+          <w:bookmarkStart w:id="68" w:name="tbl-nresp-country-gender"/>
           <w:p>
             <w:pPr>
               <w:jc w:val="center"/>
             </w:pPr>
             <w:pPr>
-              <w:jc w:val="start"/>
+              <w:jc w:val="left"/>
               <w:spacing w:before="200"/>
               <w:pStyle w:val="ImageCaption"/>
             </w:pPr>
@@ -5142,7 +4556,7 @@
               </w:tc>
             </w:tr>
           </w:tbl>
-          <w:bookmarkEnd w:id="57"/>
+          <w:bookmarkEnd w:id="68"/>
           <w:p/>
         </w:tc>
       </w:tr>
@@ -5163,7 +4577,7 @@
         </w:rPr>
         <w:t xml:space="preserve"> </w:t>
       </w:r>
-      <w:hyperlink r:id="rId58">
+      <w:hyperlink r:id="rId69">
         <w:r>
           <w:rPr>
             <w:rStyle w:val="Hyperlink"/>
@@ -5186,13 +4600,13 @@
       <w:tr>
         <w:tc>
           <w:tcPr/>
-          <w:bookmarkStart w:id="59" w:name="tbl-nresp-country-agegroup"/>
+          <w:bookmarkStart w:id="70" w:name="tbl-nresp-country-agegroup"/>
           <w:p>
             <w:pPr>
               <w:jc w:val="center"/>
             </w:pPr>
             <w:pPr>
-              <w:jc w:val="start"/>
+              <w:jc w:val="left"/>
               <w:spacing w:before="200"/>
               <w:pStyle w:val="ImageCaption"/>
             </w:pPr>
@@ -7927,7 +7341,7 @@
               </w:tc>
             </w:tr>
           </w:tbl>
-          <w:bookmarkEnd w:id="59"/>
+          <w:bookmarkEnd w:id="70"/>
           <w:p/>
         </w:tc>
       </w:tr>
@@ -7948,7 +7362,7 @@
         </w:rPr>
         <w:t xml:space="preserve"> </w:t>
       </w:r>
-      <w:hyperlink r:id="rId60">
+      <w:hyperlink r:id="rId71">
         <w:r>
           <w:rPr>
             <w:rStyle w:val="Hyperlink"/>
@@ -7958,14 +7372,14 @@
         </w:r>
       </w:hyperlink>
     </w:p>
-    <w:bookmarkEnd w:id="61"/>
-    <w:bookmarkStart w:id="66" w:name="experimental-setup"/>
+    <w:bookmarkEnd w:id="72"/>
+    <w:bookmarkStart w:id="77" w:name="experimental-setup"/>
     <w:p>
       <w:pPr>
         <w:pStyle w:val="Heading3"/>
       </w:pPr>
       <w:r>
-        <w:t xml:space="preserve">11.2 Experimental setup</w:t>
+        <w:t xml:space="preserve">8.2 Experimental setup</w:t>
       </w:r>
     </w:p>
     <w:p>
@@ -8230,7 +7644,7 @@
           <w:rPr>
             <w:rStyle w:val="Hyperlink"/>
           </w:rPr>
-          <w:t xml:space="preserve">Figure 3</w:t>
+          <w:t xml:space="preserve">Figure 6</w:t>
         </w:r>
       </w:hyperlink>
       <w:r>
@@ -8253,7 +7667,7 @@
       <w:tr>
         <w:tc>
           <w:tcPr/>
-          <w:bookmarkStart w:id="65" w:name="fig-example-profile"/>
+          <w:bookmarkStart w:id="76" w:name="fig-example-profile"/>
           <w:p>
             <w:pPr>
               <w:pStyle w:val="Compact"/>
@@ -8264,18 +7678,18 @@
                 <wp:inline>
                   <wp:extent cx="4458846" cy="3911430"/>
                   <wp:effectExtent b="0" l="0" r="0" t="0"/>
-                  <wp:docPr descr="" title="" id="63" name="Picture"/>
+                  <wp:docPr descr="" title="" id="74" name="Picture"/>
                   <a:graphic>
                     <a:graphicData uri="http://schemas.openxmlformats.org/drawingml/2006/picture">
                       <pic:pic>
                         <pic:nvPicPr>
-                          <pic:cNvPr descr="images/cj-example-profile.png" id="64" name="Picture"/>
+                          <pic:cNvPr descr="images/cj-example-profile.png" id="75" name="Picture"/>
                           <pic:cNvPicPr>
                             <a:picLocks noChangeArrowheads="1" noChangeAspect="1"/>
                           </pic:cNvPicPr>
                         </pic:nvPicPr>
                         <pic:blipFill>
-                          <a:blip r:embed="rId62"/>
+                          <a:blip r:embed="rId73"/>
                           <a:stretch>
                             <a:fillRect/>
                           </a:stretch>
@@ -8307,26 +7721,26 @@
               <w:jc w:val="center"/>
             </w:pPr>
             <w:pPr>
-              <w:jc w:val="start"/>
+              <w:jc w:val="left"/>
               <w:spacing w:before="200"/>
               <w:pStyle w:val="ImageCaption"/>
             </w:pPr>
             <w:r>
-              <w:t xml:space="preserve">Figure 3: Example of potential co-player profile.</w:t>
+              <w:t xml:space="preserve">Figure 6: Example of potential co-player profile.</w:t>
             </w:r>
           </w:p>
-          <w:bookmarkEnd w:id="65"/>
+          <w:bookmarkEnd w:id="76"/>
         </w:tc>
       </w:tr>
     </w:tbl>
-    <w:bookmarkEnd w:id="66"/>
-    <w:bookmarkStart w:id="72" w:name="distribution-of-y"/>
+    <w:bookmarkEnd w:id="77"/>
+    <w:bookmarkStart w:id="83" w:name="distribution-of-y"/>
     <w:p>
       <w:pPr>
         <w:pStyle w:val="Heading3"/>
       </w:pPr>
       <w:r>
-        <w:t xml:space="preserve">11.3 Distribution of Y</w:t>
+        <w:t xml:space="preserve">8.3 Distribution of Y</w:t>
       </w:r>
     </w:p>
     <w:tbl>
@@ -8342,7 +7756,7 @@
       <w:tr>
         <w:tc>
           <w:tcPr/>
-          <w:bookmarkStart w:id="70" w:name="fig-distr-y"/>
+          <w:bookmarkStart w:id="81" w:name="fig-distr-y"/>
           <w:p>
             <w:pPr>
               <w:pStyle w:val="Compact"/>
@@ -8353,18 +7767,18 @@
                 <wp:inline>
                   <wp:extent cx="5334000" cy="3810000"/>
                   <wp:effectExtent b="0" l="0" r="0" t="0"/>
-                  <wp:docPr descr="" title="" id="68" name="Picture"/>
+                  <wp:docPr descr="" title="" id="79" name="Picture"/>
                   <a:graphic>
                     <a:graphicData uri="http://schemas.openxmlformats.org/drawingml/2006/picture">
                       <pic:pic>
                         <pic:nvPicPr>
-                          <pic:cNvPr descr="index_files/figure-docx/code-03_explanal-3.1_descr_anal-fig-distr-y-output-2.png" id="69" name="Picture"/>
+                          <pic:cNvPr descr="index_files/figure-docx/code-03_explanal-3.1_descr_anal-fig-distr-y-output-2.png" id="80" name="Picture"/>
                           <pic:cNvPicPr>
                             <a:picLocks noChangeArrowheads="1" noChangeAspect="1"/>
                           </pic:cNvPicPr>
                         </pic:nvPicPr>
                         <pic:blipFill>
-                          <a:blip r:embed="rId67"/>
+                          <a:blip r:embed="rId78"/>
                           <a:stretch>
                             <a:fillRect/>
                           </a:stretch>
@@ -8396,12 +7810,12 @@
               <w:jc w:val="center"/>
             </w:pPr>
             <w:pPr>
-              <w:jc w:val="start"/>
+              <w:jc w:val="left"/>
               <w:spacing w:before="200"/>
               <w:pStyle w:val="ImageCaption"/>
             </w:pPr>
             <w:r>
-              <w:t xml:space="preserve">Figure 4: Distribution of token allocation (Y) by game. Dictator game:</w:t>
+              <w:t xml:space="preserve">Figure 7: Distribution of token allocation (Y) by game. Dictator game:</w:t>
             </w:r>
             <w:r>
               <w:t xml:space="preserve"> </w:t>
@@ -8575,7 +7989,7 @@
               </m:r>
             </m:oMath>
           </w:p>
-          <w:bookmarkEnd w:id="70"/>
+          <w:bookmarkEnd w:id="81"/>
         </w:tc>
       </w:tr>
     </w:tbl>
@@ -8595,7 +8009,7 @@
         </w:rPr>
         <w:t xml:space="preserve"> </w:t>
       </w:r>
-      <w:hyperlink r:id="rId71">
+      <w:hyperlink r:id="rId82">
         <w:r>
           <w:rPr>
             <w:rStyle w:val="Hyperlink"/>
@@ -8605,14 +8019,14 @@
         </w:r>
       </w:hyperlink>
     </w:p>
-    <w:bookmarkEnd w:id="72"/>
-    <w:bookmarkStart w:id="75" w:name="distribution-of-t-and-r"/>
+    <w:bookmarkEnd w:id="83"/>
+    <w:bookmarkStart w:id="86" w:name="distribution-of-t-and-r"/>
     <w:p>
       <w:pPr>
         <w:pStyle w:val="Heading3"/>
       </w:pPr>
       <w:r>
-        <w:t xml:space="preserve">11.4 Distribution of T and R</w:t>
+        <w:t xml:space="preserve">8.4 Distribution of T and R</w:t>
       </w:r>
     </w:p>
     <w:tbl>
@@ -8628,13 +8042,13 @@
       <w:tr>
         <w:tc>
           <w:tcPr/>
-          <w:bookmarkStart w:id="73" w:name="tbl-t-r-distr"/>
+          <w:bookmarkStart w:id="84" w:name="tbl-t-r-distr"/>
           <w:p>
             <w:pPr>
               <w:jc w:val="center"/>
             </w:pPr>
             <w:pPr>
-              <w:jc w:val="start"/>
+              <w:jc w:val="left"/>
               <w:spacing w:before="200"/>
               <w:pStyle w:val="ImageCaption"/>
             </w:pPr>
@@ -8820,7 +8234,7 @@
               </w:tc>
             </w:tr>
           </w:tbl>
-          <w:bookmarkEnd w:id="73"/>
+          <w:bookmarkEnd w:id="84"/>
           <w:p/>
         </w:tc>
       </w:tr>
@@ -8841,7 +8255,7 @@
         </w:rPr>
         <w:t xml:space="preserve"> </w:t>
       </w:r>
-      <w:hyperlink r:id="rId74">
+      <w:hyperlink r:id="rId85">
         <w:r>
           <w:rPr>
             <w:rStyle w:val="Hyperlink"/>
@@ -8851,14 +8265,14 @@
         </w:r>
       </w:hyperlink>
     </w:p>
-    <w:bookmarkEnd w:id="75"/>
-    <w:bookmarkStart w:id="78" w:name="distribution-of-covariates-by-t"/>
+    <w:bookmarkEnd w:id="86"/>
+    <w:bookmarkStart w:id="89" w:name="distribution-of-covariates-by-t"/>
     <w:p>
       <w:pPr>
         <w:pStyle w:val="Heading3"/>
       </w:pPr>
       <w:r>
-        <w:t xml:space="preserve">11.5 Distribution of Covariates by T</w:t>
+        <w:t xml:space="preserve">8.5 Distribution of Covariates by T</w:t>
       </w:r>
     </w:p>
     <w:tbl>
@@ -8874,13 +8288,13 @@
       <w:tr>
         <w:tc>
           <w:tcPr/>
-          <w:bookmarkStart w:id="76" w:name="tbl-covariate-distr"/>
+          <w:bookmarkStart w:id="87" w:name="tbl-covariate-distr"/>
           <w:p>
             <w:pPr>
               <w:jc w:val="center"/>
             </w:pPr>
             <w:pPr>
-              <w:jc w:val="start"/>
+              <w:jc w:val="left"/>
               <w:spacing w:before="200"/>
               <w:pStyle w:val="ImageCaption"/>
             </w:pPr>
@@ -10866,7 +10280,7 @@
               </w:tc>
             </w:tr>
           </w:tbl>
-          <w:bookmarkEnd w:id="76"/>
+          <w:bookmarkEnd w:id="87"/>
           <w:p/>
         </w:tc>
       </w:tr>
@@ -10887,7 +10301,7 @@
         </w:rPr>
         <w:t xml:space="preserve"> </w:t>
       </w:r>
-      <w:hyperlink r:id="rId77">
+      <w:hyperlink r:id="rId88">
         <w:r>
           <w:rPr>
             <w:rStyle w:val="Hyperlink"/>
@@ -10897,18 +10311,18 @@
         </w:r>
       </w:hyperlink>
     </w:p>
-    <w:bookmarkEnd w:id="78"/>
-    <w:bookmarkStart w:id="79" w:name="robustness"/>
+    <w:bookmarkEnd w:id="89"/>
+    <w:bookmarkStart w:id="90" w:name="robustness"/>
     <w:p>
       <w:pPr>
         <w:pStyle w:val="Heading3"/>
       </w:pPr>
       <w:r>
-        <w:t xml:space="preserve">11.6 Robustness</w:t>
+        <w:t xml:space="preserve">8.6 Robustness</w:t>
       </w:r>
     </w:p>
-    <w:bookmarkEnd w:id="79"/>
-    <w:bookmarkEnd w:id="80"/>
+    <w:bookmarkEnd w:id="90"/>
+    <w:bookmarkEnd w:id="91"/>
     <w:sectPr>
       <w:footnotePr>
         <w:numRestart w:val="eachSect"/>
@@ -11226,6 +10640,21 @@
     <w:abstractNumId w:val="991"/>
   </w:num>
   <w:num w:numId="1006">
+    <w:abstractNumId w:val="991"/>
+  </w:num>
+  <w:num w:numId="1007">
+    <w:abstractNumId w:val="991"/>
+  </w:num>
+  <w:num w:numId="1008">
+    <w:abstractNumId w:val="991"/>
+  </w:num>
+  <w:num w:numId="1009">
+    <w:abstractNumId w:val="991"/>
+  </w:num>
+  <w:num w:numId="1010">
+    <w:abstractNumId w:val="991"/>
+  </w:num>
+  <w:num w:numId="1011">
     <w:abstractNumId w:val="99411"/>
     <w:lvlOverride w:ilvl="0">
       <w:startOverride w:val="1"/>
@@ -11255,21 +10684,6 @@
       <w:startOverride w:val="1"/>
     </w:lvlOverride>
   </w:num>
-  <w:num w:numId="1007">
-    <w:abstractNumId w:val="991"/>
-  </w:num>
-  <w:num w:numId="1008">
-    <w:abstractNumId w:val="991"/>
-  </w:num>
-  <w:num w:numId="1009">
-    <w:abstractNumId w:val="991"/>
-  </w:num>
-  <w:num w:numId="1010">
-    <w:abstractNumId w:val="991"/>
-  </w:num>
-  <w:num w:numId="1011">
-    <w:abstractNumId w:val="991"/>
-  </w:num>
   <w:num w:numId="1012">
     <w:abstractNumId w:val="991"/>
   </w:num>
@@ -11283,87 +10697,6 @@
     <w:abstractNumId w:val="991"/>
   </w:num>
   <w:num w:numId="1016">
-    <w:abstractNumId w:val="991"/>
-  </w:num>
-  <w:num w:numId="1017">
-    <w:abstractNumId w:val="991"/>
-  </w:num>
-  <w:num w:numId="1018">
-    <w:abstractNumId w:val="991"/>
-  </w:num>
-  <w:num w:numId="1019">
-    <w:abstractNumId w:val="99411"/>
-    <w:lvlOverride w:ilvl="0">
-      <w:startOverride w:val="1"/>
-    </w:lvlOverride>
-    <w:lvlOverride w:ilvl="1">
-      <w:startOverride w:val="1"/>
-    </w:lvlOverride>
-    <w:lvlOverride w:ilvl="2">
-      <w:startOverride w:val="1"/>
-    </w:lvlOverride>
-    <w:lvlOverride w:ilvl="3">
-      <w:startOverride w:val="1"/>
-    </w:lvlOverride>
-    <w:lvlOverride w:ilvl="4">
-      <w:startOverride w:val="1"/>
-    </w:lvlOverride>
-    <w:lvlOverride w:ilvl="5">
-      <w:startOverride w:val="1"/>
-    </w:lvlOverride>
-    <w:lvlOverride w:ilvl="6">
-      <w:startOverride w:val="1"/>
-    </w:lvlOverride>
-    <w:lvlOverride w:ilvl="7">
-      <w:startOverride w:val="1"/>
-    </w:lvlOverride>
-    <w:lvlOverride w:ilvl="8">
-      <w:startOverride w:val="1"/>
-    </w:lvlOverride>
-  </w:num>
-  <w:num w:numId="1020">
-    <w:abstractNumId w:val="991"/>
-  </w:num>
-  <w:num w:numId="1021">
-    <w:abstractNumId w:val="991"/>
-  </w:num>
-  <w:num w:numId="1022">
-    <w:abstractNumId w:val="991"/>
-  </w:num>
-  <w:num w:numId="1023">
-    <w:abstractNumId w:val="99411"/>
-    <w:lvlOverride w:ilvl="0">
-      <w:startOverride w:val="1"/>
-    </w:lvlOverride>
-    <w:lvlOverride w:ilvl="1">
-      <w:startOverride w:val="1"/>
-    </w:lvlOverride>
-    <w:lvlOverride w:ilvl="2">
-      <w:startOverride w:val="1"/>
-    </w:lvlOverride>
-    <w:lvlOverride w:ilvl="3">
-      <w:startOverride w:val="1"/>
-    </w:lvlOverride>
-    <w:lvlOverride w:ilvl="4">
-      <w:startOverride w:val="1"/>
-    </w:lvlOverride>
-    <w:lvlOverride w:ilvl="5">
-      <w:startOverride w:val="1"/>
-    </w:lvlOverride>
-    <w:lvlOverride w:ilvl="6">
-      <w:startOverride w:val="1"/>
-    </w:lvlOverride>
-    <w:lvlOverride w:ilvl="7">
-      <w:startOverride w:val="1"/>
-    </w:lvlOverride>
-    <w:lvlOverride w:ilvl="8">
-      <w:startOverride w:val="1"/>
-    </w:lvlOverride>
-  </w:num>
-  <w:num w:numId="1024">
-    <w:abstractNumId w:val="991"/>
-  </w:num>
-  <w:num w:numId="1025">
     <w:abstractNumId w:val="991"/>
   </w:num>
 </w:numbering>

--- a/index.docx
+++ b/index.docx
@@ -39,7 +39,7 @@
         <w:pStyle w:val="Date"/>
       </w:pPr>
       <w:r>
-        <w:t xml:space="preserve">February 10, 2026</w:t>
+        <w:t xml:space="preserve">February 11, 2026</w:t>
       </w:r>
     </w:p>
     <w:p>
@@ -617,7 +617,7 @@
         <w:pStyle w:val="Heading2"/>
       </w:pPr>
       <w:r>
-        <w:t xml:space="preserve">3 Research Design</w:t>
+        <w:t xml:space="preserve">3 Research design</w:t>
       </w:r>
     </w:p>
     <w:bookmarkStart w:id="22" w:name="data"/>
@@ -1069,15 +1069,19 @@
       <w:r>
         <w:t xml:space="preserve">-&gt; across measures, explicit partisans systematically higher AP than implicit</w:t>
       </w:r>
-      <w:r>
-        <w:t xml:space="preserve"> </w:t>
-      </w:r>
+    </w:p>
+    <w:p>
+      <w:pPr>
+        <w:pStyle w:val="BodyText"/>
+      </w:pPr>
       <w:r>
         <w:t xml:space="preserve">-&gt; Non-partisans (which can be included in Wagner measures) systematically less polarized</w:t>
       </w:r>
-      <w:r>
-        <w:t xml:space="preserve"> </w:t>
-      </w:r>
+    </w:p>
+    <w:p>
+      <w:pPr>
+        <w:pStyle w:val="BodyText"/>
+      </w:pPr>
       <w:r>
         <w:t xml:space="preserve">-&gt; restricting sample to explicit partisans (identifiers) yields higher aggregate AP</w:t>
       </w:r>
@@ -1210,6 +1214,41 @@
         </w:r>
       </w:hyperlink>
     </w:p>
+    <w:p>
+      <w:pPr>
+        <w:pStyle w:val="BodyText"/>
+      </w:pPr>
+      <w:r>
+        <w:t xml:space="preserve">-&gt; pattern roughly consistent across countries (i.e., blue -&gt; green -&gt; orange)</w:t>
+      </w:r>
+    </w:p>
+    <w:p>
+      <w:pPr>
+        <w:pStyle w:val="BodyText"/>
+      </w:pPr>
+      <w:r>
+        <w:t xml:space="preserve">-&gt; cross-national variation in terms of magnitudes and within-country differences</w:t>
+      </w:r>
+    </w:p>
+    <w:p>
+      <w:pPr>
+        <w:pStyle w:val="BodyText"/>
+      </w:pPr>
+      <w:r>
+        <w:t xml:space="preserve">-&gt; With the varying country-specific distributions (</w:t>
+      </w:r>
+      <w:hyperlink w:anchor="fig-impl-expl-distribution">
+        <w:r>
+          <w:rPr>
+            <w:rStyle w:val="Hyperlink"/>
+          </w:rPr>
+          <w:t xml:space="preserve">Figure 1</w:t>
+        </w:r>
+      </w:hyperlink>
+      <w:r>
+        <w:t xml:space="preserve">) in mind, AP estimates for all partisans (total) shift either close to that of explicit partisans (e.g. Denmark, Greece, Sweden) or stay centered between estimates for explicit and implicit partisans (e.g. Austria, Bulgaria, Ireland)</w:t>
+      </w:r>
+    </w:p>
     <w:bookmarkEnd w:id="40"/>
     <w:bookmarkStart w:id="51" w:name="X9189fc9941e55df3275ac937975eaef6c598b70"/>
     <w:p>
@@ -1333,6 +1372,22 @@
         </w:r>
       </w:hyperlink>
     </w:p>
+    <w:p>
+      <w:pPr>
+        <w:pStyle w:val="BodyText"/>
+      </w:pPr>
+      <w:r>
+        <w:t xml:space="preserve">-&gt; unlike in attitudinal AP, intervals for explicit and implicit overlap, hence no systematic difference</w:t>
+      </w:r>
+    </w:p>
+    <w:p>
+      <w:pPr>
+        <w:pStyle w:val="BodyText"/>
+      </w:pPr>
+      <w:r>
+        <w:t xml:space="preserve">-&gt; preliminary interpretation: accordign to data explicit attachement does not matter for behavioral AP</w:t>
+      </w:r>
+    </w:p>
     <w:tbl>
       <w:tblPr>
         <w:tblStyle w:val="Table"/>
@@ -1438,6 +1493,58 @@
         </w:r>
       </w:hyperlink>
     </w:p>
+    <w:p>
+      <w:pPr>
+        <w:pStyle w:val="BodyText"/>
+      </w:pPr>
+      <w:r>
+        <w:t xml:space="preserve">-&gt; pooled results generally consistent across countries</w:t>
+      </w:r>
+    </w:p>
+    <w:p>
+      <w:pPr>
+        <w:pStyle w:val="BodyText"/>
+      </w:pPr>
+      <w:r>
+        <w:t xml:space="preserve">-&gt; no systematic difference in behavioral AP between explicit and implicit</w:t>
+      </w:r>
+    </w:p>
+    <w:p>
+      <w:pPr>
+        <w:pStyle w:val="BodyText"/>
+      </w:pPr>
+      <w:r>
+        <w:t xml:space="preserve">-&gt;</w:t>
+      </w:r>
+      <w:r>
+        <w:t xml:space="preserve"> </w:t>
+      </w:r>
+      <w:r>
+        <w:t xml:space="preserve">“strongest tendency”</w:t>
+      </w:r>
+      <w:r>
+        <w:t xml:space="preserve"> </w:t>
+      </w:r>
+      <w:r>
+        <w:t xml:space="preserve">in Denmark, Lithuania and Portugal</w:t>
+      </w:r>
+    </w:p>
+    <w:p>
+      <w:pPr>
+        <w:pStyle w:val="BodyText"/>
+      </w:pPr>
+      <w:r>
+        <w:t xml:space="preserve">-&gt; otherwise almost no difference</w:t>
+      </w:r>
+    </w:p>
+    <w:p>
+      <w:pPr>
+        <w:pStyle w:val="BodyText"/>
+      </w:pPr>
+      <w:r>
+        <w:t xml:space="preserve">-&gt; estimate for total partisans drawn to explicit partisans (due to conjoint setup)</w:t>
+      </w:r>
+    </w:p>
     <w:bookmarkEnd w:id="51"/>
     <w:bookmarkStart w:id="52" w:name="X399b37a81a1844f8e183b1acf2c34bc6e9de330"/>
     <w:p>
@@ -1454,6 +1561,12 @@
       </w:pPr>
       <w:r>
         <w:t xml:space="preserve">How does partisan affective polarization interact with salient outgroup identities – specifically Muslimhood – to structure patterns of political sorting?</w:t>
+      </w:r>
+      <w:r>
+        <w:t xml:space="preserve"> </w:t>
+      </w:r>
+      <w:r>
+        <w:t xml:space="preserve">Are there differences between explicit and implicit partisans?</w:t>
       </w:r>
     </w:p>
     <w:bookmarkEnd w:id="52"/>
@@ -1857,7 +1970,7 @@
     <w:bookmarkEnd w:id="63"/>
     <w:bookmarkEnd w:id="64"/>
     <w:bookmarkEnd w:id="65"/>
-    <w:bookmarkStart w:id="91" w:name="appendix"/>
+    <w:bookmarkStart w:id="92" w:name="appendix"/>
     <w:p>
       <w:pPr>
         <w:pStyle w:val="Heading2"/>
@@ -7373,285 +7486,13 @@
       </w:hyperlink>
     </w:p>
     <w:bookmarkEnd w:id="72"/>
-    <w:bookmarkStart w:id="77" w:name="experimental-setup"/>
+    <w:bookmarkStart w:id="74" w:name="survey-item-wording-english-version"/>
     <w:p>
       <w:pPr>
         <w:pStyle w:val="Heading3"/>
       </w:pPr>
       <w:r>
-        <w:t xml:space="preserve">8.2 Experimental setup</w:t>
-      </w:r>
-    </w:p>
-    <w:p>
-      <w:pPr>
-        <w:pStyle w:val="FirstParagraph"/>
-      </w:pPr>
-      <w:r>
-        <w:t xml:space="preserve">Before the behavioral games,</w:t>
-      </w:r>
-      <w:r>
-        <w:t xml:space="preserve"> </w:t>
-      </w:r>
-      <w:r>
-        <w:t xml:space="preserve">Hahm, Hilpert, and König (</w:t>
-      </w:r>
-      <w:hyperlink w:anchor="ref-hahm2024divided">
-        <w:r>
-          <w:rPr>
-            <w:rStyle w:val="Hyperlink"/>
-          </w:rPr>
-          <w:t xml:space="preserve">2024</w:t>
-        </w:r>
-      </w:hyperlink>
-      <w:r>
-        <w:t xml:space="preserve">)</w:t>
-      </w:r>
-      <w:r>
-        <w:t xml:space="preserve"> </w:t>
-      </w:r>
-      <w:r>
-        <w:t xml:space="preserve">presented respondents a short background information overview and instructions. For the dictator game, these were:</w:t>
-      </w:r>
-      <w:r>
-        <w:t xml:space="preserve"> </w:t>
-      </w:r>
-      <w:r>
-        <w:rPr>
-          <w:i/>
-          <w:iCs/>
-        </w:rPr>
-        <w:t xml:space="preserve">This game is played by pairs of individuals.</w:t>
-      </w:r>
-      <w:r>
-        <w:t xml:space="preserve"> </w:t>
-      </w:r>
-      <w:r>
-        <w:rPr>
-          <w:i/>
-          <w:iCs/>
-        </w:rPr>
-        <w:t xml:space="preserve">Each pair is made up of a Player 1 and a Player 2.</w:t>
-      </w:r>
-      <w:r>
-        <w:t xml:space="preserve"> </w:t>
-      </w:r>
-      <w:r>
-        <w:rPr>
-          <w:i/>
-          <w:iCs/>
-        </w:rPr>
-        <w:t xml:space="preserve">Each player will have some information about the other player, but you will not be told who the other players are during or after the experiment.</w:t>
-      </w:r>
-      <w:r>
-        <w:t xml:space="preserve"> </w:t>
-      </w:r>
-      <w:r>
-        <w:rPr>
-          <w:i/>
-          <w:iCs/>
-        </w:rPr>
-        <w:t xml:space="preserve">The game is conducted as follows: A sum of 10 tokens will be provisionally allocated to Player 1 at the start of each round.</w:t>
-      </w:r>
-      <w:r>
-        <w:t xml:space="preserve"> </w:t>
-      </w:r>
-      <w:r>
-        <w:rPr>
-          <w:i/>
-          <w:iCs/>
-        </w:rPr>
-        <w:t xml:space="preserve">Player 1 will then decide how much of the 10 tokens to offer to Player 2.</w:t>
-      </w:r>
-      <w:r>
-        <w:t xml:space="preserve"> </w:t>
-      </w:r>
-      <w:r>
-        <w:rPr>
-          <w:i/>
-          <w:iCs/>
-        </w:rPr>
-        <w:t xml:space="preserve">Player 1 could give some, all, or none of the 10 tokens.</w:t>
-      </w:r>
-      <w:r>
-        <w:t xml:space="preserve"> </w:t>
-      </w:r>
-      <w:r>
-        <w:rPr>
-          <w:i/>
-          <w:iCs/>
-        </w:rPr>
-        <w:t xml:space="preserve">Player 1 keeps all tokens not given to Player 2.</w:t>
-      </w:r>
-      <w:r>
-        <w:t xml:space="preserve"> </w:t>
-      </w:r>
-      <w:r>
-        <w:rPr>
-          <w:i/>
-          <w:iCs/>
-        </w:rPr>
-        <w:t xml:space="preserve">Player 2 gets to keep all the tokens Player 1 offers.</w:t>
-      </w:r>
-      <w:r>
-        <w:t xml:space="preserve"> </w:t>
-      </w:r>
-      <w:r>
-        <w:rPr>
-          <w:i/>
-          <w:iCs/>
-        </w:rPr>
-        <w:t xml:space="preserve">You will play this game three times with three different people.</w:t>
-      </w:r>
-      <w:r>
-        <w:t xml:space="preserve"> </w:t>
-      </w:r>
-      <w:r>
-        <w:t xml:space="preserve">In the trust game, the provided information and instruction were:</w:t>
-      </w:r>
-      <w:r>
-        <w:t xml:space="preserve"> </w:t>
-      </w:r>
-      <w:r>
-        <w:rPr>
-          <w:i/>
-          <w:iCs/>
-        </w:rPr>
-        <w:t xml:space="preserve">This game is played by pairs of individuals.</w:t>
-      </w:r>
-      <w:r>
-        <w:t xml:space="preserve"> </w:t>
-      </w:r>
-      <w:r>
-        <w:rPr>
-          <w:i/>
-          <w:iCs/>
-        </w:rPr>
-        <w:t xml:space="preserve">Each pair is made up of a Player 1 and a Player 2.</w:t>
-      </w:r>
-      <w:r>
-        <w:t xml:space="preserve"> </w:t>
-      </w:r>
-      <w:r>
-        <w:rPr>
-          <w:i/>
-          <w:iCs/>
-        </w:rPr>
-        <w:t xml:space="preserve">Each player will have some information about the other player, but you will not be told who the other players are during or after the experiment.</w:t>
-      </w:r>
-      <w:r>
-        <w:t xml:space="preserve"> </w:t>
-      </w:r>
-      <w:r>
-        <w:rPr>
-          <w:i/>
-          <w:iCs/>
-        </w:rPr>
-        <w:t xml:space="preserve">Each player will receive 10 tokens.</w:t>
-      </w:r>
-      <w:r>
-        <w:t xml:space="preserve"> </w:t>
-      </w:r>
-      <w:r>
-        <w:rPr>
-          <w:i/>
-          <w:iCs/>
-        </w:rPr>
-        <w:t xml:space="preserve">Player 1 then has the opportunity to give a portion of his or her 10 tokens to Player 2.</w:t>
-      </w:r>
-      <w:r>
-        <w:t xml:space="preserve"> </w:t>
-      </w:r>
-      <w:r>
-        <w:rPr>
-          <w:i/>
-          <w:iCs/>
-        </w:rPr>
-        <w:t xml:space="preserve">Player 1 could give some, all, or none of the 10 tokens.</w:t>
-      </w:r>
-      <w:r>
-        <w:t xml:space="preserve"> </w:t>
-      </w:r>
-      <w:r>
-        <w:rPr>
-          <w:i/>
-          <w:iCs/>
-        </w:rPr>
-        <w:t xml:space="preserve">Whatever amount Player 1 decides to give to Player 2 will be tripled before it is passed on to Player 2.</w:t>
-      </w:r>
-      <w:r>
-        <w:t xml:space="preserve"> </w:t>
-      </w:r>
-      <w:r>
-        <w:rPr>
-          <w:i/>
-          <w:iCs/>
-        </w:rPr>
-        <w:t xml:space="preserve">Player 2 then has the option of returning any portion of this tripled amount to Player 1.</w:t>
-      </w:r>
-      <w:r>
-        <w:t xml:space="preserve"> </w:t>
-      </w:r>
-      <w:r>
-        <w:rPr>
-          <w:i/>
-          <w:iCs/>
-        </w:rPr>
-        <w:t xml:space="preserve">Then, the game is over.</w:t>
-      </w:r>
-      <w:r>
-        <w:t xml:space="preserve"> </w:t>
-      </w:r>
-      <w:r>
-        <w:rPr>
-          <w:i/>
-          <w:iCs/>
-        </w:rPr>
-        <w:t xml:space="preserve">Player 1 receives whatever he or she keeps from the original 10 tokens, plus anything returned to him or her by Player 2. Player 2 receives their original 10 tokens, plus whatever he or she keeps after returning any portion of the tripled amount to Player 1.</w:t>
-      </w:r>
-      <w:r>
-        <w:t xml:space="preserve"> </w:t>
-      </w:r>
-      <w:r>
-        <w:rPr>
-          <w:i/>
-          <w:iCs/>
-        </w:rPr>
-        <w:t xml:space="preserve">You will play this game three times, with three different people.</w:t>
-      </w:r>
-      <w:r>
-        <w:t xml:space="preserve"> </w:t>
-      </w:r>
-      <w:r>
-        <w:rPr>
-          <w:i/>
-          <w:iCs/>
-        </w:rPr>
-        <w:t xml:space="preserve">The more tokens you obtain, the more successful you will be.</w:t>
-      </w:r>
-    </w:p>
-    <w:p>
-      <w:pPr>
-        <w:pStyle w:val="BodyText"/>
-      </w:pPr>
-      <w:r>
-        <w:t xml:space="preserve">In both games respondents were shown a tabular overview of Player 2 after the instructions.</w:t>
-      </w:r>
-      <w:r>
-        <w:t xml:space="preserve"> </w:t>
-      </w:r>
-      <w:hyperlink w:anchor="fig-example-profile">
-        <w:r>
-          <w:rPr>
-            <w:rStyle w:val="Hyperlink"/>
-          </w:rPr>
-          <w:t xml:space="preserve">Figure 6</w:t>
-        </w:r>
-      </w:hyperlink>
-      <w:r>
-        <w:t xml:space="preserve"> </w:t>
-      </w:r>
-      <w:r>
-        <w:t xml:space="preserve">shows an example of such a profile along with the interface respondents were provided to assign the 10 tokens. Each round, a new profile was displayed to respondents.</w:t>
+        <w:t xml:space="preserve">8.2 Survey item wording (English version)</w:t>
       </w:r>
     </w:p>
     <w:tbl>
@@ -7667,7 +7508,392 @@
       <w:tr>
         <w:tc>
           <w:tcPr/>
-          <w:bookmarkStart w:id="76" w:name="fig-example-profile"/>
+          <w:bookmarkStart w:id="73" w:name="tbl-survey-items"/>
+          <w:p>
+            <w:pPr>
+              <w:jc w:val="center"/>
+            </w:pPr>
+            <w:pPr>
+              <w:jc w:val="left"/>
+              <w:spacing w:before="200"/>
+              <w:pStyle w:val="ImageCaption"/>
+            </w:pPr>
+            <w:r>
+              <w:t xml:space="preserve">Table 4: Survey item wording (English version)</w:t>
+            </w:r>
+          </w:p>
+          <w:tbl>
+            <w:tblPr>
+              <w:tblStyle w:val="Table"/>
+              <w:tblW w:type="pct" w:w="5000"/>
+              <w:tblLayout w:type="fixed"/>
+              <w:tblLook w:firstRow="1" w:lastRow="0" w:firstColumn="0" w:lastColumn="0" w:noHBand="0" w:noVBand="0" w:val="0020"/>
+            </w:tblPr>
+            <w:tblGrid>
+              <w:gridCol w:w="1667"/>
+              <w:gridCol w:w="6252"/>
+            </w:tblGrid>
+            <w:tr>
+              <w:trPr>
+                <w:tblHeader w:val="on"/>
+              </w:trPr>
+              <w:tc>
+                <w:tcPr/>
+                <w:p>
+                  <w:pPr>
+                    <w:pStyle w:val="Compact"/>
+                    <w:jc w:val="left"/>
+                    <w:jc w:val="center"/>
+                  </w:pPr>
+                  <w:r>
+                    <w:t xml:space="preserve">Variable</w:t>
+                  </w:r>
+                </w:p>
+              </w:tc>
+              <w:tc>
+                <w:tcPr/>
+                <w:p>
+                  <w:pPr>
+                    <w:pStyle w:val="Compact"/>
+                    <w:jc w:val="left"/>
+                    <w:jc w:val="center"/>
+                  </w:pPr>
+                  <w:r>
+                    <w:t xml:space="preserve">Question</w:t>
+                  </w:r>
+                </w:p>
+              </w:tc>
+            </w:tr>
+            <w:tr>
+              <w:tc>
+                <w:tcPr/>
+                <w:p>
+                  <w:pPr>
+                    <w:pStyle w:val="Compact"/>
+                    <w:jc w:val="left"/>
+                    <w:jc w:val="center"/>
+                  </w:pPr>
+                  <w:r>
+                    <w:t xml:space="preserve">Feeling Thermometer</w:t>
+                  </w:r>
+                </w:p>
+              </w:tc>
+              <w:tc>
+                <w:tcPr/>
+                <w:p>
+                  <w:pPr>
+                    <w:pStyle w:val="Compact"/>
+                    <w:jc w:val="left"/>
+                    <w:jc w:val="center"/>
+                  </w:pPr>
+                  <w:r>
+                    <w:t xml:space="preserve">We would like to get your feelings toward some political parties and political leaders in the news these days. Below there is a list of parties and people. I’d like you to rate them using something we call the feeling thermometer. Ratings between 50 degrees and 100 degrees mean that you feel favorable and warm toward the party or person. Ratings between 0 degrees and 50 degrees mean that you don’t feel favorable toward the party or person and that you don’t care too much for that party or person. You would rate the political party or the person at the 50 degree mark if you don’t feel particularly warm or cold toward the person.</w:t>
+                  </w:r>
+                </w:p>
+              </w:tc>
+            </w:tr>
+          </w:tbl>
+          <w:bookmarkEnd w:id="73"/>
+          <w:p/>
+        </w:tc>
+      </w:tr>
+    </w:tbl>
+    <w:bookmarkEnd w:id="74"/>
+    <w:bookmarkStart w:id="79" w:name="experimental-setup"/>
+    <w:p>
+      <w:pPr>
+        <w:pStyle w:val="Heading3"/>
+      </w:pPr>
+      <w:r>
+        <w:t xml:space="preserve">8.3 Experimental setup</w:t>
+      </w:r>
+    </w:p>
+    <w:p>
+      <w:pPr>
+        <w:pStyle w:val="FirstParagraph"/>
+      </w:pPr>
+      <w:r>
+        <w:t xml:space="preserve">Before the behavioral games,</w:t>
+      </w:r>
+      <w:r>
+        <w:t xml:space="preserve"> </w:t>
+      </w:r>
+      <w:r>
+        <w:t xml:space="preserve">Hahm, Hilpert, and König (</w:t>
+      </w:r>
+      <w:hyperlink w:anchor="ref-hahm2024divided">
+        <w:r>
+          <w:rPr>
+            <w:rStyle w:val="Hyperlink"/>
+          </w:rPr>
+          <w:t xml:space="preserve">2024</w:t>
+        </w:r>
+      </w:hyperlink>
+      <w:r>
+        <w:t xml:space="preserve">)</w:t>
+      </w:r>
+      <w:r>
+        <w:t xml:space="preserve"> </w:t>
+      </w:r>
+      <w:r>
+        <w:t xml:space="preserve">presented respondents a short background information overview and instructions. For the dictator game, these were:</w:t>
+      </w:r>
+      <w:r>
+        <w:t xml:space="preserve"> </w:t>
+      </w:r>
+      <w:r>
+        <w:rPr>
+          <w:i/>
+          <w:iCs/>
+        </w:rPr>
+        <w:t xml:space="preserve">This game is played by pairs of individuals.</w:t>
+      </w:r>
+      <w:r>
+        <w:t xml:space="preserve"> </w:t>
+      </w:r>
+      <w:r>
+        <w:rPr>
+          <w:i/>
+          <w:iCs/>
+        </w:rPr>
+        <w:t xml:space="preserve">Each pair is made up of a Player 1 and a Player 2.</w:t>
+      </w:r>
+      <w:r>
+        <w:t xml:space="preserve"> </w:t>
+      </w:r>
+      <w:r>
+        <w:rPr>
+          <w:i/>
+          <w:iCs/>
+        </w:rPr>
+        <w:t xml:space="preserve">Each player will have some information about the other player, but you will not be told who the other players are during or after the experiment.</w:t>
+      </w:r>
+      <w:r>
+        <w:t xml:space="preserve"> </w:t>
+      </w:r>
+      <w:r>
+        <w:rPr>
+          <w:i/>
+          <w:iCs/>
+        </w:rPr>
+        <w:t xml:space="preserve">The game is conducted as follows: A sum of 10 tokens will be provisionally allocated to Player 1 at the start of each round.</w:t>
+      </w:r>
+      <w:r>
+        <w:t xml:space="preserve"> </w:t>
+      </w:r>
+      <w:r>
+        <w:rPr>
+          <w:i/>
+          <w:iCs/>
+        </w:rPr>
+        <w:t xml:space="preserve">Player 1 will then decide how much of the 10 tokens to offer to Player 2.</w:t>
+      </w:r>
+      <w:r>
+        <w:t xml:space="preserve"> </w:t>
+      </w:r>
+      <w:r>
+        <w:rPr>
+          <w:i/>
+          <w:iCs/>
+        </w:rPr>
+        <w:t xml:space="preserve">Player 1 could give some, all, or none of the 10 tokens.</w:t>
+      </w:r>
+      <w:r>
+        <w:t xml:space="preserve"> </w:t>
+      </w:r>
+      <w:r>
+        <w:rPr>
+          <w:i/>
+          <w:iCs/>
+        </w:rPr>
+        <w:t xml:space="preserve">Player 1 keeps all tokens not given to Player 2.</w:t>
+      </w:r>
+      <w:r>
+        <w:t xml:space="preserve"> </w:t>
+      </w:r>
+      <w:r>
+        <w:rPr>
+          <w:i/>
+          <w:iCs/>
+        </w:rPr>
+        <w:t xml:space="preserve">Player 2 gets to keep all the tokens Player 1 offers.</w:t>
+      </w:r>
+      <w:r>
+        <w:t xml:space="preserve"> </w:t>
+      </w:r>
+      <w:r>
+        <w:rPr>
+          <w:i/>
+          <w:iCs/>
+        </w:rPr>
+        <w:t xml:space="preserve">You will play this game three times with three different people.</w:t>
+      </w:r>
+      <w:r>
+        <w:t xml:space="preserve"> </w:t>
+      </w:r>
+      <w:r>
+        <w:t xml:space="preserve">In the trust game, the provided information and instruction were:</w:t>
+      </w:r>
+      <w:r>
+        <w:t xml:space="preserve"> </w:t>
+      </w:r>
+      <w:r>
+        <w:rPr>
+          <w:i/>
+          <w:iCs/>
+        </w:rPr>
+        <w:t xml:space="preserve">This game is played by pairs of individuals.</w:t>
+      </w:r>
+      <w:r>
+        <w:t xml:space="preserve"> </w:t>
+      </w:r>
+      <w:r>
+        <w:rPr>
+          <w:i/>
+          <w:iCs/>
+        </w:rPr>
+        <w:t xml:space="preserve">Each pair is made up of a Player 1 and a Player 2.</w:t>
+      </w:r>
+      <w:r>
+        <w:t xml:space="preserve"> </w:t>
+      </w:r>
+      <w:r>
+        <w:rPr>
+          <w:i/>
+          <w:iCs/>
+        </w:rPr>
+        <w:t xml:space="preserve">Each player will have some information about the other player, but you will not be told who the other players are during or after the experiment.</w:t>
+      </w:r>
+      <w:r>
+        <w:t xml:space="preserve"> </w:t>
+      </w:r>
+      <w:r>
+        <w:rPr>
+          <w:i/>
+          <w:iCs/>
+        </w:rPr>
+        <w:t xml:space="preserve">Each player will receive 10 tokens.</w:t>
+      </w:r>
+      <w:r>
+        <w:t xml:space="preserve"> </w:t>
+      </w:r>
+      <w:r>
+        <w:rPr>
+          <w:i/>
+          <w:iCs/>
+        </w:rPr>
+        <w:t xml:space="preserve">Player 1 then has the opportunity to give a portion of his or her 10 tokens to Player 2.</w:t>
+      </w:r>
+      <w:r>
+        <w:t xml:space="preserve"> </w:t>
+      </w:r>
+      <w:r>
+        <w:rPr>
+          <w:i/>
+          <w:iCs/>
+        </w:rPr>
+        <w:t xml:space="preserve">Player 1 could give some, all, or none of the 10 tokens.</w:t>
+      </w:r>
+      <w:r>
+        <w:t xml:space="preserve"> </w:t>
+      </w:r>
+      <w:r>
+        <w:rPr>
+          <w:i/>
+          <w:iCs/>
+        </w:rPr>
+        <w:t xml:space="preserve">Whatever amount Player 1 decides to give to Player 2 will be tripled before it is passed on to Player 2.</w:t>
+      </w:r>
+      <w:r>
+        <w:t xml:space="preserve"> </w:t>
+      </w:r>
+      <w:r>
+        <w:rPr>
+          <w:i/>
+          <w:iCs/>
+        </w:rPr>
+        <w:t xml:space="preserve">Player 2 then has the option of returning any portion of this tripled amount to Player 1.</w:t>
+      </w:r>
+      <w:r>
+        <w:t xml:space="preserve"> </w:t>
+      </w:r>
+      <w:r>
+        <w:rPr>
+          <w:i/>
+          <w:iCs/>
+        </w:rPr>
+        <w:t xml:space="preserve">Then, the game is over.</w:t>
+      </w:r>
+      <w:r>
+        <w:t xml:space="preserve"> </w:t>
+      </w:r>
+      <w:r>
+        <w:rPr>
+          <w:i/>
+          <w:iCs/>
+        </w:rPr>
+        <w:t xml:space="preserve">Player 1 receives whatever he or she keeps from the original 10 tokens, plus anything returned to him or her by Player 2. Player 2 receives their original 10 tokens, plus whatever he or she keeps after returning any portion of the tripled amount to Player 1.</w:t>
+      </w:r>
+      <w:r>
+        <w:t xml:space="preserve"> </w:t>
+      </w:r>
+      <w:r>
+        <w:rPr>
+          <w:i/>
+          <w:iCs/>
+        </w:rPr>
+        <w:t xml:space="preserve">You will play this game three times, with three different people.</w:t>
+      </w:r>
+      <w:r>
+        <w:t xml:space="preserve"> </w:t>
+      </w:r>
+      <w:r>
+        <w:rPr>
+          <w:i/>
+          <w:iCs/>
+        </w:rPr>
+        <w:t xml:space="preserve">The more tokens you obtain, the more successful you will be.</w:t>
+      </w:r>
+    </w:p>
+    <w:p>
+      <w:pPr>
+        <w:pStyle w:val="BodyText"/>
+      </w:pPr>
+      <w:r>
+        <w:t xml:space="preserve">In both games respondents were shown a tabular overview of Player 2 after the instructions.</w:t>
+      </w:r>
+      <w:r>
+        <w:t xml:space="preserve"> </w:t>
+      </w:r>
+      <w:hyperlink w:anchor="fig-example-profile">
+        <w:r>
+          <w:rPr>
+            <w:rStyle w:val="Hyperlink"/>
+          </w:rPr>
+          <w:t xml:space="preserve">Figure 6</w:t>
+        </w:r>
+      </w:hyperlink>
+      <w:r>
+        <w:t xml:space="preserve"> </w:t>
+      </w:r>
+      <w:r>
+        <w:t xml:space="preserve">shows an example of such a profile along with the interface respondents were provided to assign the 10 tokens. Each round, a new profile was displayed to respondents.</w:t>
+      </w:r>
+    </w:p>
+    <w:tbl>
+      <w:tblPr>
+        <w:tblStyle w:val="Table"/>
+        <w:tblW w:type="pct" w:w="5000"/>
+        <w:tblLayout w:type="fixed"/>
+        <w:tblLook w:firstRow="0" w:lastRow="0" w:firstColumn="0" w:lastColumn="0" w:noHBand="0" w:noVBand="0" w:val="0000"/>
+      </w:tblPr>
+      <w:tblGrid>
+        <w:gridCol w:w="7920"/>
+      </w:tblGrid>
+      <w:tr>
+        <w:tc>
+          <w:tcPr/>
+          <w:bookmarkStart w:id="78" w:name="fig-example-profile"/>
           <w:p>
             <w:pPr>
               <w:pStyle w:val="Compact"/>
@@ -7678,18 +7904,18 @@
                 <wp:inline>
                   <wp:extent cx="4458846" cy="3911430"/>
                   <wp:effectExtent b="0" l="0" r="0" t="0"/>
-                  <wp:docPr descr="" title="" id="74" name="Picture"/>
+                  <wp:docPr descr="" title="" id="76" name="Picture"/>
                   <a:graphic>
                     <a:graphicData uri="http://schemas.openxmlformats.org/drawingml/2006/picture">
                       <pic:pic>
                         <pic:nvPicPr>
-                          <pic:cNvPr descr="images/cj-example-profile.png" id="75" name="Picture"/>
+                          <pic:cNvPr descr="images/cj-example-profile.png" id="77" name="Picture"/>
                           <pic:cNvPicPr>
                             <a:picLocks noChangeArrowheads="1" noChangeAspect="1"/>
                           </pic:cNvPicPr>
                         </pic:nvPicPr>
                         <pic:blipFill>
-                          <a:blip r:embed="rId73"/>
+                          <a:blip r:embed="rId75"/>
                           <a:stretch>
                             <a:fillRect/>
                           </a:stretch>
@@ -7729,18 +7955,18 @@
               <w:t xml:space="preserve">Figure 6: Example of potential co-player profile.</w:t>
             </w:r>
           </w:p>
-          <w:bookmarkEnd w:id="76"/>
+          <w:bookmarkEnd w:id="78"/>
         </w:tc>
       </w:tr>
     </w:tbl>
-    <w:bookmarkEnd w:id="77"/>
-    <w:bookmarkStart w:id="83" w:name="distribution-of-y"/>
+    <w:bookmarkEnd w:id="79"/>
+    <w:bookmarkStart w:id="90" w:name="distribution-of-y"/>
     <w:p>
       <w:pPr>
         <w:pStyle w:val="Heading3"/>
       </w:pPr>
       <w:r>
-        <w:t xml:space="preserve">8.3 Distribution of Y</w:t>
+        <w:t xml:space="preserve">8.4 Distribution of Y</w:t>
       </w:r>
     </w:p>
     <w:tbl>
@@ -7756,7 +7982,7 @@
       <w:tr>
         <w:tc>
           <w:tcPr/>
-          <w:bookmarkStart w:id="81" w:name="fig-distr-y"/>
+          <w:bookmarkStart w:id="83" w:name="fig-distr-token"/>
           <w:p>
             <w:pPr>
               <w:pStyle w:val="Compact"/>
@@ -7767,18 +7993,18 @@
                 <wp:inline>
                   <wp:extent cx="5334000" cy="3810000"/>
                   <wp:effectExtent b="0" l="0" r="0" t="0"/>
-                  <wp:docPr descr="" title="" id="79" name="Picture"/>
+                  <wp:docPr descr="" title="" id="81" name="Picture"/>
                   <a:graphic>
                     <a:graphicData uri="http://schemas.openxmlformats.org/drawingml/2006/picture">
                       <pic:pic>
                         <pic:nvPicPr>
-                          <pic:cNvPr descr="index_files/figure-docx/code-03_explanal-3.1_descr_anal-fig-distr-y-output-2.png" id="80" name="Picture"/>
+                          <pic:cNvPr descr="index_files/figure-docx/code-03_explanal-3.1_descr_anal-fig-distr-token-output-2.png" id="82" name="Picture"/>
                           <pic:cNvPicPr>
                             <a:picLocks noChangeArrowheads="1" noChangeAspect="1"/>
                           </pic:cNvPicPr>
                         </pic:nvPicPr>
                         <pic:blipFill>
-                          <a:blip r:embed="rId78"/>
+                          <a:blip r:embed="rId80"/>
                           <a:stretch>
                             <a:fillRect/>
                           </a:stretch>
@@ -7815,7 +8041,7 @@
               <w:pStyle w:val="ImageCaption"/>
             </w:pPr>
             <w:r>
-              <w:t xml:space="preserve">Figure 7: Distribution of token allocation (Y) by game. Dictator game:</w:t>
+              <w:t xml:space="preserve">Figure 7: Distribution of token allocation by game. Dictator game:</w:t>
             </w:r>
             <w:r>
               <w:t xml:space="preserve"> </w:t>
@@ -7989,7 +8215,7 @@
               </m:r>
             </m:oMath>
           </w:p>
-          <w:bookmarkEnd w:id="81"/>
+          <w:bookmarkEnd w:id="83"/>
         </w:tc>
       </w:tr>
     </w:tbl>
@@ -8009,7 +8235,7 @@
         </w:rPr>
         <w:t xml:space="preserve"> </w:t>
       </w:r>
-      <w:hyperlink r:id="rId82">
+      <w:hyperlink r:id="rId84">
         <w:r>
           <w:rPr>
             <w:rStyle w:val="Hyperlink"/>
@@ -8018,16 +8244,6 @@
           <w:t xml:space="preserve">Code Notebook 3.1</w:t>
         </w:r>
       </w:hyperlink>
-    </w:p>
-    <w:bookmarkEnd w:id="83"/>
-    <w:bookmarkStart w:id="86" w:name="distribution-of-t-and-r"/>
-    <w:p>
-      <w:pPr>
-        <w:pStyle w:val="Heading3"/>
-      </w:pPr>
-      <w:r>
-        <w:t xml:space="preserve">8.4 Distribution of T and R</w:t>
-      </w:r>
     </w:p>
     <w:tbl>
       <w:tblPr>
@@ -8042,7 +8258,55 @@
       <w:tr>
         <w:tc>
           <w:tcPr/>
-          <w:bookmarkStart w:id="84" w:name="tbl-t-r-distr"/>
+          <w:bookmarkStart w:id="88" w:name="fig-distr-thermo"/>
+          <w:p>
+            <w:pPr>
+              <w:pStyle w:val="Compact"/>
+              <w:jc w:val="center"/>
+            </w:pPr>
+            <w:r>
+              <w:drawing>
+                <wp:inline>
+                  <wp:extent cx="5334000" cy="3809999"/>
+                  <wp:effectExtent b="0" l="0" r="0" t="0"/>
+                  <wp:docPr descr="" title="" id="86" name="Picture"/>
+                  <a:graphic>
+                    <a:graphicData uri="http://schemas.openxmlformats.org/drawingml/2006/picture">
+                      <pic:pic>
+                        <pic:nvPicPr>
+                          <pic:cNvPr descr="index_files/figure-docx/code-03_explanal-3.2_ap_measures-fig-distr-thermo-output-2.png" id="87" name="Picture"/>
+                          <pic:cNvPicPr>
+                            <a:picLocks noChangeArrowheads="1" noChangeAspect="1"/>
+                          </pic:cNvPicPr>
+                        </pic:nvPicPr>
+                        <pic:blipFill>
+                          <a:blip r:embed="rId85"/>
+                          <a:stretch>
+                            <a:fillRect/>
+                          </a:stretch>
+                        </pic:blipFill>
+                        <pic:spPr bwMode="auto">
+                          <a:xfrm>
+                            <a:off x="0" y="0"/>
+                            <a:ext cx="5334000" cy="3809999"/>
+                          </a:xfrm>
+                          <a:prstGeom prst="rect">
+                            <a:avLst/>
+                          </a:prstGeom>
+                          <a:noFill/>
+                          <a:ln w="9525">
+                            <a:noFill/>
+                            <a:headEnd/>
+                            <a:tailEnd/>
+                          </a:ln>
+                        </pic:spPr>
+                      </pic:pic>
+                    </a:graphicData>
+                  </a:graphic>
+                </wp:inline>
+              </w:drawing>
+            </w:r>
+          </w:p>
           <w:p>
             <w:pPr>
               <w:jc w:val="center"/>
@@ -8053,189 +8317,94 @@
               <w:pStyle w:val="ImageCaption"/>
             </w:pPr>
             <w:r>
-              <w:t xml:space="preserve">Table 4</w:t>
+              <w:t xml:space="preserve">Figure 8: Distribution of thermometer ratings (rescaled from 0-100 to 0-10).</w:t>
             </w:r>
+            <w:r>
+              <w:t xml:space="preserve"> </w:t>
+            </w:r>
+            <m:oMath>
+              <m:r>
+                <m:t>M</m:t>
+              </m:r>
+              <m:r>
+                <m:t>e</m:t>
+              </m:r>
+              <m:r>
+                <m:t>a</m:t>
+              </m:r>
+              <m:r>
+                <m:t>n</m:t>
+              </m:r>
+              <m:r>
+                <m:rPr>
+                  <m:sty m:val="p"/>
+                </m:rPr>
+                <m:t>=</m:t>
+              </m:r>
+              <m:r>
+                <m:t>3.89</m:t>
+              </m:r>
+            </m:oMath>
+            <w:r>
+              <w:t xml:space="preserve">,</w:t>
+            </w:r>
+            <w:r>
+              <w:t xml:space="preserve"> </w:t>
+            </w:r>
+            <m:oMath>
+              <m:r>
+                <m:t>m</m:t>
+              </m:r>
+              <m:r>
+                <m:t>e</m:t>
+              </m:r>
+              <m:r>
+                <m:t>d</m:t>
+              </m:r>
+              <m:r>
+                <m:t>i</m:t>
+              </m:r>
+              <m:r>
+                <m:t>a</m:t>
+              </m:r>
+              <m:r>
+                <m:t>n</m:t>
+              </m:r>
+              <m:r>
+                <m:rPr>
+                  <m:sty m:val="p"/>
+                </m:rPr>
+                <m:t>=</m:t>
+              </m:r>
+              <m:r>
+                <m:t>4</m:t>
+              </m:r>
+            </m:oMath>
+            <w:r>
+              <w:t xml:space="preserve">,</w:t>
+            </w:r>
+            <w:r>
+              <w:t xml:space="preserve"> </w:t>
+            </w:r>
+            <m:oMath>
+              <m:r>
+                <m:t>S</m:t>
+              </m:r>
+              <m:r>
+                <m:t>D</m:t>
+              </m:r>
+              <m:r>
+                <m:rPr>
+                  <m:sty m:val="p"/>
+                </m:rPr>
+                <m:t>=</m:t>
+              </m:r>
+              <m:r>
+                <m:t>3.04</m:t>
+              </m:r>
+            </m:oMath>
           </w:p>
-          <w:tbl>
-            <w:tblPr>
-              <w:tblStyle w:val="Table"/>
-              <w:tblW w:type="auto" w:w="0"/>
-              <w:tblLook w:firstRow="1" w:lastRow="0" w:firstColumn="0" w:lastColumn="0" w:noHBand="0" w:noVBand="0" w:val="0020"/>
-            </w:tblPr>
-            <w:tblGrid>
-              <w:gridCol w:w="1980"/>
-              <w:gridCol w:w="1980"/>
-              <w:gridCol w:w="1980"/>
-              <w:gridCol w:w="1980"/>
-            </w:tblGrid>
-            <w:tr>
-              <w:trPr>
-                <w:tblHeader w:val="on"/>
-              </w:trPr>
-              <w:tc>
-                <w:tcPr/>
-                <w:p>
-                  <w:pPr>
-                    <w:pStyle w:val="Compact"/>
-                    <w:jc w:val="left"/>
-                    <w:jc w:val="center"/>
-                  </w:pPr>
-                  <w:r>
-                    <w:t xml:space="preserve">der_partisan_type</w:t>
-                  </w:r>
-                </w:p>
-              </w:tc>
-              <w:tc>
-                <w:tcPr/>
-                <w:p>
-                  <w:pPr>
-                    <w:pStyle w:val="Compact"/>
-                    <w:jc w:val="left"/>
-                    <w:jc w:val="center"/>
-                  </w:pPr>
-                  <w:r>
-                    <w:t xml:space="preserve">None</w:t>
-                  </w:r>
-                </w:p>
-              </w:tc>
-              <w:tc>
-                <w:tcPr/>
-                <w:p>
-                  <w:pPr>
-                    <w:pStyle w:val="Compact"/>
-                    <w:jc w:val="left"/>
-                    <w:jc w:val="center"/>
-                  </w:pPr>
-                  <w:r>
-                    <w:t xml:space="preserve">Co</w:t>
-                  </w:r>
-                </w:p>
-              </w:tc>
-              <w:tc>
-                <w:tcPr/>
-                <w:p>
-                  <w:pPr>
-                    <w:pStyle w:val="Compact"/>
-                    <w:jc w:val="left"/>
-                    <w:jc w:val="center"/>
-                  </w:pPr>
-                  <w:r>
-                    <w:t xml:space="preserve">Out</w:t>
-                  </w:r>
-                </w:p>
-              </w:tc>
-            </w:tr>
-            <w:tr>
-              <w:tc>
-                <w:tcPr/>
-                <w:p>
-                  <w:pPr>
-                    <w:pStyle w:val="Compact"/>
-                    <w:jc w:val="left"/>
-                    <w:jc w:val="center"/>
-                  </w:pPr>
-                  <w:r>
-                    <w:t xml:space="preserve">0</w:t>
-                  </w:r>
-                </w:p>
-              </w:tc>
-              <w:tc>
-                <w:tcPr/>
-                <w:p>
-                  <w:pPr>
-                    <w:pStyle w:val="Compact"/>
-                    <w:jc w:val="left"/>
-                    <w:jc w:val="center"/>
-                  </w:pPr>
-                  <w:r>
-                    <w:t xml:space="preserve">5123</w:t>
-                  </w:r>
-                </w:p>
-              </w:tc>
-              <w:tc>
-                <w:tcPr/>
-                <w:p>
-                  <w:pPr>
-                    <w:pStyle w:val="Compact"/>
-                    <w:jc w:val="left"/>
-                    <w:jc w:val="center"/>
-                  </w:pPr>
-                  <w:r>
-                    <w:t xml:space="preserve">1948</w:t>
-                  </w:r>
-                </w:p>
-              </w:tc>
-              <w:tc>
-                <w:tcPr/>
-                <w:p>
-                  <w:pPr>
-                    <w:pStyle w:val="Compact"/>
-                    <w:jc w:val="left"/>
-                    <w:jc w:val="center"/>
-                  </w:pPr>
-                  <w:r>
-                    <w:t xml:space="preserve">18465</w:t>
-                  </w:r>
-                </w:p>
-              </w:tc>
-            </w:tr>
-            <w:tr>
-              <w:tc>
-                <w:tcPr/>
-                <w:p>
-                  <w:pPr>
-                    <w:pStyle w:val="Compact"/>
-                    <w:jc w:val="left"/>
-                    <w:jc w:val="center"/>
-                  </w:pPr>
-                  <w:r>
-                    <w:t xml:space="preserve">1</w:t>
-                  </w:r>
-                </w:p>
-              </w:tc>
-              <w:tc>
-                <w:tcPr/>
-                <w:p>
-                  <w:pPr>
-                    <w:pStyle w:val="Compact"/>
-                    <w:jc w:val="left"/>
-                    <w:jc w:val="center"/>
-                  </w:pPr>
-                  <w:r>
-                    <w:t xml:space="preserve">14898</w:t>
-                  </w:r>
-                </w:p>
-              </w:tc>
-              <w:tc>
-                <w:tcPr/>
-                <w:p>
-                  <w:pPr>
-                    <w:pStyle w:val="Compact"/>
-                    <w:jc w:val="left"/>
-                    <w:jc w:val="center"/>
-                  </w:pPr>
-                  <w:r>
-                    <w:t xml:space="preserve">30820</w:t>
-                  </w:r>
-                </w:p>
-              </w:tc>
-              <w:tc>
-                <w:tcPr/>
-                <w:p>
-                  <w:pPr>
-                    <w:pStyle w:val="Compact"/>
-                    <w:jc w:val="left"/>
-                    <w:jc w:val="center"/>
-                  </w:pPr>
-                  <w:r>
-                    <w:t xml:space="preserve">29366</w:t>
-                  </w:r>
-                </w:p>
-              </w:tc>
-            </w:tr>
-          </w:tbl>
-          <w:bookmarkEnd w:id="84"/>
-          <w:p/>
+          <w:bookmarkEnd w:id="88"/>
         </w:tc>
       </w:tr>
     </w:tbl>
@@ -8255,2074 +8424,28 @@
         </w:rPr>
         <w:t xml:space="preserve"> </w:t>
       </w:r>
-      <w:hyperlink r:id="rId85">
+      <w:hyperlink r:id="rId89">
         <w:r>
           <w:rPr>
             <w:rStyle w:val="Hyperlink"/>
             <w:vertAlign w:val="subscript"/>
           </w:rPr>
-          <w:t xml:space="preserve">Code Notebook 3.1</w:t>
+          <w:t xml:space="preserve">Code Notebook 3.2</w:t>
         </w:r>
       </w:hyperlink>
     </w:p>
-    <w:bookmarkEnd w:id="86"/>
-    <w:bookmarkStart w:id="89" w:name="distribution-of-covariates-by-t"/>
+    <w:bookmarkEnd w:id="90"/>
+    <w:bookmarkStart w:id="91" w:name="robustness"/>
     <w:p>
       <w:pPr>
         <w:pStyle w:val="Heading3"/>
       </w:pPr>
       <w:r>
-        <w:t xml:space="preserve">8.5 Distribution of Covariates by T</w:t>
-      </w:r>
-    </w:p>
-    <w:tbl>
-      <w:tblPr>
-        <w:tblStyle w:val="Table"/>
-        <w:tblW w:type="pct" w:w="5000"/>
-        <w:tblLayout w:type="fixed"/>
-        <w:tblLook w:firstRow="0" w:lastRow="0" w:firstColumn="0" w:lastColumn="0" w:noHBand="0" w:noVBand="0" w:val="0000"/>
-      </w:tblPr>
-      <w:tblGrid>
-        <w:gridCol w:w="7920"/>
-      </w:tblGrid>
-      <w:tr>
-        <w:tc>
-          <w:tcPr/>
-          <w:bookmarkStart w:id="87" w:name="tbl-covariate-distr"/>
-          <w:p>
-            <w:pPr>
-              <w:jc w:val="center"/>
-            </w:pPr>
-            <w:pPr>
-              <w:jc w:val="left"/>
-              <w:spacing w:before="200"/>
-              <w:pStyle w:val="ImageCaption"/>
-            </w:pPr>
-            <w:r>
-              <w:t xml:space="preserve">Table 5</w:t>
-            </w:r>
-          </w:p>
-          <w:tbl>
-            <w:tblPr>
-              <w:tblStyle w:val="Table"/>
-              <w:tblW w:type="pct" w:w="4960"/>
-              <w:tblLayout w:type="fixed"/>
-              <w:tblLook w:firstRow="1" w:lastRow="0" w:firstColumn="0" w:lastColumn="0" w:noHBand="0" w:noVBand="0" w:val="0020"/>
-            </w:tblPr>
-            <w:tblGrid>
-              <w:gridCol w:w="2618"/>
-              <w:gridCol w:w="2618"/>
-              <w:gridCol w:w="2618"/>
-            </w:tblGrid>
-            <w:tr>
-              <w:trPr>
-                <w:tblHeader w:val="on"/>
-              </w:trPr>
-              <w:tc>
-                <w:tcPr/>
-                <w:p>
-                  <w:pPr>
-                    <w:pStyle w:val="Compact"/>
-                    <w:jc w:val="left"/>
-                    <w:jc w:val="center"/>
-                  </w:pPr>
-                  <w:r>
-                    <w:rPr>
-                      <w:b/>
-                      <w:bCs/>
-                    </w:rPr>
-                    <w:t xml:space="preserve">Variable</w:t>
-                  </w:r>
-                </w:p>
-              </w:tc>
-              <w:tc>
-                <w:tcPr/>
-                <w:p>
-                  <w:pPr>
-                    <w:pStyle w:val="Compact"/>
-                    <w:jc w:val="left"/>
-                    <w:jc w:val="center"/>
-                  </w:pPr>
-                  <w:r>
-                    <w:rPr>
-                      <w:b/>
-                      <w:bCs/>
-                    </w:rPr>
-                    <w:t xml:space="preserve">0</w:t>
-                  </w:r>
-                  <w:r>
-                    <w:br/>
-                  </w:r>
-                  <w:r>
-                    <w:t xml:space="preserve">N = 25,536</w:t>
-                  </w:r>
-                  <w:r>
-                    <w:rPr>
-                      <w:vertAlign w:val="superscript"/>
-                    </w:rPr>
-                    <w:t xml:space="preserve">1</w:t>
-                  </w:r>
-                </w:p>
-              </w:tc>
-              <w:tc>
-                <w:tcPr/>
-                <w:p>
-                  <w:pPr>
-                    <w:pStyle w:val="Compact"/>
-                    <w:jc w:val="left"/>
-                    <w:jc w:val="center"/>
-                  </w:pPr>
-                  <w:r>
-                    <w:rPr>
-                      <w:b/>
-                      <w:bCs/>
-                    </w:rPr>
-                    <w:t xml:space="preserve">1</w:t>
-                  </w:r>
-                  <w:r>
-                    <w:br/>
-                  </w:r>
-                  <w:r>
-                    <w:t xml:space="preserve">N = 75,084</w:t>
-                  </w:r>
-                  <w:r>
-                    <w:rPr>
-                      <w:vertAlign w:val="superscript"/>
-                    </w:rPr>
-                    <w:t xml:space="preserve">1</w:t>
-                  </w:r>
-                </w:p>
-              </w:tc>
-            </w:tr>
-            <w:tr>
-              <w:tc>
-                <w:tcPr/>
-                <w:p>
-                  <w:pPr>
-                    <w:pStyle w:val="Compact"/>
-                    <w:jc w:val="left"/>
-                    <w:jc w:val="center"/>
-                  </w:pPr>
-                  <w:r>
-                    <w:t xml:space="preserve">q_lrpos2_z</w:t>
-                  </w:r>
-                </w:p>
-              </w:tc>
-              <w:tc>
-                <w:tcPr/>
-                <w:p>
-                  <w:pPr>
-                    <w:pStyle w:val="Compact"/>
-                    <w:jc w:val="left"/>
-                    <w:jc w:val="center"/>
-                  </w:pPr>
-                  <w:r>
-                    <w:t xml:space="preserve">-0.08 (-0.45, 0.29)</w:t>
-                  </w:r>
-                </w:p>
-              </w:tc>
-              <w:tc>
-                <w:tcPr/>
-                <w:p>
-                  <w:pPr>
-                    <w:pStyle w:val="Compact"/>
-                    <w:jc w:val="left"/>
-                    <w:jc w:val="center"/>
-                  </w:pPr>
-                  <w:r>
-                    <w:t xml:space="preserve">-0.08 (-0.82, 0.66)</w:t>
-                  </w:r>
-                </w:p>
-              </w:tc>
-            </w:tr>
-            <w:tr>
-              <w:tc>
-                <w:tcPr/>
-                <w:p>
-                  <w:pPr>
-                    <w:pStyle w:val="Compact"/>
-                    <w:jc w:val="left"/>
-                    <w:jc w:val="center"/>
-                  </w:pPr>
-                  <w:r>
-                    <w:t xml:space="preserve">q_eupos2_z</w:t>
-                  </w:r>
-                </w:p>
-              </w:tc>
-              <w:tc>
-                <w:tcPr/>
-                <w:p>
-                  <w:pPr>
-                    <w:pStyle w:val="Compact"/>
-                    <w:jc w:val="left"/>
-                    <w:jc w:val="center"/>
-                  </w:pPr>
-                  <w:r>
-                    <w:t xml:space="preserve">0.08 (-0.68, 0.46)</w:t>
-                  </w:r>
-                </w:p>
-              </w:tc>
-              <w:tc>
-                <w:tcPr/>
-                <w:p>
-                  <w:pPr>
-                    <w:pStyle w:val="Compact"/>
-                    <w:jc w:val="left"/>
-                    <w:jc w:val="center"/>
-                  </w:pPr>
-                  <w:r>
-                    <w:t xml:space="preserve">0.08 (-0.68, 0.84)</w:t>
-                  </w:r>
-                </w:p>
-              </w:tc>
-            </w:tr>
-            <w:tr>
-              <w:tc>
-                <w:tcPr/>
-                <w:p>
-                  <w:pPr>
-                    <w:pStyle w:val="Compact"/>
-                    <w:jc w:val="left"/>
-                    <w:jc w:val="center"/>
-                  </w:pPr>
-                  <w:r>
-                    <w:t xml:space="preserve">q_econ_nativism_z</w:t>
-                  </w:r>
-                </w:p>
-              </w:tc>
-              <w:tc>
-                <w:tcPr/>
-                <w:p>
-                  <w:pPr>
-                    <w:pStyle w:val="Compact"/>
-                    <w:jc w:val="left"/>
-                    <w:jc w:val="center"/>
-                  </w:pPr>
-                  <w:r>
-                    <w:t xml:space="preserve">0.15 (-1.03, 0.74)</w:t>
-                  </w:r>
-                </w:p>
-              </w:tc>
-              <w:tc>
-                <w:tcPr/>
-                <w:p>
-                  <w:pPr>
-                    <w:pStyle w:val="Compact"/>
-                    <w:jc w:val="left"/>
-                    <w:jc w:val="center"/>
-                  </w:pPr>
-                  <w:r>
-                    <w:t xml:space="preserve">0.15 (-1.03, 0.74)</w:t>
-                  </w:r>
-                </w:p>
-              </w:tc>
-            </w:tr>
-            <w:tr>
-              <w:tc>
-                <w:tcPr/>
-                <w:p>
-                  <w:pPr>
-                    <w:pStyle w:val="Compact"/>
-                    <w:jc w:val="left"/>
-                    <w:jc w:val="center"/>
-                  </w:pPr>
-                  <w:r>
-                    <w:t xml:space="preserve">q_cult_nativism_z</w:t>
-                  </w:r>
-                </w:p>
-              </w:tc>
-              <w:tc>
-                <w:tcPr/>
-                <w:p>
-                  <w:pPr>
-                    <w:pStyle w:val="Compact"/>
-                    <w:jc w:val="left"/>
-                    <w:jc w:val="center"/>
-                  </w:pPr>
-                  <w:r>
-                    <w:t xml:space="preserve">0.07 (-1.03, 0.62)</w:t>
-                  </w:r>
-                </w:p>
-              </w:tc>
-              <w:tc>
-                <w:tcPr/>
-                <w:p>
-                  <w:pPr>
-                    <w:pStyle w:val="Compact"/>
-                    <w:jc w:val="left"/>
-                    <w:jc w:val="center"/>
-                  </w:pPr>
-                  <w:r>
-                    <w:t xml:space="preserve">0.07 (-1.03, 0.62)</w:t>
-                  </w:r>
-                </w:p>
-              </w:tc>
-            </w:tr>
-            <w:tr>
-              <w:tc>
-                <w:tcPr/>
-                <w:p>
-                  <w:pPr>
-                    <w:pStyle w:val="Compact"/>
-                    <w:jc w:val="left"/>
-                    <w:jc w:val="center"/>
-                  </w:pPr>
-                  <w:r>
-                    <w:t xml:space="preserve">q_satis_demo_country_z</w:t>
-                  </w:r>
-                </w:p>
-              </w:tc>
-              <w:tc>
-                <w:tcPr/>
-                <w:p>
-                  <w:pPr>
-                    <w:pStyle w:val="Compact"/>
-                    <w:jc w:val="left"/>
-                    <w:jc w:val="center"/>
-                  </w:pPr>
-                  <w:r>
-                    <w:t xml:space="preserve">0.30 (-0.81, 1.40)</w:t>
-                  </w:r>
-                </w:p>
-              </w:tc>
-              <w:tc>
-                <w:tcPr/>
-                <w:p>
-                  <w:pPr>
-                    <w:pStyle w:val="Compact"/>
-                    <w:jc w:val="left"/>
-                    <w:jc w:val="center"/>
-                  </w:pPr>
-                  <w:r>
-                    <w:t xml:space="preserve">0.30 (-0.81, 0.30)</w:t>
-                  </w:r>
-                </w:p>
-              </w:tc>
-            </w:tr>
-            <w:tr>
-              <w:tc>
-                <w:tcPr/>
-                <w:p>
-                  <w:pPr>
-                    <w:pStyle w:val="Compact"/>
-                    <w:jc w:val="left"/>
-                    <w:jc w:val="center"/>
-                  </w:pPr>
-                  <w:r>
-                    <w:t xml:space="preserve">q_understand_nat_pol_z</w:t>
-                  </w:r>
-                </w:p>
-              </w:tc>
-              <w:tc>
-                <w:tcPr/>
-                <w:p>
-                  <w:pPr>
-                    <w:pStyle w:val="Compact"/>
-                    <w:jc w:val="left"/>
-                    <w:jc w:val="center"/>
-                  </w:pPr>
-                  <w:r>
-                    <w:t xml:space="preserve">0.12 (-0.65, 0.12)</w:t>
-                  </w:r>
-                </w:p>
-              </w:tc>
-              <w:tc>
-                <w:tcPr/>
-                <w:p>
-                  <w:pPr>
-                    <w:pStyle w:val="Compact"/>
-                    <w:jc w:val="left"/>
-                    <w:jc w:val="center"/>
-                  </w:pPr>
-                  <w:r>
-                    <w:t xml:space="preserve">0.12 (-0.65, 0.90)</w:t>
-                  </w:r>
-                </w:p>
-              </w:tc>
-            </w:tr>
-            <w:tr>
-              <w:tc>
-                <w:tcPr/>
-                <w:p>
-                  <w:pPr>
-                    <w:pStyle w:val="Compact"/>
-                    <w:jc w:val="left"/>
-                    <w:jc w:val="center"/>
-                  </w:pPr>
-                  <w:r>
-                    <w:t xml:space="preserve">q_understand_eu_pol_z</w:t>
-                  </w:r>
-                </w:p>
-              </w:tc>
-              <w:tc>
-                <w:tcPr/>
-                <w:p>
-                  <w:pPr>
-                    <w:pStyle w:val="Compact"/>
-                    <w:jc w:val="left"/>
-                    <w:jc w:val="center"/>
-                  </w:pPr>
-                  <w:r>
-                    <w:t xml:space="preserve">0.22 (-0.50, 0.22)</w:t>
-                  </w:r>
-                </w:p>
-              </w:tc>
-              <w:tc>
-                <w:tcPr/>
-                <w:p>
-                  <w:pPr>
-                    <w:pStyle w:val="Compact"/>
-                    <w:jc w:val="left"/>
-                    <w:jc w:val="center"/>
-                  </w:pPr>
-                  <w:r>
-                    <w:t xml:space="preserve">0.22 (-0.50, 0.94)</w:t>
-                  </w:r>
-                </w:p>
-              </w:tc>
-            </w:tr>
-            <w:tr>
-              <w:tc>
-                <w:tcPr/>
-                <w:p>
-                  <w:pPr>
-                    <w:pStyle w:val="Compact"/>
-                    <w:jc w:val="left"/>
-                    <w:jc w:val="center"/>
-                  </w:pPr>
-                  <w:r>
-                    <w:t xml:space="preserve">q_parties_harm_z</w:t>
-                  </w:r>
-                </w:p>
-              </w:tc>
-              <w:tc>
-                <w:tcPr/>
-                <w:p>
-                  <w:pPr>
-                    <w:pStyle w:val="Compact"/>
-                    <w:jc w:val="left"/>
-                    <w:jc w:val="center"/>
-                  </w:pPr>
-                  <w:r>
-                    <w:t xml:space="preserve">0.25 (-0.38, 0.88)</w:t>
-                  </w:r>
-                </w:p>
-              </w:tc>
-              <w:tc>
-                <w:tcPr/>
-                <w:p>
-                  <w:pPr>
-                    <w:pStyle w:val="Compact"/>
-                    <w:jc w:val="left"/>
-                    <w:jc w:val="center"/>
-                  </w:pPr>
-                  <w:r>
-                    <w:t xml:space="preserve">0.25 (-0.38, 0.88)</w:t>
-                  </w:r>
-                </w:p>
-              </w:tc>
-            </w:tr>
-            <w:tr>
-              <w:tc>
-                <w:tcPr/>
-                <w:p>
-                  <w:pPr>
-                    <w:pStyle w:val="Compact"/>
-                    <w:jc w:val="left"/>
-                    <w:jc w:val="center"/>
-                  </w:pPr>
-                  <w:r>
-                    <w:t xml:space="preserve">q_officials_talk_action_z</w:t>
-                  </w:r>
-                </w:p>
-              </w:tc>
-              <w:tc>
-                <w:tcPr/>
-                <w:p>
-                  <w:pPr>
-                    <w:pStyle w:val="Compact"/>
-                    <w:jc w:val="left"/>
-                    <w:jc w:val="center"/>
-                  </w:pPr>
-                  <w:r>
-                    <w:t xml:space="preserve">0.41 (-0.33, 1.15)</w:t>
-                  </w:r>
-                </w:p>
-              </w:tc>
-              <w:tc>
-                <w:tcPr/>
-                <w:p>
-                  <w:pPr>
-                    <w:pStyle w:val="Compact"/>
-                    <w:jc w:val="left"/>
-                    <w:jc w:val="center"/>
-                  </w:pPr>
-                  <w:r>
-                    <w:t xml:space="preserve">0.41 (-0.33, 1.15)</w:t>
-                  </w:r>
-                </w:p>
-              </w:tc>
-            </w:tr>
-            <w:tr>
-              <w:tc>
-                <w:tcPr/>
-                <w:p>
-                  <w:pPr>
-                    <w:pStyle w:val="Compact"/>
-                    <w:jc w:val="left"/>
-                    <w:jc w:val="center"/>
-                  </w:pPr>
-                  <w:r>
-                    <w:t xml:space="preserve">q_politics_good_evil_z</w:t>
-                  </w:r>
-                </w:p>
-              </w:tc>
-              <w:tc>
-                <w:tcPr/>
-                <w:p>
-                  <w:pPr>
-                    <w:pStyle w:val="Compact"/>
-                    <w:jc w:val="left"/>
-                    <w:jc w:val="center"/>
-                  </w:pPr>
-                  <w:r>
-                    <w:t xml:space="preserve">-0.14 (-0.76, 0.48)</w:t>
-                  </w:r>
-                </w:p>
-              </w:tc>
-              <w:tc>
-                <w:tcPr/>
-                <w:p>
-                  <w:pPr>
-                    <w:pStyle w:val="Compact"/>
-                    <w:jc w:val="left"/>
-                    <w:jc w:val="center"/>
-                  </w:pPr>
-                  <w:r>
-                    <w:t xml:space="preserve">-0.14 (-0.76, 0.48)</w:t>
-                  </w:r>
-                </w:p>
-              </w:tc>
-            </w:tr>
-            <w:tr>
-              <w:tc>
-                <w:tcPr/>
-                <w:p>
-                  <w:pPr>
-                    <w:pStyle w:val="Compact"/>
-                    <w:jc w:val="left"/>
-                    <w:jc w:val="center"/>
-                  </w:pPr>
-                  <w:r>
-                    <w:t xml:space="preserve">q_people_unaware_z</w:t>
-                  </w:r>
-                </w:p>
-              </w:tc>
-              <w:tc>
-                <w:tcPr/>
-                <w:p>
-                  <w:pPr>
-                    <w:pStyle w:val="Compact"/>
-                    <w:jc w:val="left"/>
-                    <w:jc w:val="center"/>
-                  </w:pPr>
-                  <w:r>
-                    <w:t xml:space="preserve">0.40 (-0.81, 1.00)</w:t>
-                  </w:r>
-                </w:p>
-              </w:tc>
-              <w:tc>
-                <w:tcPr/>
-                <w:p>
-                  <w:pPr>
-                    <w:pStyle w:val="Compact"/>
-                    <w:jc w:val="left"/>
-                    <w:jc w:val="center"/>
-                  </w:pPr>
-                  <w:r>
-                    <w:t xml:space="preserve">-0.20 (-0.81, 1.00)</w:t>
-                  </w:r>
-                </w:p>
-              </w:tc>
-            </w:tr>
-            <w:tr>
-              <w:tc>
-                <w:tcPr/>
-                <w:p>
-                  <w:pPr>
-                    <w:pStyle w:val="Compact"/>
-                    <w:jc w:val="left"/>
-                    <w:jc w:val="center"/>
-                  </w:pPr>
-                  <w:r>
-                    <w:t xml:space="preserve">q_leaders_educated_z</w:t>
-                  </w:r>
-                </w:p>
-              </w:tc>
-              <w:tc>
-                <w:tcPr/>
-                <w:p>
-                  <w:pPr>
-                    <w:pStyle w:val="Compact"/>
-                    <w:jc w:val="left"/>
-                    <w:jc w:val="center"/>
-                  </w:pPr>
-                  <w:r>
-                    <w:t xml:space="preserve">0.39 (-0.32, 1.10)</w:t>
-                  </w:r>
-                </w:p>
-              </w:tc>
-              <w:tc>
-                <w:tcPr/>
-                <w:p>
-                  <w:pPr>
-                    <w:pStyle w:val="Compact"/>
-                    <w:jc w:val="left"/>
-                    <w:jc w:val="center"/>
-                  </w:pPr>
-                  <w:r>
-                    <w:t xml:space="preserve">0.39 (-1.03, 1.10)</w:t>
-                  </w:r>
-                </w:p>
-              </w:tc>
-            </w:tr>
-            <w:tr>
-              <w:tc>
-                <w:tcPr/>
-                <w:p>
-                  <w:pPr>
-                    <w:pStyle w:val="Compact"/>
-                    <w:jc w:val="left"/>
-                    <w:jc w:val="center"/>
-                  </w:pPr>
-                  <w:r>
-                    <w:t xml:space="preserve">q_expert_decisions_z</w:t>
-                  </w:r>
-                </w:p>
-              </w:tc>
-              <w:tc>
-                <w:tcPr/>
-                <w:p>
-                  <w:pPr>
-                    <w:pStyle w:val="Compact"/>
-                    <w:jc w:val="left"/>
-                    <w:jc w:val="center"/>
-                  </w:pPr>
-                  <w:r>
-                    <w:t xml:space="preserve">0.16 (-0.49, 0.80)</w:t>
-                  </w:r>
-                </w:p>
-              </w:tc>
-              <w:tc>
-                <w:tcPr/>
-                <w:p>
-                  <w:pPr>
-                    <w:pStyle w:val="Compact"/>
-                    <w:jc w:val="left"/>
-                    <w:jc w:val="center"/>
-                  </w:pPr>
-                  <w:r>
-                    <w:t xml:space="preserve">0.16 (-0.49, 0.80)</w:t>
-                  </w:r>
-                </w:p>
-              </w:tc>
-            </w:tr>
-            <w:tr>
-              <w:tc>
-                <w:tcPr/>
-                <w:p>
-                  <w:pPr>
-                    <w:pStyle w:val="Compact"/>
-                    <w:jc w:val="left"/>
-                    <w:jc w:val="center"/>
-                  </w:pPr>
-                  <w:r>
-                    <w:t xml:space="preserve">q_listen_other_groups_z</w:t>
-                  </w:r>
-                </w:p>
-              </w:tc>
-              <w:tc>
-                <w:tcPr/>
-                <w:p>
-                  <w:pPr>
-                    <w:pStyle w:val="Compact"/>
-                    <w:jc w:val="left"/>
-                    <w:jc w:val="center"/>
-                  </w:pPr>
-                  <w:r>
-                    <w:t xml:space="preserve">0.18 (-0.74, 1.10)</w:t>
-                  </w:r>
-                </w:p>
-              </w:tc>
-              <w:tc>
-                <w:tcPr/>
-                <w:p>
-                  <w:pPr>
-                    <w:pStyle w:val="Compact"/>
-                    <w:jc w:val="left"/>
-                    <w:jc w:val="center"/>
-                  </w:pPr>
-                  <w:r>
-                    <w:t xml:space="preserve">0.18 (-0.74, 1.10)</w:t>
-                  </w:r>
-                </w:p>
-              </w:tc>
-            </w:tr>
-            <w:tr>
-              <w:tc>
-                <w:tcPr/>
-                <w:p>
-                  <w:pPr>
-                    <w:pStyle w:val="Compact"/>
-                    <w:jc w:val="left"/>
-                    <w:jc w:val="center"/>
-                  </w:pPr>
-                  <w:r>
-                    <w:t xml:space="preserve">q_democracy_compromise_z</w:t>
-                  </w:r>
-                </w:p>
-              </w:tc>
-              <w:tc>
-                <w:tcPr/>
-                <w:p>
-                  <w:pPr>
-                    <w:pStyle w:val="Compact"/>
-                    <w:jc w:val="left"/>
-                    <w:jc w:val="center"/>
-                  </w:pPr>
-                  <w:r>
-                    <w:t xml:space="preserve">-0.29 (-0.29, 0.57)</w:t>
-                  </w:r>
-                </w:p>
-              </w:tc>
-              <w:tc>
-                <w:tcPr/>
-                <w:p>
-                  <w:pPr>
-                    <w:pStyle w:val="Compact"/>
-                    <w:jc w:val="left"/>
-                    <w:jc w:val="center"/>
-                  </w:pPr>
-                  <w:r>
-                    <w:t xml:space="preserve">-0.29 (-0.29, 0.57)</w:t>
-                  </w:r>
-                </w:p>
-              </w:tc>
-            </w:tr>
-            <w:tr>
-              <w:tc>
-                <w:tcPr/>
-                <w:p>
-                  <w:pPr>
-                    <w:pStyle w:val="Compact"/>
-                    <w:jc w:val="left"/>
-                    <w:jc w:val="center"/>
-                  </w:pPr>
-                  <w:r>
-                    <w:t xml:space="preserve">q_interest_pol_country_z</w:t>
-                  </w:r>
-                </w:p>
-              </w:tc>
-              <w:tc>
-                <w:tcPr/>
-                <w:p>
-                  <w:pPr>
-                    <w:pStyle w:val="Compact"/>
-                    <w:jc w:val="left"/>
-                    <w:jc w:val="center"/>
-                  </w:pPr>
-                  <w:r>
-                    <w:t xml:space="preserve">0.06 (-0.60, 0.72)</w:t>
-                  </w:r>
-                </w:p>
-              </w:tc>
-              <w:tc>
-                <w:tcPr/>
-                <w:p>
-                  <w:pPr>
-                    <w:pStyle w:val="Compact"/>
-                    <w:jc w:val="left"/>
-                    <w:jc w:val="center"/>
-                  </w:pPr>
-                  <w:r>
-                    <w:t xml:space="preserve">0.06 (-0.60, 0.72)</w:t>
-                  </w:r>
-                </w:p>
-              </w:tc>
-            </w:tr>
-            <w:tr>
-              <w:tc>
-                <w:tcPr/>
-                <w:p>
-                  <w:pPr>
-                    <w:pStyle w:val="Compact"/>
-                    <w:jc w:val="left"/>
-                    <w:jc w:val="center"/>
-                  </w:pPr>
-                  <w:r>
-                    <w:t xml:space="preserve">q_interest_pol_eu_z</w:t>
-                  </w:r>
-                </w:p>
-              </w:tc>
-              <w:tc>
-                <w:tcPr/>
-                <w:p>
-                  <w:pPr>
-                    <w:pStyle w:val="Compact"/>
-                    <w:jc w:val="left"/>
-                    <w:jc w:val="center"/>
-                  </w:pPr>
-                  <w:r>
-                    <w:t xml:space="preserve">-0.28 (-0.96, 0.39)</w:t>
-                  </w:r>
-                </w:p>
-              </w:tc>
-              <w:tc>
-                <w:tcPr/>
-                <w:p>
-                  <w:pPr>
-                    <w:pStyle w:val="Compact"/>
-                    <w:jc w:val="left"/>
-                    <w:jc w:val="center"/>
-                  </w:pPr>
-                  <w:r>
-                    <w:t xml:space="preserve">0.39 (-0.28, 1.06)</w:t>
-                  </w:r>
-                </w:p>
-              </w:tc>
-            </w:tr>
-            <w:tr>
-              <w:tc>
-                <w:tcPr/>
-                <w:p>
-                  <w:pPr>
-                    <w:pStyle w:val="Compact"/>
-                    <w:jc w:val="left"/>
-                    <w:jc w:val="center"/>
-                  </w:pPr>
-                  <w:r>
-                    <w:t xml:space="preserve">q_eval_finance_household_z</w:t>
-                  </w:r>
-                </w:p>
-              </w:tc>
-              <w:tc>
-                <w:tcPr/>
-                <w:p>
-                  <w:pPr>
-                    <w:pStyle w:val="Compact"/>
-                    <w:jc w:val="left"/>
-                    <w:jc w:val="center"/>
-                  </w:pPr>
-                  <w:r>
-                    <w:t xml:space="preserve">0.01 (-0.99, 1.00)</w:t>
-                  </w:r>
-                </w:p>
-              </w:tc>
-              <w:tc>
-                <w:tcPr/>
-                <w:p>
-                  <w:pPr>
-                    <w:pStyle w:val="Compact"/>
-                    <w:jc w:val="left"/>
-                    <w:jc w:val="center"/>
-                  </w:pPr>
-                  <w:r>
-                    <w:t xml:space="preserve">0.01 (-0.99, 1.00)</w:t>
-                  </w:r>
-                </w:p>
-              </w:tc>
-            </w:tr>
-            <w:tr>
-              <w:tc>
-                <w:tcPr/>
-                <w:p>
-                  <w:pPr>
-                    <w:pStyle w:val="Compact"/>
-                    <w:jc w:val="left"/>
-                    <w:jc w:val="center"/>
-                  </w:pPr>
-                  <w:r>
-                    <w:t xml:space="preserve">q_eval_job_z</w:t>
-                  </w:r>
-                </w:p>
-              </w:tc>
-              <w:tc>
-                <w:tcPr/>
-                <w:p>
-                  <w:pPr>
-                    <w:pStyle w:val="Compact"/>
-                    <w:jc w:val="left"/>
-                    <w:jc w:val="center"/>
-                  </w:pPr>
-                  <w:r>
-                    <w:t xml:space="preserve">0.11 (-0.80, 1.03)</w:t>
-                  </w:r>
-                </w:p>
-              </w:tc>
-              <w:tc>
-                <w:tcPr/>
-                <w:p>
-                  <w:pPr>
-                    <w:pStyle w:val="Compact"/>
-                    <w:jc w:val="left"/>
-                    <w:jc w:val="center"/>
-                  </w:pPr>
-                  <w:r>
-                    <w:t xml:space="preserve">0.11 (-0.80, 0.11)</w:t>
-                  </w:r>
-                </w:p>
-              </w:tc>
-            </w:tr>
-            <w:tr>
-              <w:tc>
-                <w:tcPr/>
-                <w:p>
-                  <w:pPr>
-                    <w:pStyle w:val="Compact"/>
-                    <w:jc w:val="left"/>
-                    <w:jc w:val="center"/>
-                  </w:pPr>
-                  <w:r>
-                    <w:t xml:space="preserve">q_eval_econ_country_z</w:t>
-                  </w:r>
-                </w:p>
-              </w:tc>
-              <w:tc>
-                <w:tcPr/>
-                <w:p>
-                  <w:pPr>
-                    <w:pStyle w:val="Compact"/>
-                    <w:jc w:val="left"/>
-                    <w:jc w:val="center"/>
-                  </w:pPr>
-                  <w:r>
-                    <w:t xml:space="preserve">-0.14 (-1.03, 0.76)</w:t>
-                  </w:r>
-                </w:p>
-              </w:tc>
-              <w:tc>
-                <w:tcPr/>
-                <w:p>
-                  <w:pPr>
-                    <w:pStyle w:val="Compact"/>
-                    <w:jc w:val="left"/>
-                    <w:jc w:val="center"/>
-                  </w:pPr>
-                  <w:r>
-                    <w:t xml:space="preserve">-0.14 (-1.03, 0.76)</w:t>
-                  </w:r>
-                </w:p>
-              </w:tc>
-            </w:tr>
-            <w:tr>
-              <w:tc>
-                <w:tcPr/>
-                <w:p>
-                  <w:pPr>
-                    <w:pStyle w:val="Compact"/>
-                    <w:jc w:val="left"/>
-                    <w:jc w:val="center"/>
-                  </w:pPr>
-                  <w:r>
-                    <w:t xml:space="preserve">q_eval_econ_eur_z</w:t>
-                  </w:r>
-                </w:p>
-              </w:tc>
-              <w:tc>
-                <w:tcPr/>
-                <w:p>
-                  <w:pPr>
-                    <w:pStyle w:val="Compact"/>
-                    <w:jc w:val="left"/>
-                    <w:jc w:val="center"/>
-                  </w:pPr>
-                  <w:r>
-                    <w:t xml:space="preserve">0.07 (-0.94, 1.09)</w:t>
-                  </w:r>
-                </w:p>
-              </w:tc>
-              <w:tc>
-                <w:tcPr/>
-                <w:p>
-                  <w:pPr>
-                    <w:pStyle w:val="Compact"/>
-                    <w:jc w:val="left"/>
-                    <w:jc w:val="center"/>
-                  </w:pPr>
-                  <w:r>
-                    <w:t xml:space="preserve">0.07 (-0.94, 1.09)</w:t>
-                  </w:r>
-                </w:p>
-              </w:tc>
-            </w:tr>
-            <w:tr>
-              <w:tc>
-                <w:tcPr/>
-                <w:p>
-                  <w:pPr>
-                    <w:pStyle w:val="Compact"/>
-                    <w:jc w:val="left"/>
-                    <w:jc w:val="center"/>
-                  </w:pPr>
-                  <w:r>
-                    <w:t xml:space="preserve">q_risk_taking_z</w:t>
-                  </w:r>
-                </w:p>
-              </w:tc>
-              <w:tc>
-                <w:tcPr/>
-                <w:p>
-                  <w:pPr>
-                    <w:pStyle w:val="Compact"/>
-                    <w:jc w:val="left"/>
-                    <w:jc w:val="center"/>
-                  </w:pPr>
-                  <w:r>
-                    <w:t xml:space="preserve">0.11 (-0.56, 0.78)</w:t>
-                  </w:r>
-                </w:p>
-              </w:tc>
-              <w:tc>
-                <w:tcPr/>
-                <w:p>
-                  <w:pPr>
-                    <w:pStyle w:val="Compact"/>
-                    <w:jc w:val="left"/>
-                    <w:jc w:val="center"/>
-                  </w:pPr>
-                  <w:r>
-                    <w:t xml:space="preserve">0.11 (-0.56, 0.78)</w:t>
-                  </w:r>
-                </w:p>
-              </w:tc>
-            </w:tr>
-            <w:tr>
-              <w:tc>
-                <w:tcPr/>
-                <w:p>
-                  <w:pPr>
-                    <w:pStyle w:val="Compact"/>
-                    <w:jc w:val="left"/>
-                    <w:jc w:val="center"/>
-                  </w:pPr>
-                  <w:r>
-                    <w:t xml:space="preserve">q_future_discount_z</w:t>
-                  </w:r>
-                </w:p>
-              </w:tc>
-              <w:tc>
-                <w:tcPr/>
-                <w:p>
-                  <w:pPr>
-                    <w:pStyle w:val="Compact"/>
-                    <w:jc w:val="left"/>
-                    <w:jc w:val="center"/>
-                  </w:pPr>
-                  <w:r>
-                    <w:t xml:space="preserve">-0.17 (-0.84, 0.50)</w:t>
-                  </w:r>
-                </w:p>
-              </w:tc>
-              <w:tc>
-                <w:tcPr/>
-                <w:p>
-                  <w:pPr>
-                    <w:pStyle w:val="Compact"/>
-                    <w:jc w:val="left"/>
-                    <w:jc w:val="center"/>
-                  </w:pPr>
-                  <w:r>
-                    <w:t xml:space="preserve">-0.17 (-0.84, 0.50)</w:t>
-                  </w:r>
-                </w:p>
-              </w:tc>
-            </w:tr>
-            <w:tr>
-              <w:tc>
-                <w:tcPr/>
-                <w:p>
-                  <w:pPr>
-                    <w:pStyle w:val="Compact"/>
-                    <w:jc w:val="left"/>
-                    <w:jc w:val="center"/>
-                  </w:pPr>
-                  <w:r>
-                    <w:t xml:space="preserve">q_edu_z</w:t>
-                  </w:r>
-                </w:p>
-              </w:tc>
-              <w:tc>
-                <w:tcPr/>
-                <w:p>
-                  <w:pPr>
-                    <w:pStyle w:val="Compact"/>
-                    <w:jc w:val="left"/>
-                    <w:jc w:val="center"/>
-                  </w:pPr>
-                  <w:r>
-                    <w:t xml:space="preserve">-0.08 (-0.73, 0.57)</w:t>
-                  </w:r>
-                </w:p>
-              </w:tc>
-              <w:tc>
-                <w:tcPr/>
-                <w:p>
-                  <w:pPr>
-                    <w:pStyle w:val="Compact"/>
-                    <w:jc w:val="left"/>
-                    <w:jc w:val="center"/>
-                  </w:pPr>
-                  <w:r>
-                    <w:t xml:space="preserve">-0.08 (-0.73, 0.57)</w:t>
-                  </w:r>
-                </w:p>
-              </w:tc>
-            </w:tr>
-            <w:tr>
-              <w:tc>
-                <w:tcPr/>
-                <w:p>
-                  <w:pPr>
-                    <w:pStyle w:val="Compact"/>
-                    <w:jc w:val="left"/>
-                    <w:jc w:val="center"/>
-                  </w:pPr>
-                  <w:r>
-                    <w:t xml:space="preserve">q_age_z</w:t>
-                  </w:r>
-                </w:p>
-              </w:tc>
-              <w:tc>
-                <w:tcPr/>
-                <w:p>
-                  <w:pPr>
-                    <w:pStyle w:val="Compact"/>
-                    <w:jc w:val="left"/>
-                    <w:jc w:val="center"/>
-                  </w:pPr>
-                  <w:r>
-                    <w:t xml:space="preserve">-0.11 (-0.92, 0.64)</w:t>
-                  </w:r>
-                </w:p>
-              </w:tc>
-              <w:tc>
-                <w:tcPr/>
-                <w:p>
-                  <w:pPr>
-                    <w:pStyle w:val="Compact"/>
-                    <w:jc w:val="left"/>
-                    <w:jc w:val="center"/>
-                  </w:pPr>
-                  <w:r>
-                    <w:t xml:space="preserve">0.09 (-0.79, 0.91)</w:t>
-                  </w:r>
-                </w:p>
-              </w:tc>
-            </w:tr>
-            <w:tr>
-              <w:tc>
-                <w:tcPr/>
-                <w:p>
-                  <w:pPr>
-                    <w:pStyle w:val="Compact"/>
-                    <w:jc w:val="left"/>
-                    <w:jc w:val="center"/>
-                  </w:pPr>
-                  <w:r>
-                    <w:t xml:space="preserve">q_religion_en</w:t>
-                  </w:r>
-                </w:p>
-              </w:tc>
-              <w:tc>
-                <w:tcPr/>
-                <w:p>
-                  <w:pPr>
-                    <w:pStyle w:val="Compact"/>
-                    <w:jc w:val="left"/>
-                    <w:jc w:val="center"/>
-                  </w:pPr>
-                  <w:r>
-                    <w:br/>
-                  </w:r>
-                </w:p>
-              </w:tc>
-              <w:tc>
-                <w:tcPr/>
-                <w:p>
-                  <w:pPr>
-                    <w:pStyle w:val="Compact"/>
-                    <w:jc w:val="left"/>
-                    <w:jc w:val="center"/>
-                  </w:pPr>
-                  <w:r>
-                    <w:br/>
-                  </w:r>
-                </w:p>
-              </w:tc>
-            </w:tr>
-            <w:tr>
-              <w:tc>
-                <w:tcPr/>
-                <w:p>
-                  <w:pPr>
-                    <w:pStyle w:val="Compact"/>
-                    <w:jc w:val="left"/>
-                    <w:jc w:val="center"/>
-                  </w:pPr>
-                  <w:r>
-                    <w:t xml:space="preserve">    catholic</w:t>
-                  </w:r>
-                </w:p>
-              </w:tc>
-              <w:tc>
-                <w:tcPr/>
-                <w:p>
-                  <w:pPr>
-                    <w:pStyle w:val="Compact"/>
-                    <w:jc w:val="left"/>
-                    <w:jc w:val="center"/>
-                  </w:pPr>
-                  <w:r>
-                    <w:t xml:space="preserve">8,606 (34%)</w:t>
-                  </w:r>
-                </w:p>
-              </w:tc>
-              <w:tc>
-                <w:tcPr/>
-                <w:p>
-                  <w:pPr>
-                    <w:pStyle w:val="Compact"/>
-                    <w:jc w:val="left"/>
-                    <w:jc w:val="center"/>
-                  </w:pPr>
-                  <w:r>
-                    <w:t xml:space="preserve">27,379 (36%)</w:t>
-                  </w:r>
-                </w:p>
-              </w:tc>
-            </w:tr>
-            <w:tr>
-              <w:tc>
-                <w:tcPr/>
-                <w:p>
-                  <w:pPr>
-                    <w:pStyle w:val="Compact"/>
-                    <w:jc w:val="left"/>
-                    <w:jc w:val="center"/>
-                  </w:pPr>
-                  <w:r>
-                    <w:t xml:space="preserve">    no religion</w:t>
-                  </w:r>
-                </w:p>
-              </w:tc>
-              <w:tc>
-                <w:tcPr/>
-                <w:p>
-                  <w:pPr>
-                    <w:pStyle w:val="Compact"/>
-                    <w:jc w:val="left"/>
-                    <w:jc w:val="center"/>
-                  </w:pPr>
-                  <w:r>
-                    <w:t xml:space="preserve">9,462 (37%)</w:t>
-                  </w:r>
-                </w:p>
-              </w:tc>
-              <w:tc>
-                <w:tcPr/>
-                <w:p>
-                  <w:pPr>
-                    <w:pStyle w:val="Compact"/>
-                    <w:jc w:val="left"/>
-                    <w:jc w:val="center"/>
-                  </w:pPr>
-                  <w:r>
-                    <w:t xml:space="preserve">25,678 (34%)</w:t>
-                  </w:r>
-                </w:p>
-              </w:tc>
-            </w:tr>
-            <w:tr>
-              <w:tc>
-                <w:tcPr/>
-                <w:p>
-                  <w:pPr>
-                    <w:pStyle w:val="Compact"/>
-                    <w:jc w:val="left"/>
-                    <w:jc w:val="center"/>
-                  </w:pPr>
-                  <w:r>
-                    <w:t xml:space="preserve">    protstnt</w:t>
-                  </w:r>
-                </w:p>
-              </w:tc>
-              <w:tc>
-                <w:tcPr/>
-                <w:p>
-                  <w:pPr>
-                    <w:pStyle w:val="Compact"/>
-                    <w:jc w:val="left"/>
-                    <w:jc w:val="center"/>
-                  </w:pPr>
-                  <w:r>
-                    <w:t xml:space="preserve">1,881 (7.4%)</w:t>
-                  </w:r>
-                </w:p>
-              </w:tc>
-              <w:tc>
-                <w:tcPr/>
-                <w:p>
-                  <w:pPr>
-                    <w:pStyle w:val="Compact"/>
-                    <w:jc w:val="left"/>
-                    <w:jc w:val="center"/>
-                  </w:pPr>
-                  <w:r>
-                    <w:t xml:space="preserve">7,570 (10%)</w:t>
-                  </w:r>
-                </w:p>
-              </w:tc>
-            </w:tr>
-            <w:tr>
-              <w:tc>
-                <w:tcPr/>
-                <w:p>
-                  <w:pPr>
-                    <w:pStyle w:val="Compact"/>
-                    <w:jc w:val="left"/>
-                    <w:jc w:val="center"/>
-                  </w:pPr>
-                  <w:r>
-                    <w:t xml:space="preserve">    other religion</w:t>
-                  </w:r>
-                </w:p>
-              </w:tc>
-              <w:tc>
-                <w:tcPr/>
-                <w:p>
-                  <w:pPr>
-                    <w:pStyle w:val="Compact"/>
-                    <w:jc w:val="left"/>
-                    <w:jc w:val="center"/>
-                  </w:pPr>
-                  <w:r>
-                    <w:t xml:space="preserve">5,470 (21%)</w:t>
-                  </w:r>
-                </w:p>
-              </w:tc>
-              <w:tc>
-                <w:tcPr/>
-                <w:p>
-                  <w:pPr>
-                    <w:pStyle w:val="Compact"/>
-                    <w:jc w:val="left"/>
-                    <w:jc w:val="center"/>
-                  </w:pPr>
-                  <w:r>
-                    <w:t xml:space="preserve">13,791 (18%)</w:t>
-                  </w:r>
-                </w:p>
-              </w:tc>
-            </w:tr>
-            <w:tr>
-              <w:tc>
-                <w:tcPr/>
-                <w:p>
-                  <w:pPr>
-                    <w:pStyle w:val="Compact"/>
-                    <w:jc w:val="left"/>
-                    <w:jc w:val="center"/>
-                  </w:pPr>
-                  <w:r>
-                    <w:t xml:space="preserve">    muslim</w:t>
-                  </w:r>
-                </w:p>
-              </w:tc>
-              <w:tc>
-                <w:tcPr/>
-                <w:p>
-                  <w:pPr>
-                    <w:pStyle w:val="Compact"/>
-                    <w:jc w:val="left"/>
-                    <w:jc w:val="center"/>
-                  </w:pPr>
-                  <w:r>
-                    <w:t xml:space="preserve">114 (0.4%)</w:t>
-                  </w:r>
-                </w:p>
-              </w:tc>
-              <w:tc>
-                <w:tcPr/>
-                <w:p>
-                  <w:pPr>
-                    <w:pStyle w:val="Compact"/>
-                    <w:jc w:val="left"/>
-                    <w:jc w:val="center"/>
-                  </w:pPr>
-                  <w:r>
-                    <w:t xml:space="preserve">664 (0.9%)</w:t>
-                  </w:r>
-                </w:p>
-              </w:tc>
-            </w:tr>
-            <w:tr>
-              <w:tc>
-                <w:tcPr/>
-                <w:p>
-                  <w:pPr>
-                    <w:pStyle w:val="Compact"/>
-                    <w:jc w:val="left"/>
-                    <w:jc w:val="center"/>
-                  </w:pPr>
-                  <w:r>
-                    <w:t xml:space="preserve">q_perc_class</w:t>
-                  </w:r>
-                </w:p>
-              </w:tc>
-              <w:tc>
-                <w:tcPr/>
-                <w:p>
-                  <w:pPr>
-                    <w:pStyle w:val="Compact"/>
-                    <w:jc w:val="left"/>
-                    <w:jc w:val="center"/>
-                  </w:pPr>
-                  <w:r>
-                    <w:br/>
-                  </w:r>
-                </w:p>
-              </w:tc>
-              <w:tc>
-                <w:tcPr/>
-                <w:p>
-                  <w:pPr>
-                    <w:pStyle w:val="Compact"/>
-                    <w:jc w:val="left"/>
-                    <w:jc w:val="center"/>
-                  </w:pPr>
-                  <w:r>
-                    <w:br/>
-                  </w:r>
-                </w:p>
-              </w:tc>
-            </w:tr>
-            <w:tr>
-              <w:tc>
-                <w:tcPr/>
-                <w:p>
-                  <w:pPr>
-                    <w:pStyle w:val="Compact"/>
-                    <w:jc w:val="left"/>
-                    <w:jc w:val="center"/>
-                  </w:pPr>
-                  <w:r>
-                    <w:t xml:space="preserve">    Working class</w:t>
-                  </w:r>
-                </w:p>
-              </w:tc>
-              <w:tc>
-                <w:tcPr/>
-                <w:p>
-                  <w:pPr>
-                    <w:pStyle w:val="Compact"/>
-                    <w:jc w:val="left"/>
-                    <w:jc w:val="center"/>
-                  </w:pPr>
-                  <w:r>
-                    <w:t xml:space="preserve">5,307 (22%)</w:t>
-                  </w:r>
-                </w:p>
-              </w:tc>
-              <w:tc>
-                <w:tcPr/>
-                <w:p>
-                  <w:pPr>
-                    <w:pStyle w:val="Compact"/>
-                    <w:jc w:val="left"/>
-                    <w:jc w:val="center"/>
-                  </w:pPr>
-                  <w:r>
-                    <w:t xml:space="preserve">15,198 (21%)</w:t>
-                  </w:r>
-                </w:p>
-              </w:tc>
-            </w:tr>
-            <w:tr>
-              <w:tc>
-                <w:tcPr/>
-                <w:p>
-                  <w:pPr>
-                    <w:pStyle w:val="Compact"/>
-                    <w:jc w:val="left"/>
-                    <w:jc w:val="center"/>
-                  </w:pPr>
-                  <w:r>
-                    <w:t xml:space="preserve">    Lower middle class</w:t>
-                  </w:r>
-                </w:p>
-              </w:tc>
-              <w:tc>
-                <w:tcPr/>
-                <w:p>
-                  <w:pPr>
-                    <w:pStyle w:val="Compact"/>
-                    <w:jc w:val="left"/>
-                    <w:jc w:val="center"/>
-                  </w:pPr>
-                  <w:r>
-                    <w:t xml:space="preserve">4,866 (20%)</w:t>
-                  </w:r>
-                </w:p>
-              </w:tc>
-              <w:tc>
-                <w:tcPr/>
-                <w:p>
-                  <w:pPr>
-                    <w:pStyle w:val="Compact"/>
-                    <w:jc w:val="left"/>
-                    <w:jc w:val="center"/>
-                  </w:pPr>
-                  <w:r>
-                    <w:t xml:space="preserve">13,924 (19%)</w:t>
-                  </w:r>
-                </w:p>
-              </w:tc>
-            </w:tr>
-            <w:tr>
-              <w:tc>
-                <w:tcPr/>
-                <w:p>
-                  <w:pPr>
-                    <w:pStyle w:val="Compact"/>
-                    <w:jc w:val="left"/>
-                    <w:jc w:val="center"/>
-                  </w:pPr>
-                  <w:r>
-                    <w:t xml:space="preserve">    Middle class</w:t>
-                  </w:r>
-                </w:p>
-              </w:tc>
-              <w:tc>
-                <w:tcPr/>
-                <w:p>
-                  <w:pPr>
-                    <w:pStyle w:val="Compact"/>
-                    <w:jc w:val="left"/>
-                    <w:jc w:val="center"/>
-                  </w:pPr>
-                  <w:r>
-                    <w:t xml:space="preserve">12,060 (49%)</w:t>
-                  </w:r>
-                </w:p>
-              </w:tc>
-              <w:tc>
-                <w:tcPr/>
-                <w:p>
-                  <w:pPr>
-                    <w:pStyle w:val="Compact"/>
-                    <w:jc w:val="left"/>
-                    <w:jc w:val="center"/>
-                  </w:pPr>
-                  <w:r>
-                    <w:t xml:space="preserve">35,019 (48%)</w:t>
-                  </w:r>
-                </w:p>
-              </w:tc>
-            </w:tr>
-            <w:tr>
-              <w:tc>
-                <w:tcPr/>
-                <w:p>
-                  <w:pPr>
-                    <w:pStyle w:val="Compact"/>
-                    <w:jc w:val="left"/>
-                    <w:jc w:val="center"/>
-                  </w:pPr>
-                  <w:r>
-                    <w:t xml:space="preserve">    Upper middle class</w:t>
-                  </w:r>
-                </w:p>
-              </w:tc>
-              <w:tc>
-                <w:tcPr/>
-                <w:p>
-                  <w:pPr>
-                    <w:pStyle w:val="Compact"/>
-                    <w:jc w:val="left"/>
-                    <w:jc w:val="center"/>
-                  </w:pPr>
-                  <w:r>
-                    <w:t xml:space="preserve">2,055 (8.4%)</w:t>
-                  </w:r>
-                </w:p>
-              </w:tc>
-              <w:tc>
-                <w:tcPr/>
-                <w:p>
-                  <w:pPr>
-                    <w:pStyle w:val="Compact"/>
-                    <w:jc w:val="left"/>
-                    <w:jc w:val="center"/>
-                  </w:pPr>
-                  <w:r>
-                    <w:t xml:space="preserve">7,622 (10%)</w:t>
-                  </w:r>
-                </w:p>
-              </w:tc>
-            </w:tr>
-            <w:tr>
-              <w:tc>
-                <w:tcPr/>
-                <w:p>
-                  <w:pPr>
-                    <w:pStyle w:val="Compact"/>
-                    <w:jc w:val="left"/>
-                    <w:jc w:val="center"/>
-                  </w:pPr>
-                  <w:r>
-                    <w:t xml:space="preserve">    Upper class</w:t>
-                  </w:r>
-                </w:p>
-              </w:tc>
-              <w:tc>
-                <w:tcPr/>
-                <w:p>
-                  <w:pPr>
-                    <w:pStyle w:val="Compact"/>
-                    <w:jc w:val="left"/>
-                    <w:jc w:val="center"/>
-                  </w:pPr>
-                  <w:r>
-                    <w:t xml:space="preserve">191 (0.8%)</w:t>
-                  </w:r>
-                </w:p>
-              </w:tc>
-              <w:tc>
-                <w:tcPr/>
-                <w:p>
-                  <w:pPr>
-                    <w:pStyle w:val="Compact"/>
-                    <w:jc w:val="left"/>
-                    <w:jc w:val="center"/>
-                  </w:pPr>
-                  <w:r>
-                    <w:t xml:space="preserve">1,310 (1.8%)</w:t>
-                  </w:r>
-                </w:p>
-              </w:tc>
-            </w:tr>
-            <w:tr>
-              <w:tc>
-                <w:tcPr/>
-                <w:p>
-                  <w:pPr>
-                    <w:pStyle w:val="Compact"/>
-                    <w:jc w:val="left"/>
-                    <w:jc w:val="center"/>
-                  </w:pPr>
-                  <w:r>
-                    <w:t xml:space="preserve">q_rural_urban</w:t>
-                  </w:r>
-                </w:p>
-              </w:tc>
-              <w:tc>
-                <w:tcPr/>
-                <w:p>
-                  <w:pPr>
-                    <w:pStyle w:val="Compact"/>
-                    <w:jc w:val="left"/>
-                    <w:jc w:val="center"/>
-                  </w:pPr>
-                  <w:r>
-                    <w:br/>
-                  </w:r>
-                </w:p>
-              </w:tc>
-              <w:tc>
-                <w:tcPr/>
-                <w:p>
-                  <w:pPr>
-                    <w:pStyle w:val="Compact"/>
-                    <w:jc w:val="left"/>
-                    <w:jc w:val="center"/>
-                  </w:pPr>
-                  <w:r>
-                    <w:br/>
-                  </w:r>
-                </w:p>
-              </w:tc>
-            </w:tr>
-            <w:tr>
-              <w:tc>
-                <w:tcPr/>
-                <w:p>
-                  <w:pPr>
-                    <w:pStyle w:val="Compact"/>
-                    <w:jc w:val="left"/>
-                    <w:jc w:val="center"/>
-                  </w:pPr>
-                  <w:r>
-                    <w:t xml:space="preserve">    Rural area or village</w:t>
-                  </w:r>
-                </w:p>
-              </w:tc>
-              <w:tc>
-                <w:tcPr/>
-                <w:p>
-                  <w:pPr>
-                    <w:pStyle w:val="Compact"/>
-                    <w:jc w:val="left"/>
-                    <w:jc w:val="center"/>
-                  </w:pPr>
-                  <w:r>
-                    <w:t xml:space="preserve">5,819 (23%)</w:t>
-                  </w:r>
-                </w:p>
-              </w:tc>
-              <w:tc>
-                <w:tcPr/>
-                <w:p>
-                  <w:pPr>
-                    <w:pStyle w:val="Compact"/>
-                    <w:jc w:val="left"/>
-                    <w:jc w:val="center"/>
-                  </w:pPr>
-                  <w:r>
-                    <w:t xml:space="preserve">17,093 (23%)</w:t>
-                  </w:r>
-                </w:p>
-              </w:tc>
-            </w:tr>
-            <w:tr>
-              <w:tc>
-                <w:tcPr/>
-                <w:p>
-                  <w:pPr>
-                    <w:pStyle w:val="Compact"/>
-                    <w:jc w:val="left"/>
-                    <w:jc w:val="center"/>
-                  </w:pPr>
-                  <w:r>
-                    <w:t xml:space="preserve">    Small or middle sized town</w:t>
-                  </w:r>
-                </w:p>
-              </w:tc>
-              <w:tc>
-                <w:tcPr/>
-                <w:p>
-                  <w:pPr>
-                    <w:pStyle w:val="Compact"/>
-                    <w:jc w:val="left"/>
-                    <w:jc w:val="center"/>
-                  </w:pPr>
-                  <w:r>
-                    <w:t xml:space="preserve">9,069 (36%)</w:t>
-                  </w:r>
-                </w:p>
-              </w:tc>
-              <w:tc>
-                <w:tcPr/>
-                <w:p>
-                  <w:pPr>
-                    <w:pStyle w:val="Compact"/>
-                    <w:jc w:val="left"/>
-                    <w:jc w:val="center"/>
-                  </w:pPr>
-                  <w:r>
-                    <w:t xml:space="preserve">28,418 (38%)</w:t>
-                  </w:r>
-                </w:p>
-              </w:tc>
-            </w:tr>
-            <w:tr>
-              <w:tc>
-                <w:tcPr/>
-                <w:p>
-                  <w:pPr>
-                    <w:pStyle w:val="Compact"/>
-                    <w:jc w:val="left"/>
-                    <w:jc w:val="center"/>
-                  </w:pPr>
-                  <w:r>
-                    <w:t xml:space="preserve">    Large town</w:t>
-                  </w:r>
-                </w:p>
-              </w:tc>
-              <w:tc>
-                <w:tcPr/>
-                <w:p>
-                  <w:pPr>
-                    <w:pStyle w:val="Compact"/>
-                    <w:jc w:val="left"/>
-                    <w:jc w:val="center"/>
-                  </w:pPr>
-                  <w:r>
-                    <w:t xml:space="preserve">10,573 (42%)</w:t>
-                  </w:r>
-                </w:p>
-              </w:tc>
-              <w:tc>
-                <w:tcPr/>
-                <w:p>
-                  <w:pPr>
-                    <w:pStyle w:val="Compact"/>
-                    <w:jc w:val="left"/>
-                    <w:jc w:val="center"/>
-                  </w:pPr>
-                  <w:r>
-                    <w:t xml:space="preserve">29,298 (39%)</w:t>
-                  </w:r>
-                </w:p>
-              </w:tc>
-            </w:tr>
-            <w:tr>
-              <w:tc>
-                <w:tcPr/>
-                <w:p>
-                  <w:pPr>
-                    <w:pStyle w:val="Compact"/>
-                    <w:jc w:val="left"/>
-                    <w:jc w:val="center"/>
-                  </w:pPr>
-                  <w:r>
-                    <w:t xml:space="preserve">q_gender</w:t>
-                  </w:r>
-                </w:p>
-              </w:tc>
-              <w:tc>
-                <w:tcPr/>
-                <w:p>
-                  <w:pPr>
-                    <w:pStyle w:val="Compact"/>
-                    <w:jc w:val="left"/>
-                    <w:jc w:val="center"/>
-                  </w:pPr>
-                  <w:r>
-                    <w:br/>
-                  </w:r>
-                </w:p>
-              </w:tc>
-              <w:tc>
-                <w:tcPr/>
-                <w:p>
-                  <w:pPr>
-                    <w:pStyle w:val="Compact"/>
-                    <w:jc w:val="left"/>
-                    <w:jc w:val="center"/>
-                  </w:pPr>
-                  <w:r>
-                    <w:br/>
-                  </w:r>
-                </w:p>
-              </w:tc>
-            </w:tr>
-            <w:tr>
-              <w:tc>
-                <w:tcPr/>
-                <w:p>
-                  <w:pPr>
-                    <w:pStyle w:val="Compact"/>
-                    <w:jc w:val="left"/>
-                    <w:jc w:val="center"/>
-                  </w:pPr>
-                  <w:r>
-                    <w:t xml:space="preserve">    Male</w:t>
-                  </w:r>
-                </w:p>
-              </w:tc>
-              <w:tc>
-                <w:tcPr/>
-                <w:p>
-                  <w:pPr>
-                    <w:pStyle w:val="Compact"/>
-                    <w:jc w:val="left"/>
-                    <w:jc w:val="center"/>
-                  </w:pPr>
-                  <w:r>
-                    <w:t xml:space="preserve">10,939 (43%)</w:t>
-                  </w:r>
-                </w:p>
-              </w:tc>
-              <w:tc>
-                <w:tcPr/>
-                <w:p>
-                  <w:pPr>
-                    <w:pStyle w:val="Compact"/>
-                    <w:jc w:val="left"/>
-                    <w:jc w:val="center"/>
-                  </w:pPr>
-                  <w:r>
-                    <w:t xml:space="preserve">39,456 (53%)</w:t>
-                  </w:r>
-                </w:p>
-              </w:tc>
-            </w:tr>
-            <w:tr>
-              <w:tc>
-                <w:tcPr/>
-                <w:p>
-                  <w:pPr>
-                    <w:pStyle w:val="Compact"/>
-                    <w:jc w:val="left"/>
-                    <w:jc w:val="center"/>
-                  </w:pPr>
-                  <w:r>
-                    <w:t xml:space="preserve">    Female</w:t>
-                  </w:r>
-                </w:p>
-              </w:tc>
-              <w:tc>
-                <w:tcPr/>
-                <w:p>
-                  <w:pPr>
-                    <w:pStyle w:val="Compact"/>
-                    <w:jc w:val="left"/>
-                    <w:jc w:val="center"/>
-                  </w:pPr>
-                  <w:r>
-                    <w:t xml:space="preserve">14,565 (57%)</w:t>
-                  </w:r>
-                </w:p>
-              </w:tc>
-              <w:tc>
-                <w:tcPr/>
-                <w:p>
-                  <w:pPr>
-                    <w:pStyle w:val="Compact"/>
-                    <w:jc w:val="left"/>
-                    <w:jc w:val="center"/>
-                  </w:pPr>
-                  <w:r>
-                    <w:t xml:space="preserve">35,514 (47%)</w:t>
-                  </w:r>
-                </w:p>
-              </w:tc>
-            </w:tr>
-            <w:tr>
-              <w:tc>
-                <w:tcPr/>
-                <w:p>
-                  <w:pPr>
-                    <w:pStyle w:val="Compact"/>
-                    <w:jc w:val="left"/>
-                    <w:jc w:val="center"/>
-                  </w:pPr>
-                  <w:r>
-                    <w:t xml:space="preserve">    Other</w:t>
-                  </w:r>
-                </w:p>
-              </w:tc>
-              <w:tc>
-                <w:tcPr/>
-                <w:p>
-                  <w:pPr>
-                    <w:pStyle w:val="Compact"/>
-                    <w:jc w:val="left"/>
-                    <w:jc w:val="center"/>
-                  </w:pPr>
-                  <w:r>
-                    <w:t xml:space="preserve">32 (0.1%)</w:t>
-                  </w:r>
-                </w:p>
-              </w:tc>
-              <w:tc>
-                <w:tcPr/>
-                <w:p>
-                  <w:pPr>
-                    <w:pStyle w:val="Compact"/>
-                    <w:jc w:val="left"/>
-                    <w:jc w:val="center"/>
-                  </w:pPr>
-                  <w:r>
-                    <w:t xml:space="preserve">114 (0.2%)</w:t>
-                  </w:r>
-                </w:p>
-              </w:tc>
-            </w:tr>
-            <w:tr>
-              <w:tc>
-                <w:tcPr/>
-                <w:p>
-                  <w:pPr>
-                    <w:pStyle w:val="Compact"/>
-                    <w:jc w:val="left"/>
-                    <w:jc w:val="center"/>
-                  </w:pPr>
-                  <w:r>
-                    <w:rPr>
-                      <w:vertAlign w:val="superscript"/>
-                    </w:rPr>
-                    <w:t xml:space="preserve">1</w:t>
-                  </w:r>
-                  <w:r>
-                    <w:t xml:space="preserve"> </w:t>
-                  </w:r>
-                  <w:r>
-                    <w:t xml:space="preserve">Median (Q1, Q3); n (%)</w:t>
-                  </w:r>
-                </w:p>
-              </w:tc>
-              <w:tc>
-                <w:tcPr/>
-                <w:p>
-                  <w:pPr>
-                    <w:pStyle w:val="Compact"/>
-                  </w:pPr>
-                </w:p>
-              </w:tc>
-              <w:tc>
-                <w:tcPr/>
-                <w:p>
-                  <w:pPr>
-                    <w:pStyle w:val="Compact"/>
-                  </w:pPr>
-                </w:p>
-              </w:tc>
-            </w:tr>
-          </w:tbl>
-          <w:bookmarkEnd w:id="87"/>
-          <w:p/>
-        </w:tc>
-      </w:tr>
-    </w:tbl>
-    <w:p>
-      <w:pPr>
-        <w:pStyle w:val="BodyText"/>
-      </w:pPr>
-      <w:r>
-        <w:rPr>
-          <w:vertAlign w:val="subscript"/>
-        </w:rPr>
-        <w:t xml:space="preserve">Source:</w:t>
-      </w:r>
-      <w:r>
-        <w:rPr>
-          <w:vertAlign w:val="subscript"/>
-        </w:rPr>
-        <w:t xml:space="preserve"> </w:t>
-      </w:r>
-      <w:hyperlink r:id="rId88">
-        <w:r>
-          <w:rPr>
-            <w:rStyle w:val="Hyperlink"/>
-            <w:vertAlign w:val="subscript"/>
-          </w:rPr>
-          <w:t xml:space="preserve">Code Notebook 3.1</w:t>
-        </w:r>
-      </w:hyperlink>
-    </w:p>
-    <w:bookmarkEnd w:id="89"/>
-    <w:bookmarkStart w:id="90" w:name="robustness"/>
-    <w:p>
-      <w:pPr>
-        <w:pStyle w:val="Heading3"/>
-      </w:pPr>
-      <w:r>
-        <w:t xml:space="preserve">8.6 Robustness</w:t>
-      </w:r>
-    </w:p>
-    <w:bookmarkEnd w:id="90"/>
+        <w:t xml:space="preserve">8.5 Robustness</w:t>
+      </w:r>
+    </w:p>
     <w:bookmarkEnd w:id="91"/>
+    <w:bookmarkEnd w:id="92"/>
     <w:sectPr>
       <w:footnotePr>
         <w:numRestart w:val="eachSect"/>

--- a/index.docx
+++ b/index.docx
@@ -10664,7 +10664,7 @@
     <w:bookmarkEnd w:id="199"/>
     <w:bookmarkEnd w:id="200"/>
     <w:bookmarkEnd w:id="201"/>
-    <w:bookmarkStart w:id="209" w:name="appendix"/>
+    <w:bookmarkStart w:id="228" w:name="appendix"/>
     <w:p>
       <w:pPr>
         <w:pStyle w:val="Heading2"/>
@@ -16180,14 +16180,13 @@
       </w:hyperlink>
     </w:p>
     <w:bookmarkEnd w:id="208"/>
-    <w:bookmarkEnd w:id="209"/>
-    <w:bookmarkStart w:id="214" w:name="schematic-overview"/>
-    <w:p>
-      <w:pPr>
-        <w:pStyle w:val="Heading2"/>
-      </w:pPr>
-      <w:r>
-        <w:t xml:space="preserve">10 Schematic overview</w:t>
+    <w:bookmarkStart w:id="210" w:name="survey-item-wording-english-version"/>
+    <w:p>
+      <w:pPr>
+        <w:pStyle w:val="Heading3"/>
+      </w:pPr>
+      <w:r>
+        <w:t xml:space="preserve">9.2 Survey item wording (English version)</w:t>
       </w:r>
     </w:p>
     <w:tbl>
@@ -16203,144 +16202,7 @@
       <w:tr>
         <w:tc>
           <w:tcPr/>
-          <w:bookmarkStart w:id="213" w:name="fig-respondents"/>
-          <w:p>
-            <w:pPr>
-              <w:pStyle w:val="Compact"/>
-              <w:jc w:val="center"/>
-            </w:pPr>
-            <w:r>
-              <w:drawing>
-                <wp:inline>
-                  <wp:extent cx="5334000" cy="3879272"/>
-                  <wp:effectExtent b="0" l="0" r="0" t="0"/>
-                  <wp:docPr descr="" title="" id="211" name="Picture"/>
-                  <a:graphic>
-                    <a:graphicData uri="http://schemas.openxmlformats.org/drawingml/2006/picture">
-                      <pic:pic>
-                        <pic:nvPicPr>
-                          <pic:cNvPr descr="index_files/figure-docx/5e258efa-9307-47c4-bc48-6c7b58c99db1-1-3.1_descr_anal_files\figure-ipynb\mermaid-figure-1.png" id="212" name="Picture"/>
-                          <pic:cNvPicPr>
-                            <a:picLocks noChangeArrowheads="1" noChangeAspect="1"/>
-                          </pic:cNvPicPr>
-                        </pic:nvPicPr>
-                        <pic:blipFill>
-                          <a:blip r:embed="rId210"/>
-                          <a:stretch>
-                            <a:fillRect/>
-                          </a:stretch>
-                        </pic:blipFill>
-                        <pic:spPr bwMode="auto">
-                          <a:xfrm>
-                            <a:off x="0" y="0"/>
-                            <a:ext cx="5334000" cy="3879272"/>
-                          </a:xfrm>
-                          <a:prstGeom prst="rect">
-                            <a:avLst/>
-                          </a:prstGeom>
-                          <a:noFill/>
-                          <a:ln w="9525">
-                            <a:noFill/>
-                            <a:headEnd/>
-                            <a:tailEnd/>
-                          </a:ln>
-                        </pic:spPr>
-                      </pic:pic>
-                    </a:graphicData>
-                  </a:graphic>
-                </wp:inline>
-              </w:drawing>
-            </w:r>
-          </w:p>
-          <w:p>
-            <w:pPr>
-              <w:jc w:val="center"/>
-            </w:pPr>
-            <w:pPr>
-              <w:jc w:val="left"/>
-              <w:spacing w:before="200"/>
-              <w:pStyle w:val="ImageCaption"/>
-            </w:pPr>
-            <w:r>
-              <w:t xml:space="preserve">Figure 6: Distribution of respondents by reported party attachment and vote</w:t>
-            </w:r>
-            <w:r>
-              <w:t xml:space="preserve"> </w:t>
-            </w:r>
-            <w:r>
-              <w:t xml:space="preserve">behavior. Percentages refer to the parent</w:t>
-            </w:r>
-            <w:r>
-              <w:t xml:space="preserve"> </w:t>
-            </w:r>
-            <w:r>
-              <w:t xml:space="preserve">node.</w:t>
-            </w:r>
-          </w:p>
-          <w:bookmarkEnd w:id="213"/>
-        </w:tc>
-      </w:tr>
-    </w:tbl>
-    <w:bookmarkEnd w:id="214"/>
-    <w:bookmarkStart w:id="216" w:name="figures"/>
-    <w:p>
-      <w:pPr>
-        <w:pStyle w:val="Heading2"/>
-      </w:pPr>
-      <w:r>
-        <w:t xml:space="preserve">11 Figures</w:t>
-      </w:r>
-    </w:p>
-    <w:p>
-      <w:pPr>
-        <w:pStyle w:val="FirstParagraph"/>
-      </w:pPr>
-      <w:r>
-        <w:rPr>
-          <w:vertAlign w:val="subscript"/>
-        </w:rPr>
-        <w:t xml:space="preserve">Source:</w:t>
-      </w:r>
-      <w:r>
-        <w:rPr>
-          <w:vertAlign w:val="subscript"/>
-        </w:rPr>
-        <w:t xml:space="preserve"> </w:t>
-      </w:r>
-      <w:hyperlink r:id="rId215">
-        <w:r>
-          <w:rPr>
-            <w:rStyle w:val="Hyperlink"/>
-            <w:vertAlign w:val="subscript"/>
-          </w:rPr>
-          <w:t xml:space="preserve">Code Notebook 3.1</w:t>
-        </w:r>
-      </w:hyperlink>
-    </w:p>
-    <w:bookmarkEnd w:id="216"/>
-    <w:bookmarkStart w:id="218" w:name="survey-item-wording-english-version"/>
-    <w:p>
-      <w:pPr>
-        <w:pStyle w:val="Heading3"/>
-      </w:pPr>
-      <w:r>
-        <w:t xml:space="preserve">11.1 Survey item wording (English version)</w:t>
-      </w:r>
-    </w:p>
-    <w:tbl>
-      <w:tblPr>
-        <w:tblStyle w:val="Table"/>
-        <w:tblW w:type="pct" w:w="5000"/>
-        <w:tblLayout w:type="fixed"/>
-        <w:tblLook w:firstRow="0" w:lastRow="0" w:firstColumn="0" w:lastColumn="0" w:noHBand="0" w:noVBand="0" w:val="0000"/>
-      </w:tblPr>
-      <w:tblGrid>
-        <w:gridCol w:w="7920"/>
-      </w:tblGrid>
-      <w:tr>
-        <w:tc>
-          <w:tcPr/>
-          <w:bookmarkStart w:id="217" w:name="tbl-survey-items"/>
+          <w:bookmarkStart w:id="209" w:name="tbl-survey-items"/>
           <w:p>
             <w:pPr>
               <w:jc w:val="center"/>
@@ -16509,19 +16371,19 @@
               </w:tc>
             </w:tr>
           </w:tbl>
-          <w:bookmarkEnd w:id="217"/>
+          <w:bookmarkEnd w:id="209"/>
           <w:p/>
         </w:tc>
       </w:tr>
     </w:tbl>
-    <w:bookmarkEnd w:id="218"/>
-    <w:bookmarkStart w:id="223" w:name="experimental-setup"/>
+    <w:bookmarkEnd w:id="210"/>
+    <w:bookmarkStart w:id="215" w:name="experimental-setup"/>
     <w:p>
       <w:pPr>
         <w:pStyle w:val="Heading3"/>
       </w:pPr>
       <w:r>
-        <w:t xml:space="preserve">11.2 Experimental setup</w:t>
+        <w:t xml:space="preserve">9.3 Experimental setup</w:t>
       </w:r>
     </w:p>
     <w:p>
@@ -16786,7 +16648,7 @@
           <w:rPr>
             <w:rStyle w:val="Hyperlink"/>
           </w:rPr>
-          <w:t xml:space="preserve">Figure 7</w:t>
+          <w:t xml:space="preserve">Figure 6</w:t>
         </w:r>
       </w:hyperlink>
       <w:r>
@@ -16809,7 +16671,7 @@
       <w:tr>
         <w:tc>
           <w:tcPr/>
-          <w:bookmarkStart w:id="222" w:name="fig-example-profile"/>
+          <w:bookmarkStart w:id="214" w:name="fig-example-profile"/>
           <w:p>
             <w:pPr>
               <w:pStyle w:val="Compact"/>
@@ -16820,18 +16682,18 @@
                 <wp:inline>
                   <wp:extent cx="4458846" cy="3911430"/>
                   <wp:effectExtent b="0" l="0" r="0" t="0"/>
-                  <wp:docPr descr="" title="" id="220" name="Picture"/>
+                  <wp:docPr descr="" title="" id="212" name="Picture"/>
                   <a:graphic>
                     <a:graphicData uri="http://schemas.openxmlformats.org/drawingml/2006/picture">
                       <pic:pic>
                         <pic:nvPicPr>
-                          <pic:cNvPr descr="images/cj-example-profile.png" id="221" name="Picture"/>
+                          <pic:cNvPr descr="images/cj-example-profile.png" id="213" name="Picture"/>
                           <pic:cNvPicPr>
                             <a:picLocks noChangeArrowheads="1" noChangeAspect="1"/>
                           </pic:cNvPicPr>
                         </pic:nvPicPr>
                         <pic:blipFill>
-                          <a:blip r:embed="rId219"/>
+                          <a:blip r:embed="rId211"/>
                           <a:stretch>
                             <a:fillRect/>
                           </a:stretch>
@@ -16868,21 +16730,21 @@
               <w:pStyle w:val="ImageCaption"/>
             </w:pPr>
             <w:r>
-              <w:t xml:space="preserve">Figure 7: Example of potential co-player profile.</w:t>
+              <w:t xml:space="preserve">Figure 6: Example of potential co-player profile.</w:t>
             </w:r>
           </w:p>
-          <w:bookmarkEnd w:id="222"/>
+          <w:bookmarkEnd w:id="214"/>
         </w:tc>
       </w:tr>
     </w:tbl>
-    <w:bookmarkEnd w:id="223"/>
-    <w:bookmarkStart w:id="234" w:name="distribution-of-y"/>
+    <w:bookmarkEnd w:id="215"/>
+    <w:bookmarkStart w:id="226" w:name="distribution-of-y"/>
     <w:p>
       <w:pPr>
         <w:pStyle w:val="Heading3"/>
       </w:pPr>
       <w:r>
-        <w:t xml:space="preserve">11.3 Distribution of Y</w:t>
+        <w:t xml:space="preserve">9.4 Distribution of Y</w:t>
       </w:r>
     </w:p>
     <w:tbl>
@@ -16898,7 +16760,7 @@
       <w:tr>
         <w:tc>
           <w:tcPr/>
-          <w:bookmarkStart w:id="227" w:name="fig-distr-token"/>
+          <w:bookmarkStart w:id="219" w:name="fig-distr-token"/>
           <w:p>
             <w:pPr>
               <w:pStyle w:val="Compact"/>
@@ -16909,18 +16771,18 @@
                 <wp:inline>
                   <wp:extent cx="5334000" cy="3810000"/>
                   <wp:effectExtent b="0" l="0" r="0" t="0"/>
-                  <wp:docPr descr="" title="" id="225" name="Picture"/>
+                  <wp:docPr descr="" title="" id="217" name="Picture"/>
                   <a:graphic>
                     <a:graphicData uri="http://schemas.openxmlformats.org/drawingml/2006/picture">
                       <pic:pic>
                         <pic:nvPicPr>
-                          <pic:cNvPr descr="index_files/figure-docx/code-03_explanal-3.1_descr_anal-fig-distr-token-output-2.png" id="226" name="Picture"/>
+                          <pic:cNvPr descr="index_files/figure-docx/code-03_explanal-3.1_descr_anal-fig-distr-token-output-2.png" id="218" name="Picture"/>
                           <pic:cNvPicPr>
                             <a:picLocks noChangeArrowheads="1" noChangeAspect="1"/>
                           </pic:cNvPicPr>
                         </pic:nvPicPr>
                         <pic:blipFill>
-                          <a:blip r:embed="rId224"/>
+                          <a:blip r:embed="rId216"/>
                           <a:stretch>
                             <a:fillRect/>
                           </a:stretch>
@@ -16957,7 +16819,7 @@
               <w:pStyle w:val="ImageCaption"/>
             </w:pPr>
             <w:r>
-              <w:t xml:space="preserve">Figure 8: Distribution of token allocation by game. Dictator game:</w:t>
+              <w:t xml:space="preserve">Figure 7: Distribution of token allocation by game. Dictator game:</w:t>
             </w:r>
             <w:r>
               <w:t xml:space="preserve"> </w:t>
@@ -17131,7 +16993,7 @@
               </m:r>
             </m:oMath>
           </w:p>
-          <w:bookmarkEnd w:id="227"/>
+          <w:bookmarkEnd w:id="219"/>
         </w:tc>
       </w:tr>
     </w:tbl>
@@ -17151,7 +17013,7 @@
         </w:rPr>
         <w:t xml:space="preserve"> </w:t>
       </w:r>
-      <w:hyperlink r:id="rId228">
+      <w:hyperlink r:id="rId220">
         <w:r>
           <w:rPr>
             <w:rStyle w:val="Hyperlink"/>
@@ -17174,7 +17036,7 @@
       <w:tr>
         <w:tc>
           <w:tcPr/>
-          <w:bookmarkStart w:id="232" w:name="fig-distr-thermo"/>
+          <w:bookmarkStart w:id="224" w:name="fig-distr-thermo"/>
           <w:p>
             <w:pPr>
               <w:pStyle w:val="Compact"/>
@@ -17185,18 +17047,18 @@
                 <wp:inline>
                   <wp:extent cx="5334000" cy="3809999"/>
                   <wp:effectExtent b="0" l="0" r="0" t="0"/>
-                  <wp:docPr descr="" title="" id="230" name="Picture"/>
+                  <wp:docPr descr="" title="" id="222" name="Picture"/>
                   <a:graphic>
                     <a:graphicData uri="http://schemas.openxmlformats.org/drawingml/2006/picture">
                       <pic:pic>
                         <pic:nvPicPr>
-                          <pic:cNvPr descr="index_files/figure-docx/code-03_explanal-3.2_ap_measures-fig-distr-thermo-output-2.png" id="231" name="Picture"/>
+                          <pic:cNvPr descr="index_files/figure-docx/code-03_explanal-3.2_ap_measures-fig-distr-thermo-output-2.png" id="223" name="Picture"/>
                           <pic:cNvPicPr>
                             <a:picLocks noChangeArrowheads="1" noChangeAspect="1"/>
                           </pic:cNvPicPr>
                         </pic:nvPicPr>
                         <pic:blipFill>
-                          <a:blip r:embed="rId229"/>
+                          <a:blip r:embed="rId221"/>
                           <a:stretch>
                             <a:fillRect/>
                           </a:stretch>
@@ -17233,7 +17095,7 @@
               <w:pStyle w:val="ImageCaption"/>
             </w:pPr>
             <w:r>
-              <w:t xml:space="preserve">Figure 9: Distribution of thermometer ratings (rescaled from 0-100 to 0-10).</w:t>
+              <w:t xml:space="preserve">Figure 8: Distribution of thermometer ratings (rescaled from 0-100 to 0-10).</w:t>
             </w:r>
             <w:r>
               <w:t xml:space="preserve"> </w:t>
@@ -17320,7 +17182,7 @@
               </m:r>
             </m:oMath>
           </w:p>
-          <w:bookmarkEnd w:id="232"/>
+          <w:bookmarkEnd w:id="224"/>
         </w:tc>
       </w:tr>
     </w:tbl>
@@ -17340,7 +17202,7 @@
         </w:rPr>
         <w:t xml:space="preserve"> </w:t>
       </w:r>
-      <w:hyperlink r:id="rId233">
+      <w:hyperlink r:id="rId225">
         <w:r>
           <w:rPr>
             <w:rStyle w:val="Hyperlink"/>
@@ -17350,17 +17212,18 @@
         </w:r>
       </w:hyperlink>
     </w:p>
-    <w:bookmarkEnd w:id="234"/>
-    <w:bookmarkStart w:id="235" w:name="robustness"/>
+    <w:bookmarkEnd w:id="226"/>
+    <w:bookmarkStart w:id="227" w:name="robustness"/>
     <w:p>
       <w:pPr>
         <w:pStyle w:val="Heading3"/>
       </w:pPr>
       <w:r>
-        <w:t xml:space="preserve">11.4 Robustness</w:t>
-      </w:r>
-    </w:p>
-    <w:bookmarkEnd w:id="235"/>
+        <w:t xml:space="preserve">9.5 Robustness</w:t>
+      </w:r>
+    </w:p>
+    <w:bookmarkEnd w:id="227"/>
+    <w:bookmarkEnd w:id="228"/>
     <w:sectPr>
       <w:footnotePr>
         <w:numRestart w:val="eachSect"/>
